--- a/backend-app/samples/FILE MAU HOP DONG CÒN LẠI/3.1 MAU HDONG - 0406 (HỘI NGHỊ + TIỆC-TEABREAK).docx
+++ b/backend-app/samples/FILE MAU HOP DONG CÒN LẠI/3.1 MAU HDONG - 0406 (HỘI NGHỊ + TIỆC-TEABREAK).docx
@@ -439,51 +439,66 @@
         </w:rPr>
       </w:pPr>
       <w:r>
-        <w:rPr>
-          <w:rFonts w:ascii="Times New Roman" w:hAnsi="Times New Roman"/>
-          <w:iCs/>
-          <w:sz w:val="26"/>
-          <w:szCs w:val="26"/>
-        </w:rPr>
-        <w:t xml:space="preserve">Hôm nay, ngày …. tháng… năm 2025, tại Công ty </w:t>
-      </w:r>
-      <w:r>
-        <w:rPr>
-          <w:rFonts w:ascii="Times New Roman" w:hAnsi="Times New Roman"/>
-          <w:iCs/>
+        <w:t>Hôm nay, ngày {NgayLapHD} tháng {ThangLapHD} năm {NamLapHD}, tại Công ty TNHH Giải Trí Hoàng Hải</w:t>
+      </w:r>
+    </w:p>
+    <w:p>
+      <w:pPr>
+        <w:shd w:val="clear" w:color="auto" w:fill="FFFFFF" w:themeFill="background1"/>
+        <w:spacing w:line="360" w:lineRule="auto"/>
+        <w:ind w:leftChars="100" w:left="320"/>
+        <w:rPr>
+          <w:rFonts w:ascii="Times New Roman" w:hAnsi="Times New Roman"/>
+          <w:b/>
+          <w:sz w:val="26"/>
+          <w:szCs w:val="26"/>
+        </w:rPr>
+      </w:pPr>
+      <w:r>
+        <w:rPr>
+          <w:rFonts w:ascii="Times New Roman" w:hAnsi="Times New Roman"/>
+          <w:b/>
+          <w:sz w:val="26"/>
+          <w:szCs w:val="26"/>
+        </w:rPr>
+        <w:t xml:space="preserve">BÊN A: </w:t>
+      </w:r>
+      <w:r>
+        <w:rPr>
+          <w:rFonts w:ascii="Times New Roman" w:hAnsi="Times New Roman"/>
+          <w:b/>
+          <w:sz w:val="26"/>
+          <w:szCs w:val="26"/>
+        </w:rPr>
+        <w:tab/>
+      </w:r>
+      <w:r>
+        <w:rPr>
+          <w:rFonts w:ascii="Times New Roman" w:hAnsi="Times New Roman"/>
+          <w:b/>
+          <w:sz w:val="26"/>
+          <w:szCs w:val="26"/>
+        </w:rPr>
+        <w:tab/>
+      </w:r>
+      <w:r>
+        <w:rPr>
+          <w:rFonts w:ascii="Times New Roman" w:hAnsi="Times New Roman"/>
+          <w:b/>
           <w:sz w:val="26"/>
           <w:szCs w:val="26"/>
           <w:lang w:val="fr-FR"/>
         </w:rPr>
-        <w:t>T</w:t>
-      </w:r>
-      <w:r>
-        <w:rPr>
-          <w:rFonts w:ascii="Times New Roman" w:hAnsi="Times New Roman"/>
-          <w:iCs/>
-          <w:sz w:val="26"/>
-          <w:szCs w:val="26"/>
-        </w:rPr>
-        <w:t>NHH</w:t>
-      </w:r>
-      <w:r>
-        <w:rPr>
-          <w:rFonts w:ascii="Times New Roman" w:hAnsi="Times New Roman"/>
-          <w:iCs/>
-          <w:sz w:val="26"/>
-          <w:szCs w:val="26"/>
-          <w:lang w:val="fr-FR"/>
-        </w:rPr>
-        <w:t xml:space="preserve"> </w:t>
-      </w:r>
-      <w:r>
-        <w:rPr>
-          <w:rFonts w:ascii="Times New Roman" w:hAnsi="Times New Roman"/>
-          <w:iCs/>
-          <w:sz w:val="26"/>
-          <w:szCs w:val="26"/>
-        </w:rPr>
-        <w:t>Giải Trí Hoàng Hải</w:t>
+        <w:t xml:space="preserve">CÔNG TY TNHH </w:t>
+      </w:r>
+      <w:r>
+        <w:rPr>
+          <w:rFonts w:ascii="Times New Roman" w:hAnsi="Times New Roman"/>
+          <w:b/>
+          <w:sz w:val="26"/>
+          <w:szCs w:val="26"/>
+        </w:rPr>
+        <w:t>GIẢI TRÍ HOÀNG HẢI</w:t>
       </w:r>
     </w:p>
     <w:p>
@@ -499,91 +514,10 @@
         </w:rPr>
       </w:pPr>
       <w:r>
-        <w:rPr>
-          <w:rFonts w:ascii="Times New Roman" w:hAnsi="Times New Roman"/>
-          <w:b/>
-          <w:sz w:val="26"/>
-          <w:szCs w:val="26"/>
-        </w:rPr>
-        <w:t xml:space="preserve">BÊN A: </w:t>
-      </w:r>
-      <w:r>
-        <w:rPr>
-          <w:rFonts w:ascii="Times New Roman" w:hAnsi="Times New Roman"/>
-          <w:b/>
-          <w:sz w:val="26"/>
-          <w:szCs w:val="26"/>
-        </w:rPr>
+        <w:t>Đại Diện</w:t>
         <w:tab/>
-      </w:r>
-      <w:r>
-        <w:rPr>
-          <w:rFonts w:ascii="Times New Roman" w:hAnsi="Times New Roman"/>
-          <w:b/>
-          <w:sz w:val="26"/>
-          <w:szCs w:val="26"/>
-        </w:rPr>
         <w:tab/>
-      </w:r>
-      <w:r>
-        <w:rPr>
-          <w:rFonts w:ascii="Times New Roman" w:hAnsi="Times New Roman"/>
-          <w:b/>
-          <w:sz w:val="26"/>
-          <w:szCs w:val="26"/>
-          <w:lang w:val="fr-FR"/>
-        </w:rPr>
-        <w:t xml:space="preserve">CÔNG TY TNHH </w:t>
-      </w:r>
-      <w:r>
-        <w:rPr>
-          <w:rFonts w:ascii="Times New Roman" w:hAnsi="Times New Roman"/>
-          <w:b/>
-          <w:sz w:val="26"/>
-          <w:szCs w:val="26"/>
-        </w:rPr>
-        <w:t>GIẢI TRÍ HOÀNG HẢI</w:t>
-      </w:r>
-    </w:p>
-    <w:p>
-      <w:pPr>
-        <w:shd w:val="clear" w:color="auto" w:fill="FFFFFF" w:themeFill="background1"/>
-        <w:spacing w:line="360" w:lineRule="auto"/>
-        <w:ind w:leftChars="100" w:left="320"/>
-        <w:rPr>
-          <w:rFonts w:ascii="Times New Roman" w:hAnsi="Times New Roman"/>
-          <w:b/>
-          <w:sz w:val="26"/>
-          <w:szCs w:val="26"/>
-        </w:rPr>
-      </w:pPr>
-      <w:bookmarkStart w:id="0" w:name="_Hlk135660413"/>
-      <w:r>
-        <w:rPr>
-          <w:rFonts w:ascii="Times New Roman" w:hAnsi="Times New Roman"/>
-          <w:sz w:val="26"/>
-          <w:szCs w:val="26"/>
-        </w:rPr>
-        <w:t>Đại Diện</w:t>
-      </w:r>
-      <w:r>
-        <w:rPr>
-          <w:rFonts w:ascii="Times New Roman" w:hAnsi="Times New Roman"/>
-          <w:b/>
-          <w:sz w:val="26"/>
-          <w:szCs w:val="26"/>
-        </w:rPr>
-        <w:tab/>
-      </w:r>
-      <w:r>
-        <w:rPr>
-          <w:rFonts w:ascii="Times New Roman" w:hAnsi="Times New Roman"/>
-          <w:b/>
-          <w:sz w:val="26"/>
-          <w:szCs w:val="26"/>
-        </w:rPr>
-        <w:tab/>
-        <w:t>Ông</w:t>
+        <w:t>Ông/Bà {BenB_TenDaiDien}</w:t>
       </w:r>
     </w:p>
     <w:p>
@@ -764,22 +698,10 @@
         </w:rPr>
       </w:pPr>
       <w:r>
-        <w:rPr>
-          <w:rFonts w:ascii="Times New Roman" w:hAnsi="Times New Roman"/>
-          <w:b/>
-          <w:sz w:val="26"/>
-          <w:szCs w:val="26"/>
-        </w:rPr>
-        <w:t xml:space="preserve">BÊN B: </w:t>
-      </w:r>
-      <w:r>
-        <w:rPr>
-          <w:rFonts w:ascii="Times New Roman" w:hAnsi="Times New Roman"/>
-          <w:b/>
-          <w:sz w:val="26"/>
-          <w:szCs w:val="26"/>
-        </w:rPr>
+        <w:t>BÊN B:</w:t>
         <w:tab/>
+        <w:tab/>
+        <w:t>{BenB_TenChuTiec}</w:t>
       </w:r>
     </w:p>
     <w:p>
@@ -795,31 +717,10 @@
         </w:rPr>
       </w:pPr>
       <w:r>
-        <w:rPr>
-          <w:rFonts w:ascii="Times New Roman" w:hAnsi="Times New Roman"/>
-          <w:sz w:val="26"/>
-          <w:szCs w:val="26"/>
-        </w:rPr>
         <w:t>Đại Diện</w:t>
-      </w:r>
-      <w:r>
-        <w:rPr>
-          <w:rFonts w:ascii="Times New Roman" w:hAnsi="Times New Roman"/>
-          <w:b/>
-          <w:sz w:val="26"/>
-          <w:szCs w:val="26"/>
-        </w:rPr>
         <w:tab/>
-      </w:r>
-      <w:r>
-        <w:rPr>
-          <w:rFonts w:ascii="Times New Roman" w:hAnsi="Times New Roman"/>
-          <w:b/>
-          <w:sz w:val="26"/>
-          <w:szCs w:val="26"/>
-        </w:rPr>
         <w:tab/>
-        <w:t>Ông</w:t>
+        <w:t>Ông/Bà {BenB_TenDaiDien}</w:t>
       </w:r>
     </w:p>
     <w:p>
@@ -834,29 +735,10 @@
         </w:rPr>
       </w:pPr>
       <w:r>
-        <w:rPr>
-          <w:rFonts w:ascii="Times New Roman" w:hAnsi="Times New Roman"/>
-          <w:bCs/>
-          <w:sz w:val="26"/>
-          <w:szCs w:val="26"/>
-        </w:rPr>
         <w:t>Chức Vụ</w:t>
-      </w:r>
-      <w:r>
-        <w:rPr>
-          <w:rFonts w:ascii="Times New Roman" w:hAnsi="Times New Roman"/>
-          <w:sz w:val="26"/>
-          <w:szCs w:val="26"/>
-        </w:rPr>
         <w:tab/>
-      </w:r>
-      <w:r>
-        <w:rPr>
-          <w:rFonts w:ascii="Times New Roman" w:hAnsi="Times New Roman"/>
-          <w:sz w:val="26"/>
-          <w:szCs w:val="26"/>
-        </w:rPr>
         <w:tab/>
+        <w:t>{BenB_ChucVu}</w:t>
       </w:r>
     </w:p>
     <w:p>
@@ -871,28 +753,10 @@
         </w:rPr>
       </w:pPr>
       <w:r>
-        <w:rPr>
-          <w:rFonts w:ascii="Times New Roman" w:hAnsi="Times New Roman"/>
-          <w:sz w:val="26"/>
-          <w:szCs w:val="26"/>
-        </w:rPr>
         <w:t>Địa Chỉ</w:t>
-      </w:r>
-      <w:r>
-        <w:rPr>
-          <w:rFonts w:ascii="Times New Roman" w:hAnsi="Times New Roman"/>
-          <w:sz w:val="26"/>
-          <w:szCs w:val="26"/>
-        </w:rPr>
         <w:tab/>
-      </w:r>
-      <w:r>
-        <w:rPr>
-          <w:rFonts w:ascii="Times New Roman" w:hAnsi="Times New Roman"/>
-          <w:sz w:val="26"/>
-          <w:szCs w:val="26"/>
-        </w:rPr>
         <w:tab/>
+        <w:t>{BenB_DiaChi}</w:t>
       </w:r>
     </w:p>
     <w:p>
@@ -907,28 +771,10 @@
         </w:rPr>
       </w:pPr>
       <w:r>
-        <w:rPr>
-          <w:rFonts w:ascii="Times New Roman" w:hAnsi="Times New Roman"/>
-          <w:sz w:val="26"/>
-          <w:szCs w:val="26"/>
-        </w:rPr>
         <w:t>Điện thoại</w:t>
-      </w:r>
-      <w:r>
-        <w:rPr>
-          <w:rFonts w:ascii="Times New Roman" w:hAnsi="Times New Roman"/>
-          <w:sz w:val="26"/>
-          <w:szCs w:val="26"/>
-        </w:rPr>
         <w:tab/>
-      </w:r>
-      <w:r>
-        <w:rPr>
-          <w:rFonts w:ascii="Times New Roman" w:hAnsi="Times New Roman"/>
-          <w:sz w:val="26"/>
-          <w:szCs w:val="26"/>
-        </w:rPr>
         <w:tab/>
+        <w:t>{BenB_DienThoai}</w:t>
       </w:r>
     </w:p>
     <w:p>
@@ -943,12 +789,10 @@
         </w:rPr>
       </w:pPr>
       <w:r>
-        <w:rPr>
-          <w:rFonts w:ascii="Times New Roman" w:hAnsi="Times New Roman"/>
-          <w:sz w:val="26"/>
-          <w:szCs w:val="26"/>
-        </w:rPr>
-        <w:t xml:space="preserve">MST </w:t>
+        <w:t>MST</w:t>
+        <w:tab/>
+        <w:tab/>
+        <w:t>{BenB_CCCD}</w:t>
       </w:r>
     </w:p>
     <w:p>
@@ -1125,395 +969,254 @@
         </w:rPr>
       </w:pPr>
       <w:r>
-        <w:rPr>
-          <w:rFonts w:ascii="Times New Roman" w:eastAsia="SimSun" w:hAnsi="Times New Roman"/>
-          <w:sz w:val="26"/>
-          <w:szCs w:val="26"/>
-          <w:lang w:eastAsia="zh-CN" w:bidi="ar"/>
-        </w:rPr>
-        <w:t xml:space="preserve">- </w:t>
-      </w:r>
-      <w:r>
-        <w:rPr>
-          <w:rFonts w:ascii="Times New Roman" w:eastAsia="SimSun" w:hAnsi="Times New Roman"/>
-          <w:b/>
-          <w:bCs/>
-          <w:sz w:val="26"/>
-          <w:szCs w:val="26"/>
-          <w:lang w:eastAsia="zh-CN" w:bidi="ar"/>
-        </w:rPr>
-        <w:t xml:space="preserve">Địa điểm </w:t>
-      </w:r>
-      <w:r>
-        <w:rPr>
-          <w:rFonts w:ascii="Times New Roman" w:eastAsia="SimSun" w:hAnsi="Times New Roman"/>
-          <w:b/>
-          <w:bCs/>
-          <w:sz w:val="26"/>
-          <w:szCs w:val="26"/>
-          <w:lang w:eastAsia="zh-CN" w:bidi="ar"/>
+        <w:t xml:space="preserve">- Địa điểm hội nghị: {Tiec_SanhTiec} </w:t>
+      </w:r>
+    </w:p>
+    <w:p>
+      <w:pPr>
+        <w:shd w:val="clear" w:color="auto" w:fill="FFFFFF" w:themeFill="background1"/>
+        <w:spacing w:line="360" w:lineRule="auto"/>
+        <w:ind w:leftChars="100" w:left="320"/>
+        <w:rPr>
+          <w:rFonts w:ascii="Times New Roman" w:eastAsia="SimSun" w:hAnsi="Times New Roman"/>
+          <w:sz w:val="26"/>
+          <w:szCs w:val="26"/>
+          <w:lang w:eastAsia="zh-CN" w:bidi="ar"/>
+        </w:rPr>
+      </w:pPr>
+      <w:r>
+        <w:t>+ Số lượng khách tham dự hội nghị: {SoKhachDiemDanh} khách</w:t>
+      </w:r>
+    </w:p>
+    <w:p>
+      <w:pPr>
+        <w:shd w:val="clear" w:color="auto" w:fill="FFFFFF" w:themeFill="background1"/>
+        <w:spacing w:line="360" w:lineRule="auto"/>
+        <w:ind w:leftChars="100" w:left="320"/>
+        <w:rPr>
+          <w:rFonts w:ascii="Times New Roman" w:eastAsia="SimSun" w:hAnsi="Times New Roman"/>
+          <w:sz w:val="26"/>
+          <w:szCs w:val="26"/>
+          <w:lang w:eastAsia="zh-CN" w:bidi="ar"/>
+        </w:rPr>
+      </w:pPr>
+      <w:r>
+        <w:t>+ Thời gian setup sảnh hội nghị: Từ {SetupBatDau} - {SetupKetThuc} vào Ngày {NgayLapHD} tháng {ThangLapHD} năm {NamLapHD}</w:t>
+      </w:r>
+    </w:p>
+    <w:p>
+      <w:pPr>
+        <w:shd w:val="clear" w:color="auto" w:fill="FFFFFF" w:themeFill="background1"/>
+        <w:spacing w:line="360" w:lineRule="auto"/>
+        <w:ind w:leftChars="100" w:left="320"/>
+        <w:rPr>
+          <w:rFonts w:ascii="Times New Roman" w:eastAsia="SimSun" w:hAnsi="Times New Roman"/>
+          <w:sz w:val="26"/>
+          <w:szCs w:val="26"/>
+          <w:lang w:eastAsia="zh-CN" w:bidi="ar"/>
+        </w:rPr>
+      </w:pPr>
+      <w:r>
+        <w:t>+ Thời gian diễn ra hội nghị: Từ {Tiec_GioBatDau} - {Tiec_GioKetThuc} vào Ngày {NgayLapHD} tháng {ThangLapHD} năm {NamLapHD}</w:t>
+      </w:r>
+    </w:p>
+    <w:p>
+      <w:pPr>
+        <w:shd w:val="clear" w:color="auto" w:fill="FFFFFF" w:themeFill="background1"/>
+        <w:spacing w:line="360" w:lineRule="auto"/>
+        <w:ind w:leftChars="100" w:left="320"/>
+        <w:rPr>
+          <w:rFonts w:ascii="Times New Roman" w:hAnsi="Times New Roman"/>
+          <w:sz w:val="26"/>
+          <w:szCs w:val="26"/>
+        </w:rPr>
+      </w:pPr>
+      <w:r>
+        <w:rPr>
+          <w:rFonts w:ascii="Times New Roman" w:eastAsia="SimSun" w:hAnsi="Times New Roman"/>
+          <w:b/>
+          <w:bCs/>
+          <w:sz w:val="26"/>
+          <w:szCs w:val="26"/>
+          <w:lang w:eastAsia="zh-CN" w:bidi="ar"/>
+        </w:rPr>
+        <w:t>- Địa điểm tiệc tối</w:t>
+      </w:r>
+      <w:r>
+        <w:rPr>
+          <w:rFonts w:ascii="Times New Roman" w:eastAsia="SimSun" w:hAnsi="Times New Roman"/>
+          <w:sz w:val="26"/>
+          <w:szCs w:val="26"/>
+          <w:lang w:eastAsia="zh-CN" w:bidi="ar"/>
+        </w:rPr>
+        <w:t>: Lux E</w:t>
+      </w:r>
+    </w:p>
+    <w:p>
+      <w:pPr>
+        <w:shd w:val="clear" w:color="auto" w:fill="FFFFFF" w:themeFill="background1"/>
+        <w:spacing w:line="360" w:lineRule="auto"/>
+        <w:ind w:leftChars="100" w:left="320"/>
+        <w:rPr>
+          <w:rFonts w:ascii="Times New Roman" w:eastAsia="SimSun" w:hAnsi="Times New Roman"/>
+          <w:sz w:val="26"/>
+          <w:szCs w:val="26"/>
+          <w:lang w:eastAsia="zh-CN" w:bidi="ar"/>
+        </w:rPr>
+      </w:pPr>
+      <w:r>
+        <w:rPr>
+          <w:rFonts w:ascii="Times New Roman" w:eastAsia="SimSun" w:hAnsi="Times New Roman"/>
+          <w:sz w:val="26"/>
+          <w:szCs w:val="26"/>
+          <w:lang w:eastAsia="zh-CN" w:bidi="ar"/>
+        </w:rPr>
+        <w:t xml:space="preserve">+ Số lượng bàn chính thức: 28 bàn </w:t>
+      </w:r>
+    </w:p>
+    <w:p>
+      <w:pPr>
+        <w:shd w:val="clear" w:color="auto" w:fill="FFFFFF" w:themeFill="background1"/>
+        <w:spacing w:line="360" w:lineRule="auto"/>
+        <w:ind w:leftChars="100" w:left="320"/>
+        <w:rPr>
+          <w:rFonts w:ascii="Times New Roman" w:eastAsia="SimSun" w:hAnsi="Times New Roman"/>
+          <w:sz w:val="26"/>
+          <w:szCs w:val="26"/>
+          <w:lang w:eastAsia="zh-CN" w:bidi="ar"/>
+        </w:rPr>
+      </w:pPr>
+      <w:r>
+        <w:rPr>
+          <w:rFonts w:ascii="Times New Roman" w:eastAsia="SimSun" w:hAnsi="Times New Roman"/>
+          <w:sz w:val="26"/>
+          <w:szCs w:val="26"/>
+          <w:lang w:eastAsia="zh-CN" w:bidi="ar"/>
+        </w:rPr>
+        <w:t xml:space="preserve">+ Số lượng bàn dự phòng: 02 bàn </w:t>
+      </w:r>
+    </w:p>
+    <w:p>
+      <w:pPr>
+        <w:shd w:val="clear" w:color="auto" w:fill="FFFFFF" w:themeFill="background1"/>
+        <w:spacing w:line="360" w:lineRule="auto"/>
+        <w:ind w:leftChars="100" w:left="320"/>
+        <w:rPr>
+          <w:rFonts w:ascii="Times New Roman" w:eastAsia="SimSun" w:hAnsi="Times New Roman"/>
+          <w:sz w:val="26"/>
+          <w:szCs w:val="26"/>
+          <w:lang w:eastAsia="zh-CN" w:bidi="ar"/>
+        </w:rPr>
+      </w:pPr>
+      <w:r>
+        <w:t>- Thời gian tiệc: {Tiec_GioBatDau} – {Tiec_GioKetThuc}, Ngày {NgayLapHD}</w:t>
+      </w:r>
+    </w:p>
+    <w:p>
+      <w:pPr>
+        <w:numPr>
+          <w:ilvl w:val="0"/>
+          <w:numId w:val="2"/>
+        </w:numPr>
+        <w:shd w:val="clear" w:color="auto" w:fill="FFFFFF" w:themeFill="background1"/>
+        <w:spacing w:line="360" w:lineRule="auto"/>
+        <w:ind w:leftChars="100" w:left="320"/>
+        <w:rPr>
+          <w:rFonts w:ascii="Times New Roman" w:eastAsia="TimesNewRomanPS-BoldMT" w:hAnsi="Times New Roman"/>
+          <w:b/>
+          <w:bCs/>
+          <w:sz w:val="26"/>
+          <w:szCs w:val="26"/>
+          <w:lang w:eastAsia="zh-CN" w:bidi="ar"/>
+        </w:rPr>
+      </w:pPr>
+      <w:r>
+        <w:rPr>
+          <w:rFonts w:ascii="Times New Roman" w:eastAsia="TimesNewRomanPS-BoldMT" w:hAnsi="Times New Roman"/>
+          <w:b/>
+          <w:bCs/>
+          <w:sz w:val="26"/>
+          <w:szCs w:val="26"/>
+          <w:lang w:eastAsia="zh-CN" w:bidi="ar"/>
+        </w:rPr>
+        <w:t xml:space="preserve">Đơn giá các dịch vụ được cung cấp: </w:t>
+      </w:r>
+    </w:p>
+    <w:p>
+      <w:pPr>
+        <w:shd w:val="clear" w:color="auto" w:fill="FFFFFF" w:themeFill="background1"/>
+        <w:spacing w:line="360" w:lineRule="auto"/>
+        <w:ind w:leftChars="100" w:left="320"/>
+        <w:rPr>
+          <w:rFonts w:ascii="Times New Roman" w:eastAsia="TimesNewRomanPS-BoldMT" w:hAnsi="Times New Roman"/>
+          <w:b/>
+          <w:bCs/>
+          <w:sz w:val="26"/>
+          <w:szCs w:val="26"/>
+          <w:lang w:eastAsia="zh-CN" w:bidi="ar"/>
+        </w:rPr>
+      </w:pPr>
+      <w:r>
+        <w:rPr>
+          <w:rFonts w:ascii="Times New Roman" w:eastAsia="TimesNewRomanPS-BoldMT" w:hAnsi="Times New Roman"/>
+          <w:b/>
+          <w:bCs/>
+          <w:sz w:val="26"/>
+          <w:szCs w:val="26"/>
+          <w:lang w:eastAsia="zh-CN" w:bidi="ar"/>
+        </w:rPr>
+        <w:t xml:space="preserve">2.1 Các dịch vụ </w:t>
+      </w:r>
+      <w:r>
+        <w:rPr>
+          <w:rFonts w:ascii="Times New Roman" w:eastAsia="TimesNewRomanPS-BoldMT" w:hAnsi="Times New Roman"/>
+          <w:b/>
+          <w:bCs/>
+          <w:sz w:val="26"/>
+          <w:szCs w:val="26"/>
+          <w:lang w:eastAsia="zh-CN" w:bidi="ar"/>
+        </w:rPr>
+        <w:t>ưu đãi/tặng kèm</w:t>
+      </w:r>
+      <w:r>
+        <w:rPr>
+          <w:rFonts w:ascii="Times New Roman" w:eastAsia="TimesNewRomanPS-BoldMT" w:hAnsi="Times New Roman"/>
+          <w:b/>
+          <w:bCs/>
+          <w:sz w:val="26"/>
+          <w:szCs w:val="26"/>
+          <w:lang w:eastAsia="zh-CN" w:bidi="ar"/>
+        </w:rPr>
+        <w:t xml:space="preserve"> bao gồm: </w:t>
+      </w:r>
+    </w:p>
+    <w:p>
+      <w:pPr>
+        <w:shd w:val="clear" w:color="auto" w:fill="FFFFFF" w:themeFill="background1"/>
+        <w:spacing w:line="360" w:lineRule="auto"/>
+        <w:ind w:leftChars="100" w:left="320"/>
+        <w:rPr>
+          <w:rFonts w:ascii="Times New Roman" w:hAnsi="Times New Roman"/>
+          <w:sz w:val="26"/>
+          <w:szCs w:val="26"/>
+        </w:rPr>
+      </w:pPr>
+      <w:r>
+        <w:rPr>
+          <w:rFonts w:ascii="Times New Roman" w:hAnsi="Times New Roman"/>
+          <w:sz w:val="26"/>
+          <w:szCs w:val="26"/>
+        </w:rPr>
+        <w:t xml:space="preserve">- Sử dụng phòng </w:t>
+      </w:r>
+      <w:r>
+        <w:rPr>
+          <w:rFonts w:ascii="Times New Roman" w:hAnsi="Times New Roman"/>
+          <w:sz w:val="26"/>
+          <w:szCs w:val="26"/>
         </w:rPr>
         <w:t>hội nghị</w:t>
       </w:r>
-      <w:r>
-        <w:rPr>
-          <w:rFonts w:ascii="Times New Roman" w:eastAsia="SimSun" w:hAnsi="Times New Roman"/>
-          <w:sz w:val="26"/>
-          <w:szCs w:val="26"/>
-          <w:lang w:eastAsia="zh-CN" w:bidi="ar"/>
-        </w:rPr>
-        <w:t xml:space="preserve">: Sảnh Lux ABCD </w:t>
-      </w:r>
-    </w:p>
-    <w:p>
-      <w:pPr>
-        <w:shd w:val="clear" w:color="auto" w:fill="FFFFFF" w:themeFill="background1"/>
-        <w:spacing w:line="360" w:lineRule="auto"/>
-        <w:ind w:leftChars="100" w:left="320"/>
-        <w:rPr>
-          <w:rFonts w:ascii="Times New Roman" w:eastAsia="SimSun" w:hAnsi="Times New Roman"/>
-          <w:sz w:val="26"/>
-          <w:szCs w:val="26"/>
-          <w:lang w:eastAsia="zh-CN" w:bidi="ar"/>
-        </w:rPr>
-      </w:pPr>
-      <w:r>
-        <w:rPr>
-          <w:rFonts w:ascii="Times New Roman" w:eastAsia="SimSun" w:hAnsi="Times New Roman"/>
-          <w:sz w:val="26"/>
-          <w:szCs w:val="26"/>
-          <w:lang w:eastAsia="zh-CN" w:bidi="ar"/>
-        </w:rPr>
-        <w:t xml:space="preserve">+ Số lượng khách </w:t>
-      </w:r>
-      <w:r>
-        <w:rPr>
-          <w:rFonts w:ascii="Times New Roman" w:eastAsia="SimSun" w:hAnsi="Times New Roman"/>
-          <w:sz w:val="26"/>
-          <w:szCs w:val="26"/>
-          <w:lang w:eastAsia="zh-CN" w:bidi="ar"/>
-        </w:rPr>
-        <w:t xml:space="preserve">tham </w:t>
-      </w:r>
-      <w:r>
-        <w:rPr>
-          <w:rFonts w:ascii="Times New Roman" w:eastAsia="SimSun" w:hAnsi="Times New Roman"/>
-          <w:sz w:val="26"/>
-          <w:szCs w:val="26"/>
-          <w:lang w:eastAsia="zh-CN" w:bidi="ar"/>
-        </w:rPr>
-        <w:t>dự hội nghị</w:t>
-      </w:r>
-      <w:r>
-        <w:rPr>
-          <w:rFonts w:ascii="Times New Roman" w:eastAsia="SimSun" w:hAnsi="Times New Roman"/>
-          <w:sz w:val="26"/>
-          <w:szCs w:val="26"/>
-          <w:lang w:eastAsia="zh-CN" w:bidi="ar"/>
-        </w:rPr>
-        <w:t xml:space="preserve">: </w:t>
-      </w:r>
-      <w:r>
-        <w:rPr>
-          <w:rFonts w:ascii="Times New Roman" w:hAnsi="Times New Roman"/>
-          <w:sz w:val="26"/>
-          <w:szCs w:val="26"/>
-        </w:rPr>
-        <w:t>500 khách</w:t>
-      </w:r>
-    </w:p>
-    <w:p>
-      <w:pPr>
-        <w:shd w:val="clear" w:color="auto" w:fill="FFFFFF" w:themeFill="background1"/>
-        <w:spacing w:line="360" w:lineRule="auto"/>
-        <w:ind w:leftChars="100" w:left="320"/>
-        <w:rPr>
-          <w:rFonts w:ascii="Times New Roman" w:eastAsia="SimSun" w:hAnsi="Times New Roman"/>
-          <w:sz w:val="26"/>
-          <w:szCs w:val="26"/>
-          <w:lang w:eastAsia="zh-CN" w:bidi="ar"/>
-        </w:rPr>
-      </w:pPr>
-      <w:r>
-        <w:rPr>
-          <w:rFonts w:ascii="Times New Roman" w:eastAsia="SimSun" w:hAnsi="Times New Roman"/>
-          <w:sz w:val="26"/>
-          <w:szCs w:val="26"/>
-          <w:lang w:eastAsia="zh-CN" w:bidi="ar"/>
-        </w:rPr>
-        <w:t>+ Thời gian setup</w:t>
-      </w:r>
-      <w:r>
-        <w:rPr>
-          <w:rFonts w:ascii="Times New Roman" w:eastAsia="SimSun" w:hAnsi="Times New Roman"/>
-          <w:sz w:val="26"/>
-          <w:szCs w:val="26"/>
-          <w:lang w:eastAsia="zh-CN" w:bidi="ar"/>
-        </w:rPr>
-        <w:t xml:space="preserve"> sảnh hội nghị</w:t>
-      </w:r>
-      <w:r>
-        <w:rPr>
-          <w:rFonts w:ascii="Times New Roman" w:eastAsia="SimSun" w:hAnsi="Times New Roman"/>
-          <w:sz w:val="26"/>
-          <w:szCs w:val="26"/>
-          <w:lang w:eastAsia="zh-CN" w:bidi="ar"/>
-        </w:rPr>
-        <w:t>: Từ 08h00 - 18h00 vào Ngày….tháng….năm</w:t>
-      </w:r>
-    </w:p>
-    <w:p>
-      <w:pPr>
-        <w:shd w:val="clear" w:color="auto" w:fill="FFFFFF" w:themeFill="background1"/>
-        <w:spacing w:line="360" w:lineRule="auto"/>
-        <w:ind w:leftChars="100" w:left="320"/>
-        <w:rPr>
-          <w:rFonts w:ascii="Times New Roman" w:eastAsia="SimSun" w:hAnsi="Times New Roman"/>
-          <w:sz w:val="26"/>
-          <w:szCs w:val="26"/>
-          <w:lang w:eastAsia="zh-CN" w:bidi="ar"/>
-        </w:rPr>
-      </w:pPr>
-      <w:r>
-        <w:rPr>
-          <w:rFonts w:ascii="Times New Roman" w:eastAsia="SimSun" w:hAnsi="Times New Roman"/>
-          <w:sz w:val="26"/>
-          <w:szCs w:val="26"/>
-          <w:lang w:eastAsia="zh-CN" w:bidi="ar"/>
-        </w:rPr>
-        <w:t xml:space="preserve">+ Thời gian diễn ra </w:t>
-      </w:r>
-      <w:r>
-        <w:rPr>
-          <w:rFonts w:ascii="Times New Roman" w:eastAsia="SimSun" w:hAnsi="Times New Roman"/>
-          <w:sz w:val="26"/>
-          <w:szCs w:val="26"/>
-          <w:lang w:eastAsia="zh-CN" w:bidi="ar"/>
-        </w:rPr>
-        <w:t>hội nghị</w:t>
-      </w:r>
-      <w:r>
-        <w:rPr>
-          <w:rFonts w:ascii="Times New Roman" w:eastAsia="SimSun" w:hAnsi="Times New Roman"/>
-          <w:sz w:val="26"/>
-          <w:szCs w:val="26"/>
-          <w:lang w:eastAsia="zh-CN" w:bidi="ar"/>
-        </w:rPr>
-        <w:t>: Từ 08h00 - 17h00 vào Ngày….tháng….năm</w:t>
-      </w:r>
-    </w:p>
-    <w:p>
-      <w:pPr>
-        <w:shd w:val="clear" w:color="auto" w:fill="FFFFFF" w:themeFill="background1"/>
-        <w:spacing w:line="360" w:lineRule="auto"/>
-        <w:ind w:leftChars="100" w:left="320"/>
-        <w:rPr>
-          <w:rFonts w:ascii="Times New Roman" w:hAnsi="Times New Roman"/>
-          <w:sz w:val="26"/>
-          <w:szCs w:val="26"/>
-        </w:rPr>
-      </w:pPr>
-      <w:r>
-        <w:rPr>
-          <w:rFonts w:ascii="Times New Roman" w:eastAsia="SimSun" w:hAnsi="Times New Roman"/>
-          <w:b/>
-          <w:bCs/>
-          <w:sz w:val="26"/>
-          <w:szCs w:val="26"/>
-          <w:lang w:eastAsia="zh-CN" w:bidi="ar"/>
-        </w:rPr>
-        <w:t>- Địa điểm tiệc tối</w:t>
-      </w:r>
-      <w:r>
-        <w:rPr>
-          <w:rFonts w:ascii="Times New Roman" w:eastAsia="SimSun" w:hAnsi="Times New Roman"/>
-          <w:sz w:val="26"/>
-          <w:szCs w:val="26"/>
-          <w:lang w:eastAsia="zh-CN" w:bidi="ar"/>
-        </w:rPr>
-        <w:t>: Lux E</w:t>
-      </w:r>
-    </w:p>
-    <w:p>
-      <w:pPr>
-        <w:shd w:val="clear" w:color="auto" w:fill="FFFFFF" w:themeFill="background1"/>
-        <w:spacing w:line="360" w:lineRule="auto"/>
-        <w:ind w:leftChars="100" w:left="320"/>
-        <w:rPr>
-          <w:rFonts w:ascii="Times New Roman" w:eastAsia="SimSun" w:hAnsi="Times New Roman"/>
-          <w:sz w:val="26"/>
-          <w:szCs w:val="26"/>
-          <w:lang w:eastAsia="zh-CN" w:bidi="ar"/>
-        </w:rPr>
-      </w:pPr>
-      <w:r>
-        <w:rPr>
-          <w:rFonts w:ascii="Times New Roman" w:eastAsia="SimSun" w:hAnsi="Times New Roman"/>
-          <w:sz w:val="26"/>
-          <w:szCs w:val="26"/>
-          <w:lang w:eastAsia="zh-CN" w:bidi="ar"/>
-        </w:rPr>
-        <w:t xml:space="preserve">+ Số lượng bàn chính thức: 28 bàn </w:t>
-      </w:r>
-    </w:p>
-    <w:p>
-      <w:pPr>
-        <w:shd w:val="clear" w:color="auto" w:fill="FFFFFF" w:themeFill="background1"/>
-        <w:spacing w:line="360" w:lineRule="auto"/>
-        <w:ind w:leftChars="100" w:left="320"/>
-        <w:rPr>
-          <w:rFonts w:ascii="Times New Roman" w:eastAsia="SimSun" w:hAnsi="Times New Roman"/>
-          <w:sz w:val="26"/>
-          <w:szCs w:val="26"/>
-          <w:lang w:eastAsia="zh-CN" w:bidi="ar"/>
-        </w:rPr>
-      </w:pPr>
-      <w:r>
-        <w:rPr>
-          <w:rFonts w:ascii="Times New Roman" w:eastAsia="SimSun" w:hAnsi="Times New Roman"/>
-          <w:sz w:val="26"/>
-          <w:szCs w:val="26"/>
-          <w:lang w:eastAsia="zh-CN" w:bidi="ar"/>
-        </w:rPr>
-        <w:t xml:space="preserve">+ Số lượng bàn dự phòng: 02 bàn </w:t>
-      </w:r>
-    </w:p>
-    <w:p>
-      <w:pPr>
-        <w:shd w:val="clear" w:color="auto" w:fill="FFFFFF" w:themeFill="background1"/>
-        <w:spacing w:line="360" w:lineRule="auto"/>
-        <w:ind w:leftChars="100" w:left="320"/>
-        <w:rPr>
-          <w:rFonts w:ascii="Times New Roman" w:eastAsia="SimSun" w:hAnsi="Times New Roman"/>
-          <w:sz w:val="26"/>
-          <w:szCs w:val="26"/>
-          <w:lang w:eastAsia="zh-CN" w:bidi="ar"/>
-        </w:rPr>
-      </w:pPr>
-      <w:r>
-        <w:rPr>
-          <w:rFonts w:ascii="Times New Roman" w:eastAsia="SimSun" w:hAnsi="Times New Roman"/>
-          <w:sz w:val="26"/>
-          <w:szCs w:val="26"/>
-          <w:lang w:eastAsia="zh-CN" w:bidi="ar"/>
-        </w:rPr>
-        <w:t>+ Thời gian tiệc: Từ 18h00 - 22h00</w:t>
-      </w:r>
-      <w:r>
-        <w:rPr>
-          <w:rFonts w:ascii="Times New Roman" w:eastAsia="SimSun" w:hAnsi="Times New Roman"/>
-          <w:sz w:val="26"/>
-          <w:szCs w:val="26"/>
-          <w:lang w:eastAsia="zh-CN" w:bidi="ar"/>
-        </w:rPr>
-        <w:t xml:space="preserve"> ngày….tháng ……...năm…..</w:t>
-      </w:r>
-    </w:p>
-    <w:p>
-      <w:pPr>
-        <w:numPr>
-          <w:ilvl w:val="0"/>
-          <w:numId w:val="2"/>
-        </w:numPr>
-        <w:shd w:val="clear" w:color="auto" w:fill="FFFFFF" w:themeFill="background1"/>
-        <w:spacing w:line="360" w:lineRule="auto"/>
-        <w:ind w:leftChars="100" w:left="320"/>
-        <w:rPr>
-          <w:rFonts w:ascii="Times New Roman" w:eastAsia="TimesNewRomanPS-BoldMT" w:hAnsi="Times New Roman"/>
-          <w:b/>
-          <w:bCs/>
-          <w:sz w:val="26"/>
-          <w:szCs w:val="26"/>
-          <w:lang w:eastAsia="zh-CN" w:bidi="ar"/>
-        </w:rPr>
-      </w:pPr>
-      <w:r>
-        <w:rPr>
-          <w:rFonts w:ascii="Times New Roman" w:eastAsia="TimesNewRomanPS-BoldMT" w:hAnsi="Times New Roman"/>
-          <w:b/>
-          <w:bCs/>
-          <w:sz w:val="26"/>
-          <w:szCs w:val="26"/>
-          <w:lang w:eastAsia="zh-CN" w:bidi="ar"/>
-        </w:rPr>
-        <w:t xml:space="preserve">Đơn giá các dịch vụ được cung cấp: </w:t>
-      </w:r>
-    </w:p>
-    <w:p>
-      <w:pPr>
-        <w:shd w:val="clear" w:color="auto" w:fill="FFFFFF" w:themeFill="background1"/>
-        <w:spacing w:line="360" w:lineRule="auto"/>
-        <w:ind w:leftChars="100" w:left="320"/>
-        <w:rPr>
-          <w:rFonts w:ascii="Times New Roman" w:eastAsia="TimesNewRomanPS-BoldMT" w:hAnsi="Times New Roman"/>
-          <w:b/>
-          <w:bCs/>
-          <w:sz w:val="26"/>
-          <w:szCs w:val="26"/>
-          <w:lang w:eastAsia="zh-CN" w:bidi="ar"/>
-        </w:rPr>
-      </w:pPr>
-      <w:r>
-        <w:rPr>
-          <w:rFonts w:ascii="Times New Roman" w:eastAsia="TimesNewRomanPS-BoldMT" w:hAnsi="Times New Roman"/>
-          <w:b/>
-          <w:bCs/>
-          <w:sz w:val="26"/>
-          <w:szCs w:val="26"/>
-          <w:lang w:eastAsia="zh-CN" w:bidi="ar"/>
-        </w:rPr>
-        <w:t xml:space="preserve">2.1 Các dịch vụ </w:t>
-      </w:r>
-      <w:r>
-        <w:rPr>
-          <w:rFonts w:ascii="Times New Roman" w:eastAsia="TimesNewRomanPS-BoldMT" w:hAnsi="Times New Roman"/>
-          <w:b/>
-          <w:bCs/>
-          <w:sz w:val="26"/>
-          <w:szCs w:val="26"/>
-          <w:lang w:eastAsia="zh-CN" w:bidi="ar"/>
-        </w:rPr>
-        <w:t>ưu đãi/tặng kèm</w:t>
-      </w:r>
-      <w:r>
-        <w:rPr>
-          <w:rFonts w:ascii="Times New Roman" w:eastAsia="TimesNewRomanPS-BoldMT" w:hAnsi="Times New Roman"/>
-          <w:b/>
-          <w:bCs/>
-          <w:sz w:val="26"/>
-          <w:szCs w:val="26"/>
-          <w:lang w:eastAsia="zh-CN" w:bidi="ar"/>
-        </w:rPr>
-        <w:t xml:space="preserve"> bao gồm: </w:t>
-      </w:r>
-    </w:p>
-    <w:p>
-      <w:pPr>
-        <w:shd w:val="clear" w:color="auto" w:fill="FFFFFF" w:themeFill="background1"/>
-        <w:spacing w:line="360" w:lineRule="auto"/>
-        <w:ind w:leftChars="100" w:left="320"/>
-        <w:rPr>
-          <w:rFonts w:ascii="Times New Roman" w:hAnsi="Times New Roman"/>
-          <w:sz w:val="26"/>
-          <w:szCs w:val="26"/>
-        </w:rPr>
-      </w:pPr>
-      <w:r>
-        <w:rPr>
-          <w:rFonts w:ascii="Times New Roman" w:hAnsi="Times New Roman"/>
-          <w:sz w:val="26"/>
-          <w:szCs w:val="26"/>
-        </w:rPr>
-        <w:t xml:space="preserve">- Sử dụng phòng </w:t>
-      </w:r>
-      <w:r>
-        <w:rPr>
-          <w:rFonts w:ascii="Times New Roman" w:hAnsi="Times New Roman"/>
-          <w:sz w:val="26"/>
-          <w:szCs w:val="26"/>
-        </w:rPr>
-        <w:t>hội nghị</w:t>
-      </w:r>
     </w:p>
     <w:p>
       <w:pPr>
@@ -1528,33 +1231,23 @@
         </w:rPr>
       </w:pPr>
       <w:r>
+        <w:t>+ Kích thước sảnh: {Tiec_SanhTiec}</w:t>
+      </w:r>
+    </w:p>
+    <w:p>
+      <w:pPr>
+        <w:shd w:val="clear" w:color="auto" w:fill="FFFFFF" w:themeFill="background1"/>
+        <w:spacing w:line="360" w:lineRule="auto"/>
+        <w:ind w:left="1080"/>
         <w:rPr>
           <w:rFonts w:ascii="Times New Roman" w:hAnsi="Times New Roman"/>
           <w:i/>
           <w:sz w:val="26"/>
           <w:szCs w:val="26"/>
         </w:rPr>
-        <w:t xml:space="preserve">+ Kích thước sảnh </w:t>
-      </w:r>
-      <w:r>
-        <w:rPr>
-          <w:rFonts w:ascii="Times New Roman" w:hAnsi="Times New Roman"/>
-          <w:b/>
-          <w:bCs/>
-          <w:i/>
-          <w:sz w:val="26"/>
-          <w:szCs w:val="26"/>
-        </w:rPr>
-        <w:t>Lux ABCD</w:t>
-      </w:r>
-      <w:r>
-        <w:rPr>
-          <w:rFonts w:ascii="Times New Roman" w:hAnsi="Times New Roman"/>
-          <w:i/>
-          <w:sz w:val="26"/>
-          <w:szCs w:val="26"/>
-        </w:rPr>
-        <w:t>: 25m*49m*5m</w:t>
+      </w:pPr>
+      <w:r>
+        <w:t>+ Kích thước sân khấu {Tiec_SanhTiec}: {KichThuocSanKhau}</w:t>
       </w:r>
     </w:p>
     <w:p>
@@ -1564,39 +1257,12 @@
         <w:ind w:left="1080"/>
         <w:rPr>
           <w:rFonts w:ascii="Times New Roman" w:hAnsi="Times New Roman"/>
-          <w:i/>
-          <w:sz w:val="26"/>
-          <w:szCs w:val="26"/>
-        </w:rPr>
-      </w:pPr>
-      <w:r>
-        <w:rPr>
-          <w:rFonts w:ascii="Times New Roman" w:hAnsi="Times New Roman"/>
-          <w:i/>
-          <w:sz w:val="26"/>
-          <w:szCs w:val="26"/>
-        </w:rPr>
-        <w:t xml:space="preserve">+ Kích thước sân khấu </w:t>
-      </w:r>
-      <w:r>
-        <w:rPr>
-          <w:rFonts w:ascii="Times New Roman" w:hAnsi="Times New Roman"/>
-          <w:b/>
-          <w:bCs/>
-          <w:i/>
-          <w:sz w:val="26"/>
-          <w:szCs w:val="26"/>
-        </w:rPr>
-        <w:t xml:space="preserve">Lux ABCD: </w:t>
-      </w:r>
-      <w:r>
-        <w:rPr>
-          <w:rFonts w:ascii="Times New Roman" w:hAnsi="Times New Roman"/>
-          <w:i/>
-          <w:sz w:val="26"/>
-          <w:szCs w:val="26"/>
-        </w:rPr>
-        <w:t>12m*3.6m*0.8m</w:t>
+          <w:sz w:val="26"/>
+          <w:szCs w:val="26"/>
+        </w:rPr>
+      </w:pPr>
+      <w:r>
+        <w:t xml:space="preserve">+ Sức chứa tối đa là {Sanh_QuyMoMax} khách, tối thiểu nhận {SoKhachDiemDanh} khách </w:t>
       </w:r>
     </w:p>
     <w:p>
@@ -1604,22 +1270,6 @@
         <w:shd w:val="clear" w:color="auto" w:fill="FFFFFF" w:themeFill="background1"/>
         <w:spacing w:line="360" w:lineRule="auto"/>
         <w:ind w:left="1080"/>
-        <w:rPr>
-          <w:rFonts w:ascii="Times New Roman" w:hAnsi="Times New Roman"/>
-          <w:sz w:val="26"/>
-          <w:szCs w:val="26"/>
-        </w:rPr>
-      </w:pPr>
-      <w:r>
-        <w:rPr>
-          <w:rFonts w:ascii="Times New Roman" w:hAnsi="Times New Roman"/>
-          <w:i/>
-          <w:sz w:val="26"/>
-          <w:szCs w:val="26"/>
-        </w:rPr>
-        <w:t xml:space="preserve">+ Sức chứa tối đa là </w:t>
-      </w:r>
-      <w:r>
         <w:rPr>
           <w:rFonts w:ascii="Times New Roman" w:hAnsi="Times New Roman"/>
           <w:i/>
@@ -1627,22 +1277,8 @@
           <w:sz w:val="26"/>
           <w:szCs w:val="26"/>
         </w:rPr>
-        <w:t>900 khách, tối thiểu nhận 500 khách</w:t>
-      </w:r>
-      <w:r>
-        <w:rPr>
-          <w:rFonts w:ascii="Times New Roman" w:hAnsi="Times New Roman"/>
-          <w:sz w:val="26"/>
-          <w:szCs w:val="26"/>
-        </w:rPr>
-        <w:t xml:space="preserve"> </w:t>
-      </w:r>
-    </w:p>
-    <w:p>
-      <w:pPr>
-        <w:shd w:val="clear" w:color="auto" w:fill="FFFFFF" w:themeFill="background1"/>
-        <w:spacing w:line="360" w:lineRule="auto"/>
-        <w:ind w:left="1080"/>
+      </w:pPr>
+      <w:r>
         <w:rPr>
           <w:rFonts w:ascii="Times New Roman" w:hAnsi="Times New Roman"/>
           <w:i/>
@@ -1650,15 +1286,6 @@
           <w:sz w:val="26"/>
           <w:szCs w:val="26"/>
         </w:rPr>
-      </w:pPr>
-      <w:r>
-        <w:rPr>
-          <w:rFonts w:ascii="Times New Roman" w:hAnsi="Times New Roman"/>
-          <w:i/>
-          <w:iCs/>
-          <w:sz w:val="26"/>
-          <w:szCs w:val="26"/>
-        </w:rPr>
         <w:t>+ Set up bàn ghế: theo dạng lớp học, ghế và khăn trải bàn màu nâu</w:t>
       </w:r>
     </w:p>
@@ -1703,36 +1330,7 @@
         </w:rPr>
       </w:pPr>
       <w:r>
-        <w:rPr>
-          <w:rFonts w:ascii="Times New Roman" w:hAnsi="Times New Roman"/>
-          <w:i/>
-          <w:sz w:val="26"/>
-          <w:szCs w:val="26"/>
-          <w:lang w:eastAsia="zh-CN"/>
-        </w:rPr>
-        <w:t xml:space="preserve">+ Kích thươc sảnh </w:t>
-      </w:r>
-      <w:r>
-        <w:rPr>
-          <w:rFonts w:ascii="Times New Roman" w:hAnsi="Times New Roman"/>
-          <w:b/>
-          <w:bCs/>
-          <w:i/>
-          <w:sz w:val="26"/>
-          <w:szCs w:val="26"/>
-          <w:lang w:eastAsia="zh-CN"/>
-        </w:rPr>
-        <w:t xml:space="preserve">Lux E: </w:t>
-      </w:r>
-      <w:r>
-        <w:rPr>
-          <w:rFonts w:ascii="Times New Roman" w:hAnsi="Times New Roman"/>
-          <w:i/>
-          <w:sz w:val="26"/>
-          <w:szCs w:val="26"/>
-          <w:lang w:eastAsia="zh-CN"/>
-        </w:rPr>
-        <w:t>25m*25m*7.8m</w:t>
+        <w:t>+ Kích thước sảnh: {Tiec_SanhTiec}</w:t>
       </w:r>
     </w:p>
     <w:p>
@@ -2211,26 +1809,8 @@
             <w:tcW w:w="5134" w:type="dxa"/>
           </w:tcPr>
           <w:p>
-            <w:pPr>
-              <w:shd w:val="clear" w:color="auto" w:fill="FFFFFF" w:themeFill="background1"/>
-              <w:spacing w:line="360" w:lineRule="auto"/>
-              <w:rPr>
-                <w:rFonts w:ascii="Times New Roman" w:eastAsia="TimesNewRomanPS-BoldMT" w:hAnsi="Times New Roman"/>
-                <w:b/>
-                <w:bCs/>
-                <w:sz w:val="26"/>
-                <w:szCs w:val="26"/>
-                <w:lang w:eastAsia="zh-CN" w:bidi="ar"/>
-              </w:rPr>
-            </w:pPr>
             <w:r>
-              <w:rPr>
-                <w:rFonts w:ascii="Times New Roman" w:eastAsia="SimSun" w:hAnsi="Times New Roman"/>
-                <w:sz w:val="26"/>
-                <w:szCs w:val="26"/>
-                <w:lang w:eastAsia="zh-CN" w:bidi="ar"/>
-              </w:rPr>
-              <w:t>Phí setup sảnh Lux ABCD</w:t>
+              <w:t>Phí setup sảnh {Tiec_SanhTiec}</w:t>
             </w:r>
           </w:p>
         </w:tc>
@@ -2239,26 +1819,8 @@
             <w:tcW w:w="5001" w:type="dxa"/>
           </w:tcPr>
           <w:p>
-            <w:pPr>
-              <w:shd w:val="clear" w:color="auto" w:fill="FFFFFF" w:themeFill="background1"/>
-              <w:spacing w:line="360" w:lineRule="auto"/>
-              <w:rPr>
-                <w:rFonts w:ascii="Times New Roman" w:eastAsia="TimesNewRomanPS-BoldMT" w:hAnsi="Times New Roman"/>
-                <w:b/>
-                <w:bCs/>
-                <w:sz w:val="26"/>
-                <w:szCs w:val="26"/>
-                <w:lang w:eastAsia="zh-CN" w:bidi="ar"/>
-              </w:rPr>
-            </w:pPr>
             <w:r>
-              <w:rPr>
-                <w:rFonts w:ascii="Times New Roman" w:eastAsia="SimSun" w:hAnsi="Times New Roman"/>
-                <w:sz w:val="26"/>
-                <w:szCs w:val="26"/>
-                <w:lang w:eastAsia="zh-CN" w:bidi="ar"/>
-              </w:rPr>
-              <w:t>...000.000VNĐ++/ ngày/ sảnh* …. ngày</w:t>
+              <w:t>...000.000VNĐ++/ ngày/ sảnh* {SoNgay} ngày</w:t>
             </w:r>
           </w:p>
         </w:tc>
@@ -2296,24 +1858,8 @@
             <w:tcW w:w="5001" w:type="dxa"/>
           </w:tcPr>
           <w:p>
-            <w:pPr>
-              <w:shd w:val="clear" w:color="auto" w:fill="FFFFFF" w:themeFill="background1"/>
-              <w:spacing w:line="360" w:lineRule="auto"/>
-              <w:rPr>
-                <w:rFonts w:ascii="Times New Roman" w:eastAsia="SimSun" w:hAnsi="Times New Roman"/>
-                <w:sz w:val="26"/>
-                <w:szCs w:val="26"/>
-                <w:lang w:eastAsia="zh-CN" w:bidi="ar"/>
-              </w:rPr>
-            </w:pPr>
             <w:r>
-              <w:rPr>
-                <w:rFonts w:ascii="Times New Roman" w:eastAsia="SimSun" w:hAnsi="Times New Roman"/>
-                <w:sz w:val="26"/>
-                <w:szCs w:val="26"/>
-                <w:lang w:eastAsia="zh-CN" w:bidi="ar"/>
-              </w:rPr>
-              <w:t>...000.000VNĐ++/ giờ/ sảnh* …. ngày</w:t>
+              <w:t>...000.000VNĐ++/ giờ/ sảnh* {SoNgay} ngày</w:t>
             </w:r>
           </w:p>
         </w:tc>
@@ -2324,24 +1870,8 @@
             <w:tcW w:w="5134" w:type="dxa"/>
           </w:tcPr>
           <w:p>
-            <w:pPr>
-              <w:shd w:val="clear" w:color="auto" w:fill="FFFFFF" w:themeFill="background1"/>
-              <w:spacing w:line="360" w:lineRule="auto"/>
-              <w:rPr>
-                <w:rFonts w:ascii="Times New Roman" w:eastAsia="SimSun" w:hAnsi="Times New Roman"/>
-                <w:sz w:val="26"/>
-                <w:szCs w:val="26"/>
-                <w:lang w:eastAsia="zh-CN" w:bidi="ar"/>
-              </w:rPr>
-            </w:pPr>
             <w:r>
-              <w:rPr>
-                <w:rFonts w:ascii="Times New Roman" w:eastAsia="SimSun" w:hAnsi="Times New Roman"/>
-                <w:sz w:val="26"/>
-                <w:szCs w:val="26"/>
-                <w:lang w:eastAsia="zh-CN" w:bidi="ar"/>
-              </w:rPr>
-              <w:t>Phí thuê sảnh Lux ABCD</w:t>
+              <w:t>Phí thuê sảnh {Tiec_SanhTiec}</w:t>
             </w:r>
           </w:p>
         </w:tc>
@@ -2350,24 +1880,8 @@
             <w:tcW w:w="5001" w:type="dxa"/>
           </w:tcPr>
           <w:p>
-            <w:pPr>
-              <w:shd w:val="clear" w:color="auto" w:fill="FFFFFF" w:themeFill="background1"/>
-              <w:spacing w:line="360" w:lineRule="auto"/>
-              <w:rPr>
-                <w:rFonts w:ascii="Times New Roman" w:eastAsia="SimSun" w:hAnsi="Times New Roman"/>
-                <w:sz w:val="26"/>
-                <w:szCs w:val="26"/>
-                <w:lang w:eastAsia="zh-CN" w:bidi="ar"/>
-              </w:rPr>
-            </w:pPr>
             <w:r>
-              <w:rPr>
-                <w:rFonts w:ascii="Times New Roman" w:eastAsia="SimSun" w:hAnsi="Times New Roman"/>
-                <w:sz w:val="26"/>
-                <w:szCs w:val="26"/>
-                <w:lang w:eastAsia="zh-CN" w:bidi="ar"/>
-              </w:rPr>
-              <w:t>..0.000.000VNĐ++/ ngày/ sảnh * …. ngày</w:t>
+              <w:t>..0.000.000VNĐ++/ ngày/ sảnh * {SoNgay} ngày</w:t>
             </w:r>
           </w:p>
         </w:tc>
@@ -2432,24 +1946,8 @@
             <w:tcW w:w="5134" w:type="dxa"/>
           </w:tcPr>
           <w:p>
-            <w:pPr>
-              <w:shd w:val="clear" w:color="auto" w:fill="FFFFFF" w:themeFill="background1"/>
-              <w:spacing w:line="360" w:lineRule="auto"/>
-              <w:rPr>
-                <w:rFonts w:ascii="Times New Roman" w:eastAsia="SimSun" w:hAnsi="Times New Roman"/>
-                <w:sz w:val="26"/>
-                <w:szCs w:val="26"/>
-                <w:lang w:eastAsia="zh-CN" w:bidi="ar"/>
-              </w:rPr>
-            </w:pPr>
             <w:r>
-              <w:rPr>
-                <w:rFonts w:ascii="Times New Roman" w:eastAsia="SimSun" w:hAnsi="Times New Roman"/>
-                <w:sz w:val="26"/>
-                <w:szCs w:val="26"/>
-                <w:lang w:eastAsia="zh-CN" w:bidi="ar"/>
-              </w:rPr>
-              <w:t>Công căng backdrop trước sảnh 3m*5m</w:t>
+              <w:t>Công căng backdrop trước sảnh {KichThuocBackdrop}</w:t>
             </w:r>
           </w:p>
         </w:tc>
@@ -2458,33 +1956,8 @@
             <w:tcW w:w="5001" w:type="dxa"/>
           </w:tcPr>
           <w:p>
-            <w:pPr>
-              <w:shd w:val="clear" w:color="auto" w:fill="FFFFFF" w:themeFill="background1"/>
-              <w:spacing w:line="360" w:lineRule="auto"/>
-              <w:rPr>
-                <w:rFonts w:ascii="Times New Roman" w:eastAsia="SimSun" w:hAnsi="Times New Roman"/>
-                <w:sz w:val="26"/>
-                <w:szCs w:val="26"/>
-                <w:lang w:eastAsia="zh-CN" w:bidi="ar"/>
-              </w:rPr>
-            </w:pPr>
             <w:r>
-              <w:rPr>
-                <w:rFonts w:ascii="Times New Roman" w:eastAsia="SimSun" w:hAnsi="Times New Roman"/>
-                <w:sz w:val="26"/>
-                <w:szCs w:val="26"/>
-                <w:lang w:eastAsia="zh-CN" w:bidi="ar"/>
-              </w:rPr>
-              <w:t>1.000.000VNĐ++/</w:t>
-            </w:r>
-            <w:r>
-              <w:rPr>
-                <w:rFonts w:ascii="Times New Roman" w:eastAsia="SimSun" w:hAnsi="Times New Roman"/>
-                <w:sz w:val="26"/>
-                <w:szCs w:val="26"/>
-                <w:lang w:eastAsia="zh-CN" w:bidi="ar"/>
-              </w:rPr>
-              <w:t>cái</w:t>
+              <w:t>{Gia_PhiCangBackdrop}VNĐ++/cái</w:t>
             </w:r>
           </w:p>
         </w:tc>
@@ -2752,26 +2225,8 @@
             <w:shd w:val="clear" w:color="auto" w:fill="FFFFFF" w:themeFill="background1"/>
           </w:tcPr>
           <w:p>
-            <w:pPr>
-              <w:pStyle w:val="TableParagraph"/>
-              <w:shd w:val="clear" w:color="auto" w:fill="FFFFFF" w:themeFill="background1"/>
-              <w:spacing w:before="181"/>
-              <w:ind w:left="107"/>
-              <w:jc w:val="center"/>
-              <w:rPr>
-                <w:b/>
-                <w:sz w:val="26"/>
-                <w:szCs w:val="26"/>
-              </w:rPr>
-            </w:pPr>
             <w:r>
-              <w:rPr>
-                <w:b/>
-                <w:spacing w:val="-5"/>
-                <w:sz w:val="26"/>
-                <w:szCs w:val="26"/>
-              </w:rPr>
-              <w:t>STT</w:t>
+              <w:t>{#MenuTiec}{STT}</w:t>
             </w:r>
           </w:p>
         </w:tc>
@@ -2782,60 +2237,8 @@
             <w:shd w:val="clear" w:color="auto" w:fill="FFFFFF" w:themeFill="background1"/>
           </w:tcPr>
           <w:p>
-            <w:pPr>
-              <w:pStyle w:val="TableParagraph"/>
-              <w:shd w:val="clear" w:color="auto" w:fill="FFFFFF" w:themeFill="background1"/>
-              <w:spacing w:before="181"/>
-              <w:ind w:left="9"/>
-              <w:jc w:val="center"/>
-              <w:rPr>
-                <w:b/>
-                <w:sz w:val="26"/>
-                <w:szCs w:val="26"/>
-              </w:rPr>
-            </w:pPr>
             <w:r>
-              <w:rPr>
-                <w:b/>
-                <w:sz w:val="26"/>
-                <w:szCs w:val="26"/>
-              </w:rPr>
-              <w:t>Thực</w:t>
-            </w:r>
-            <w:r>
-              <w:rPr>
-                <w:b/>
-                <w:spacing w:val="-2"/>
-                <w:sz w:val="26"/>
-                <w:szCs w:val="26"/>
-              </w:rPr>
-              <w:t xml:space="preserve"> </w:t>
-            </w:r>
-            <w:r>
-              <w:rPr>
-                <w:b/>
-                <w:sz w:val="26"/>
-                <w:szCs w:val="26"/>
-              </w:rPr>
-              <w:t>đơn</w:t>
-            </w:r>
-            <w:r>
-              <w:rPr>
-                <w:b/>
-                <w:spacing w:val="1"/>
-                <w:sz w:val="26"/>
-                <w:szCs w:val="26"/>
-              </w:rPr>
-              <w:t xml:space="preserve"> </w:t>
-            </w:r>
-            <w:r>
-              <w:rPr>
-                <w:b/>
-                <w:spacing w:val="-5"/>
-                <w:sz w:val="26"/>
-                <w:szCs w:val="26"/>
-              </w:rPr>
-              <w:t>mặn</w:t>
+              <w:t>{TenMon}</w:t>
             </w:r>
           </w:p>
         </w:tc>
@@ -2939,533 +2342,12 @@
             <w:shd w:val="clear" w:color="auto" w:fill="FFFFFF" w:themeFill="background1"/>
           </w:tcPr>
           <w:p>
-            <w:pPr>
-              <w:pStyle w:val="TableParagraph"/>
-              <w:shd w:val="clear" w:color="auto" w:fill="FFFFFF" w:themeFill="background1"/>
-              <w:spacing w:before="18"/>
-              <w:ind w:left="7"/>
-              <w:jc w:val="center"/>
-              <w:rPr>
-                <w:b/>
-                <w:sz w:val="26"/>
-                <w:szCs w:val="26"/>
-                <w:lang w:val="en-US"/>
-              </w:rPr>
-            </w:pPr>
             <w:r>
-              <w:rPr>
-                <w:b/>
-                <w:spacing w:val="-5"/>
-                <w:sz w:val="26"/>
-                <w:szCs w:val="26"/>
-                <w:lang w:val="en-US"/>
-              </w:rPr>
-              <w:t>VNĐ</w:t>
+              <w:t>{/MenuTiec}</w:t>
             </w:r>
           </w:p>
         </w:tc>
       </w:tr>
-      <w:tr>
-        <w:trPr>
-          <w:trHeight w:val="457"/>
-          <w:jc w:val="center"/>
-        </w:trPr>
-        <w:tc>
-          <w:tcPr>
-            <w:tcW w:w="630" w:type="dxa"/>
-            <w:shd w:val="clear" w:color="auto" w:fill="FFFFFF" w:themeFill="background1"/>
-          </w:tcPr>
-          <w:p>
-            <w:pPr>
-              <w:pStyle w:val="TableParagraph"/>
-              <w:shd w:val="clear" w:color="auto" w:fill="FFFFFF" w:themeFill="background1"/>
-              <w:spacing w:before="83"/>
-              <w:ind w:left="9"/>
-              <w:jc w:val="center"/>
-              <w:rPr>
-                <w:sz w:val="26"/>
-                <w:szCs w:val="26"/>
-              </w:rPr>
-            </w:pPr>
-            <w:r>
-              <w:rPr>
-                <w:spacing w:val="-10"/>
-                <w:sz w:val="26"/>
-                <w:szCs w:val="26"/>
-              </w:rPr>
-              <w:t>1</w:t>
-            </w:r>
-          </w:p>
-        </w:tc>
-        <w:tc>
-          <w:tcPr>
-            <w:tcW w:w="6120" w:type="dxa"/>
-            <w:shd w:val="clear" w:color="auto" w:fill="FFFFFF" w:themeFill="background1"/>
-            <w:vAlign w:val="center"/>
-          </w:tcPr>
-          <w:p>
-            <w:pPr>
-              <w:pStyle w:val="TableParagraph"/>
-              <w:shd w:val="clear" w:color="auto" w:fill="FFFFFF" w:themeFill="background1"/>
-              <w:rPr>
-                <w:sz w:val="26"/>
-                <w:szCs w:val="26"/>
-              </w:rPr>
-            </w:pPr>
-          </w:p>
-        </w:tc>
-        <w:tc>
-          <w:tcPr>
-            <w:tcW w:w="3330" w:type="dxa"/>
-            <w:shd w:val="clear" w:color="auto" w:fill="FFFFFF" w:themeFill="background1"/>
-            <w:vAlign w:val="center"/>
-          </w:tcPr>
-          <w:p>
-            <w:pPr>
-              <w:pStyle w:val="TableParagraph"/>
-              <w:shd w:val="clear" w:color="auto" w:fill="FFFFFF" w:themeFill="background1"/>
-              <w:jc w:val="right"/>
-              <w:rPr>
-                <w:sz w:val="26"/>
-                <w:szCs w:val="26"/>
-              </w:rPr>
-            </w:pPr>
-          </w:p>
-        </w:tc>
-      </w:tr>
-      <w:tr>
-        <w:trPr>
-          <w:trHeight w:val="422"/>
-          <w:jc w:val="center"/>
-        </w:trPr>
-        <w:tc>
-          <w:tcPr>
-            <w:tcW w:w="630" w:type="dxa"/>
-            <w:shd w:val="clear" w:color="auto" w:fill="FFFFFF" w:themeFill="background1"/>
-          </w:tcPr>
-          <w:p>
-            <w:pPr>
-              <w:pStyle w:val="TableParagraph"/>
-              <w:shd w:val="clear" w:color="auto" w:fill="FFFFFF" w:themeFill="background1"/>
-              <w:spacing w:before="66"/>
-              <w:ind w:left="9"/>
-              <w:jc w:val="center"/>
-              <w:rPr>
-                <w:sz w:val="26"/>
-                <w:szCs w:val="26"/>
-              </w:rPr>
-            </w:pPr>
-            <w:r>
-              <w:rPr>
-                <w:spacing w:val="-10"/>
-                <w:sz w:val="26"/>
-                <w:szCs w:val="26"/>
-              </w:rPr>
-              <w:t>2</w:t>
-            </w:r>
-          </w:p>
-        </w:tc>
-        <w:tc>
-          <w:tcPr>
-            <w:tcW w:w="6120" w:type="dxa"/>
-            <w:shd w:val="clear" w:color="auto" w:fill="FFFFFF" w:themeFill="background1"/>
-            <w:vAlign w:val="center"/>
-          </w:tcPr>
-          <w:p>
-            <w:pPr>
-              <w:pStyle w:val="TableParagraph"/>
-              <w:shd w:val="clear" w:color="auto" w:fill="FFFFFF" w:themeFill="background1"/>
-              <w:rPr>
-                <w:sz w:val="26"/>
-                <w:szCs w:val="26"/>
-              </w:rPr>
-            </w:pPr>
-          </w:p>
-        </w:tc>
-        <w:tc>
-          <w:tcPr>
-            <w:tcW w:w="3330" w:type="dxa"/>
-            <w:shd w:val="clear" w:color="auto" w:fill="FFFFFF" w:themeFill="background1"/>
-            <w:vAlign w:val="center"/>
-          </w:tcPr>
-          <w:p>
-            <w:pPr>
-              <w:pStyle w:val="TableParagraph"/>
-              <w:shd w:val="clear" w:color="auto" w:fill="FFFFFF" w:themeFill="background1"/>
-              <w:jc w:val="right"/>
-              <w:rPr>
-                <w:sz w:val="26"/>
-                <w:szCs w:val="26"/>
-              </w:rPr>
-            </w:pPr>
-          </w:p>
-        </w:tc>
-      </w:tr>
-      <w:tr>
-        <w:trPr>
-          <w:trHeight w:val="422"/>
-          <w:jc w:val="center"/>
-        </w:trPr>
-        <w:tc>
-          <w:tcPr>
-            <w:tcW w:w="630" w:type="dxa"/>
-            <w:shd w:val="clear" w:color="auto" w:fill="FFFFFF" w:themeFill="background1"/>
-          </w:tcPr>
-          <w:p>
-            <w:pPr>
-              <w:pStyle w:val="TableParagraph"/>
-              <w:shd w:val="clear" w:color="auto" w:fill="FFFFFF" w:themeFill="background1"/>
-              <w:spacing w:before="66"/>
-              <w:ind w:left="9"/>
-              <w:jc w:val="center"/>
-              <w:rPr>
-                <w:sz w:val="26"/>
-                <w:szCs w:val="26"/>
-              </w:rPr>
-            </w:pPr>
-            <w:r>
-              <w:rPr>
-                <w:spacing w:val="-10"/>
-                <w:sz w:val="26"/>
-                <w:szCs w:val="26"/>
-              </w:rPr>
-              <w:t>3</w:t>
-            </w:r>
-          </w:p>
-        </w:tc>
-        <w:tc>
-          <w:tcPr>
-            <w:tcW w:w="6120" w:type="dxa"/>
-            <w:shd w:val="clear" w:color="auto" w:fill="FFFFFF" w:themeFill="background1"/>
-            <w:vAlign w:val="center"/>
-          </w:tcPr>
-          <w:p>
-            <w:pPr>
-              <w:pStyle w:val="TableParagraph"/>
-              <w:shd w:val="clear" w:color="auto" w:fill="FFFFFF" w:themeFill="background1"/>
-              <w:rPr>
-                <w:sz w:val="26"/>
-                <w:szCs w:val="26"/>
-              </w:rPr>
-            </w:pPr>
-          </w:p>
-        </w:tc>
-        <w:tc>
-          <w:tcPr>
-            <w:tcW w:w="3330" w:type="dxa"/>
-            <w:shd w:val="clear" w:color="auto" w:fill="FFFFFF" w:themeFill="background1"/>
-            <w:vAlign w:val="center"/>
-          </w:tcPr>
-          <w:p>
-            <w:pPr>
-              <w:pStyle w:val="TableParagraph"/>
-              <w:shd w:val="clear" w:color="auto" w:fill="FFFFFF" w:themeFill="background1"/>
-              <w:jc w:val="right"/>
-              <w:rPr>
-                <w:sz w:val="26"/>
-                <w:szCs w:val="26"/>
-              </w:rPr>
-            </w:pPr>
-          </w:p>
-        </w:tc>
-      </w:tr>
-      <w:tr>
-        <w:trPr>
-          <w:trHeight w:val="422"/>
-          <w:jc w:val="center"/>
-        </w:trPr>
-        <w:tc>
-          <w:tcPr>
-            <w:tcW w:w="630" w:type="dxa"/>
-            <w:shd w:val="clear" w:color="auto" w:fill="FFFFFF" w:themeFill="background1"/>
-          </w:tcPr>
-          <w:p>
-            <w:pPr>
-              <w:pStyle w:val="TableParagraph"/>
-              <w:shd w:val="clear" w:color="auto" w:fill="FFFFFF" w:themeFill="background1"/>
-              <w:spacing w:before="66"/>
-              <w:ind w:left="9"/>
-              <w:jc w:val="center"/>
-              <w:rPr>
-                <w:sz w:val="26"/>
-                <w:szCs w:val="26"/>
-              </w:rPr>
-            </w:pPr>
-            <w:r>
-              <w:rPr>
-                <w:spacing w:val="-10"/>
-                <w:sz w:val="26"/>
-                <w:szCs w:val="26"/>
-              </w:rPr>
-              <w:t>4</w:t>
-            </w:r>
-          </w:p>
-        </w:tc>
-        <w:tc>
-          <w:tcPr>
-            <w:tcW w:w="6120" w:type="dxa"/>
-            <w:shd w:val="clear" w:color="auto" w:fill="FFFFFF" w:themeFill="background1"/>
-            <w:vAlign w:val="center"/>
-          </w:tcPr>
-          <w:p>
-            <w:pPr>
-              <w:pStyle w:val="TableParagraph"/>
-              <w:shd w:val="clear" w:color="auto" w:fill="FFFFFF" w:themeFill="background1"/>
-              <w:rPr>
-                <w:sz w:val="26"/>
-                <w:szCs w:val="26"/>
-              </w:rPr>
-            </w:pPr>
-          </w:p>
-        </w:tc>
-        <w:tc>
-          <w:tcPr>
-            <w:tcW w:w="3330" w:type="dxa"/>
-            <w:shd w:val="clear" w:color="auto" w:fill="FFFFFF" w:themeFill="background1"/>
-            <w:vAlign w:val="center"/>
-          </w:tcPr>
-          <w:p>
-            <w:pPr>
-              <w:pStyle w:val="TableParagraph"/>
-              <w:shd w:val="clear" w:color="auto" w:fill="FFFFFF" w:themeFill="background1"/>
-              <w:jc w:val="right"/>
-              <w:rPr>
-                <w:sz w:val="26"/>
-                <w:szCs w:val="26"/>
-              </w:rPr>
-            </w:pPr>
-          </w:p>
-        </w:tc>
-      </w:tr>
-      <w:tr>
-        <w:trPr>
-          <w:trHeight w:val="421"/>
-          <w:jc w:val="center"/>
-        </w:trPr>
-        <w:tc>
-          <w:tcPr>
-            <w:tcW w:w="630" w:type="dxa"/>
-            <w:shd w:val="clear" w:color="auto" w:fill="FFFFFF" w:themeFill="background1"/>
-          </w:tcPr>
-          <w:p>
-            <w:pPr>
-              <w:pStyle w:val="TableParagraph"/>
-              <w:shd w:val="clear" w:color="auto" w:fill="FFFFFF" w:themeFill="background1"/>
-              <w:spacing w:before="66"/>
-              <w:ind w:left="9"/>
-              <w:jc w:val="center"/>
-              <w:rPr>
-                <w:sz w:val="26"/>
-                <w:szCs w:val="26"/>
-              </w:rPr>
-            </w:pPr>
-            <w:r>
-              <w:rPr>
-                <w:spacing w:val="-10"/>
-                <w:sz w:val="26"/>
-                <w:szCs w:val="26"/>
-              </w:rPr>
-              <w:t>5</w:t>
-            </w:r>
-          </w:p>
-        </w:tc>
-        <w:tc>
-          <w:tcPr>
-            <w:tcW w:w="6120" w:type="dxa"/>
-            <w:shd w:val="clear" w:color="auto" w:fill="FFFFFF" w:themeFill="background1"/>
-            <w:vAlign w:val="center"/>
-          </w:tcPr>
-          <w:p>
-            <w:pPr>
-              <w:pStyle w:val="TableParagraph"/>
-              <w:shd w:val="clear" w:color="auto" w:fill="FFFFFF" w:themeFill="background1"/>
-              <w:rPr>
-                <w:sz w:val="26"/>
-                <w:szCs w:val="26"/>
-              </w:rPr>
-            </w:pPr>
-          </w:p>
-        </w:tc>
-        <w:tc>
-          <w:tcPr>
-            <w:tcW w:w="3330" w:type="dxa"/>
-            <w:shd w:val="clear" w:color="auto" w:fill="FFFFFF" w:themeFill="background1"/>
-            <w:vAlign w:val="center"/>
-          </w:tcPr>
-          <w:p>
-            <w:pPr>
-              <w:pStyle w:val="TableParagraph"/>
-              <w:shd w:val="clear" w:color="auto" w:fill="FFFFFF" w:themeFill="background1"/>
-              <w:jc w:val="right"/>
-              <w:rPr>
-                <w:sz w:val="26"/>
-                <w:szCs w:val="26"/>
-              </w:rPr>
-            </w:pPr>
-          </w:p>
-        </w:tc>
-      </w:tr>
-      <w:tr>
-        <w:trPr>
-          <w:trHeight w:val="421"/>
-          <w:jc w:val="center"/>
-        </w:trPr>
-        <w:tc>
-          <w:tcPr>
-            <w:tcW w:w="630" w:type="dxa"/>
-            <w:shd w:val="clear" w:color="auto" w:fill="FFFFFF" w:themeFill="background1"/>
-          </w:tcPr>
-          <w:p>
-            <w:pPr>
-              <w:pStyle w:val="TableParagraph"/>
-              <w:shd w:val="clear" w:color="auto" w:fill="FFFFFF" w:themeFill="background1"/>
-              <w:spacing w:before="66"/>
-              <w:ind w:left="9"/>
-              <w:jc w:val="center"/>
-              <w:rPr>
-                <w:spacing w:val="-10"/>
-                <w:sz w:val="26"/>
-                <w:szCs w:val="26"/>
-                <w:lang w:val="en-US"/>
-              </w:rPr>
-            </w:pPr>
-            <w:r>
-              <w:rPr>
-                <w:spacing w:val="-10"/>
-                <w:sz w:val="26"/>
-                <w:szCs w:val="26"/>
-                <w:lang w:val="en-US"/>
-              </w:rPr>
-              <w:t>6</w:t>
-            </w:r>
-          </w:p>
-        </w:tc>
-        <w:tc>
-          <w:tcPr>
-            <w:tcW w:w="6120" w:type="dxa"/>
-            <w:shd w:val="clear" w:color="auto" w:fill="FFFFFF" w:themeFill="background1"/>
-            <w:vAlign w:val="center"/>
-          </w:tcPr>
-          <w:p>
-            <w:pPr>
-              <w:pStyle w:val="TableParagraph"/>
-              <w:shd w:val="clear" w:color="auto" w:fill="FFFFFF" w:themeFill="background1"/>
-              <w:rPr>
-                <w:sz w:val="26"/>
-                <w:szCs w:val="26"/>
-              </w:rPr>
-            </w:pPr>
-          </w:p>
-        </w:tc>
-        <w:tc>
-          <w:tcPr>
-            <w:tcW w:w="3330" w:type="dxa"/>
-            <w:shd w:val="clear" w:color="auto" w:fill="FFFFFF" w:themeFill="background1"/>
-            <w:vAlign w:val="center"/>
-          </w:tcPr>
-          <w:p>
-            <w:pPr>
-              <w:pStyle w:val="TableParagraph"/>
-              <w:shd w:val="clear" w:color="auto" w:fill="FFFFFF" w:themeFill="background1"/>
-              <w:jc w:val="right"/>
-              <w:rPr>
-                <w:sz w:val="26"/>
-                <w:szCs w:val="26"/>
-              </w:rPr>
-            </w:pPr>
-          </w:p>
-        </w:tc>
-      </w:tr>
-      <w:tr>
-        <w:trPr>
-          <w:trHeight w:val="421"/>
-          <w:jc w:val="center"/>
-        </w:trPr>
-        <w:tc>
-          <w:tcPr>
-            <w:tcW w:w="630" w:type="dxa"/>
-            <w:shd w:val="clear" w:color="auto" w:fill="FFFFFF" w:themeFill="background1"/>
-          </w:tcPr>
-          <w:p>
-            <w:pPr>
-              <w:pStyle w:val="TableParagraph"/>
-              <w:shd w:val="clear" w:color="auto" w:fill="FFFFFF" w:themeFill="background1"/>
-              <w:jc w:val="both"/>
-              <w:rPr>
-                <w:sz w:val="26"/>
-                <w:szCs w:val="26"/>
-              </w:rPr>
-            </w:pPr>
-          </w:p>
-        </w:tc>
-        <w:tc>
-          <w:tcPr>
-            <w:tcW w:w="6120" w:type="dxa"/>
-            <w:shd w:val="clear" w:color="auto" w:fill="FFFFFF" w:themeFill="background1"/>
-          </w:tcPr>
-          <w:p>
-            <w:pPr>
-              <w:pStyle w:val="TableParagraph"/>
-              <w:shd w:val="clear" w:color="auto" w:fill="FFFFFF" w:themeFill="background1"/>
-              <w:spacing w:before="71"/>
-              <w:ind w:left="9"/>
-              <w:jc w:val="center"/>
-              <w:rPr>
-                <w:b/>
-                <w:sz w:val="26"/>
-                <w:szCs w:val="26"/>
-              </w:rPr>
-            </w:pPr>
-            <w:r>
-              <w:rPr>
-                <w:b/>
-                <w:sz w:val="26"/>
-                <w:szCs w:val="26"/>
-              </w:rPr>
-              <w:t>TỔNG</w:t>
-            </w:r>
-            <w:r>
-              <w:rPr>
-                <w:b/>
-                <w:spacing w:val="-2"/>
-                <w:sz w:val="26"/>
-                <w:szCs w:val="26"/>
-              </w:rPr>
-              <w:t xml:space="preserve"> </w:t>
-            </w:r>
-            <w:r>
-              <w:rPr>
-                <w:b/>
-                <w:spacing w:val="-4"/>
-                <w:sz w:val="26"/>
-                <w:szCs w:val="26"/>
-              </w:rPr>
-              <w:t>CỘNG</w:t>
-            </w:r>
-          </w:p>
-        </w:tc>
-        <w:tc>
-          <w:tcPr>
-            <w:tcW w:w="3330" w:type="dxa"/>
-            <w:shd w:val="clear" w:color="auto" w:fill="FFFFFF" w:themeFill="background1"/>
-            <w:vAlign w:val="center"/>
-          </w:tcPr>
-          <w:p>
-            <w:pPr>
-              <w:pStyle w:val="TableParagraph"/>
-              <w:shd w:val="clear" w:color="auto" w:fill="FFFFFF" w:themeFill="background1"/>
-              <w:jc w:val="center"/>
-              <w:rPr>
-                <w:b/>
-                <w:bCs/>
-                <w:sz w:val="26"/>
-                <w:szCs w:val="26"/>
-                <w:lang w:val="en-US"/>
-              </w:rPr>
-            </w:pPr>
-          </w:p>
-        </w:tc>
-      </w:tr>
     </w:tbl>
     <w:p>
       <w:pPr>
@@ -3493,25 +2375,7 @@
         </w:rPr>
       </w:pPr>
       <w:r>
-        <w:rPr>
-          <w:rFonts w:ascii="Times New Roman" w:hAnsi="Times New Roman"/>
-          <w:b/>
-          <w:i/>
-          <w:sz w:val="26"/>
-          <w:szCs w:val="26"/>
-        </w:rPr>
-        <w:t xml:space="preserve">Tất cả đơn giá trên chưa bao gồm 5% Phí phục vụ &amp; </w:t>
-      </w:r>
-      <w:r>
-        <w:rPr>
-          <w:rFonts w:ascii="Times New Roman" w:hAnsi="Times New Roman"/>
-          <w:b/>
-          <w:i/>
-          <w:sz w:val="26"/>
-          <w:szCs w:val="26"/>
-          <w:lang w:val="vi-VN"/>
-        </w:rPr>
-        <w:t>thuế GTGT theo quy định nhà nước</w:t>
+        <w:t>Tất cả đơn giá trên chưa bao gồm {MucPhiPhucVu}% Phí phục vụ &amp; thuế GTGT theo quy định nhà nước</w:t>
       </w:r>
     </w:p>
     <w:p>
@@ -3615,26 +2479,8 @@
             <w:tcW w:w="5001" w:type="dxa"/>
           </w:tcPr>
           <w:p>
-            <w:pPr>
-              <w:shd w:val="clear" w:color="auto" w:fill="FFFFFF" w:themeFill="background1"/>
-              <w:spacing w:line="360" w:lineRule="auto"/>
-              <w:rPr>
-                <w:rFonts w:ascii="Times New Roman" w:eastAsia="TimesNewRomanPS-BoldMT" w:hAnsi="Times New Roman"/>
-                <w:b/>
-                <w:bCs/>
-                <w:sz w:val="26"/>
-                <w:szCs w:val="26"/>
-                <w:lang w:eastAsia="zh-CN" w:bidi="ar"/>
-              </w:rPr>
-            </w:pPr>
             <w:r>
-              <w:rPr>
-                <w:rFonts w:ascii="Times New Roman" w:eastAsia="SimSun" w:hAnsi="Times New Roman"/>
-                <w:sz w:val="26"/>
-                <w:szCs w:val="26"/>
-                <w:lang w:eastAsia="zh-CN" w:bidi="ar"/>
-              </w:rPr>
-              <w:t xml:space="preserve">17.500.000VNĐ++/giờ/sảnh </w:t>
+              <w:t xml:space="preserve">{Gia_PhiThuePhatSinh}VNĐ++/giờ/sảnh </w:t>
             </w:r>
           </w:p>
         </w:tc>
@@ -3691,26 +2537,8 @@
             <w:tcW w:w="5001" w:type="dxa"/>
           </w:tcPr>
           <w:p>
-            <w:pPr>
-              <w:shd w:val="clear" w:color="auto" w:fill="FFFFFF" w:themeFill="background1"/>
-              <w:spacing w:line="360" w:lineRule="auto"/>
-              <w:rPr>
-                <w:rFonts w:ascii="Times New Roman" w:eastAsia="TimesNewRomanPS-BoldMT" w:hAnsi="Times New Roman"/>
-                <w:b/>
-                <w:bCs/>
-                <w:sz w:val="26"/>
-                <w:szCs w:val="26"/>
-                <w:lang w:eastAsia="zh-CN" w:bidi="ar"/>
-              </w:rPr>
-            </w:pPr>
             <w:r>
-              <w:rPr>
-                <w:rFonts w:ascii="Times New Roman" w:eastAsia="SimSun" w:hAnsi="Times New Roman"/>
-                <w:sz w:val="26"/>
-                <w:szCs w:val="26"/>
-                <w:lang w:eastAsia="zh-CN" w:bidi="ar"/>
-              </w:rPr>
-              <w:t xml:space="preserve">7.000.000VNĐ++/giờ/sảnh </w:t>
+              <w:t xml:space="preserve">{Gia_PhiMayLanh}VNĐ++/giờ/sảnh </w:t>
             </w:r>
           </w:p>
         </w:tc>
@@ -4083,16 +2911,7 @@
         </w:rPr>
       </w:pPr>
       <w:r>
-        <w:rPr>
-          <w:rFonts w:ascii="Times New Roman" w:eastAsia="TimesNewRomanPS-BoldMT" w:hAnsi="Times New Roman"/>
-          <w:b/>
-          <w:bCs/>
-          <w:sz w:val="26"/>
-          <w:szCs w:val="26"/>
-          <w:lang w:eastAsia="zh-CN" w:bidi="ar"/>
-        </w:rPr>
-        <w:lastRenderedPageBreak/>
-        <w:t xml:space="preserve">Tất cả giá trên chưa bao gồm 5% Phí phục vụ &amp; thuế GTGT theo quy định nhà nước </w:t>
+        <w:t xml:space="preserve">Tất cả giá trên chưa bao gồm {MucPhiPhucVu}% Phí phục vụ &amp; thuế GTGT theo quy định nhà nước </w:t>
       </w:r>
     </w:p>
     <w:p>
@@ -4500,43 +3319,6 @@
       </w:tr>
       <w:tr>
         <w:trPr>
-          <w:trHeight w:val="560"/>
-        </w:trPr>
-        <w:tc>
-          <w:tcPr>
-            <w:tcW w:w="10836" w:type="dxa"/>
-            <w:gridSpan w:val="8"/>
-            <w:vAlign w:val="center"/>
-          </w:tcPr>
-          <w:p>
-            <w:pPr>
-              <w:shd w:val="clear" w:color="auto" w:fill="FFFFFF" w:themeFill="background1"/>
-              <w:spacing w:line="312" w:lineRule="auto"/>
-              <w:ind w:leftChars="100" w:left="320"/>
-              <w:jc w:val="center"/>
-              <w:rPr>
-                <w:rFonts w:ascii="Times New Roman" w:hAnsi="Times New Roman"/>
-                <w:b/>
-                <w:bCs/>
-                <w:sz w:val="24"/>
-                <w:szCs w:val="24"/>
-              </w:rPr>
-            </w:pPr>
-            <w:r>
-              <w:rPr>
-                <w:rFonts w:ascii="Times New Roman" w:hAnsi="Times New Roman"/>
-                <w:b/>
-                <w:bCs/>
-                <w:sz w:val="24"/>
-                <w:szCs w:val="24"/>
-              </w:rPr>
-              <w:t>Ngày…..-Setup sảnh Lux ABCD</w:t>
-            </w:r>
-          </w:p>
-        </w:tc>
-      </w:tr>
-      <w:tr>
-        <w:trPr>
           <w:trHeight w:val="1057"/>
         </w:trPr>
         <w:tc>
@@ -4545,43 +3327,8 @@
             <w:vAlign w:val="center"/>
           </w:tcPr>
           <w:p>
-            <w:pPr>
-              <w:shd w:val="clear" w:color="auto" w:fill="FFFFFF" w:themeFill="background1"/>
-              <w:spacing w:line="312" w:lineRule="auto"/>
-              <w:ind w:leftChars="100" w:left="320"/>
-              <w:jc w:val="center"/>
-              <w:rPr>
-                <w:rFonts w:ascii="Times New Roman" w:hAnsi="Times New Roman"/>
-                <w:b/>
-                <w:bCs/>
-                <w:sz w:val="24"/>
-                <w:szCs w:val="24"/>
-              </w:rPr>
-            </w:pPr>
-          </w:p>
-          <w:p>
-            <w:pPr>
-              <w:shd w:val="clear" w:color="auto" w:fill="FFFFFF" w:themeFill="background1"/>
-              <w:spacing w:line="312" w:lineRule="auto"/>
-              <w:ind w:leftChars="100" w:left="320"/>
-              <w:jc w:val="center"/>
-              <w:rPr>
-                <w:rFonts w:ascii="Times New Roman" w:hAnsi="Times New Roman"/>
-                <w:b/>
-                <w:bCs/>
-                <w:sz w:val="24"/>
-                <w:szCs w:val="24"/>
-              </w:rPr>
-            </w:pPr>
             <w:r>
-              <w:rPr>
-                <w:rFonts w:ascii="Times New Roman" w:hAnsi="Times New Roman"/>
-                <w:b/>
-                <w:bCs/>
-                <w:sz w:val="24"/>
-                <w:szCs w:val="24"/>
-              </w:rPr>
-              <w:t>1.</w:t>
+              <w:t>{#DichVuBaoGia}{STT}</w:t>
             </w:r>
           </w:p>
         </w:tc>
@@ -4592,22 +3339,8 @@
             <w:vAlign w:val="center"/>
           </w:tcPr>
           <w:p>
-            <w:pPr>
-              <w:shd w:val="clear" w:color="auto" w:fill="FFFFFF" w:themeFill="background1"/>
-              <w:spacing w:line="312" w:lineRule="auto"/>
-              <w:rPr>
-                <w:rFonts w:ascii="Times New Roman" w:hAnsi="Times New Roman"/>
-                <w:sz w:val="24"/>
-                <w:szCs w:val="24"/>
-              </w:rPr>
-            </w:pPr>
             <w:r>
-              <w:rPr>
-                <w:rFonts w:ascii="Times New Roman" w:hAnsi="Times New Roman"/>
-                <w:sz w:val="24"/>
-                <w:szCs w:val="24"/>
-              </w:rPr>
-              <w:t>Phí setup sảnh Lux ABCD</w:t>
+              <w:t>{TenDV}</w:t>
             </w:r>
           </w:p>
         </w:tc>
@@ -4617,23 +3350,8 @@
             <w:vAlign w:val="center"/>
           </w:tcPr>
           <w:p>
-            <w:pPr>
-              <w:shd w:val="clear" w:color="auto" w:fill="FFFFFF" w:themeFill="background1"/>
-              <w:spacing w:line="312" w:lineRule="auto"/>
-              <w:ind w:leftChars="100" w:left="320"/>
-              <w:rPr>
-                <w:rFonts w:ascii="Times New Roman" w:hAnsi="Times New Roman"/>
-                <w:sz w:val="24"/>
-                <w:szCs w:val="24"/>
-              </w:rPr>
-            </w:pPr>
             <w:r>
-              <w:rPr>
-                <w:rFonts w:ascii="Times New Roman" w:hAnsi="Times New Roman"/>
-                <w:sz w:val="24"/>
-                <w:szCs w:val="24"/>
-              </w:rPr>
-              <w:t>08h00 - 18h00</w:t>
+              <w:t>{NoiDung}</w:t>
             </w:r>
           </w:p>
         </w:tc>
@@ -4643,23 +3361,8 @@
             <w:vAlign w:val="center"/>
           </w:tcPr>
           <w:p>
-            <w:pPr>
-              <w:shd w:val="clear" w:color="auto" w:fill="FFFFFF" w:themeFill="background1"/>
-              <w:spacing w:line="312" w:lineRule="auto"/>
-              <w:jc w:val="center"/>
-              <w:rPr>
-                <w:rFonts w:ascii="Times New Roman" w:hAnsi="Times New Roman"/>
-                <w:sz w:val="24"/>
-                <w:szCs w:val="24"/>
-              </w:rPr>
-            </w:pPr>
             <w:r>
-              <w:rPr>
-                <w:rFonts w:ascii="Times New Roman" w:hAnsi="Times New Roman"/>
-                <w:sz w:val="24"/>
-                <w:szCs w:val="24"/>
-              </w:rPr>
-              <w:t xml:space="preserve"> ngày</w:t>
+              <w:t>{DVT}</w:t>
             </w:r>
           </w:p>
         </w:tc>
@@ -4669,23 +3372,8 @@
             <w:vAlign w:val="center"/>
           </w:tcPr>
           <w:p>
-            <w:pPr>
-              <w:shd w:val="clear" w:color="auto" w:fill="FFFFFF" w:themeFill="background1"/>
-              <w:spacing w:line="312" w:lineRule="auto"/>
-              <w:ind w:leftChars="100" w:left="320"/>
-              <w:rPr>
-                <w:rFonts w:ascii="Times New Roman" w:hAnsi="Times New Roman"/>
-                <w:sz w:val="24"/>
-                <w:szCs w:val="24"/>
-              </w:rPr>
-            </w:pPr>
             <w:r>
-              <w:rPr>
-                <w:rFonts w:ascii="Times New Roman" w:hAnsi="Times New Roman"/>
-                <w:sz w:val="24"/>
-                <w:szCs w:val="24"/>
-              </w:rPr>
-              <w:t>1</w:t>
+              <w:t>{SL}</w:t>
             </w:r>
           </w:p>
         </w:tc>
@@ -4695,16 +3383,9 @@
             <w:vAlign w:val="center"/>
           </w:tcPr>
           <w:p>
-            <w:pPr>
-              <w:shd w:val="clear" w:color="auto" w:fill="FFFFFF" w:themeFill="background1"/>
-              <w:spacing w:line="312" w:lineRule="auto"/>
-              <w:ind w:leftChars="100" w:left="320"/>
-              <w:rPr>
-                <w:rFonts w:ascii="Times New Roman" w:hAnsi="Times New Roman"/>
-                <w:sz w:val="24"/>
-                <w:szCs w:val="24"/>
-              </w:rPr>
-            </w:pPr>
+            <w:r>
+              <w:t>{DonGia}</w:t>
+            </w:r>
           </w:p>
         </w:tc>
         <w:tc>
@@ -4713,16 +3394,9 @@
             <w:vAlign w:val="center"/>
           </w:tcPr>
           <w:p>
-            <w:pPr>
-              <w:shd w:val="clear" w:color="auto" w:fill="FFFFFF" w:themeFill="background1"/>
-              <w:spacing w:line="312" w:lineRule="auto"/>
-              <w:ind w:leftChars="100" w:left="320"/>
-              <w:rPr>
-                <w:rFonts w:ascii="Times New Roman" w:hAnsi="Times New Roman"/>
-                <w:sz w:val="24"/>
-                <w:szCs w:val="24"/>
-              </w:rPr>
-            </w:pPr>
+            <w:r>
+              <w:t>{UuDai}</w:t>
+            </w:r>
           </w:p>
         </w:tc>
         <w:tc>
@@ -4731,1270 +3405,9 @@
             <w:vAlign w:val="center"/>
           </w:tcPr>
           <w:p>
-            <w:pPr>
-              <w:shd w:val="clear" w:color="auto" w:fill="FFFFFF" w:themeFill="background1"/>
-              <w:spacing w:line="312" w:lineRule="auto"/>
-              <w:ind w:leftChars="100" w:left="320"/>
-              <w:rPr>
-                <w:rFonts w:ascii="Times New Roman" w:hAnsi="Times New Roman"/>
-                <w:sz w:val="24"/>
-                <w:szCs w:val="24"/>
-              </w:rPr>
-            </w:pPr>
-          </w:p>
-        </w:tc>
-      </w:tr>
-      <w:tr>
-        <w:trPr>
-          <w:trHeight w:val="1057"/>
-        </w:trPr>
-        <w:tc>
-          <w:tcPr>
-            <w:tcW w:w="1124" w:type="dxa"/>
-            <w:vAlign w:val="center"/>
-          </w:tcPr>
-          <w:p>
-            <w:pPr>
-              <w:shd w:val="clear" w:color="auto" w:fill="FFFFFF" w:themeFill="background1"/>
-              <w:spacing w:line="312" w:lineRule="auto"/>
-              <w:ind w:leftChars="100" w:left="320"/>
-              <w:jc w:val="center"/>
-              <w:rPr>
-                <w:rFonts w:ascii="Times New Roman" w:hAnsi="Times New Roman"/>
-                <w:b/>
-                <w:bCs/>
-                <w:sz w:val="24"/>
-                <w:szCs w:val="24"/>
-              </w:rPr>
-            </w:pPr>
             <w:r>
-              <w:rPr>
-                <w:rFonts w:ascii="Times New Roman" w:hAnsi="Times New Roman"/>
-                <w:b/>
-                <w:bCs/>
-                <w:sz w:val="24"/>
-                <w:szCs w:val="24"/>
-              </w:rPr>
-              <w:t>2.</w:t>
+              <w:t>{ThanhTien}{/DichVuBaoGia}</w:t>
             </w:r>
-          </w:p>
-        </w:tc>
-        <w:tc>
-          <w:tcPr>
-            <w:tcW w:w="1496" w:type="dxa"/>
-            <w:noWrap/>
-            <w:vAlign w:val="center"/>
-          </w:tcPr>
-          <w:p>
-            <w:pPr>
-              <w:shd w:val="clear" w:color="auto" w:fill="FFFFFF" w:themeFill="background1"/>
-              <w:spacing w:line="312" w:lineRule="auto"/>
-              <w:rPr>
-                <w:rFonts w:ascii="Times New Roman" w:hAnsi="Times New Roman"/>
-                <w:sz w:val="24"/>
-                <w:szCs w:val="24"/>
-              </w:rPr>
-            </w:pPr>
-            <w:r>
-              <w:rPr>
-                <w:rFonts w:ascii="Times New Roman" w:hAnsi="Times New Roman"/>
-                <w:sz w:val="24"/>
-                <w:szCs w:val="24"/>
-              </w:rPr>
-              <w:t>Phí reahearsal có âm thanh + Led, không máy lạnh</w:t>
-            </w:r>
-          </w:p>
-        </w:tc>
-        <w:tc>
-          <w:tcPr>
-            <w:tcW w:w="1444" w:type="dxa"/>
-            <w:vAlign w:val="center"/>
-          </w:tcPr>
-          <w:p>
-            <w:pPr>
-              <w:shd w:val="clear" w:color="auto" w:fill="FFFFFF" w:themeFill="background1"/>
-              <w:spacing w:line="312" w:lineRule="auto"/>
-              <w:rPr>
-                <w:rFonts w:ascii="Times New Roman" w:hAnsi="Times New Roman"/>
-                <w:sz w:val="24"/>
-                <w:szCs w:val="24"/>
-              </w:rPr>
-            </w:pPr>
-            <w:r>
-              <w:rPr>
-                <w:rFonts w:ascii="Times New Roman" w:hAnsi="Times New Roman"/>
-                <w:sz w:val="24"/>
-                <w:szCs w:val="24"/>
-              </w:rPr>
-              <w:t>08h00 - 18h00</w:t>
-            </w:r>
-          </w:p>
-        </w:tc>
-        <w:tc>
-          <w:tcPr>
-            <w:tcW w:w="1008" w:type="dxa"/>
-            <w:vAlign w:val="center"/>
-          </w:tcPr>
-          <w:p>
-            <w:pPr>
-              <w:shd w:val="clear" w:color="auto" w:fill="FFFFFF" w:themeFill="background1"/>
-              <w:spacing w:line="312" w:lineRule="auto"/>
-              <w:jc w:val="center"/>
-              <w:rPr>
-                <w:rFonts w:ascii="Times New Roman" w:hAnsi="Times New Roman"/>
-                <w:sz w:val="24"/>
-                <w:szCs w:val="24"/>
-              </w:rPr>
-            </w:pPr>
-            <w:r>
-              <w:rPr>
-                <w:rFonts w:ascii="Times New Roman" w:hAnsi="Times New Roman"/>
-                <w:sz w:val="24"/>
-                <w:szCs w:val="24"/>
-              </w:rPr>
-              <w:t>Giờ</w:t>
-            </w:r>
-          </w:p>
-        </w:tc>
-        <w:tc>
-          <w:tcPr>
-            <w:tcW w:w="876" w:type="dxa"/>
-            <w:vAlign w:val="center"/>
-          </w:tcPr>
-          <w:p>
-            <w:pPr>
-              <w:shd w:val="clear" w:color="auto" w:fill="FFFFFF" w:themeFill="background1"/>
-              <w:spacing w:line="312" w:lineRule="auto"/>
-              <w:ind w:leftChars="100" w:left="320"/>
-              <w:rPr>
-                <w:rFonts w:ascii="Times New Roman" w:hAnsi="Times New Roman"/>
-                <w:sz w:val="24"/>
-                <w:szCs w:val="24"/>
-              </w:rPr>
-            </w:pPr>
-            <w:r>
-              <w:rPr>
-                <w:rFonts w:ascii="Times New Roman" w:hAnsi="Times New Roman"/>
-                <w:sz w:val="24"/>
-                <w:szCs w:val="24"/>
-              </w:rPr>
-              <w:t>1</w:t>
-            </w:r>
-          </w:p>
-        </w:tc>
-        <w:tc>
-          <w:tcPr>
-            <w:tcW w:w="1560" w:type="dxa"/>
-            <w:vAlign w:val="center"/>
-          </w:tcPr>
-          <w:p>
-            <w:pPr>
-              <w:shd w:val="clear" w:color="auto" w:fill="FFFFFF" w:themeFill="background1"/>
-              <w:spacing w:line="312" w:lineRule="auto"/>
-              <w:ind w:leftChars="100" w:left="320"/>
-              <w:rPr>
-                <w:rFonts w:ascii="Times New Roman" w:hAnsi="Times New Roman"/>
-                <w:sz w:val="24"/>
-                <w:szCs w:val="24"/>
-              </w:rPr>
-            </w:pPr>
-          </w:p>
-        </w:tc>
-        <w:tc>
-          <w:tcPr>
-            <w:tcW w:w="1452" w:type="dxa"/>
-            <w:vAlign w:val="center"/>
-          </w:tcPr>
-          <w:p>
-            <w:pPr>
-              <w:shd w:val="clear" w:color="auto" w:fill="FFFFFF" w:themeFill="background1"/>
-              <w:spacing w:line="312" w:lineRule="auto"/>
-              <w:ind w:leftChars="100" w:left="320"/>
-              <w:rPr>
-                <w:rFonts w:ascii="Times New Roman" w:hAnsi="Times New Roman"/>
-                <w:sz w:val="24"/>
-                <w:szCs w:val="24"/>
-              </w:rPr>
-            </w:pPr>
-          </w:p>
-        </w:tc>
-        <w:tc>
-          <w:tcPr>
-            <w:tcW w:w="1876" w:type="dxa"/>
-            <w:vAlign w:val="center"/>
-          </w:tcPr>
-          <w:p>
-            <w:pPr>
-              <w:shd w:val="clear" w:color="auto" w:fill="FFFFFF" w:themeFill="background1"/>
-              <w:spacing w:line="312" w:lineRule="auto"/>
-              <w:ind w:leftChars="100" w:left="320"/>
-              <w:rPr>
-                <w:rFonts w:ascii="Times New Roman" w:hAnsi="Times New Roman"/>
-                <w:sz w:val="24"/>
-                <w:szCs w:val="24"/>
-              </w:rPr>
-            </w:pPr>
-          </w:p>
-        </w:tc>
-      </w:tr>
-      <w:tr>
-        <w:trPr>
-          <w:trHeight w:val="715"/>
-        </w:trPr>
-        <w:tc>
-          <w:tcPr>
-            <w:tcW w:w="1124" w:type="dxa"/>
-            <w:vAlign w:val="center"/>
-          </w:tcPr>
-          <w:p>
-            <w:pPr>
-              <w:shd w:val="clear" w:color="auto" w:fill="FFFFFF" w:themeFill="background1"/>
-              <w:spacing w:line="312" w:lineRule="auto"/>
-              <w:ind w:leftChars="100" w:left="320"/>
-              <w:jc w:val="center"/>
-              <w:rPr>
-                <w:rFonts w:ascii="Times New Roman" w:hAnsi="Times New Roman"/>
-                <w:b/>
-                <w:bCs/>
-                <w:sz w:val="24"/>
-                <w:szCs w:val="24"/>
-              </w:rPr>
-            </w:pPr>
-          </w:p>
-          <w:p>
-            <w:pPr>
-              <w:shd w:val="clear" w:color="auto" w:fill="FFFFFF" w:themeFill="background1"/>
-              <w:spacing w:line="312" w:lineRule="auto"/>
-              <w:ind w:leftChars="100" w:left="320"/>
-              <w:jc w:val="center"/>
-              <w:rPr>
-                <w:rFonts w:ascii="Times New Roman" w:hAnsi="Times New Roman"/>
-                <w:b/>
-                <w:bCs/>
-                <w:sz w:val="24"/>
-                <w:szCs w:val="24"/>
-              </w:rPr>
-            </w:pPr>
-            <w:r>
-              <w:rPr>
-                <w:rFonts w:ascii="Times New Roman" w:hAnsi="Times New Roman"/>
-                <w:b/>
-                <w:bCs/>
-                <w:sz w:val="24"/>
-                <w:szCs w:val="24"/>
-              </w:rPr>
-              <w:t>3.</w:t>
-            </w:r>
-          </w:p>
-        </w:tc>
-        <w:tc>
-          <w:tcPr>
-            <w:tcW w:w="1496" w:type="dxa"/>
-            <w:vAlign w:val="center"/>
-          </w:tcPr>
-          <w:p>
-            <w:pPr>
-              <w:shd w:val="clear" w:color="auto" w:fill="FFFFFF" w:themeFill="background1"/>
-              <w:spacing w:line="312" w:lineRule="auto"/>
-              <w:rPr>
-                <w:rFonts w:ascii="Times New Roman" w:hAnsi="Times New Roman"/>
-                <w:sz w:val="24"/>
-                <w:szCs w:val="24"/>
-              </w:rPr>
-            </w:pPr>
-            <w:r>
-              <w:rPr>
-                <w:rFonts w:ascii="Times New Roman" w:hAnsi="Times New Roman"/>
-                <w:sz w:val="24"/>
-                <w:szCs w:val="24"/>
-              </w:rPr>
-              <w:t>Công căng backdrop trước sảnh Lux ABCD</w:t>
-            </w:r>
-          </w:p>
-        </w:tc>
-        <w:tc>
-          <w:tcPr>
-            <w:tcW w:w="1444" w:type="dxa"/>
-            <w:vAlign w:val="center"/>
-          </w:tcPr>
-          <w:p>
-            <w:pPr>
-              <w:shd w:val="clear" w:color="auto" w:fill="FFFFFF" w:themeFill="background1"/>
-              <w:spacing w:line="312" w:lineRule="auto"/>
-              <w:ind w:leftChars="100" w:left="320"/>
-              <w:rPr>
-                <w:rFonts w:ascii="Times New Roman" w:hAnsi="Times New Roman"/>
-                <w:sz w:val="24"/>
-                <w:szCs w:val="24"/>
-              </w:rPr>
-            </w:pPr>
-          </w:p>
-        </w:tc>
-        <w:tc>
-          <w:tcPr>
-            <w:tcW w:w="1008" w:type="dxa"/>
-            <w:vAlign w:val="center"/>
-          </w:tcPr>
-          <w:p>
-            <w:pPr>
-              <w:shd w:val="clear" w:color="auto" w:fill="FFFFFF" w:themeFill="background1"/>
-              <w:spacing w:line="312" w:lineRule="auto"/>
-              <w:jc w:val="center"/>
-              <w:rPr>
-                <w:rFonts w:ascii="Times New Roman" w:hAnsi="Times New Roman"/>
-                <w:sz w:val="24"/>
-                <w:szCs w:val="24"/>
-              </w:rPr>
-            </w:pPr>
-            <w:r>
-              <w:rPr>
-                <w:rFonts w:ascii="Times New Roman" w:hAnsi="Times New Roman"/>
-                <w:sz w:val="24"/>
-                <w:szCs w:val="24"/>
-              </w:rPr>
-              <w:t>tấm</w:t>
-            </w:r>
-          </w:p>
-        </w:tc>
-        <w:tc>
-          <w:tcPr>
-            <w:tcW w:w="876" w:type="dxa"/>
-            <w:vAlign w:val="center"/>
-          </w:tcPr>
-          <w:p>
-            <w:pPr>
-              <w:shd w:val="clear" w:color="auto" w:fill="FFFFFF" w:themeFill="background1"/>
-              <w:spacing w:line="312" w:lineRule="auto"/>
-              <w:ind w:leftChars="100" w:left="320"/>
-              <w:rPr>
-                <w:rFonts w:ascii="Times New Roman" w:hAnsi="Times New Roman"/>
-                <w:sz w:val="24"/>
-                <w:szCs w:val="24"/>
-              </w:rPr>
-            </w:pPr>
-            <w:r>
-              <w:rPr>
-                <w:rFonts w:ascii="Times New Roman" w:hAnsi="Times New Roman"/>
-                <w:sz w:val="24"/>
-                <w:szCs w:val="24"/>
-              </w:rPr>
-              <w:t>1</w:t>
-            </w:r>
-          </w:p>
-        </w:tc>
-        <w:tc>
-          <w:tcPr>
-            <w:tcW w:w="1560" w:type="dxa"/>
-            <w:vAlign w:val="center"/>
-          </w:tcPr>
-          <w:p>
-            <w:pPr>
-              <w:shd w:val="clear" w:color="auto" w:fill="FFFFFF" w:themeFill="background1"/>
-              <w:spacing w:line="312" w:lineRule="auto"/>
-              <w:ind w:leftChars="100" w:left="320"/>
-              <w:rPr>
-                <w:rFonts w:ascii="Times New Roman" w:hAnsi="Times New Roman"/>
-                <w:sz w:val="24"/>
-                <w:szCs w:val="24"/>
-              </w:rPr>
-            </w:pPr>
-          </w:p>
-        </w:tc>
-        <w:tc>
-          <w:tcPr>
-            <w:tcW w:w="1452" w:type="dxa"/>
-            <w:vAlign w:val="center"/>
-          </w:tcPr>
-          <w:p>
-            <w:pPr>
-              <w:shd w:val="clear" w:color="auto" w:fill="FFFFFF" w:themeFill="background1"/>
-              <w:spacing w:line="312" w:lineRule="auto"/>
-              <w:ind w:leftChars="100" w:left="320"/>
-              <w:rPr>
-                <w:rFonts w:ascii="Times New Roman" w:hAnsi="Times New Roman"/>
-                <w:sz w:val="24"/>
-                <w:szCs w:val="24"/>
-              </w:rPr>
-            </w:pPr>
-          </w:p>
-        </w:tc>
-        <w:tc>
-          <w:tcPr>
-            <w:tcW w:w="1876" w:type="dxa"/>
-            <w:vAlign w:val="center"/>
-          </w:tcPr>
-          <w:p>
-            <w:pPr>
-              <w:shd w:val="clear" w:color="auto" w:fill="FFFFFF" w:themeFill="background1"/>
-              <w:spacing w:line="312" w:lineRule="auto"/>
-              <w:ind w:leftChars="100" w:left="320"/>
-              <w:rPr>
-                <w:rFonts w:ascii="Times New Roman" w:hAnsi="Times New Roman"/>
-                <w:sz w:val="24"/>
-                <w:szCs w:val="24"/>
-              </w:rPr>
-            </w:pPr>
-          </w:p>
-        </w:tc>
-      </w:tr>
-      <w:tr>
-        <w:trPr>
-          <w:trHeight w:val="715"/>
-        </w:trPr>
-        <w:tc>
-          <w:tcPr>
-            <w:tcW w:w="10836" w:type="dxa"/>
-            <w:gridSpan w:val="8"/>
-            <w:vAlign w:val="center"/>
-          </w:tcPr>
-          <w:p>
-            <w:pPr>
-              <w:shd w:val="clear" w:color="auto" w:fill="FFFFFF" w:themeFill="background1"/>
-              <w:spacing w:line="312" w:lineRule="auto"/>
-              <w:ind w:leftChars="100" w:left="320"/>
-              <w:jc w:val="center"/>
-              <w:rPr>
-                <w:rFonts w:ascii="Times New Roman" w:hAnsi="Times New Roman"/>
-                <w:sz w:val="24"/>
-                <w:szCs w:val="24"/>
-              </w:rPr>
-            </w:pPr>
-            <w:r>
-              <w:rPr>
-                <w:rFonts w:ascii="Times New Roman" w:hAnsi="Times New Roman"/>
-                <w:b/>
-                <w:bCs/>
-                <w:sz w:val="24"/>
-                <w:szCs w:val="24"/>
-              </w:rPr>
-              <w:t>Ngày….</w:t>
-            </w:r>
-            <w:r>
-              <w:rPr>
-                <w:rFonts w:ascii="Times New Roman" w:hAnsi="Times New Roman"/>
-                <w:b/>
-                <w:bCs/>
-                <w:sz w:val="24"/>
-                <w:szCs w:val="24"/>
-              </w:rPr>
-              <w:t>Hội nghị</w:t>
-            </w:r>
-            <w:r>
-              <w:rPr>
-                <w:rFonts w:ascii="Times New Roman" w:hAnsi="Times New Roman"/>
-                <w:b/>
-                <w:bCs/>
-                <w:sz w:val="24"/>
-                <w:szCs w:val="24"/>
-              </w:rPr>
-              <w:t xml:space="preserve"> Sảnh Lux ABCD</w:t>
-            </w:r>
-          </w:p>
-        </w:tc>
-      </w:tr>
-      <w:tr>
-        <w:trPr>
-          <w:trHeight w:val="715"/>
-        </w:trPr>
-        <w:tc>
-          <w:tcPr>
-            <w:tcW w:w="1124" w:type="dxa"/>
-            <w:vAlign w:val="center"/>
-          </w:tcPr>
-          <w:p>
-            <w:pPr>
-              <w:shd w:val="clear" w:color="auto" w:fill="FFFFFF" w:themeFill="background1"/>
-              <w:spacing w:line="312" w:lineRule="auto"/>
-              <w:ind w:leftChars="100" w:left="320"/>
-              <w:jc w:val="center"/>
-              <w:rPr>
-                <w:rFonts w:ascii="Times New Roman" w:hAnsi="Times New Roman"/>
-                <w:b/>
-                <w:bCs/>
-                <w:sz w:val="24"/>
-                <w:szCs w:val="24"/>
-              </w:rPr>
-            </w:pPr>
-          </w:p>
-          <w:p>
-            <w:pPr>
-              <w:shd w:val="clear" w:color="auto" w:fill="FFFFFF" w:themeFill="background1"/>
-              <w:spacing w:line="312" w:lineRule="auto"/>
-              <w:ind w:leftChars="100" w:left="320"/>
-              <w:jc w:val="center"/>
-              <w:rPr>
-                <w:rFonts w:ascii="Times New Roman" w:hAnsi="Times New Roman"/>
-                <w:b/>
-                <w:bCs/>
-                <w:sz w:val="24"/>
-                <w:szCs w:val="24"/>
-              </w:rPr>
-            </w:pPr>
-            <w:r>
-              <w:rPr>
-                <w:rFonts w:ascii="Times New Roman" w:hAnsi="Times New Roman"/>
-                <w:b/>
-                <w:bCs/>
-                <w:sz w:val="24"/>
-                <w:szCs w:val="24"/>
-              </w:rPr>
-              <w:t>1.</w:t>
-            </w:r>
-          </w:p>
-        </w:tc>
-        <w:tc>
-          <w:tcPr>
-            <w:tcW w:w="1496" w:type="dxa"/>
-            <w:vAlign w:val="center"/>
-          </w:tcPr>
-          <w:p>
-            <w:pPr>
-              <w:shd w:val="clear" w:color="auto" w:fill="FFFFFF" w:themeFill="background1"/>
-              <w:spacing w:line="312" w:lineRule="auto"/>
-              <w:rPr>
-                <w:rFonts w:ascii="Times New Roman" w:hAnsi="Times New Roman"/>
-                <w:sz w:val="24"/>
-                <w:szCs w:val="24"/>
-              </w:rPr>
-            </w:pPr>
-            <w:r>
-              <w:rPr>
-                <w:rFonts w:ascii="Times New Roman" w:hAnsi="Times New Roman"/>
-                <w:sz w:val="24"/>
-                <w:szCs w:val="24"/>
-              </w:rPr>
-              <w:t>Phí thuê sảnh hội nghị Lux ABCD</w:t>
-            </w:r>
-          </w:p>
-        </w:tc>
-        <w:tc>
-          <w:tcPr>
-            <w:tcW w:w="1444" w:type="dxa"/>
-            <w:vAlign w:val="center"/>
-          </w:tcPr>
-          <w:p>
-            <w:pPr>
-              <w:shd w:val="clear" w:color="auto" w:fill="FFFFFF" w:themeFill="background1"/>
-              <w:spacing w:line="312" w:lineRule="auto"/>
-              <w:ind w:leftChars="100" w:left="320"/>
-              <w:rPr>
-                <w:rFonts w:ascii="Times New Roman" w:hAnsi="Times New Roman"/>
-                <w:sz w:val="24"/>
-                <w:szCs w:val="24"/>
-              </w:rPr>
-            </w:pPr>
-            <w:r>
-              <w:rPr>
-                <w:rFonts w:ascii="Times New Roman" w:hAnsi="Times New Roman"/>
-                <w:sz w:val="24"/>
-                <w:szCs w:val="24"/>
-              </w:rPr>
-              <w:t>08h00-17h00</w:t>
-            </w:r>
-          </w:p>
-        </w:tc>
-        <w:tc>
-          <w:tcPr>
-            <w:tcW w:w="1008" w:type="dxa"/>
-            <w:vAlign w:val="center"/>
-          </w:tcPr>
-          <w:p>
-            <w:pPr>
-              <w:shd w:val="clear" w:color="auto" w:fill="FFFFFF" w:themeFill="background1"/>
-              <w:spacing w:line="312" w:lineRule="auto"/>
-              <w:rPr>
-                <w:rFonts w:ascii="Times New Roman" w:hAnsi="Times New Roman"/>
-                <w:sz w:val="24"/>
-                <w:szCs w:val="24"/>
-              </w:rPr>
-            </w:pPr>
-            <w:r>
-              <w:rPr>
-                <w:rFonts w:ascii="Times New Roman" w:hAnsi="Times New Roman"/>
-                <w:sz w:val="24"/>
-                <w:szCs w:val="24"/>
-              </w:rPr>
-              <w:t>nửa ngày</w:t>
-            </w:r>
-          </w:p>
-        </w:tc>
-        <w:tc>
-          <w:tcPr>
-            <w:tcW w:w="876" w:type="dxa"/>
-            <w:vAlign w:val="center"/>
-          </w:tcPr>
-          <w:p>
-            <w:pPr>
-              <w:shd w:val="clear" w:color="auto" w:fill="FFFFFF" w:themeFill="background1"/>
-              <w:spacing w:line="312" w:lineRule="auto"/>
-              <w:ind w:leftChars="100" w:left="320"/>
-              <w:jc w:val="center"/>
-              <w:rPr>
-                <w:rFonts w:ascii="Times New Roman" w:hAnsi="Times New Roman"/>
-                <w:sz w:val="24"/>
-                <w:szCs w:val="24"/>
-              </w:rPr>
-            </w:pPr>
-            <w:r>
-              <w:rPr>
-                <w:rFonts w:ascii="Times New Roman" w:hAnsi="Times New Roman"/>
-                <w:sz w:val="24"/>
-                <w:szCs w:val="24"/>
-              </w:rPr>
-              <w:t>1</w:t>
-            </w:r>
-          </w:p>
-        </w:tc>
-        <w:tc>
-          <w:tcPr>
-            <w:tcW w:w="1560" w:type="dxa"/>
-            <w:vAlign w:val="center"/>
-          </w:tcPr>
-          <w:p>
-            <w:pPr>
-              <w:shd w:val="clear" w:color="auto" w:fill="FFFFFF" w:themeFill="background1"/>
-              <w:spacing w:line="312" w:lineRule="auto"/>
-              <w:ind w:leftChars="100" w:left="320"/>
-              <w:rPr>
-                <w:rFonts w:ascii="Times New Roman" w:hAnsi="Times New Roman"/>
-                <w:sz w:val="24"/>
-                <w:szCs w:val="24"/>
-              </w:rPr>
-            </w:pPr>
-          </w:p>
-        </w:tc>
-        <w:tc>
-          <w:tcPr>
-            <w:tcW w:w="1452" w:type="dxa"/>
-            <w:vAlign w:val="center"/>
-          </w:tcPr>
-          <w:p>
-            <w:pPr>
-              <w:shd w:val="clear" w:color="auto" w:fill="FFFFFF" w:themeFill="background1"/>
-              <w:spacing w:line="312" w:lineRule="auto"/>
-              <w:ind w:leftChars="100" w:left="320"/>
-              <w:rPr>
-                <w:rFonts w:ascii="Times New Roman" w:hAnsi="Times New Roman"/>
-                <w:sz w:val="24"/>
-                <w:szCs w:val="24"/>
-              </w:rPr>
-            </w:pPr>
-          </w:p>
-        </w:tc>
-        <w:tc>
-          <w:tcPr>
-            <w:tcW w:w="1876" w:type="dxa"/>
-            <w:vAlign w:val="center"/>
-          </w:tcPr>
-          <w:p>
-            <w:pPr>
-              <w:shd w:val="clear" w:color="auto" w:fill="FFFFFF" w:themeFill="background1"/>
-              <w:spacing w:line="312" w:lineRule="auto"/>
-              <w:ind w:leftChars="100" w:left="320"/>
-              <w:rPr>
-                <w:rFonts w:ascii="Times New Roman" w:hAnsi="Times New Roman"/>
-                <w:sz w:val="24"/>
-                <w:szCs w:val="24"/>
-              </w:rPr>
-            </w:pPr>
-          </w:p>
-        </w:tc>
-      </w:tr>
-      <w:tr>
-        <w:trPr>
-          <w:trHeight w:val="715"/>
-        </w:trPr>
-        <w:tc>
-          <w:tcPr>
-            <w:tcW w:w="1124" w:type="dxa"/>
-            <w:vAlign w:val="center"/>
-          </w:tcPr>
-          <w:p>
-            <w:pPr>
-              <w:shd w:val="clear" w:color="auto" w:fill="FFFFFF" w:themeFill="background1"/>
-              <w:spacing w:line="312" w:lineRule="auto"/>
-              <w:ind w:leftChars="100" w:left="320"/>
-              <w:jc w:val="center"/>
-              <w:rPr>
-                <w:rFonts w:ascii="Times New Roman" w:hAnsi="Times New Roman"/>
-                <w:b/>
-                <w:bCs/>
-                <w:sz w:val="24"/>
-                <w:szCs w:val="24"/>
-              </w:rPr>
-            </w:pPr>
-            <w:r>
-              <w:rPr>
-                <w:rFonts w:ascii="Times New Roman" w:hAnsi="Times New Roman"/>
-                <w:b/>
-                <w:bCs/>
-                <w:sz w:val="24"/>
-                <w:szCs w:val="24"/>
-              </w:rPr>
-              <w:t>2.</w:t>
-            </w:r>
-          </w:p>
-        </w:tc>
-        <w:tc>
-          <w:tcPr>
-            <w:tcW w:w="1496" w:type="dxa"/>
-            <w:vAlign w:val="center"/>
-          </w:tcPr>
-          <w:p>
-            <w:pPr>
-              <w:shd w:val="clear" w:color="auto" w:fill="FFFFFF" w:themeFill="background1"/>
-              <w:spacing w:line="312" w:lineRule="auto"/>
-              <w:rPr>
-                <w:rFonts w:ascii="Times New Roman" w:hAnsi="Times New Roman"/>
-                <w:sz w:val="24"/>
-                <w:szCs w:val="24"/>
-              </w:rPr>
-            </w:pPr>
-            <w:r>
-              <w:rPr>
-                <w:rFonts w:ascii="Times New Roman" w:hAnsi="Times New Roman"/>
-                <w:sz w:val="24"/>
-                <w:szCs w:val="24"/>
-              </w:rPr>
-              <w:t>Phí thuê màn hình LED 18m2</w:t>
-            </w:r>
-          </w:p>
-        </w:tc>
-        <w:tc>
-          <w:tcPr>
-            <w:tcW w:w="1444" w:type="dxa"/>
-            <w:vAlign w:val="center"/>
-          </w:tcPr>
-          <w:p>
-            <w:pPr>
-              <w:shd w:val="clear" w:color="auto" w:fill="FFFFFF" w:themeFill="background1"/>
-              <w:spacing w:line="312" w:lineRule="auto"/>
-              <w:ind w:leftChars="100" w:left="320"/>
-              <w:rPr>
-                <w:rFonts w:ascii="Times New Roman" w:hAnsi="Times New Roman"/>
-                <w:sz w:val="24"/>
-                <w:szCs w:val="24"/>
-              </w:rPr>
-            </w:pPr>
-            <w:r>
-              <w:rPr>
-                <w:rFonts w:ascii="Times New Roman" w:hAnsi="Times New Roman"/>
-                <w:sz w:val="24"/>
-                <w:szCs w:val="24"/>
-              </w:rPr>
-              <w:t>08h00-17h00</w:t>
-            </w:r>
-          </w:p>
-        </w:tc>
-        <w:tc>
-          <w:tcPr>
-            <w:tcW w:w="1008" w:type="dxa"/>
-            <w:vAlign w:val="center"/>
-          </w:tcPr>
-          <w:p>
-            <w:pPr>
-              <w:shd w:val="clear" w:color="auto" w:fill="FFFFFF" w:themeFill="background1"/>
-              <w:spacing w:line="312" w:lineRule="auto"/>
-              <w:jc w:val="center"/>
-              <w:rPr>
-                <w:rFonts w:ascii="Times New Roman" w:hAnsi="Times New Roman"/>
-                <w:sz w:val="24"/>
-                <w:szCs w:val="24"/>
-              </w:rPr>
-            </w:pPr>
-            <w:r>
-              <w:rPr>
-                <w:rFonts w:ascii="Times New Roman" w:hAnsi="Times New Roman"/>
-                <w:sz w:val="24"/>
-                <w:szCs w:val="24"/>
-              </w:rPr>
-              <w:t>Show</w:t>
-            </w:r>
-          </w:p>
-        </w:tc>
-        <w:tc>
-          <w:tcPr>
-            <w:tcW w:w="876" w:type="dxa"/>
-            <w:vAlign w:val="center"/>
-          </w:tcPr>
-          <w:p>
-            <w:pPr>
-              <w:shd w:val="clear" w:color="auto" w:fill="FFFFFF" w:themeFill="background1"/>
-              <w:spacing w:line="312" w:lineRule="auto"/>
-              <w:ind w:leftChars="100" w:left="320"/>
-              <w:rPr>
-                <w:rFonts w:ascii="Times New Roman" w:hAnsi="Times New Roman"/>
-                <w:sz w:val="24"/>
-                <w:szCs w:val="24"/>
-              </w:rPr>
-            </w:pPr>
-            <w:r>
-              <w:rPr>
-                <w:rFonts w:ascii="Times New Roman" w:hAnsi="Times New Roman"/>
-                <w:sz w:val="24"/>
-                <w:szCs w:val="24"/>
-              </w:rPr>
-              <w:t>1</w:t>
-            </w:r>
-          </w:p>
-        </w:tc>
-        <w:tc>
-          <w:tcPr>
-            <w:tcW w:w="1560" w:type="dxa"/>
-            <w:vAlign w:val="center"/>
-          </w:tcPr>
-          <w:p>
-            <w:pPr>
-              <w:shd w:val="clear" w:color="auto" w:fill="FFFFFF" w:themeFill="background1"/>
-              <w:spacing w:line="312" w:lineRule="auto"/>
-              <w:ind w:leftChars="100" w:left="320"/>
-              <w:rPr>
-                <w:rFonts w:ascii="Times New Roman" w:hAnsi="Times New Roman"/>
-                <w:sz w:val="24"/>
-                <w:szCs w:val="24"/>
-              </w:rPr>
-            </w:pPr>
-          </w:p>
-        </w:tc>
-        <w:tc>
-          <w:tcPr>
-            <w:tcW w:w="1452" w:type="dxa"/>
-            <w:vAlign w:val="center"/>
-          </w:tcPr>
-          <w:p>
-            <w:pPr>
-              <w:shd w:val="clear" w:color="auto" w:fill="FFFFFF" w:themeFill="background1"/>
-              <w:spacing w:line="312" w:lineRule="auto"/>
-              <w:ind w:leftChars="100" w:left="320"/>
-              <w:rPr>
-                <w:rFonts w:ascii="Times New Roman" w:hAnsi="Times New Roman"/>
-                <w:sz w:val="24"/>
-                <w:szCs w:val="24"/>
-              </w:rPr>
-            </w:pPr>
-          </w:p>
-        </w:tc>
-        <w:tc>
-          <w:tcPr>
-            <w:tcW w:w="1876" w:type="dxa"/>
-            <w:vAlign w:val="center"/>
-          </w:tcPr>
-          <w:p>
-            <w:pPr>
-              <w:shd w:val="clear" w:color="auto" w:fill="FFFFFF" w:themeFill="background1"/>
-              <w:spacing w:line="312" w:lineRule="auto"/>
-              <w:ind w:leftChars="100" w:left="320"/>
-              <w:rPr>
-                <w:rFonts w:ascii="Times New Roman" w:hAnsi="Times New Roman"/>
-                <w:sz w:val="24"/>
-                <w:szCs w:val="24"/>
-              </w:rPr>
-            </w:pPr>
-          </w:p>
-        </w:tc>
-      </w:tr>
-      <w:tr>
-        <w:trPr>
-          <w:trHeight w:val="1057"/>
-        </w:trPr>
-        <w:tc>
-          <w:tcPr>
-            <w:tcW w:w="10836" w:type="dxa"/>
-            <w:gridSpan w:val="8"/>
-            <w:vAlign w:val="center"/>
-          </w:tcPr>
-          <w:p>
-            <w:pPr>
-              <w:shd w:val="clear" w:color="auto" w:fill="FFFFFF" w:themeFill="background1"/>
-              <w:spacing w:line="312" w:lineRule="auto"/>
-              <w:ind w:leftChars="100" w:left="320"/>
-              <w:jc w:val="center"/>
-              <w:rPr>
-                <w:rFonts w:ascii="Times New Roman" w:hAnsi="Times New Roman"/>
-                <w:sz w:val="24"/>
-                <w:szCs w:val="24"/>
-              </w:rPr>
-            </w:pPr>
-            <w:r>
-              <w:rPr>
-                <w:rFonts w:ascii="Times New Roman" w:hAnsi="Times New Roman"/>
-                <w:b/>
-                <w:bCs/>
-                <w:sz w:val="24"/>
-                <w:szCs w:val="24"/>
-              </w:rPr>
-              <w:t>Ngày….Tiệc tối - Sảnh Lux E</w:t>
-            </w:r>
-          </w:p>
-        </w:tc>
-      </w:tr>
-      <w:tr>
-        <w:trPr>
-          <w:trHeight w:val="1057"/>
-        </w:trPr>
-        <w:tc>
-          <w:tcPr>
-            <w:tcW w:w="1124" w:type="dxa"/>
-            <w:vAlign w:val="center"/>
-          </w:tcPr>
-          <w:p>
-            <w:pPr>
-              <w:numPr>
-                <w:ilvl w:val="0"/>
-                <w:numId w:val="4"/>
-              </w:numPr>
-              <w:shd w:val="clear" w:color="auto" w:fill="FFFFFF" w:themeFill="background1"/>
-              <w:spacing w:line="312" w:lineRule="auto"/>
-              <w:ind w:leftChars="100" w:left="320"/>
-              <w:jc w:val="both"/>
-              <w:rPr>
-                <w:rFonts w:ascii="Times New Roman" w:hAnsi="Times New Roman"/>
-                <w:b/>
-                <w:bCs/>
-                <w:sz w:val="24"/>
-                <w:szCs w:val="24"/>
-              </w:rPr>
-            </w:pPr>
-          </w:p>
-        </w:tc>
-        <w:tc>
-          <w:tcPr>
-            <w:tcW w:w="1496" w:type="dxa"/>
-            <w:vAlign w:val="center"/>
-          </w:tcPr>
-          <w:p>
-            <w:pPr>
-              <w:shd w:val="clear" w:color="auto" w:fill="FFFFFF" w:themeFill="background1"/>
-              <w:spacing w:line="312" w:lineRule="auto"/>
-              <w:rPr>
-                <w:rFonts w:ascii="Times New Roman" w:hAnsi="Times New Roman"/>
-                <w:sz w:val="24"/>
-                <w:szCs w:val="24"/>
-              </w:rPr>
-            </w:pPr>
-            <w:r>
-              <w:rPr>
-                <w:rFonts w:ascii="Times New Roman" w:hAnsi="Times New Roman"/>
-                <w:sz w:val="24"/>
-                <w:szCs w:val="24"/>
-              </w:rPr>
-              <w:t>Thực đơn</w:t>
-            </w:r>
-          </w:p>
-        </w:tc>
-        <w:tc>
-          <w:tcPr>
-            <w:tcW w:w="1444" w:type="dxa"/>
-            <w:vAlign w:val="center"/>
-          </w:tcPr>
-          <w:p>
-            <w:pPr>
-              <w:shd w:val="clear" w:color="auto" w:fill="FFFFFF" w:themeFill="background1"/>
-              <w:spacing w:line="312" w:lineRule="auto"/>
-              <w:ind w:leftChars="100" w:left="320"/>
-              <w:rPr>
-                <w:rFonts w:ascii="Times New Roman" w:hAnsi="Times New Roman"/>
-                <w:sz w:val="24"/>
-                <w:szCs w:val="24"/>
-              </w:rPr>
-            </w:pPr>
-            <w:r>
-              <w:rPr>
-                <w:rFonts w:ascii="Times New Roman" w:hAnsi="Times New Roman"/>
-                <w:sz w:val="24"/>
-                <w:szCs w:val="24"/>
-              </w:rPr>
-              <w:t>18h00 -21h30</w:t>
-            </w:r>
-          </w:p>
-        </w:tc>
-        <w:tc>
-          <w:tcPr>
-            <w:tcW w:w="1008" w:type="dxa"/>
-            <w:vAlign w:val="center"/>
-          </w:tcPr>
-          <w:p>
-            <w:pPr>
-              <w:shd w:val="clear" w:color="auto" w:fill="FFFFFF" w:themeFill="background1"/>
-              <w:spacing w:line="312" w:lineRule="auto"/>
-              <w:rPr>
-                <w:rFonts w:ascii="Times New Roman" w:hAnsi="Times New Roman"/>
-                <w:sz w:val="24"/>
-                <w:szCs w:val="24"/>
-              </w:rPr>
-            </w:pPr>
-            <w:r>
-              <w:rPr>
-                <w:rFonts w:ascii="Times New Roman" w:hAnsi="Times New Roman"/>
-                <w:sz w:val="24"/>
-                <w:szCs w:val="24"/>
-              </w:rPr>
-              <w:t>Bàn/10 khách</w:t>
-            </w:r>
-          </w:p>
-        </w:tc>
-        <w:tc>
-          <w:tcPr>
-            <w:tcW w:w="876" w:type="dxa"/>
-            <w:vAlign w:val="center"/>
-          </w:tcPr>
-          <w:p>
-            <w:pPr>
-              <w:shd w:val="clear" w:color="auto" w:fill="FFFFFF" w:themeFill="background1"/>
-              <w:spacing w:line="312" w:lineRule="auto"/>
-              <w:ind w:leftChars="100" w:left="320"/>
-              <w:jc w:val="center"/>
-              <w:rPr>
-                <w:rFonts w:ascii="Times New Roman" w:hAnsi="Times New Roman"/>
-                <w:sz w:val="24"/>
-                <w:szCs w:val="24"/>
-              </w:rPr>
-            </w:pPr>
-            <w:r>
-              <w:rPr>
-                <w:rFonts w:ascii="Times New Roman" w:hAnsi="Times New Roman"/>
-                <w:sz w:val="24"/>
-                <w:szCs w:val="24"/>
-              </w:rPr>
-              <w:t>28</w:t>
-            </w:r>
-          </w:p>
-        </w:tc>
-        <w:tc>
-          <w:tcPr>
-            <w:tcW w:w="1560" w:type="dxa"/>
-            <w:vAlign w:val="center"/>
-          </w:tcPr>
-          <w:p>
-            <w:pPr>
-              <w:shd w:val="clear" w:color="auto" w:fill="FFFFFF" w:themeFill="background1"/>
-              <w:spacing w:line="312" w:lineRule="auto"/>
-              <w:ind w:leftChars="100" w:left="320"/>
-              <w:rPr>
-                <w:rFonts w:ascii="Times New Roman" w:hAnsi="Times New Roman"/>
-                <w:sz w:val="24"/>
-                <w:szCs w:val="24"/>
-              </w:rPr>
-            </w:pPr>
-          </w:p>
-        </w:tc>
-        <w:tc>
-          <w:tcPr>
-            <w:tcW w:w="1452" w:type="dxa"/>
-            <w:vAlign w:val="center"/>
-          </w:tcPr>
-          <w:p>
-            <w:pPr>
-              <w:shd w:val="clear" w:color="auto" w:fill="FFFFFF" w:themeFill="background1"/>
-              <w:spacing w:line="312" w:lineRule="auto"/>
-              <w:ind w:leftChars="100" w:left="320"/>
-              <w:rPr>
-                <w:rFonts w:ascii="Times New Roman" w:hAnsi="Times New Roman"/>
-                <w:sz w:val="24"/>
-                <w:szCs w:val="24"/>
-              </w:rPr>
-            </w:pPr>
-          </w:p>
-        </w:tc>
-        <w:tc>
-          <w:tcPr>
-            <w:tcW w:w="1876" w:type="dxa"/>
-            <w:vAlign w:val="center"/>
-          </w:tcPr>
-          <w:p>
-            <w:pPr>
-              <w:shd w:val="clear" w:color="auto" w:fill="FFFFFF" w:themeFill="background1"/>
-              <w:spacing w:line="312" w:lineRule="auto"/>
-              <w:ind w:leftChars="100" w:left="320"/>
-              <w:rPr>
-                <w:rFonts w:ascii="Times New Roman" w:hAnsi="Times New Roman"/>
-                <w:sz w:val="24"/>
-                <w:szCs w:val="24"/>
-              </w:rPr>
-            </w:pPr>
-          </w:p>
-        </w:tc>
-      </w:tr>
-      <w:tr>
-        <w:trPr>
-          <w:trHeight w:val="1057"/>
-        </w:trPr>
-        <w:tc>
-          <w:tcPr>
-            <w:tcW w:w="1124" w:type="dxa"/>
-            <w:vAlign w:val="center"/>
-          </w:tcPr>
-          <w:p>
-            <w:pPr>
-              <w:numPr>
-                <w:ilvl w:val="0"/>
-                <w:numId w:val="4"/>
-              </w:numPr>
-              <w:shd w:val="clear" w:color="auto" w:fill="FFFFFF" w:themeFill="background1"/>
-              <w:spacing w:line="312" w:lineRule="auto"/>
-              <w:ind w:leftChars="100" w:left="320"/>
-              <w:jc w:val="both"/>
-              <w:rPr>
-                <w:rFonts w:ascii="Times New Roman" w:hAnsi="Times New Roman"/>
-                <w:b/>
-                <w:bCs/>
-                <w:sz w:val="24"/>
-                <w:szCs w:val="24"/>
-              </w:rPr>
-            </w:pPr>
-          </w:p>
-        </w:tc>
-        <w:tc>
-          <w:tcPr>
-            <w:tcW w:w="1496" w:type="dxa"/>
-            <w:vAlign w:val="center"/>
-          </w:tcPr>
-          <w:p>
-            <w:pPr>
-              <w:shd w:val="clear" w:color="auto" w:fill="FFFFFF" w:themeFill="background1"/>
-              <w:spacing w:line="312" w:lineRule="auto"/>
-              <w:rPr>
-                <w:rFonts w:ascii="Times New Roman" w:hAnsi="Times New Roman"/>
-                <w:sz w:val="24"/>
-                <w:szCs w:val="24"/>
-              </w:rPr>
-            </w:pPr>
-            <w:r>
-              <w:rPr>
-                <w:rFonts w:ascii="Times New Roman" w:hAnsi="Times New Roman"/>
-                <w:sz w:val="24"/>
-                <w:szCs w:val="24"/>
-                <w:lang w:eastAsia="zh-CN"/>
-              </w:rPr>
-              <w:t>Màn hình Led trong tiệc 12m2</w:t>
-            </w:r>
-          </w:p>
-        </w:tc>
-        <w:tc>
-          <w:tcPr>
-            <w:tcW w:w="1444" w:type="dxa"/>
-            <w:vAlign w:val="center"/>
-          </w:tcPr>
-          <w:p>
-            <w:pPr>
-              <w:shd w:val="clear" w:color="auto" w:fill="FFFFFF" w:themeFill="background1"/>
-              <w:spacing w:line="312" w:lineRule="auto"/>
-              <w:rPr>
-                <w:rFonts w:ascii="Times New Roman" w:hAnsi="Times New Roman"/>
-                <w:sz w:val="24"/>
-                <w:szCs w:val="24"/>
-              </w:rPr>
-            </w:pPr>
-            <w:r>
-              <w:rPr>
-                <w:rFonts w:ascii="Times New Roman" w:hAnsi="Times New Roman"/>
-                <w:sz w:val="24"/>
-                <w:szCs w:val="24"/>
-              </w:rPr>
-              <w:t>18h00 -21h30</w:t>
-            </w:r>
-          </w:p>
-        </w:tc>
-        <w:tc>
-          <w:tcPr>
-            <w:tcW w:w="1008" w:type="dxa"/>
-            <w:vAlign w:val="center"/>
-          </w:tcPr>
-          <w:p>
-            <w:pPr>
-              <w:shd w:val="clear" w:color="auto" w:fill="FFFFFF" w:themeFill="background1"/>
-              <w:spacing w:line="312" w:lineRule="auto"/>
-              <w:rPr>
-                <w:rFonts w:ascii="Times New Roman" w:hAnsi="Times New Roman"/>
-                <w:sz w:val="24"/>
-                <w:szCs w:val="24"/>
-              </w:rPr>
-            </w:pPr>
-            <w:r>
-              <w:rPr>
-                <w:rFonts w:ascii="Times New Roman" w:hAnsi="Times New Roman"/>
-                <w:sz w:val="24"/>
-                <w:szCs w:val="24"/>
-              </w:rPr>
-              <w:t>Show</w:t>
-            </w:r>
-          </w:p>
-        </w:tc>
-        <w:tc>
-          <w:tcPr>
-            <w:tcW w:w="876" w:type="dxa"/>
-            <w:vAlign w:val="center"/>
-          </w:tcPr>
-          <w:p>
-            <w:pPr>
-              <w:shd w:val="clear" w:color="auto" w:fill="FFFFFF" w:themeFill="background1"/>
-              <w:spacing w:line="312" w:lineRule="auto"/>
-              <w:jc w:val="center"/>
-              <w:rPr>
-                <w:rFonts w:ascii="Times New Roman" w:hAnsi="Times New Roman"/>
-                <w:sz w:val="24"/>
-                <w:szCs w:val="24"/>
-              </w:rPr>
-            </w:pPr>
-            <w:r>
-              <w:rPr>
-                <w:rFonts w:ascii="Times New Roman" w:hAnsi="Times New Roman"/>
-                <w:sz w:val="24"/>
-                <w:szCs w:val="24"/>
-              </w:rPr>
-              <w:t>1</w:t>
-            </w:r>
-          </w:p>
-        </w:tc>
-        <w:tc>
-          <w:tcPr>
-            <w:tcW w:w="1560" w:type="dxa"/>
-            <w:vAlign w:val="center"/>
-          </w:tcPr>
-          <w:p>
-            <w:pPr>
-              <w:shd w:val="clear" w:color="auto" w:fill="FFFFFF" w:themeFill="background1"/>
-              <w:spacing w:line="312" w:lineRule="auto"/>
-              <w:rPr>
-                <w:rFonts w:ascii="Times New Roman" w:hAnsi="Times New Roman"/>
-                <w:sz w:val="24"/>
-                <w:szCs w:val="24"/>
-              </w:rPr>
-            </w:pPr>
-          </w:p>
-        </w:tc>
-        <w:tc>
-          <w:tcPr>
-            <w:tcW w:w="1452" w:type="dxa"/>
-            <w:vAlign w:val="center"/>
-          </w:tcPr>
-          <w:p>
-            <w:pPr>
-              <w:shd w:val="clear" w:color="auto" w:fill="FFFFFF" w:themeFill="background1"/>
-              <w:spacing w:line="312" w:lineRule="auto"/>
-              <w:rPr>
-                <w:rFonts w:ascii="Times New Roman" w:hAnsi="Times New Roman"/>
-                <w:sz w:val="24"/>
-                <w:szCs w:val="24"/>
-              </w:rPr>
-            </w:pPr>
-          </w:p>
-        </w:tc>
-        <w:tc>
-          <w:tcPr>
-            <w:tcW w:w="1876" w:type="dxa"/>
-            <w:vAlign w:val="center"/>
-          </w:tcPr>
-          <w:p>
-            <w:pPr>
-              <w:shd w:val="clear" w:color="auto" w:fill="FFFFFF" w:themeFill="background1"/>
-              <w:spacing w:line="312" w:lineRule="auto"/>
-              <w:rPr>
-                <w:rFonts w:ascii="Times New Roman" w:hAnsi="Times New Roman"/>
-                <w:sz w:val="24"/>
-                <w:szCs w:val="24"/>
-              </w:rPr>
-            </w:pPr>
           </w:p>
         </w:tc>
       </w:tr>
@@ -6009,27 +3422,8 @@
             <w:vAlign w:val="center"/>
           </w:tcPr>
           <w:p>
-            <w:pPr>
-              <w:shd w:val="clear" w:color="auto" w:fill="FFFFFF" w:themeFill="background1"/>
-              <w:spacing w:line="312" w:lineRule="auto"/>
-              <w:ind w:leftChars="100" w:left="320"/>
-              <w:jc w:val="center"/>
-              <w:rPr>
-                <w:rFonts w:ascii="Times New Roman" w:hAnsi="Times New Roman"/>
-                <w:sz w:val="24"/>
-                <w:szCs w:val="24"/>
-              </w:rPr>
-            </w:pPr>
             <w:r>
-              <w:rPr>
-                <w:rFonts w:ascii="Times New Roman" w:hAnsi="Times New Roman"/>
-                <w:b/>
-                <w:bCs/>
-                <w:sz w:val="24"/>
-                <w:szCs w:val="24"/>
-              </w:rPr>
-              <w:lastRenderedPageBreak/>
-              <w:t>THÀNH TIỀN</w:t>
+              <w:t>{MucPhiPhucVu}% PHÍ PHỤC VỤ</w:t>
             </w:r>
           </w:p>
         </w:tc>
@@ -6058,88 +3452,9 @@
             <w:vAlign w:val="center"/>
           </w:tcPr>
           <w:p>
-            <w:pPr>
-              <w:shd w:val="clear" w:color="auto" w:fill="FFFFFF" w:themeFill="background1"/>
-              <w:spacing w:line="312" w:lineRule="auto"/>
-              <w:ind w:leftChars="100" w:left="320"/>
-              <w:jc w:val="right"/>
-              <w:rPr>
-                <w:rFonts w:ascii="Times New Roman" w:hAnsi="Times New Roman"/>
-                <w:sz w:val="24"/>
-                <w:szCs w:val="24"/>
-              </w:rPr>
-            </w:pPr>
-          </w:p>
-        </w:tc>
-      </w:tr>
-      <w:tr>
-        <w:trPr>
-          <w:trHeight w:val="460"/>
-        </w:trPr>
-        <w:tc>
-          <w:tcPr>
-            <w:tcW w:w="7508" w:type="dxa"/>
-            <w:gridSpan w:val="6"/>
-            <w:vAlign w:val="center"/>
-          </w:tcPr>
-          <w:p>
-            <w:pPr>
-              <w:shd w:val="clear" w:color="auto" w:fill="FFFFFF" w:themeFill="background1"/>
-              <w:spacing w:line="312" w:lineRule="auto"/>
-              <w:ind w:leftChars="100" w:left="320"/>
-              <w:jc w:val="center"/>
-              <w:rPr>
-                <w:rFonts w:ascii="Times New Roman" w:hAnsi="Times New Roman"/>
-                <w:sz w:val="24"/>
-                <w:szCs w:val="24"/>
-              </w:rPr>
-            </w:pPr>
             <w:r>
-              <w:rPr>
-                <w:rFonts w:ascii="Times New Roman" w:hAnsi="Times New Roman"/>
-                <w:sz w:val="24"/>
-                <w:szCs w:val="24"/>
-              </w:rPr>
-              <w:t>5% PHÍ PHỤC VỤ</w:t>
+              <w:t>{PhiPhucVu}</w:t>
             </w:r>
-          </w:p>
-        </w:tc>
-        <w:tc>
-          <w:tcPr>
-            <w:tcW w:w="1452" w:type="dxa"/>
-            <w:vAlign w:val="center"/>
-          </w:tcPr>
-          <w:p>
-            <w:pPr>
-              <w:shd w:val="clear" w:color="auto" w:fill="FFFFFF" w:themeFill="background1"/>
-              <w:spacing w:line="312" w:lineRule="auto"/>
-              <w:ind w:leftChars="100" w:left="320"/>
-              <w:jc w:val="right"/>
-              <w:rPr>
-                <w:rFonts w:ascii="Times New Roman" w:hAnsi="Times New Roman"/>
-                <w:sz w:val="24"/>
-                <w:szCs w:val="24"/>
-              </w:rPr>
-            </w:pPr>
-          </w:p>
-        </w:tc>
-        <w:tc>
-          <w:tcPr>
-            <w:tcW w:w="1876" w:type="dxa"/>
-            <w:vAlign w:val="center"/>
-          </w:tcPr>
-          <w:p>
-            <w:pPr>
-              <w:shd w:val="clear" w:color="auto" w:fill="FFFFFF" w:themeFill="background1"/>
-              <w:spacing w:line="312" w:lineRule="auto"/>
-              <w:ind w:leftChars="100" w:left="320"/>
-              <w:jc w:val="right"/>
-              <w:rPr>
-                <w:rFonts w:ascii="Times New Roman" w:hAnsi="Times New Roman"/>
-                <w:sz w:val="24"/>
-                <w:szCs w:val="24"/>
-              </w:rPr>
-            </w:pPr>
           </w:p>
         </w:tc>
       </w:tr>
@@ -6202,17 +3517,9 @@
             <w:vAlign w:val="center"/>
           </w:tcPr>
           <w:p>
-            <w:pPr>
-              <w:shd w:val="clear" w:color="auto" w:fill="FFFFFF" w:themeFill="background1"/>
-              <w:spacing w:line="312" w:lineRule="auto"/>
-              <w:ind w:leftChars="100" w:left="320"/>
-              <w:jc w:val="right"/>
-              <w:rPr>
-                <w:rFonts w:ascii="Times New Roman" w:hAnsi="Times New Roman"/>
-                <w:sz w:val="24"/>
-                <w:szCs w:val="24"/>
-              </w:rPr>
-            </w:pPr>
+            <w:r>
+              <w:t>{TongTienChuaVAT}</w:t>
+            </w:r>
           </w:p>
         </w:tc>
       </w:tr>
@@ -6273,17 +3580,9 @@
             <w:vAlign w:val="center"/>
           </w:tcPr>
           <w:p>
-            <w:pPr>
-              <w:shd w:val="clear" w:color="auto" w:fill="FFFFFF" w:themeFill="background1"/>
-              <w:spacing w:line="312" w:lineRule="auto"/>
-              <w:ind w:leftChars="100" w:left="320"/>
-              <w:jc w:val="right"/>
-              <w:rPr>
-                <w:rFonts w:ascii="Times New Roman" w:hAnsi="Times New Roman"/>
-                <w:sz w:val="24"/>
-                <w:szCs w:val="24"/>
-              </w:rPr>
-            </w:pPr>
+            <w:r>
+              <w:t>{VAT8}</w:t>
+            </w:r>
           </w:p>
         </w:tc>
       </w:tr>
@@ -6344,17 +3643,9 @@
             <w:vAlign w:val="center"/>
           </w:tcPr>
           <w:p>
-            <w:pPr>
-              <w:shd w:val="clear" w:color="auto" w:fill="FFFFFF" w:themeFill="background1"/>
-              <w:spacing w:line="312" w:lineRule="auto"/>
-              <w:ind w:leftChars="100" w:left="320"/>
-              <w:jc w:val="right"/>
-              <w:rPr>
-                <w:rFonts w:ascii="Times New Roman" w:hAnsi="Times New Roman"/>
-                <w:sz w:val="24"/>
-                <w:szCs w:val="24"/>
-              </w:rPr>
-            </w:pPr>
+            <w:r>
+              <w:t>{VAT10}</w:t>
+            </w:r>
           </w:p>
         </w:tc>
       </w:tr>
@@ -6417,17 +3708,9 @@
             <w:vAlign w:val="center"/>
           </w:tcPr>
           <w:p>
-            <w:pPr>
-              <w:shd w:val="clear" w:color="auto" w:fill="FFFFFF" w:themeFill="background1"/>
-              <w:spacing w:line="312" w:lineRule="auto"/>
-              <w:ind w:leftChars="100" w:left="320"/>
-              <w:jc w:val="right"/>
-              <w:rPr>
-                <w:rFonts w:ascii="Times New Roman" w:hAnsi="Times New Roman"/>
-                <w:sz w:val="24"/>
-                <w:szCs w:val="24"/>
-              </w:rPr>
-            </w:pPr>
+            <w:r>
+              <w:t>{TongTien}</w:t>
+            </w:r>
           </w:p>
         </w:tc>
       </w:tr>
@@ -6824,12 +4107,7 @@
         </w:rPr>
       </w:pPr>
       <w:r>
-        <w:rPr>
-          <w:rFonts w:ascii="Times New Roman" w:hAnsi="Times New Roman"/>
-          <w:sz w:val="26"/>
-          <w:szCs w:val="26"/>
-        </w:rPr>
-        <w:t>Trong thời hạn 03 (ba) ngày làm việc kể từ ngày ký Hợp đồng, Bên B đặt cọc cho Bên A số tiền tương đương 70% giá trị Hợp đồng tạm tính, tương ứng số tiền: .......... VNĐ (Bằng chữ: .................).</w:t>
+        <w:t>Trong thời hạn 03 (ba) ngày làm việc kể từ ngày ký Hợp đồng, Bên B đặt cọc cho Bên A số tiền tương đương 70% giá trị Hợp đồng tạm tính, tương ứng số tiền: {Coc_Lan1_SoTien} VNĐ (Bằng chữ: {Coc_Lan1_BangChu}).</w:t>
       </w:r>
     </w:p>
     <w:p>
@@ -7617,6 +4895,86 @@
         </w:rPr>
       </w:pPr>
       <w:r>
+        <w:t>CÔNG TY {ThoiGianThaoDo}.</w:t>
+      </w:r>
+    </w:p>
+    <w:p>
+      <w:pPr>
+        <w:shd w:val="clear" w:color="auto" w:fill="FFFFFF" w:themeFill="background1"/>
+        <w:spacing w:line="360" w:lineRule="auto"/>
+        <w:ind w:leftChars="100" w:left="320"/>
+        <w:rPr>
+          <w:rFonts w:ascii="Times New Roman" w:eastAsia="SimSun" w:hAnsi="Times New Roman"/>
+          <w:sz w:val="26"/>
+          <w:szCs w:val="26"/>
+          <w:lang w:eastAsia="zh-CN" w:bidi="ar"/>
+        </w:rPr>
+      </w:pPr>
+      <w:r>
+        <w:t>Địa chỉ :…{ThoiGianThaoDo}</w:t>
+      </w:r>
+    </w:p>
+    <w:p>
+      <w:pPr>
+        <w:shd w:val="clear" w:color="auto" w:fill="FFFFFF" w:themeFill="background1"/>
+        <w:spacing w:line="360" w:lineRule="auto"/>
+        <w:ind w:leftChars="100" w:left="320"/>
+        <w:rPr>
+          <w:rFonts w:ascii="Times New Roman" w:eastAsia="SimSun" w:hAnsi="Times New Roman"/>
+          <w:sz w:val="26"/>
+          <w:szCs w:val="26"/>
+          <w:lang w:eastAsia="zh-CN" w:bidi="ar"/>
+        </w:rPr>
+      </w:pPr>
+      <w:r>
+        <w:rPr>
+          <w:rFonts w:ascii="Times New Roman" w:eastAsia="SimSun" w:hAnsi="Times New Roman"/>
+          <w:sz w:val="26"/>
+          <w:szCs w:val="26"/>
+          <w:lang w:eastAsia="zh-CN" w:bidi="ar"/>
+        </w:rPr>
+        <w:t>Mã số thuế: ……………</w:t>
+      </w:r>
+    </w:p>
+    <w:p>
+      <w:pPr>
+        <w:shd w:val="clear" w:color="auto" w:fill="FFFFFF" w:themeFill="background1"/>
+        <w:spacing w:line="360" w:lineRule="auto"/>
+        <w:ind w:leftChars="100" w:left="320"/>
+        <w:rPr>
+          <w:rFonts w:ascii="Times New Roman" w:hAnsi="Times New Roman"/>
+          <w:sz w:val="26"/>
+          <w:szCs w:val="26"/>
+        </w:rPr>
+      </w:pPr>
+      <w:r>
+        <w:rPr>
+          <w:rFonts w:ascii="Times New Roman" w:eastAsia="SimSun" w:hAnsi="Times New Roman"/>
+          <w:sz w:val="26"/>
+          <w:szCs w:val="26"/>
+          <w:lang w:eastAsia="zh-CN" w:bidi="ar"/>
+        </w:rPr>
+        <w:t xml:space="preserve">Nội dung xuất: </w:t>
+      </w:r>
+      <w:r>
+        <w:rPr>
+          <w:rFonts w:ascii="Times New Roman" w:eastAsia="SimSun" w:hAnsi="Times New Roman"/>
+          <w:sz w:val="26"/>
+          <w:szCs w:val="26"/>
+          <w:lang w:eastAsia="zh-CN" w:bidi="ar"/>
+        </w:rPr>
+        <w:t xml:space="preserve">Dịch vụ cho thuê địa điểm tổ chức sự kiện và các dịch vụ đi kèm </w:t>
+      </w:r>
+      <w:r>
+        <w:rPr>
+          <w:rFonts w:ascii="Times New Roman" w:eastAsia="SimSun" w:hAnsi="Times New Roman"/>
+          <w:sz w:val="26"/>
+          <w:szCs w:val="26"/>
+          <w:lang w:eastAsia="zh-CN" w:bidi="ar"/>
+        </w:rPr>
+        <w:t>theo HĐ số …</w:t>
+      </w:r>
+      <w:r>
         <w:rPr>
           <w:rFonts w:ascii="Times New Roman" w:eastAsia="TimesNewRomanPS-BoldMT" w:hAnsi="Times New Roman"/>
           <w:b/>
@@ -7625,18 +4983,7 @@
           <w:szCs w:val="26"/>
           <w:lang w:eastAsia="zh-CN" w:bidi="ar"/>
         </w:rPr>
-        <w:t xml:space="preserve">CÔNG TY </w:t>
-      </w:r>
-      <w:r>
-        <w:rPr>
-          <w:rFonts w:ascii="Times New Roman" w:eastAsia="TimesNewRomanPS-BoldMT" w:hAnsi="Times New Roman"/>
-          <w:b/>
-          <w:bCs/>
-          <w:sz w:val="26"/>
-          <w:szCs w:val="26"/>
-          <w:lang w:eastAsia="zh-CN" w:bidi="ar"/>
-        </w:rPr>
-        <w:t>……..</w:t>
+        <w:t xml:space="preserve">/CTY-HHKH/2025 ký ngày…và Biên bản nghiệm thu và Quyết toán dịch vụ số … ……………ký ngày……… </w:t>
       </w:r>
     </w:p>
     <w:p>
@@ -7652,125 +4999,7 @@
         </w:rPr>
       </w:pPr>
       <w:r>
-        <w:rPr>
-          <w:rFonts w:ascii="Times New Roman" w:eastAsia="SimSun" w:hAnsi="Times New Roman"/>
-          <w:sz w:val="26"/>
-          <w:szCs w:val="26"/>
-          <w:lang w:eastAsia="zh-CN" w:bidi="ar"/>
-        </w:rPr>
-        <w:t>Địa chỉ :</w:t>
-      </w:r>
-      <w:r>
-        <w:rPr>
-          <w:rFonts w:ascii="Times New Roman" w:eastAsia="SimSun" w:hAnsi="Times New Roman"/>
-          <w:sz w:val="26"/>
-          <w:szCs w:val="26"/>
-          <w:lang w:eastAsia="zh-CN" w:bidi="ar"/>
-        </w:rPr>
-        <w:t>……….</w:t>
-      </w:r>
-    </w:p>
-    <w:p>
-      <w:pPr>
-        <w:shd w:val="clear" w:color="auto" w:fill="FFFFFF" w:themeFill="background1"/>
-        <w:spacing w:line="360" w:lineRule="auto"/>
-        <w:ind w:leftChars="100" w:left="320"/>
-        <w:rPr>
-          <w:rFonts w:ascii="Times New Roman" w:eastAsia="SimSun" w:hAnsi="Times New Roman"/>
-          <w:sz w:val="26"/>
-          <w:szCs w:val="26"/>
-          <w:lang w:eastAsia="zh-CN" w:bidi="ar"/>
-        </w:rPr>
-      </w:pPr>
-      <w:r>
-        <w:rPr>
-          <w:rFonts w:ascii="Times New Roman" w:eastAsia="SimSun" w:hAnsi="Times New Roman"/>
-          <w:sz w:val="26"/>
-          <w:szCs w:val="26"/>
-          <w:lang w:eastAsia="zh-CN" w:bidi="ar"/>
-        </w:rPr>
-        <w:t>Mã số thuế: ……………</w:t>
-      </w:r>
-    </w:p>
-    <w:p>
-      <w:pPr>
-        <w:shd w:val="clear" w:color="auto" w:fill="FFFFFF" w:themeFill="background1"/>
-        <w:spacing w:line="360" w:lineRule="auto"/>
-        <w:ind w:leftChars="100" w:left="320"/>
-        <w:rPr>
-          <w:rFonts w:ascii="Times New Roman" w:hAnsi="Times New Roman"/>
-          <w:sz w:val="26"/>
-          <w:szCs w:val="26"/>
-        </w:rPr>
-      </w:pPr>
-      <w:r>
-        <w:rPr>
-          <w:rFonts w:ascii="Times New Roman" w:eastAsia="SimSun" w:hAnsi="Times New Roman"/>
-          <w:sz w:val="26"/>
-          <w:szCs w:val="26"/>
-          <w:lang w:eastAsia="zh-CN" w:bidi="ar"/>
-        </w:rPr>
-        <w:t xml:space="preserve">Nội dung xuất: </w:t>
-      </w:r>
-      <w:r>
-        <w:rPr>
-          <w:rFonts w:ascii="Times New Roman" w:eastAsia="SimSun" w:hAnsi="Times New Roman"/>
-          <w:sz w:val="26"/>
-          <w:szCs w:val="26"/>
-          <w:lang w:eastAsia="zh-CN" w:bidi="ar"/>
-        </w:rPr>
-        <w:t xml:space="preserve">Dịch vụ cho thuê địa điểm tổ chức sự kiện và các dịch vụ đi kèm </w:t>
-      </w:r>
-      <w:r>
-        <w:rPr>
-          <w:rFonts w:ascii="Times New Roman" w:eastAsia="SimSun" w:hAnsi="Times New Roman"/>
-          <w:sz w:val="26"/>
-          <w:szCs w:val="26"/>
-          <w:lang w:eastAsia="zh-CN" w:bidi="ar"/>
-        </w:rPr>
-        <w:t>theo HĐ số …</w:t>
-      </w:r>
-      <w:r>
-        <w:rPr>
-          <w:rFonts w:ascii="Times New Roman" w:eastAsia="TimesNewRomanPS-BoldMT" w:hAnsi="Times New Roman"/>
-          <w:b/>
-          <w:bCs/>
-          <w:sz w:val="26"/>
-          <w:szCs w:val="26"/>
-          <w:lang w:eastAsia="zh-CN" w:bidi="ar"/>
-        </w:rPr>
-        <w:t xml:space="preserve">/CTY-HHKH/2025 ký ngày…và Biên bản nghiệm thu và Quyết toán dịch vụ số … ……………ký ngày……… </w:t>
-      </w:r>
-    </w:p>
-    <w:p>
-      <w:pPr>
-        <w:shd w:val="clear" w:color="auto" w:fill="FFFFFF" w:themeFill="background1"/>
-        <w:spacing w:line="360" w:lineRule="auto"/>
-        <w:ind w:leftChars="100" w:left="320"/>
-        <w:rPr>
-          <w:rFonts w:ascii="Times New Roman" w:eastAsia="SimSun" w:hAnsi="Times New Roman"/>
-          <w:sz w:val="26"/>
-          <w:szCs w:val="26"/>
-          <w:lang w:eastAsia="zh-CN" w:bidi="ar"/>
-        </w:rPr>
-      </w:pPr>
-      <w:r>
-        <w:rPr>
-          <w:rFonts w:ascii="Times New Roman" w:eastAsia="SimSun" w:hAnsi="Times New Roman"/>
-          <w:sz w:val="26"/>
-          <w:szCs w:val="26"/>
-          <w:lang w:eastAsia="zh-CN" w:bidi="ar"/>
-        </w:rPr>
-        <w:t xml:space="preserve">Email nhận hóa đơn GTGT: </w:t>
-      </w:r>
-      <w:r>
-        <w:rPr>
-          <w:rFonts w:ascii="Times New Roman" w:eastAsia="SimSun" w:hAnsi="Times New Roman"/>
-          <w:sz w:val="26"/>
-          <w:szCs w:val="26"/>
-          <w:lang w:eastAsia="zh-CN" w:bidi="ar"/>
-        </w:rPr>
-        <w:t>……….</w:t>
+        <w:t>Email nhận hóa đơn GTGT: …{ThoiGianThaoDo}</w:t>
       </w:r>
     </w:p>
     <w:p>

--- a/backend-app/samples/FILE MAU HOP DONG CÒN LẠI/3.1 MAU HDONG - 0406 (HỘI NGHỊ + TIỆC-TEABREAK).docx
+++ b/backend-app/samples/FILE MAU HOP DONG CÒN LẠI/3.1 MAU HDONG - 0406 (HỘI NGHỊ + TIỆC-TEABREAK).docx
@@ -456,10 +456,11 @@
         <w:spacing w:line="360" w:lineRule="auto"/>
         <w:ind w:left="320" w:leftChars="100"/>
         <w:rPr>
-          <w:rFonts w:ascii="Times New Roman" w:hAnsi="Times New Roman"/>
-          <w:b/>
-          <w:sz w:val="26"/>
-          <w:szCs w:val="26"/>
+          <w:rFonts w:hint="default" w:ascii="Times New Roman" w:hAnsi="Times New Roman"/>
+          <w:b/>
+          <w:sz w:val="26"/>
+          <w:szCs w:val="26"/>
+          <w:lang w:val="en-US"/>
         </w:rPr>
       </w:pPr>
       <w:r>
@@ -491,22 +492,13 @@
       </w:r>
       <w:r>
         <w:rPr>
-          <w:rFonts w:ascii="Times New Roman" w:hAnsi="Times New Roman"/>
-          <w:b/>
-          <w:sz w:val="26"/>
-          <w:szCs w:val="26"/>
-          <w:lang w:val="fr-FR"/>
-        </w:rPr>
-        <w:t xml:space="preserve">CÔNG TY TNHH </w:t>
-      </w:r>
-      <w:r>
-        <w:rPr>
-          <w:rFonts w:ascii="Times New Roman" w:hAnsi="Times New Roman"/>
-          <w:b/>
-          <w:sz w:val="26"/>
-          <w:szCs w:val="26"/>
-        </w:rPr>
-        <w:t>GIẢI TRÍ HOÀNG HẢI</w:t>
+          <w:rFonts w:hint="default" w:ascii="Times New Roman" w:hAnsi="Times New Roman"/>
+          <w:b/>
+          <w:sz w:val="26"/>
+          <w:szCs w:val="26"/>
+          <w:lang w:val="en-US"/>
+        </w:rPr>
+        <w:t>{BenATenCongTy}</w:t>
       </w:r>
     </w:p>
     <w:p>
@@ -515,10 +507,11 @@
         <w:spacing w:line="360" w:lineRule="auto"/>
         <w:ind w:left="320" w:leftChars="100"/>
         <w:rPr>
-          <w:rFonts w:ascii="Times New Roman" w:hAnsi="Times New Roman"/>
-          <w:b/>
-          <w:sz w:val="26"/>
-          <w:szCs w:val="26"/>
+          <w:rFonts w:hint="default" w:ascii="Times New Roman" w:hAnsi="Times New Roman"/>
+          <w:b/>
+          <w:sz w:val="26"/>
+          <w:szCs w:val="26"/>
+          <w:lang w:val="en-US"/>
         </w:rPr>
       </w:pPr>
       <w:bookmarkStart w:id="0" w:name="_Hlk135660413"/>
@@ -550,12 +543,13 @@
       </w:r>
       <w:r>
         <w:rPr>
-          <w:rFonts w:ascii="Times New Roman" w:hAnsi="Times New Roman"/>
-          <w:b/>
-          <w:sz w:val="26"/>
-          <w:szCs w:val="26"/>
-        </w:rPr>
-        <w:t>Ông</w:t>
+          <w:rFonts w:hint="default" w:ascii="Times New Roman" w:hAnsi="Times New Roman"/>
+          <w:b/>
+          <w:sz w:val="26"/>
+          <w:szCs w:val="26"/>
+          <w:lang w:val="en-US"/>
+        </w:rPr>
+        <w:t>{HNNguoiDaiDien}</w:t>
       </w:r>
     </w:p>
     <w:p>
@@ -564,9 +558,10 @@
         <w:spacing w:line="360" w:lineRule="auto"/>
         <w:ind w:left="320" w:leftChars="100"/>
         <w:rPr>
-          <w:rFonts w:ascii="Times New Roman" w:hAnsi="Times New Roman"/>
-          <w:sz w:val="26"/>
-          <w:szCs w:val="26"/>
+          <w:rFonts w:hint="default" w:ascii="Times New Roman" w:hAnsi="Times New Roman"/>
+          <w:sz w:val="26"/>
+          <w:szCs w:val="26"/>
+          <w:lang w:val="en-US"/>
         </w:rPr>
       </w:pPr>
       <w:bookmarkStart w:id="1" w:name="_Hlk164419968"/>
@@ -597,11 +592,12 @@
       </w:r>
       <w:r>
         <w:rPr>
-          <w:rFonts w:ascii="Times New Roman" w:hAnsi="Times New Roman"/>
-          <w:sz w:val="26"/>
-          <w:szCs w:val="26"/>
-        </w:rPr>
-        <w:t>Giám Đốc</w:t>
+          <w:rFonts w:hint="default" w:ascii="Times New Roman" w:hAnsi="Times New Roman"/>
+          <w:sz w:val="26"/>
+          <w:szCs w:val="26"/>
+          <w:lang w:val="en-US"/>
+        </w:rPr>
+        <w:t>{HNChucVuNguoiDaiDien}</w:t>
       </w:r>
     </w:p>
     <w:bookmarkEnd w:id="0"/>
@@ -612,9 +608,10 @@
         <w:spacing w:line="360" w:lineRule="auto"/>
         <w:ind w:left="320" w:leftChars="100"/>
         <w:rPr>
-          <w:rFonts w:ascii="Times New Roman" w:hAnsi="Times New Roman"/>
-          <w:sz w:val="26"/>
-          <w:szCs w:val="26"/>
+          <w:rFonts w:hint="default" w:ascii="Times New Roman" w:hAnsi="Times New Roman"/>
+          <w:sz w:val="26"/>
+          <w:szCs w:val="26"/>
+          <w:lang w:val="en-US"/>
         </w:rPr>
       </w:pPr>
       <w:r>
@@ -643,11 +640,12 @@
       </w:r>
       <w:r>
         <w:rPr>
-          <w:rFonts w:ascii="Times New Roman" w:hAnsi="Times New Roman"/>
-          <w:sz w:val="26"/>
-          <w:szCs w:val="26"/>
-        </w:rPr>
-        <w:t>16A Lê Hồng Phong (nối dài), Phường Hoà Hưng, Tp.HCM</w:t>
+          <w:rFonts w:hint="default" w:ascii="Times New Roman" w:hAnsi="Times New Roman"/>
+          <w:sz w:val="26"/>
+          <w:szCs w:val="26"/>
+          <w:lang w:val="en-US"/>
+        </w:rPr>
+        <w:t>{BenADiaChi}</w:t>
       </w:r>
     </w:p>
     <w:p>
@@ -656,9 +654,10 @@
         <w:spacing w:line="360" w:lineRule="auto"/>
         <w:ind w:left="320" w:leftChars="100"/>
         <w:rPr>
-          <w:rFonts w:ascii="Times New Roman" w:hAnsi="Times New Roman"/>
-          <w:sz w:val="26"/>
-          <w:szCs w:val="26"/>
+          <w:rFonts w:hint="default" w:ascii="Times New Roman" w:hAnsi="Times New Roman"/>
+          <w:sz w:val="26"/>
+          <w:szCs w:val="26"/>
+          <w:lang w:val="en-US"/>
         </w:rPr>
       </w:pPr>
       <w:r>
@@ -687,11 +686,29 @@
       </w:r>
       <w:r>
         <w:rPr>
-          <w:rFonts w:ascii="Times New Roman" w:hAnsi="Times New Roman"/>
-          <w:sz w:val="26"/>
-          <w:szCs w:val="26"/>
-        </w:rPr>
-        <w:t>(+8428) 38 628 899</w:t>
+          <w:rFonts w:hint="default" w:ascii="Times New Roman" w:hAnsi="Times New Roman"/>
+          <w:sz w:val="26"/>
+          <w:szCs w:val="26"/>
+          <w:lang w:val="en-US"/>
+        </w:rPr>
+        <w:t>{</w:t>
+      </w:r>
+      <w:r>
+        <w:rPr>
+          <w:rFonts w:hint="default" w:ascii="Times New Roman" w:hAnsi="Times New Roman"/>
+          <w:sz w:val="26"/>
+          <w:szCs w:val="26"/>
+        </w:rPr>
+        <w:t>BenASDT</w:t>
+      </w:r>
+      <w:r>
+        <w:rPr>
+          <w:rFonts w:hint="default" w:ascii="Times New Roman" w:hAnsi="Times New Roman"/>
+          <w:sz w:val="26"/>
+          <w:szCs w:val="26"/>
+          <w:lang w:val="en-US"/>
+        </w:rPr>
+        <w:t>}</w:t>
       </w:r>
     </w:p>
     <w:p>
@@ -700,9 +717,10 @@
         <w:spacing w:line="360" w:lineRule="auto"/>
         <w:ind w:left="320" w:leftChars="100"/>
         <w:rPr>
-          <w:rFonts w:ascii="Times New Roman" w:hAnsi="Times New Roman"/>
-          <w:sz w:val="26"/>
-          <w:szCs w:val="26"/>
+          <w:rFonts w:hint="default" w:ascii="Times New Roman" w:hAnsi="Times New Roman"/>
+          <w:sz w:val="26"/>
+          <w:szCs w:val="26"/>
+          <w:lang w:val="en-US"/>
         </w:rPr>
       </w:pPr>
       <w:r>
@@ -731,11 +749,12 @@
       </w:r>
       <w:r>
         <w:rPr>
-          <w:rFonts w:ascii="Times New Roman" w:hAnsi="Times New Roman"/>
-          <w:sz w:val="26"/>
-          <w:szCs w:val="26"/>
-        </w:rPr>
-        <w:t>0316707853</w:t>
+          <w:rFonts w:hint="default" w:ascii="Times New Roman" w:hAnsi="Times New Roman"/>
+          <w:sz w:val="26"/>
+          <w:szCs w:val="26"/>
+          <w:lang w:val="en-US"/>
+        </w:rPr>
+        <w:t>{BenAMST}</w:t>
       </w:r>
     </w:p>
     <w:p>
@@ -1209,6 +1228,7 @@
           <w:lang w:eastAsia="zh-CN" w:bidi="ar"/>
         </w:rPr>
       </w:pPr>
+      <w:bookmarkStart w:id="2" w:name="_GoBack"/>
       <w:r>
         <w:rPr>
           <w:rFonts w:ascii="Times New Roman" w:hAnsi="Times New Roman" w:eastAsia="SimSun"/>
@@ -1304,6 +1324,7 @@
         <w:t>khách</w:t>
       </w:r>
     </w:p>
+    <w:bookmarkEnd w:id="2"/>
     <w:p>
       <w:pPr>
         <w:shd w:val="clear" w:color="auto" w:fill="FFFFFF" w:themeFill="background1"/>
@@ -3938,8 +3959,6 @@
         </w:rPr>
         <w:t>{MucPhiPhucVu}</w:t>
       </w:r>
-      <w:bookmarkStart w:id="2" w:name="_GoBack"/>
-      <w:bookmarkEnd w:id="2"/>
       <w:r>
         <w:rPr>
           <w:rFonts w:ascii="Times New Roman" w:hAnsi="Times New Roman" w:eastAsia="TimesNewRomanPS-BoldMT"/>
@@ -6323,7 +6342,7 @@
           <w:szCs w:val="26"/>
           <w:lang w:val="en-US" w:eastAsia="zh-CN" w:bidi="ar"/>
         </w:rPr>
-        <w:t xml:space="preserve"> {BenB_TenChuTiec}</w:t>
+        <w:t xml:space="preserve"> {BenBTenChuTiec}</w:t>
       </w:r>
       <w:r>
         <w:rPr>
@@ -6399,7 +6418,7 @@
           <w:szCs w:val="26"/>
           <w:lang w:eastAsia="zh-CN" w:bidi="ar"/>
         </w:rPr>
-        <w:t>{BenB_TenChuTiec}</w:t>
+        <w:t>{BenBTenChuTiec}</w:t>
       </w:r>
       <w:r>
         <w:rPr>

--- a/backend-app/samples/FILE MAU HOP DONG CÒN LẠI/3.1 MAU HDONG - 0406 (HỘI NGHỊ + TIỆC-TEABREAK).docx
+++ b/backend-app/samples/FILE MAU HOP DONG CÒN LẠI/3.1 MAU HDONG - 0406 (HỘI NGHỊ + TIỆC-TEABREAK).docx
@@ -1228,36 +1228,350 @@
           <w:lang w:eastAsia="zh-CN" w:bidi="ar"/>
         </w:rPr>
       </w:pPr>
+      <w:r>
+        <w:rPr>
+          <w:rFonts w:ascii="Times New Roman" w:hAnsi="Times New Roman" w:eastAsia="SimSun"/>
+          <w:sz w:val="26"/>
+          <w:szCs w:val="26"/>
+          <w:lang w:eastAsia="zh-CN" w:bidi="ar"/>
+        </w:rPr>
+        <w:t xml:space="preserve">- </w:t>
+      </w:r>
+      <w:r>
+        <w:rPr>
+          <w:rFonts w:ascii="Times New Roman" w:hAnsi="Times New Roman" w:eastAsia="SimSun"/>
+          <w:b/>
+          <w:bCs/>
+          <w:sz w:val="26"/>
+          <w:szCs w:val="26"/>
+          <w:lang w:eastAsia="zh-CN" w:bidi="ar"/>
+        </w:rPr>
+        <w:t>Địa điểm hội nghị</w:t>
+      </w:r>
+      <w:r>
+        <w:rPr>
+          <w:rFonts w:ascii="Times New Roman" w:hAnsi="Times New Roman" w:eastAsia="SimSun"/>
+          <w:sz w:val="26"/>
+          <w:szCs w:val="26"/>
+          <w:lang w:eastAsia="zh-CN" w:bidi="ar"/>
+        </w:rPr>
+        <w:t xml:space="preserve">: </w:t>
+      </w:r>
+      <w:r>
+        <w:rPr>
+          <w:rFonts w:hint="default" w:ascii="Times New Roman" w:hAnsi="Times New Roman" w:eastAsia="SimSun"/>
+          <w:sz w:val="26"/>
+          <w:szCs w:val="26"/>
+          <w:lang w:eastAsia="zh-CN" w:bidi="ar"/>
+        </w:rPr>
+        <w:t>{T</w:t>
+      </w:r>
+      <w:r>
+        <w:rPr>
+          <w:rFonts w:hint="default" w:ascii="Times New Roman" w:hAnsi="Times New Roman" w:eastAsia="SimSun"/>
+          <w:sz w:val="26"/>
+          <w:szCs w:val="26"/>
+          <w:lang w:val="en-US" w:eastAsia="zh-CN" w:bidi="ar"/>
+        </w:rPr>
+        <w:t>en</w:t>
+      </w:r>
+      <w:r>
+        <w:rPr>
+          <w:rFonts w:hint="default" w:ascii="Times New Roman" w:hAnsi="Times New Roman" w:eastAsia="SimSun"/>
+          <w:sz w:val="26"/>
+          <w:szCs w:val="26"/>
+          <w:lang w:eastAsia="zh-CN" w:bidi="ar"/>
+        </w:rPr>
+        <w:t>SanhTiec}</w:t>
+      </w:r>
+      <w:r>
+        <w:rPr>
+          <w:rFonts w:ascii="Times New Roman" w:hAnsi="Times New Roman" w:eastAsia="SimSun"/>
+          <w:sz w:val="26"/>
+          <w:szCs w:val="26"/>
+          <w:lang w:eastAsia="zh-CN" w:bidi="ar"/>
+        </w:rPr>
+        <w:t xml:space="preserve"> </w:t>
+      </w:r>
+    </w:p>
+    <w:p>
+      <w:pPr>
+        <w:shd w:val="clear" w:color="auto" w:fill="FFFFFF" w:themeFill="background1"/>
+        <w:spacing w:line="360" w:lineRule="auto"/>
+        <w:ind w:left="320" w:leftChars="100"/>
+        <w:rPr>
+          <w:rFonts w:ascii="Times New Roman" w:hAnsi="Times New Roman" w:eastAsia="SimSun"/>
+          <w:sz w:val="26"/>
+          <w:szCs w:val="26"/>
+          <w:lang w:eastAsia="zh-CN" w:bidi="ar"/>
+        </w:rPr>
+      </w:pPr>
+      <w:r>
+        <w:rPr>
+          <w:rFonts w:ascii="Times New Roman" w:hAnsi="Times New Roman" w:eastAsia="SimSun"/>
+          <w:sz w:val="26"/>
+          <w:szCs w:val="26"/>
+          <w:lang w:eastAsia="zh-CN" w:bidi="ar"/>
+        </w:rPr>
+        <w:t xml:space="preserve">+ Số lượng khách tham dự hội nghị: </w:t>
+      </w:r>
+      <w:r>
+        <w:rPr>
+          <w:rFonts w:hint="default" w:ascii="Times New Roman" w:hAnsi="Times New Roman"/>
+          <w:sz w:val="26"/>
+          <w:szCs w:val="26"/>
+        </w:rPr>
+        <w:t>{SoKhachDiemDanh}</w:t>
+      </w:r>
+      <w:r>
+        <w:rPr>
+          <w:rFonts w:hint="default" w:ascii="Times New Roman" w:hAnsi="Times New Roman"/>
+          <w:sz w:val="26"/>
+          <w:szCs w:val="26"/>
+          <w:lang w:val="en-US"/>
+        </w:rPr>
+        <w:t xml:space="preserve"> </w:t>
+      </w:r>
+      <w:r>
+        <w:rPr>
+          <w:rFonts w:ascii="Times New Roman" w:hAnsi="Times New Roman"/>
+          <w:sz w:val="26"/>
+          <w:szCs w:val="26"/>
+        </w:rPr>
+        <w:t>khách</w:t>
+      </w:r>
+    </w:p>
+    <w:p>
+      <w:pPr>
+        <w:shd w:val="clear" w:color="auto" w:fill="FFFFFF" w:themeFill="background1"/>
+        <w:spacing w:line="360" w:lineRule="auto"/>
+        <w:ind w:left="320" w:leftChars="100"/>
+        <w:rPr>
+          <w:rFonts w:hint="default" w:ascii="Times New Roman" w:hAnsi="Times New Roman" w:eastAsia="SimSun"/>
+          <w:sz w:val="26"/>
+          <w:szCs w:val="26"/>
+          <w:lang w:val="en-US" w:eastAsia="zh-CN" w:bidi="ar"/>
+        </w:rPr>
+      </w:pPr>
+      <w:r>
+        <w:rPr>
+          <w:rFonts w:ascii="Times New Roman" w:hAnsi="Times New Roman" w:eastAsia="SimSun"/>
+          <w:sz w:val="26"/>
+          <w:szCs w:val="26"/>
+          <w:lang w:eastAsia="zh-CN" w:bidi="ar"/>
+        </w:rPr>
+        <w:t xml:space="preserve">+ Thời gian setup sảnh hội nghị: Từ </w:t>
+      </w:r>
+      <w:r>
+        <w:rPr>
+          <w:rFonts w:hint="default" w:ascii="Times New Roman" w:hAnsi="Times New Roman" w:eastAsia="SimSun"/>
+          <w:sz w:val="26"/>
+          <w:szCs w:val="26"/>
+          <w:lang w:eastAsia="zh-CN" w:bidi="ar"/>
+        </w:rPr>
+        <w:t>{SetupBatDau}</w:t>
+      </w:r>
+      <w:r>
+        <w:rPr>
+          <w:rFonts w:hint="default" w:ascii="Times New Roman" w:hAnsi="Times New Roman" w:eastAsia="SimSun"/>
+          <w:sz w:val="26"/>
+          <w:szCs w:val="26"/>
+          <w:lang w:val="en-US" w:eastAsia="zh-CN" w:bidi="ar"/>
+        </w:rPr>
+        <w:t xml:space="preserve"> - {SetupKetThuc}</w:t>
+      </w:r>
+      <w:r>
+        <w:rPr>
+          <w:rFonts w:ascii="Times New Roman" w:hAnsi="Times New Roman" w:eastAsia="SimSun"/>
+          <w:sz w:val="26"/>
+          <w:szCs w:val="26"/>
+          <w:lang w:eastAsia="zh-CN" w:bidi="ar"/>
+        </w:rPr>
+        <w:t xml:space="preserve"> vào Ngày</w:t>
+      </w:r>
+      <w:r>
+        <w:rPr>
+          <w:rFonts w:hint="default" w:ascii="Times New Roman" w:hAnsi="Times New Roman" w:eastAsia="SimSun"/>
+          <w:sz w:val="26"/>
+          <w:szCs w:val="26"/>
+          <w:lang w:val="en-US" w:eastAsia="zh-CN" w:bidi="ar"/>
+        </w:rPr>
+        <w:t xml:space="preserve"> </w:t>
+      </w:r>
+      <w:r>
+        <w:rPr>
+          <w:rFonts w:hint="default" w:ascii="Times New Roman" w:hAnsi="Times New Roman" w:eastAsia="SimSun"/>
+          <w:sz w:val="26"/>
+          <w:szCs w:val="26"/>
+          <w:lang w:eastAsia="zh-CN" w:bidi="ar"/>
+        </w:rPr>
+        <w:t>{NgayLapHD}</w:t>
+      </w:r>
+      <w:r>
+        <w:rPr>
+          <w:rFonts w:hint="default" w:ascii="Times New Roman" w:hAnsi="Times New Roman" w:eastAsia="SimSun"/>
+          <w:sz w:val="26"/>
+          <w:szCs w:val="26"/>
+          <w:lang w:val="en-US" w:eastAsia="zh-CN" w:bidi="ar"/>
+        </w:rPr>
+        <w:t xml:space="preserve"> </w:t>
+      </w:r>
+      <w:r>
+        <w:rPr>
+          <w:rFonts w:ascii="Times New Roman" w:hAnsi="Times New Roman" w:eastAsia="SimSun"/>
+          <w:sz w:val="26"/>
+          <w:szCs w:val="26"/>
+          <w:lang w:eastAsia="zh-CN" w:bidi="ar"/>
+        </w:rPr>
+        <w:t>tháng</w:t>
+      </w:r>
+      <w:r>
+        <w:rPr>
+          <w:rFonts w:hint="default" w:ascii="Times New Roman" w:hAnsi="Times New Roman" w:eastAsia="SimSun"/>
+          <w:sz w:val="26"/>
+          <w:szCs w:val="26"/>
+          <w:lang w:val="en-US" w:eastAsia="zh-CN" w:bidi="ar"/>
+        </w:rPr>
+        <w:t xml:space="preserve"> </w:t>
+      </w:r>
+      <w:r>
+        <w:rPr>
+          <w:rFonts w:hint="default" w:ascii="Times New Roman" w:hAnsi="Times New Roman" w:eastAsia="SimSun"/>
+          <w:sz w:val="26"/>
+          <w:szCs w:val="26"/>
+          <w:lang w:eastAsia="zh-CN" w:bidi="ar"/>
+        </w:rPr>
+        <w:t>{ThangLapHD}</w:t>
+      </w:r>
+      <w:r>
+        <w:rPr>
+          <w:rFonts w:hint="default" w:ascii="Times New Roman" w:hAnsi="Times New Roman" w:eastAsia="SimSun"/>
+          <w:sz w:val="26"/>
+          <w:szCs w:val="26"/>
+          <w:lang w:val="en-US" w:eastAsia="zh-CN" w:bidi="ar"/>
+        </w:rPr>
+        <w:t xml:space="preserve"> </w:t>
+      </w:r>
+      <w:r>
+        <w:rPr>
+          <w:rFonts w:ascii="Times New Roman" w:hAnsi="Times New Roman" w:eastAsia="SimSun"/>
+          <w:sz w:val="26"/>
+          <w:szCs w:val="26"/>
+          <w:lang w:eastAsia="zh-CN" w:bidi="ar"/>
+        </w:rPr>
+        <w:t>năm</w:t>
+      </w:r>
+      <w:r>
+        <w:rPr>
+          <w:rFonts w:hint="default" w:ascii="Times New Roman" w:hAnsi="Times New Roman" w:eastAsia="SimSun"/>
+          <w:sz w:val="26"/>
+          <w:szCs w:val="26"/>
+          <w:lang w:val="en-US" w:eastAsia="zh-CN" w:bidi="ar"/>
+        </w:rPr>
+        <w:t xml:space="preserve"> {NamLapHD}</w:t>
+      </w:r>
+    </w:p>
+    <w:p>
+      <w:pPr>
+        <w:shd w:val="clear" w:color="auto" w:fill="FFFFFF" w:themeFill="background1"/>
+        <w:spacing w:line="360" w:lineRule="auto"/>
+        <w:ind w:left="320" w:leftChars="100"/>
+        <w:rPr>
+          <w:rFonts w:ascii="Times New Roman" w:hAnsi="Times New Roman" w:eastAsia="SimSun"/>
+          <w:sz w:val="26"/>
+          <w:szCs w:val="26"/>
+          <w:lang w:eastAsia="zh-CN" w:bidi="ar"/>
+        </w:rPr>
+      </w:pPr>
+      <w:r>
+        <w:rPr>
+          <w:rFonts w:ascii="Times New Roman" w:hAnsi="Times New Roman" w:eastAsia="SimSun"/>
+          <w:sz w:val="26"/>
+          <w:szCs w:val="26"/>
+          <w:lang w:eastAsia="zh-CN" w:bidi="ar"/>
+        </w:rPr>
+        <w:t xml:space="preserve">+ Thời gian diễn ra hội nghị: Từ </w:t>
+      </w:r>
+      <w:r>
+        <w:rPr>
+          <w:rFonts w:hint="default" w:ascii="Times New Roman" w:hAnsi="Times New Roman" w:eastAsia="SimSun"/>
+          <w:sz w:val="26"/>
+          <w:szCs w:val="26"/>
+          <w:lang w:eastAsia="zh-CN" w:bidi="ar"/>
+        </w:rPr>
+        <w:t>{TiecGioBatDau} - {TiecGioKetThuc}</w:t>
+      </w:r>
+      <w:r>
+        <w:rPr>
+          <w:rFonts w:ascii="Times New Roman" w:hAnsi="Times New Roman" w:eastAsia="SimSun"/>
+          <w:sz w:val="26"/>
+          <w:szCs w:val="26"/>
+          <w:lang w:eastAsia="zh-CN" w:bidi="ar"/>
+        </w:rPr>
+        <w:t xml:space="preserve"> vào </w:t>
+      </w:r>
+      <w:r>
+        <w:rPr>
+          <w:rFonts w:hint="default" w:ascii="Times New Roman" w:hAnsi="Times New Roman" w:eastAsia="SimSun"/>
+          <w:sz w:val="26"/>
+          <w:szCs w:val="26"/>
+          <w:lang w:eastAsia="zh-CN" w:bidi="ar"/>
+        </w:rPr>
+        <w:t>Ngày {NgayLapHD} tháng {ThangLapHD} năm {NamLapHD}</w:t>
+      </w:r>
+    </w:p>
+    <w:p>
+      <w:pPr>
+        <w:shd w:val="clear" w:color="auto" w:fill="FFFFFF" w:themeFill="background1"/>
+        <w:spacing w:line="360" w:lineRule="auto"/>
+        <w:ind w:left="320" w:leftChars="100"/>
+        <w:rPr>
+          <w:rFonts w:ascii="Times New Roman" w:hAnsi="Times New Roman" w:eastAsia="SimSun"/>
+          <w:sz w:val="26"/>
+          <w:szCs w:val="26"/>
+          <w:lang w:eastAsia="zh-CN" w:bidi="ar"/>
+        </w:rPr>
+      </w:pPr>
+      <w:r>
+        <w:rPr>
+          <w:rFonts w:ascii="Times New Roman" w:hAnsi="Times New Roman" w:eastAsia="SimSun"/>
+          <w:b/>
+          <w:bCs/>
+          <w:sz w:val="26"/>
+          <w:szCs w:val="26"/>
+          <w:lang w:eastAsia="zh-CN" w:bidi="ar"/>
+        </w:rPr>
+        <w:t>- Địa điểm tiệc tối</w:t>
+      </w:r>
+      <w:r>
+        <w:rPr>
+          <w:rFonts w:ascii="Times New Roman" w:hAnsi="Times New Roman" w:eastAsia="SimSun"/>
+          <w:sz w:val="26"/>
+          <w:szCs w:val="26"/>
+          <w:lang w:eastAsia="zh-CN" w:bidi="ar"/>
+        </w:rPr>
+        <w:t xml:space="preserve">: </w:t>
+      </w:r>
+      <w:r>
+        <w:rPr>
+          <w:rFonts w:hint="default" w:ascii="Times New Roman" w:hAnsi="Times New Roman" w:eastAsia="SimSun"/>
+          <w:sz w:val="26"/>
+          <w:szCs w:val="26"/>
+          <w:lang w:eastAsia="zh-CN" w:bidi="ar"/>
+        </w:rPr>
+        <w:t>{</w:t>
+      </w:r>
+      <w:r>
+        <w:rPr>
+          <w:rFonts w:hint="default" w:ascii="Times New Roman" w:hAnsi="Times New Roman" w:eastAsia="SimSun"/>
+          <w:sz w:val="26"/>
+          <w:szCs w:val="26"/>
+          <w:lang w:val="en-US" w:eastAsia="zh-CN" w:bidi="ar"/>
+        </w:rPr>
+        <w:t>Ten</w:t>
+      </w:r>
       <w:bookmarkStart w:id="2" w:name="_GoBack"/>
-      <w:r>
-        <w:rPr>
-          <w:rFonts w:ascii="Times New Roman" w:hAnsi="Times New Roman" w:eastAsia="SimSun"/>
-          <w:sz w:val="26"/>
-          <w:szCs w:val="26"/>
-          <w:lang w:eastAsia="zh-CN" w:bidi="ar"/>
-        </w:rPr>
-        <w:t xml:space="preserve">- </w:t>
-      </w:r>
-      <w:r>
-        <w:rPr>
-          <w:rFonts w:ascii="Times New Roman" w:hAnsi="Times New Roman" w:eastAsia="SimSun"/>
-          <w:b/>
-          <w:bCs/>
-          <w:sz w:val="26"/>
-          <w:szCs w:val="26"/>
-          <w:lang w:eastAsia="zh-CN" w:bidi="ar"/>
-        </w:rPr>
-        <w:t>Địa điểm hội nghị</w:t>
-      </w:r>
-      <w:r>
-        <w:rPr>
-          <w:rFonts w:ascii="Times New Roman" w:hAnsi="Times New Roman" w:eastAsia="SimSun"/>
-          <w:sz w:val="26"/>
-          <w:szCs w:val="26"/>
-          <w:lang w:eastAsia="zh-CN" w:bidi="ar"/>
-        </w:rPr>
-        <w:t xml:space="preserve">: </w:t>
-      </w:r>
+      <w:bookmarkEnd w:id="2"/>
       <w:r>
         <w:rPr>
           <w:rFonts w:hint="default" w:ascii="Times New Roman" w:hAnsi="Times New Roman" w:eastAsia="SimSun"/>
@@ -1265,285 +1579,7 @@
           <w:szCs w:val="26"/>
           <w:lang w:eastAsia="zh-CN" w:bidi="ar"/>
         </w:rPr>
-        <w:t>{TiecSanhTiec}</w:t>
-      </w:r>
-      <w:r>
-        <w:rPr>
-          <w:rFonts w:ascii="Times New Roman" w:hAnsi="Times New Roman" w:eastAsia="SimSun"/>
-          <w:sz w:val="26"/>
-          <w:szCs w:val="26"/>
-          <w:lang w:eastAsia="zh-CN" w:bidi="ar"/>
-        </w:rPr>
-        <w:t xml:space="preserve"> </w:t>
-      </w:r>
-    </w:p>
-    <w:p>
-      <w:pPr>
-        <w:shd w:val="clear" w:color="auto" w:fill="FFFFFF" w:themeFill="background1"/>
-        <w:spacing w:line="360" w:lineRule="auto"/>
-        <w:ind w:left="320" w:leftChars="100"/>
-        <w:rPr>
-          <w:rFonts w:ascii="Times New Roman" w:hAnsi="Times New Roman" w:eastAsia="SimSun"/>
-          <w:sz w:val="26"/>
-          <w:szCs w:val="26"/>
-          <w:lang w:eastAsia="zh-CN" w:bidi="ar"/>
-        </w:rPr>
-      </w:pPr>
-      <w:r>
-        <w:rPr>
-          <w:rFonts w:ascii="Times New Roman" w:hAnsi="Times New Roman" w:eastAsia="SimSun"/>
-          <w:sz w:val="26"/>
-          <w:szCs w:val="26"/>
-          <w:lang w:eastAsia="zh-CN" w:bidi="ar"/>
-        </w:rPr>
-        <w:t xml:space="preserve">+ Số lượng khách tham dự hội nghị: </w:t>
-      </w:r>
-      <w:r>
-        <w:rPr>
-          <w:rFonts w:hint="default" w:ascii="Times New Roman" w:hAnsi="Times New Roman"/>
-          <w:sz w:val="26"/>
-          <w:szCs w:val="26"/>
-        </w:rPr>
-        <w:t>{SoKhachDiemDanh}</w:t>
-      </w:r>
-      <w:r>
-        <w:rPr>
-          <w:rFonts w:hint="default" w:ascii="Times New Roman" w:hAnsi="Times New Roman"/>
-          <w:sz w:val="26"/>
-          <w:szCs w:val="26"/>
-          <w:lang w:val="en-US"/>
-        </w:rPr>
-        <w:t xml:space="preserve"> </w:t>
-      </w:r>
-      <w:r>
-        <w:rPr>
-          <w:rFonts w:ascii="Times New Roman" w:hAnsi="Times New Roman"/>
-          <w:sz w:val="26"/>
-          <w:szCs w:val="26"/>
-        </w:rPr>
-        <w:t>khách</w:t>
-      </w:r>
-    </w:p>
-    <w:bookmarkEnd w:id="2"/>
-    <w:p>
-      <w:pPr>
-        <w:shd w:val="clear" w:color="auto" w:fill="FFFFFF" w:themeFill="background1"/>
-        <w:spacing w:line="360" w:lineRule="auto"/>
-        <w:ind w:left="320" w:leftChars="100"/>
-        <w:rPr>
-          <w:rFonts w:hint="default" w:ascii="Times New Roman" w:hAnsi="Times New Roman" w:eastAsia="SimSun"/>
-          <w:sz w:val="26"/>
-          <w:szCs w:val="26"/>
-          <w:lang w:val="en-US" w:eastAsia="zh-CN" w:bidi="ar"/>
-        </w:rPr>
-      </w:pPr>
-      <w:r>
-        <w:rPr>
-          <w:rFonts w:ascii="Times New Roman" w:hAnsi="Times New Roman" w:eastAsia="SimSun"/>
-          <w:sz w:val="26"/>
-          <w:szCs w:val="26"/>
-          <w:lang w:eastAsia="zh-CN" w:bidi="ar"/>
-        </w:rPr>
-        <w:t xml:space="preserve">+ Thời gian setup sảnh hội nghị: Từ </w:t>
-      </w:r>
-      <w:r>
-        <w:rPr>
-          <w:rFonts w:hint="default" w:ascii="Times New Roman" w:hAnsi="Times New Roman" w:eastAsia="SimSun"/>
-          <w:sz w:val="26"/>
-          <w:szCs w:val="26"/>
-          <w:lang w:eastAsia="zh-CN" w:bidi="ar"/>
-        </w:rPr>
-        <w:t>{SetupBatDau}</w:t>
-      </w:r>
-      <w:r>
-        <w:rPr>
-          <w:rFonts w:hint="default" w:ascii="Times New Roman" w:hAnsi="Times New Roman" w:eastAsia="SimSun"/>
-          <w:sz w:val="26"/>
-          <w:szCs w:val="26"/>
-          <w:lang w:val="en-US" w:eastAsia="zh-CN" w:bidi="ar"/>
-        </w:rPr>
-        <w:t xml:space="preserve"> - {SetupKetThuc}</w:t>
-      </w:r>
-      <w:r>
-        <w:rPr>
-          <w:rFonts w:ascii="Times New Roman" w:hAnsi="Times New Roman" w:eastAsia="SimSun"/>
-          <w:sz w:val="26"/>
-          <w:szCs w:val="26"/>
-          <w:lang w:eastAsia="zh-CN" w:bidi="ar"/>
-        </w:rPr>
-        <w:t xml:space="preserve"> vào Ngày</w:t>
-      </w:r>
-      <w:r>
-        <w:rPr>
-          <w:rFonts w:hint="default" w:ascii="Times New Roman" w:hAnsi="Times New Roman" w:eastAsia="SimSun"/>
-          <w:sz w:val="26"/>
-          <w:szCs w:val="26"/>
-          <w:lang w:val="en-US" w:eastAsia="zh-CN" w:bidi="ar"/>
-        </w:rPr>
-        <w:t xml:space="preserve"> </w:t>
-      </w:r>
-      <w:r>
-        <w:rPr>
-          <w:rFonts w:hint="default" w:ascii="Times New Roman" w:hAnsi="Times New Roman" w:eastAsia="SimSun"/>
-          <w:sz w:val="26"/>
-          <w:szCs w:val="26"/>
-          <w:lang w:eastAsia="zh-CN" w:bidi="ar"/>
-        </w:rPr>
-        <w:t>{NgayLapHD}</w:t>
-      </w:r>
-      <w:r>
-        <w:rPr>
-          <w:rFonts w:hint="default" w:ascii="Times New Roman" w:hAnsi="Times New Roman" w:eastAsia="SimSun"/>
-          <w:sz w:val="26"/>
-          <w:szCs w:val="26"/>
-          <w:lang w:val="en-US" w:eastAsia="zh-CN" w:bidi="ar"/>
-        </w:rPr>
-        <w:t xml:space="preserve"> </w:t>
-      </w:r>
-      <w:r>
-        <w:rPr>
-          <w:rFonts w:ascii="Times New Roman" w:hAnsi="Times New Roman" w:eastAsia="SimSun"/>
-          <w:sz w:val="26"/>
-          <w:szCs w:val="26"/>
-          <w:lang w:eastAsia="zh-CN" w:bidi="ar"/>
-        </w:rPr>
-        <w:t>tháng</w:t>
-      </w:r>
-      <w:r>
-        <w:rPr>
-          <w:rFonts w:hint="default" w:ascii="Times New Roman" w:hAnsi="Times New Roman" w:eastAsia="SimSun"/>
-          <w:sz w:val="26"/>
-          <w:szCs w:val="26"/>
-          <w:lang w:val="en-US" w:eastAsia="zh-CN" w:bidi="ar"/>
-        </w:rPr>
-        <w:t xml:space="preserve"> </w:t>
-      </w:r>
-      <w:r>
-        <w:rPr>
-          <w:rFonts w:hint="default" w:ascii="Times New Roman" w:hAnsi="Times New Roman" w:eastAsia="SimSun"/>
-          <w:sz w:val="26"/>
-          <w:szCs w:val="26"/>
-          <w:lang w:eastAsia="zh-CN" w:bidi="ar"/>
-        </w:rPr>
-        <w:t>{ThangLapHD}</w:t>
-      </w:r>
-      <w:r>
-        <w:rPr>
-          <w:rFonts w:hint="default" w:ascii="Times New Roman" w:hAnsi="Times New Roman" w:eastAsia="SimSun"/>
-          <w:sz w:val="26"/>
-          <w:szCs w:val="26"/>
-          <w:lang w:val="en-US" w:eastAsia="zh-CN" w:bidi="ar"/>
-        </w:rPr>
-        <w:t xml:space="preserve"> </w:t>
-      </w:r>
-      <w:r>
-        <w:rPr>
-          <w:rFonts w:ascii="Times New Roman" w:hAnsi="Times New Roman" w:eastAsia="SimSun"/>
-          <w:sz w:val="26"/>
-          <w:szCs w:val="26"/>
-          <w:lang w:eastAsia="zh-CN" w:bidi="ar"/>
-        </w:rPr>
-        <w:t>năm</w:t>
-      </w:r>
-      <w:r>
-        <w:rPr>
-          <w:rFonts w:hint="default" w:ascii="Times New Roman" w:hAnsi="Times New Roman" w:eastAsia="SimSun"/>
-          <w:sz w:val="26"/>
-          <w:szCs w:val="26"/>
-          <w:lang w:val="en-US" w:eastAsia="zh-CN" w:bidi="ar"/>
-        </w:rPr>
-        <w:t xml:space="preserve"> {NamLapHD}</w:t>
-      </w:r>
-    </w:p>
-    <w:p>
-      <w:pPr>
-        <w:shd w:val="clear" w:color="auto" w:fill="FFFFFF" w:themeFill="background1"/>
-        <w:spacing w:line="360" w:lineRule="auto"/>
-        <w:ind w:left="320" w:leftChars="100"/>
-        <w:rPr>
-          <w:rFonts w:ascii="Times New Roman" w:hAnsi="Times New Roman" w:eastAsia="SimSun"/>
-          <w:sz w:val="26"/>
-          <w:szCs w:val="26"/>
-          <w:lang w:eastAsia="zh-CN" w:bidi="ar"/>
-        </w:rPr>
-      </w:pPr>
-      <w:r>
-        <w:rPr>
-          <w:rFonts w:ascii="Times New Roman" w:hAnsi="Times New Roman" w:eastAsia="SimSun"/>
-          <w:sz w:val="26"/>
-          <w:szCs w:val="26"/>
-          <w:lang w:eastAsia="zh-CN" w:bidi="ar"/>
-        </w:rPr>
-        <w:t xml:space="preserve">+ Thời gian diễn ra hội nghị: Từ </w:t>
-      </w:r>
-      <w:r>
-        <w:rPr>
-          <w:rFonts w:hint="default" w:ascii="Times New Roman" w:hAnsi="Times New Roman" w:eastAsia="SimSun"/>
-          <w:sz w:val="26"/>
-          <w:szCs w:val="26"/>
-          <w:lang w:eastAsia="zh-CN" w:bidi="ar"/>
-        </w:rPr>
-        <w:t>{TiecGioBatDau} - {TiecGioKetThuc}</w:t>
-      </w:r>
-      <w:r>
-        <w:rPr>
-          <w:rFonts w:ascii="Times New Roman" w:hAnsi="Times New Roman" w:eastAsia="SimSun"/>
-          <w:sz w:val="26"/>
-          <w:szCs w:val="26"/>
-          <w:lang w:eastAsia="zh-CN" w:bidi="ar"/>
-        </w:rPr>
-        <w:t xml:space="preserve"> vào </w:t>
-      </w:r>
-      <w:r>
-        <w:rPr>
-          <w:rFonts w:hint="default" w:ascii="Times New Roman" w:hAnsi="Times New Roman" w:eastAsia="SimSun"/>
-          <w:sz w:val="26"/>
-          <w:szCs w:val="26"/>
-          <w:lang w:eastAsia="zh-CN" w:bidi="ar"/>
-        </w:rPr>
-        <w:t>Ngày {NgayLapHD} tháng {ThangLapHD} năm {NamLapHD}</w:t>
-      </w:r>
-    </w:p>
-    <w:p>
-      <w:pPr>
-        <w:shd w:val="clear" w:color="auto" w:fill="FFFFFF" w:themeFill="background1"/>
-        <w:spacing w:line="360" w:lineRule="auto"/>
-        <w:ind w:left="320" w:leftChars="100"/>
-        <w:rPr>
-          <w:rFonts w:ascii="Times New Roman" w:hAnsi="Times New Roman" w:eastAsia="SimSun"/>
-          <w:sz w:val="26"/>
-          <w:szCs w:val="26"/>
-          <w:lang w:eastAsia="zh-CN" w:bidi="ar"/>
-        </w:rPr>
-      </w:pPr>
-      <w:r>
-        <w:rPr>
-          <w:rFonts w:ascii="Times New Roman" w:hAnsi="Times New Roman" w:eastAsia="SimSun"/>
-          <w:b/>
-          <w:bCs/>
-          <w:sz w:val="26"/>
-          <w:szCs w:val="26"/>
-          <w:lang w:eastAsia="zh-CN" w:bidi="ar"/>
-        </w:rPr>
-        <w:t>- Địa điểm tiệc tối</w:t>
-      </w:r>
-      <w:r>
-        <w:rPr>
-          <w:rFonts w:ascii="Times New Roman" w:hAnsi="Times New Roman" w:eastAsia="SimSun"/>
-          <w:sz w:val="26"/>
-          <w:szCs w:val="26"/>
-          <w:lang w:eastAsia="zh-CN" w:bidi="ar"/>
-        </w:rPr>
-        <w:t xml:space="preserve">: </w:t>
-      </w:r>
-      <w:r>
-        <w:rPr>
-          <w:rFonts w:hint="default" w:ascii="Times New Roman" w:hAnsi="Times New Roman" w:eastAsia="SimSun"/>
-          <w:sz w:val="26"/>
-          <w:szCs w:val="26"/>
-          <w:lang w:eastAsia="zh-CN" w:bidi="ar"/>
-        </w:rPr>
-        <w:t>{TiecSanhTiec</w:t>
+        <w:t>SanhTiec</w:t>
       </w:r>
       <w:r>
         <w:rPr>

--- a/backend-app/samples/FILE MAU HOP DONG CÒN LẠI/3.1 MAU HDONG - 0406 (HỘI NGHỊ + TIỆC-TEABREAK).docx
+++ b/backend-app/samples/FILE MAU HOP DONG CÒN LẠI/3.1 MAU HDONG - 0406 (HỘI NGHỊ + TIỆC-TEABREAK).docx
@@ -1,5 +1,63 @@
 
-<file path=word/document.xml><?xml version="1.0" encoding="utf-8"?>
+<file path=customXml\item1.xml><?xml version="1.0" encoding="utf-8"?>
+<s:customData xmlns="http://www.wps.cn/officeDocument/2013/wpsCustomData" xmlns:s="http://www.wps.cn/officeDocument/2013/wpsCustomData">
+  <customSectProps/>
+  <customShpExts>
+    <customShpInfo spid="_x0000_s1026" textRotate="1"/>
+  </customShpExts>
+</s:customData>
+</file>
+
+<file path=customXml\itemProps1.xml><?xml version="1.0" encoding="utf-8"?>
+<ds:datastoreItem xmlns:ds="http://schemas.openxmlformats.org/officeDocument/2006/customXml" ds:itemID="{B1977F7D-205B-4081-913C-38D41E755F92}">
+  <ds:schemaRefs>
+    <ds:schemaRef ds:uri="http://www.wps.cn/officeDocument/2013/wpsCustomData"/>
+  </ds:schemaRefs>
+</ds:datastoreItem>
+</file>
+
+<file path=docProps\app.xml><?xml version="1.0" encoding="utf-8"?>
+<Properties xmlns="http://schemas.openxmlformats.org/officeDocument/2006/extended-properties" xmlns:vt="http://schemas.openxmlformats.org/officeDocument/2006/docPropsVTypes">
+  <Template>Normal</Template>
+  <Pages>21</Pages>
+  <Words>2843</Words>
+  <Characters>10753</Characters>
+  <Lines>284</Lines>
+  <Paragraphs>80</Paragraphs>
+  <TotalTime>1</TotalTime>
+  <ScaleCrop>false</ScaleCrop>
+  <LinksUpToDate>false</LinksUpToDate>
+  <CharactersWithSpaces>13472</CharactersWithSpaces>
+  <Application>WPS Office_12.1.0.26880_F1E327BC-269C-435d-A152-05C5408002CA</Application>
+  <DocSecurity>0</DocSecurity>
+</Properties>
+</file>
+
+<file path=docProps\core.xml><?xml version="1.0" encoding="utf-8"?>
+<cp:coreProperties xmlns:cp="http://schemas.openxmlformats.org/package/2006/metadata/core-properties" xmlns:dc="http://purl.org/dc/elements/1.1/" xmlns:dcterms="http://purl.org/dc/terms/" xmlns:dcmitype="http://purl.org/dc/dcmitype/" xmlns:xsi="http://www.w3.org/2001/XMLSchema-instance">
+  <dcterms:created xsi:type="dcterms:W3CDTF">2025-12-02T06:24:00Z</dcterms:created>
+  <dc:creator>Truong Nhut Thuy</dc:creator>
+  <cp:lastModifiedBy>Dell3070</cp:lastModifiedBy>
+  <dcterms:modified xsi:type="dcterms:W3CDTF">2026-06-10T06:31:09Z</dcterms:modified>
+  <cp:revision>308</cp:revision>
+</cp:coreProperties>
+</file>
+
+<file path=docProps\custom.xml><?xml version="1.0" encoding="utf-8"?>
+<Properties xmlns="http://schemas.openxmlformats.org/officeDocument/2006/custom-properties" xmlns:vt="http://schemas.openxmlformats.org/officeDocument/2006/docPropsVTypes">
+  <property fmtid="{D5CDD505-2E9C-101B-9397-08002B2CF9AE}" pid="2" name="KSOProductBuildVer">
+    <vt:lpwstr>1033-12.1.0.26880</vt:lpwstr>
+  </property>
+  <property fmtid="{D5CDD505-2E9C-101B-9397-08002B2CF9AE}" pid="3" name="ICV">
+    <vt:lpwstr>CE6651FBF2684676B34A8907B1A90C69_11</vt:lpwstr>
+  </property>
+  <property fmtid="{D5CDD505-2E9C-101B-9397-08002B2CF9AE}" pid="4" name="KSOTemplateDocerSaveRecord">
+    <vt:lpwstr>eyJoZGlkIjoiYTJmYzZiNzA0MjJkZjA3YmRmYTQ1N2VlZWVlZDk3MzgifQ==</vt:lpwstr>
+  </property>
+</Properties>
+</file>
+
+<file path=word\document.xml><?xml version="1.0" encoding="utf-8"?>
 <w:document xmlns:wpc="http://schemas.microsoft.com/office/word/2010/wordprocessingCanvas" xmlns:mc="http://schemas.openxmlformats.org/markup-compatibility/2006" xmlns:o="urn:schemas-microsoft-com:office:office" xmlns:r="http://schemas.openxmlformats.org/officeDocument/2006/relationships" xmlns:m="http://schemas.openxmlformats.org/officeDocument/2006/math" xmlns:v="urn:schemas-microsoft-com:vml" xmlns:wp14="http://schemas.microsoft.com/office/word/2010/wordprocessingDrawing" xmlns:wp="http://schemas.openxmlformats.org/drawingml/2006/wordprocessingDrawing" xmlns:w="http://schemas.openxmlformats.org/wordprocessingml/2006/main" xmlns:w14="http://schemas.microsoft.com/office/word/2010/wordml" xmlns:w10="urn:schemas-microsoft-com:office:word" xmlns:w15="http://schemas.microsoft.com/office/word/2012/wordml" xmlns:wpg="http://schemas.microsoft.com/office/word/2010/wordprocessingGroup" xmlns:wpi="http://schemas.microsoft.com/office/word/2010/wordprocessingInk" xmlns:wne="http://schemas.microsoft.com/office/word/2006/wordml" xmlns:wps="http://schemas.microsoft.com/office/word/2010/wordprocessingShape" xmlns:wpsCustomData="http://www.wps.cn/officeDocument/2013/wpsCustomData" mc:Ignorable="w14 w15 wp14">
   <w:body>
     <w:p>
@@ -549,7 +607,7 @@
           <w:szCs w:val="26"/>
           <w:lang w:val="en-US"/>
         </w:rPr>
-        <w:t>{HNNguoiDaiDien}</w:t>
+        <w:t>{BenADaiDien}</w:t>
       </w:r>
     </w:p>
     <w:p>
@@ -597,7 +655,7 @@
           <w:szCs w:val="26"/>
           <w:lang w:val="en-US"/>
         </w:rPr>
-        <w:t>{HNChucVuNguoiDaiDien}</w:t>
+        <w:t>{BenAChucVuDaiDien}</w:t>
       </w:r>
     </w:p>
     <w:bookmarkEnd w:id="0"/>
@@ -818,7 +876,7 @@
           <w:sz w:val="26"/>
           <w:szCs w:val="26"/>
         </w:rPr>
-        <w:t>{BenBTenChuTiec}</w:t>
+        <w:t>{BenBTenDaiDien}</w:t>
       </w:r>
       <w:r>
         <w:rPr>
@@ -4810,7 +4868,7 @@
                 <w:sz w:val="24"/>
                 <w:szCs w:val="24"/>
               </w:rPr>
-              <w:t>{TongThanhTien}</w:t>
+              <w:t>{TongTienDichVu}</w:t>
             </w:r>
           </w:p>
         </w:tc>
@@ -6305,7 +6363,7 @@
           <w:szCs w:val="26"/>
           <w:lang w:eastAsia="zh-CN" w:bidi="ar"/>
         </w:rPr>
-        <w:t xml:space="preserve">CÔNG TY TNHH GIẢI TRÍ HOÀNG HẢI </w:t>
+        <w:t xml:space="preserve">{BenATenCongTy} </w:t>
       </w:r>
     </w:p>
     <w:p>
@@ -6378,7 +6436,7 @@
           <w:szCs w:val="26"/>
           <w:lang w:val="en-US" w:eastAsia="zh-CN" w:bidi="ar"/>
         </w:rPr>
-        <w:t xml:space="preserve"> {BenBTenChuTiec}</w:t>
+        <w:t xml:space="preserve"> {BenBTenDaiDien}</w:t>
       </w:r>
       <w:r>
         <w:rPr>
@@ -6454,7 +6512,7 @@
           <w:szCs w:val="26"/>
           <w:lang w:eastAsia="zh-CN" w:bidi="ar"/>
         </w:rPr>
-        <w:t>{BenBTenChuTiec}</w:t>
+        <w:t>{BenBTenDaiDien}</w:t>
       </w:r>
       <w:r>
         <w:rPr>
@@ -6681,7 +6739,7 @@
           <w:szCs w:val="26"/>
           <w:lang w:eastAsia="zh-CN" w:bidi="ar"/>
         </w:rPr>
-        <w:t>{HDEmail}</w:t>
+        <w:t>{BenBEmail}</w:t>
       </w:r>
     </w:p>
     <w:p>
@@ -11705,7 +11763,7 @@
           <w:szCs w:val="26"/>
           <w:lang w:val="en-US" w:eastAsia="zh-CN"/>
         </w:rPr>
-        <w:t xml:space="preserve"> {Email}</w:t>
+        <w:t xml:space="preserve"> {BenBEmail}</w:t>
       </w:r>
     </w:p>
     <w:p>
@@ -12701,7 +12759,182 @@
 </w:document>
 </file>
 
-<file path=word/footer1.xml><?xml version="1.0" encoding="utf-8"?>
+<file path=word\fontTable.xml><?xml version="1.0" encoding="utf-8"?>
+<w:fonts xmlns:mc="http://schemas.openxmlformats.org/markup-compatibility/2006" xmlns:r="http://schemas.openxmlformats.org/officeDocument/2006/relationships" xmlns:w="http://schemas.openxmlformats.org/wordprocessingml/2006/main" xmlns:w14="http://schemas.microsoft.com/office/word/2010/wordml" mc:Ignorable="w14">
+  <w:font w:name="Times New Roman">
+    <w:panose1 w:val="02020603050405020304"/>
+    <w:charset w:val="00"/>
+    <w:family w:val="roman"/>
+    <w:pitch w:val="variable"/>
+    <w:sig w:usb0="20007A87" w:usb1="80000000" w:usb2="00000008" w:usb3="00000000" w:csb0="000001FF" w:csb1="00000000"/>
+  </w:font>
+  <w:font w:name="宋体">
+    <w:altName w:val="SimSun"/>
+    <w:panose1 w:val="02010600030101010101"/>
+    <w:charset w:val="86"/>
+    <w:family w:val="auto"/>
+    <w:pitch w:val="variable"/>
+    <w:sig w:usb0="00000003" w:usb1="080E0000" w:usb2="00000010" w:usb3="00000000" w:csb0="00040001" w:csb1="00000000"/>
+  </w:font>
+  <w:font w:name="SimSun">
+    <w:panose1 w:val="02010600030101010101"/>
+    <w:charset w:val="86"/>
+    <w:family w:val="auto"/>
+    <w:pitch w:val="default"/>
+    <w:sig w:usb0="00000203" w:usb1="288F0000" w:usb2="00000006" w:usb3="00000000" w:csb0="00040001" w:csb1="00000000"/>
+  </w:font>
+  <w:font w:name="Arial">
+    <w:panose1 w:val="020B0604020202020204"/>
+    <w:charset w:val="00"/>
+    <w:family w:val="swiss"/>
+    <w:pitch w:val="default"/>
+    <w:sig w:usb0="E0002EFF" w:usb1="C000785B" w:usb2="00000009" w:usb3="00000000" w:csb0="400001FF" w:csb1="FFFF0000"/>
+  </w:font>
+  <w:font w:name="黑体">
+    <w:altName w:val="SimSun"/>
+    <w:panose1 w:val="02010600030101010101"/>
+    <w:charset w:val="86"/>
+    <w:family w:val="auto"/>
+    <w:pitch w:val="default"/>
+    <w:sig w:usb0="00000001" w:usb1="080E0000" w:usb2="00000010" w:usb3="00000000" w:csb0="00040000" w:csb1="00000000"/>
+  </w:font>
+  <w:font w:name="Courier New">
+    <w:panose1 w:val="02070309020205020404"/>
+    <w:charset w:val="00"/>
+    <w:family w:val="modern"/>
+    <w:pitch w:val="default"/>
+    <w:sig w:usb0="E0002EFF" w:usb1="C0007843" w:usb2="00000009" w:usb3="00000000" w:csb0="400001FF" w:csb1="FFFF0000"/>
+  </w:font>
+  <w:font w:name="Wingdings">
+    <w:panose1 w:val="05000000000000000000"/>
+    <w:charset w:val="02"/>
+    <w:family w:val="auto"/>
+    <w:pitch w:val="default"/>
+    <w:sig w:usb0="00000000" w:usb1="00000000" w:usb2="00000000" w:usb3="00000000" w:csb0="80000000" w:csb1="00000000"/>
+  </w:font>
+  <w:font w:name="Calibri">
+    <w:panose1 w:val="020F0502020204030204"/>
+    <w:charset w:val="00"/>
+    <w:family w:val="swiss"/>
+    <w:pitch w:val="default"/>
+    <w:sig w:usb0="E4002EFF" w:usb1="C200247B" w:usb2="00000009" w:usb3="00000000" w:csb0="200001FF" w:csb1="00000000"/>
+  </w:font>
+  <w:font w:name="等线">
+    <w:altName w:val="Microsoft YaHei"/>
+    <w:panose1 w:val="00000000000000000000"/>
+    <w:charset w:val="86"/>
+    <w:family w:val="auto"/>
+    <w:pitch w:val="default"/>
+    <w:sig w:usb0="00000000" w:usb1="00000000" w:usb2="00000000" w:usb3="00000000" w:csb0="00000000" w:csb1="00000000"/>
+  </w:font>
+  <w:font w:name="VNI-Broad">
+    <w:altName w:val="Microsoft YaHei"/>
+    <w:panose1 w:val="00000000000000000000"/>
+    <w:charset w:val="00"/>
+    <w:family w:val="auto"/>
+    <w:pitch w:val="default"/>
+    <w:sig w:usb0="00000000" w:usb1="00000000" w:usb2="00000000" w:usb3="00000000" w:csb0="00000001" w:csb1="00000000"/>
+  </w:font>
+  <w:font w:name="Microsoft YaHei">
+    <w:panose1 w:val="020B0503020204020204"/>
+    <w:charset w:val="86"/>
+    <w:family w:val="auto"/>
+    <w:pitch w:val="default"/>
+    <w:sig w:usb0="80000287" w:usb1="2ACF3C50" w:usb2="00000016" w:usb3="00000000" w:csb0="0004001F" w:csb1="00000000"/>
+  </w:font>
+  <w:font w:name="Cambria">
+    <w:panose1 w:val="02040503050406030204"/>
+    <w:charset w:val="00"/>
+    <w:family w:val="roman"/>
+    <w:pitch w:val="default"/>
+    <w:sig w:usb0="E00006FF" w:usb1="420024FF" w:usb2="02000000" w:usb3="00000000" w:csb0="2000019F" w:csb1="00000000"/>
+  </w:font>
+  <w:font w:name="MS Gothic">
+    <w:panose1 w:val="020B0609070205080204"/>
+    <w:charset w:val="80"/>
+    <w:family w:val="modern"/>
+    <w:pitch w:val="default"/>
+    <w:sig w:usb0="E00002FF" w:usb1="6AC7FDFB" w:usb2="08000012" w:usb3="00000000" w:csb0="4002009F" w:csb1="DFD70000"/>
+  </w:font>
+  <w:font w:name="Calibri Light">
+    <w:panose1 w:val="020F0302020204030204"/>
+    <w:charset w:val="00"/>
+    <w:family w:val="swiss"/>
+    <w:pitch w:val="default"/>
+    <w:sig w:usb0="E4002EFF" w:usb1="C200247B" w:usb2="00000009" w:usb3="00000000" w:csb0="200001FF" w:csb1="00000000"/>
+  </w:font>
+  <w:font w:name="等线 Light">
+    <w:altName w:val="Segoe Print"/>
+    <w:panose1 w:val="00000000000000000000"/>
+    <w:charset w:val="00"/>
+    <w:family w:val="auto"/>
+    <w:pitch w:val="default"/>
+    <w:sig w:usb0="00000000" w:usb1="00000000" w:usb2="00000000" w:usb3="00000000" w:csb0="00000000" w:csb1="00000000"/>
+  </w:font>
+  <w:font w:name="Segoe Print">
+    <w:panose1 w:val="02000600000000000000"/>
+    <w:charset w:val="00"/>
+    <w:family w:val="auto"/>
+    <w:pitch w:val="default"/>
+    <w:sig w:usb0="0000028F" w:usb1="00000000" w:usb2="00000000" w:usb3="00000000" w:csb0="2000009F" w:csb1="47010000"/>
+  </w:font>
+  <w:font w:name="MS Mincho">
+    <w:altName w:val="Yu Gothic UI"/>
+    <w:panose1 w:val="02020609040205080304"/>
+    <w:charset w:val="80"/>
+    <w:family w:val="modern"/>
+    <w:pitch w:val="default"/>
+    <w:sig w:usb0="00000000" w:usb1="00000000" w:usb2="08000012" w:usb3="00000000" w:csb0="0002009F" w:csb1="00000000"/>
+  </w:font>
+  <w:font w:name="Yu Gothic UI">
+    <w:panose1 w:val="020B0500000000000000"/>
+    <w:charset w:val="80"/>
+    <w:family w:val="auto"/>
+    <w:pitch w:val="default"/>
+    <w:sig w:usb0="E00002FF" w:usb1="2AC7FDFF" w:usb2="00000016" w:usb3="00000000" w:csb0="2002009F" w:csb1="00000000"/>
+  </w:font>
+  <w:font w:name="VNI-Avo">
+    <w:altName w:val="Microsoft YaHei"/>
+    <w:panose1 w:val="00000000000000000000"/>
+    <w:charset w:val="00"/>
+    <w:family w:val="auto"/>
+    <w:pitch w:val="default"/>
+    <w:sig w:usb0="00000000" w:usb1="00000000" w:usb2="00000000" w:usb3="00000000" w:csb0="00000001" w:csb1="00000000"/>
+  </w:font>
+  <w:font w:name="VNI-Times">
+    <w:altName w:val="Segoe Print"/>
+    <w:panose1 w:val="00000000000000000000"/>
+    <w:charset w:val="00"/>
+    <w:family w:val="auto"/>
+    <w:pitch w:val="default"/>
+    <w:sig w:usb0="00000000" w:usb1="00000000" w:usb2="00000000" w:usb3="00000000" w:csb0="00000013" w:csb1="00000000"/>
+  </w:font>
+  <w:font w:name="Symbol">
+    <w:panose1 w:val="05050102010706020507"/>
+    <w:charset w:val="02"/>
+    <w:family w:val="roman"/>
+    <w:pitch w:val="default"/>
+    <w:sig w:usb0="00000000" w:usb1="00000000" w:usb2="00000000" w:usb3="00000000" w:csb0="80000000" w:csb1="00000000"/>
+  </w:font>
+  <w:font w:name="TimesNewRomanPS-BoldMT">
+    <w:altName w:val="Segoe Print"/>
+    <w:panose1 w:val="00000000000000000000"/>
+    <w:charset w:val="00"/>
+    <w:family w:val="auto"/>
+    <w:pitch w:val="default"/>
+    <w:sig w:usb0="00000000" w:usb1="00000000" w:usb2="00000000" w:usb3="00000000" w:csb0="00000000" w:csb1="00000000"/>
+  </w:font>
+  <w:font w:name="Consolas">
+    <w:panose1 w:val="020B0609020204030204"/>
+    <w:charset w:val="00"/>
+    <w:family w:val="auto"/>
+    <w:pitch w:val="default"/>
+    <w:sig w:usb0="E00006FF" w:usb1="0000FCFF" w:usb2="00000001" w:usb3="00000000" w:csb0="6000019F" w:csb1="DFD70000"/>
+  </w:font>
+</w:fonts>
+</file>
+
+<file path=word\footer1.xml><?xml version="1.0" encoding="utf-8"?>
 <w:ftr xmlns:wpc="http://schemas.microsoft.com/office/word/2010/wordprocessingCanvas" xmlns:mc="http://schemas.openxmlformats.org/markup-compatibility/2006" xmlns:o="urn:schemas-microsoft-com:office:office" xmlns:r="http://schemas.openxmlformats.org/officeDocument/2006/relationships" xmlns:m="http://schemas.openxmlformats.org/officeDocument/2006/math" xmlns:v="urn:schemas-microsoft-com:vml" xmlns:wp14="http://schemas.microsoft.com/office/word/2010/wordprocessingDrawing" xmlns:wp="http://schemas.openxmlformats.org/drawingml/2006/wordprocessingDrawing" xmlns:w10="urn:schemas-microsoft-com:office:word" xmlns:w="http://schemas.openxmlformats.org/wordprocessingml/2006/main" xmlns:w14="http://schemas.microsoft.com/office/word/2010/wordml" xmlns:w15="http://schemas.microsoft.com/office/word/2012/wordml" xmlns:wpg="http://schemas.microsoft.com/office/word/2010/wordprocessingGroup" xmlns:wpi="http://schemas.microsoft.com/office/word/2010/wordprocessingInk" xmlns:wne="http://schemas.microsoft.com/office/word/2006/wordml" xmlns:wps="http://schemas.microsoft.com/office/word/2010/wordprocessingShape" xmlns:wpsCustomData="http://www.wps.cn/officeDocument/2013/wpsCustomData" mc:Ignorable="w14 w15 wp14">
   <w:p>
     <w:pPr>
@@ -12888,7 +13121,7 @@
 </w:ftr>
 </file>
 
-<file path=word/numbering.xml><?xml version="1.0" encoding="utf-8"?>
+<file path=word\numbering.xml><?xml version="1.0" encoding="utf-8"?>
 <w:numbering xmlns:wpc="http://schemas.microsoft.com/office/word/2010/wordprocessingCanvas" xmlns:mc="http://schemas.openxmlformats.org/markup-compatibility/2006" xmlns:o="urn:schemas-microsoft-com:office:office" xmlns:r="http://schemas.openxmlformats.org/officeDocument/2006/relationships" xmlns:m="http://schemas.openxmlformats.org/officeDocument/2006/math" xmlns:v="urn:schemas-microsoft-com:vml" xmlns:wp14="http://schemas.microsoft.com/office/word/2010/wordprocessingDrawing" xmlns:wp="http://schemas.openxmlformats.org/drawingml/2006/wordprocessingDrawing" xmlns:w10="urn:schemas-microsoft-com:office:word" xmlns:w="http://schemas.openxmlformats.org/wordprocessingml/2006/main" xmlns:w14="http://schemas.microsoft.com/office/word/2010/wordml" xmlns:wpg="http://schemas.microsoft.com/office/word/2010/wordprocessingGroup" xmlns:wpi="http://schemas.microsoft.com/office/word/2010/wordprocessingInk" xmlns:wne="http://schemas.microsoft.com/office/word/2006/wordml" xmlns:wps="http://schemas.microsoft.com/office/word/2010/wordprocessingShape" xmlns:wpsCustomData="http://www.wps.cn/officeDocument/2013/wpsCustomData" mc:Ignorable="w14 wp14">
   <w:abstractNum w:abstractNumId="0">
     <w:nsid w:val="055660BF"/>
@@ -14349,7 +14582,1504 @@
 </w:numbering>
 </file>
 
-<file path=word/styles.xml><?xml version="1.0" encoding="utf-8"?>
+<file path=word\settings.xml><?xml version="1.0" encoding="utf-8"?>
+<w:settings xmlns:mc="http://schemas.openxmlformats.org/markup-compatibility/2006" xmlns:o="urn:schemas-microsoft-com:office:office" xmlns:r="http://schemas.openxmlformats.org/officeDocument/2006/relationships" xmlns:m="http://schemas.openxmlformats.org/officeDocument/2006/math" xmlns:v="urn:schemas-microsoft-com:vml" xmlns:w10="urn:schemas-microsoft-com:office:word" xmlns:w="http://schemas.openxmlformats.org/wordprocessingml/2006/main" xmlns:w14="http://schemas.microsoft.com/office/word/2010/wordml" xmlns:sl="http://schemas.openxmlformats.org/schemaLibrary/2006/main" xmlns:wpsCustomData="http://www.wps.cn/officeDocument/2013/wpsCustomData" mc:Ignorable="w14">
+  <w:zoom w:percent="150"/>
+  <w:embedSystemFonts/>
+  <w:bordersDoNotSurroundHeader w:val="0"/>
+  <w:bordersDoNotSurroundFooter w:val="0"/>
+  <w:documentProtection w:enforcement="0"/>
+  <w:defaultTabStop w:val="720"/>
+  <w:drawingGridVerticalSpacing w:val="156"/>
+  <w:displayHorizontalDrawingGridEvery w:val="1"/>
+  <w:displayVerticalDrawingGridEvery w:val="1"/>
+  <w:noPunctuationKerning w:val="1"/>
+  <w:characterSpacingControl w:val="doNotCompress"/>
+  <w:compat>
+    <w:spaceForUL/>
+    <w:doNotLeaveBackslashAlone/>
+    <w:ulTrailSpace/>
+    <w:doNotExpandShiftReturn/>
+    <w:adjustLineHeightInTable/>
+    <w:doNotWrapTextWithPunct/>
+    <w:doNotUseEastAsianBreakRules/>
+    <w:compatSetting w:name="compatibilityMode" w:uri="http://schemas.microsoft.com/office/word" w:val="14"/>
+    <w:compatSetting w:name="overrideTableStyleFontSizeAndJustification" w:uri="http://schemas.microsoft.com/office/word" w:val="1"/>
+    <w:compatSetting w:name="enableOpenTypeFeatures" w:uri="http://schemas.microsoft.com/office/word" w:val="1"/>
+    <w:compatSetting w:name="doNotFlipMirrorIndents" w:uri="http://schemas.microsoft.com/office/word" w:val="1"/>
+  </w:compat>
+  <w:rsids>
+    <w:rsidRoot w:val="3389018D"/>
+    <w:rsid w:val="00006E2E"/>
+    <w:rsid w:val="00011613"/>
+    <w:rsid w:val="00012D82"/>
+    <w:rsid w:val="00016410"/>
+    <w:rsid w:val="00030979"/>
+    <w:rsid w:val="0004780B"/>
+    <w:rsid w:val="00057634"/>
+    <w:rsid w:val="00061ED5"/>
+    <w:rsid w:val="00065901"/>
+    <w:rsid w:val="00072A3E"/>
+    <w:rsid w:val="000A2E62"/>
+    <w:rsid w:val="000B3C4A"/>
+    <w:rsid w:val="000B5A9C"/>
+    <w:rsid w:val="000E09D7"/>
+    <w:rsid w:val="000E35B0"/>
+    <w:rsid w:val="00102468"/>
+    <w:rsid w:val="00123BA5"/>
+    <w:rsid w:val="00130A5F"/>
+    <w:rsid w:val="00135760"/>
+    <w:rsid w:val="00135F36"/>
+    <w:rsid w:val="001413F5"/>
+    <w:rsid w:val="001541A5"/>
+    <w:rsid w:val="001662CD"/>
+    <w:rsid w:val="00167BC9"/>
+    <w:rsid w:val="00174C2F"/>
+    <w:rsid w:val="00187D3A"/>
+    <w:rsid w:val="00192297"/>
+    <w:rsid w:val="001A0875"/>
+    <w:rsid w:val="001A633A"/>
+    <w:rsid w:val="001B5238"/>
+    <w:rsid w:val="001D1389"/>
+    <w:rsid w:val="001D627F"/>
+    <w:rsid w:val="001E79C3"/>
+    <w:rsid w:val="001F0E9E"/>
+    <w:rsid w:val="001F1115"/>
+    <w:rsid w:val="001F626C"/>
+    <w:rsid w:val="00216DF1"/>
+    <w:rsid w:val="00221B1F"/>
+    <w:rsid w:val="00226205"/>
+    <w:rsid w:val="00230988"/>
+    <w:rsid w:val="002321B7"/>
+    <w:rsid w:val="00234DA1"/>
+    <w:rsid w:val="00237B4A"/>
+    <w:rsid w:val="0024381E"/>
+    <w:rsid w:val="00253838"/>
+    <w:rsid w:val="0026038D"/>
+    <w:rsid w:val="0026208A"/>
+    <w:rsid w:val="002621E4"/>
+    <w:rsid w:val="002644FA"/>
+    <w:rsid w:val="00277B24"/>
+    <w:rsid w:val="00280277"/>
+    <w:rsid w:val="002807F3"/>
+    <w:rsid w:val="00284C22"/>
+    <w:rsid w:val="00292207"/>
+    <w:rsid w:val="00294984"/>
+    <w:rsid w:val="002A20B3"/>
+    <w:rsid w:val="002A59F8"/>
+    <w:rsid w:val="002C5B73"/>
+    <w:rsid w:val="002C70DD"/>
+    <w:rsid w:val="003035E1"/>
+    <w:rsid w:val="00330B6D"/>
+    <w:rsid w:val="003316E8"/>
+    <w:rsid w:val="00333045"/>
+    <w:rsid w:val="00340C57"/>
+    <w:rsid w:val="00344A86"/>
+    <w:rsid w:val="00354C8B"/>
+    <w:rsid w:val="003568EF"/>
+    <w:rsid w:val="00357C3B"/>
+    <w:rsid w:val="003A366E"/>
+    <w:rsid w:val="003A7C9C"/>
+    <w:rsid w:val="003B0AFE"/>
+    <w:rsid w:val="003B75A8"/>
+    <w:rsid w:val="003C5B3F"/>
+    <w:rsid w:val="003D7230"/>
+    <w:rsid w:val="003E3A6C"/>
+    <w:rsid w:val="003E50AA"/>
+    <w:rsid w:val="00403415"/>
+    <w:rsid w:val="00403850"/>
+    <w:rsid w:val="00416302"/>
+    <w:rsid w:val="004174FE"/>
+    <w:rsid w:val="0046718D"/>
+    <w:rsid w:val="00474A69"/>
+    <w:rsid w:val="00485780"/>
+    <w:rsid w:val="00494ADB"/>
+    <w:rsid w:val="00494B79"/>
+    <w:rsid w:val="004B674F"/>
+    <w:rsid w:val="004B6904"/>
+    <w:rsid w:val="004C0EA3"/>
+    <w:rsid w:val="004D5319"/>
+    <w:rsid w:val="004E2A7A"/>
+    <w:rsid w:val="004F2C0B"/>
+    <w:rsid w:val="004F3490"/>
+    <w:rsid w:val="004F6AEE"/>
+    <w:rsid w:val="00513695"/>
+    <w:rsid w:val="0052049E"/>
+    <w:rsid w:val="0052124B"/>
+    <w:rsid w:val="00533334"/>
+    <w:rsid w:val="005363EC"/>
+    <w:rsid w:val="005402EB"/>
+    <w:rsid w:val="00552A63"/>
+    <w:rsid w:val="005637B2"/>
+    <w:rsid w:val="00581016"/>
+    <w:rsid w:val="005918A2"/>
+    <w:rsid w:val="00591B88"/>
+    <w:rsid w:val="005B5CFA"/>
+    <w:rsid w:val="005B5E42"/>
+    <w:rsid w:val="005B7867"/>
+    <w:rsid w:val="005E3566"/>
+    <w:rsid w:val="005F4139"/>
+    <w:rsid w:val="005F60ED"/>
+    <w:rsid w:val="006001B5"/>
+    <w:rsid w:val="00602EF0"/>
+    <w:rsid w:val="006046F9"/>
+    <w:rsid w:val="00626BE4"/>
+    <w:rsid w:val="006418DB"/>
+    <w:rsid w:val="006532F3"/>
+    <w:rsid w:val="006549D7"/>
+    <w:rsid w:val="0066547C"/>
+    <w:rsid w:val="00671065"/>
+    <w:rsid w:val="00673FA6"/>
+    <w:rsid w:val="00674381"/>
+    <w:rsid w:val="00676759"/>
+    <w:rsid w:val="006803C1"/>
+    <w:rsid w:val="00693FCB"/>
+    <w:rsid w:val="00696666"/>
+    <w:rsid w:val="006A63D8"/>
+    <w:rsid w:val="006B09BB"/>
+    <w:rsid w:val="006D3ACF"/>
+    <w:rsid w:val="006D4645"/>
+    <w:rsid w:val="006E1356"/>
+    <w:rsid w:val="007014A9"/>
+    <w:rsid w:val="00713B60"/>
+    <w:rsid w:val="00726AD7"/>
+    <w:rsid w:val="007318C3"/>
+    <w:rsid w:val="007539F5"/>
+    <w:rsid w:val="00766FCE"/>
+    <w:rsid w:val="00792CB2"/>
+    <w:rsid w:val="007A0025"/>
+    <w:rsid w:val="007A568E"/>
+    <w:rsid w:val="007A7655"/>
+    <w:rsid w:val="007B3165"/>
+    <w:rsid w:val="007B5500"/>
+    <w:rsid w:val="007B6A57"/>
+    <w:rsid w:val="007C0581"/>
+    <w:rsid w:val="007C768C"/>
+    <w:rsid w:val="007D0D11"/>
+    <w:rsid w:val="007E5737"/>
+    <w:rsid w:val="0080338F"/>
+    <w:rsid w:val="00812A7C"/>
+    <w:rsid w:val="00825D23"/>
+    <w:rsid w:val="00837FD2"/>
+    <w:rsid w:val="00842719"/>
+    <w:rsid w:val="00847F11"/>
+    <w:rsid w:val="008673E1"/>
+    <w:rsid w:val="0086774A"/>
+    <w:rsid w:val="00876183"/>
+    <w:rsid w:val="0088514A"/>
+    <w:rsid w:val="00886485"/>
+    <w:rsid w:val="00891931"/>
+    <w:rsid w:val="00894DA6"/>
+    <w:rsid w:val="008A6C82"/>
+    <w:rsid w:val="008A764C"/>
+    <w:rsid w:val="008B096F"/>
+    <w:rsid w:val="008B5BF9"/>
+    <w:rsid w:val="008B738E"/>
+    <w:rsid w:val="008D058F"/>
+    <w:rsid w:val="008D2846"/>
+    <w:rsid w:val="008D6FF2"/>
+    <w:rsid w:val="00910BFB"/>
+    <w:rsid w:val="00911E67"/>
+    <w:rsid w:val="00917C41"/>
+    <w:rsid w:val="00921076"/>
+    <w:rsid w:val="0092493D"/>
+    <w:rsid w:val="00927120"/>
+    <w:rsid w:val="009422C2"/>
+    <w:rsid w:val="0094318C"/>
+    <w:rsid w:val="00943B7C"/>
+    <w:rsid w:val="00944FDB"/>
+    <w:rsid w:val="00950821"/>
+    <w:rsid w:val="00952607"/>
+    <w:rsid w:val="00953A75"/>
+    <w:rsid w:val="00957EE9"/>
+    <w:rsid w:val="009641F4"/>
+    <w:rsid w:val="009655BE"/>
+    <w:rsid w:val="00967AEE"/>
+    <w:rsid w:val="00971642"/>
+    <w:rsid w:val="009B7BEE"/>
+    <w:rsid w:val="009C4A41"/>
+    <w:rsid w:val="009C6EA6"/>
+    <w:rsid w:val="009E709D"/>
+    <w:rsid w:val="009F0421"/>
+    <w:rsid w:val="009F359D"/>
+    <w:rsid w:val="00A15893"/>
+    <w:rsid w:val="00A24D69"/>
+    <w:rsid w:val="00A34830"/>
+    <w:rsid w:val="00A45461"/>
+    <w:rsid w:val="00A52183"/>
+    <w:rsid w:val="00A6105E"/>
+    <w:rsid w:val="00A620E6"/>
+    <w:rsid w:val="00A74704"/>
+    <w:rsid w:val="00A7797B"/>
+    <w:rsid w:val="00A80820"/>
+    <w:rsid w:val="00AC55BA"/>
+    <w:rsid w:val="00AD1AA6"/>
+    <w:rsid w:val="00AD5E81"/>
+    <w:rsid w:val="00AE4AFE"/>
+    <w:rsid w:val="00AE7187"/>
+    <w:rsid w:val="00B07AD7"/>
+    <w:rsid w:val="00B1220C"/>
+    <w:rsid w:val="00B30D35"/>
+    <w:rsid w:val="00B348A8"/>
+    <w:rsid w:val="00B36994"/>
+    <w:rsid w:val="00B40BBF"/>
+    <w:rsid w:val="00B46490"/>
+    <w:rsid w:val="00B52B66"/>
+    <w:rsid w:val="00B55BB1"/>
+    <w:rsid w:val="00B80FBA"/>
+    <w:rsid w:val="00B90ACB"/>
+    <w:rsid w:val="00B93026"/>
+    <w:rsid w:val="00B94BCD"/>
+    <w:rsid w:val="00BB1858"/>
+    <w:rsid w:val="00BC17B8"/>
+    <w:rsid w:val="00BC182B"/>
+    <w:rsid w:val="00BD142A"/>
+    <w:rsid w:val="00BE6247"/>
+    <w:rsid w:val="00C0121F"/>
+    <w:rsid w:val="00C37FE3"/>
+    <w:rsid w:val="00C42539"/>
+    <w:rsid w:val="00C42D39"/>
+    <w:rsid w:val="00C47514"/>
+    <w:rsid w:val="00C51217"/>
+    <w:rsid w:val="00C6129E"/>
+    <w:rsid w:val="00C67AF2"/>
+    <w:rsid w:val="00C73896"/>
+    <w:rsid w:val="00C74A4E"/>
+    <w:rsid w:val="00C74E81"/>
+    <w:rsid w:val="00C74F8A"/>
+    <w:rsid w:val="00C822F3"/>
+    <w:rsid w:val="00C86ABF"/>
+    <w:rsid w:val="00C8708F"/>
+    <w:rsid w:val="00CA437E"/>
+    <w:rsid w:val="00CB0374"/>
+    <w:rsid w:val="00CB225B"/>
+    <w:rsid w:val="00CC0F48"/>
+    <w:rsid w:val="00CC2672"/>
+    <w:rsid w:val="00CC7CB0"/>
+    <w:rsid w:val="00CE3769"/>
+    <w:rsid w:val="00CE7B29"/>
+    <w:rsid w:val="00D02A76"/>
+    <w:rsid w:val="00D05A21"/>
+    <w:rsid w:val="00D06470"/>
+    <w:rsid w:val="00D10133"/>
+    <w:rsid w:val="00D136F4"/>
+    <w:rsid w:val="00D22F9A"/>
+    <w:rsid w:val="00D260A7"/>
+    <w:rsid w:val="00D42CEC"/>
+    <w:rsid w:val="00D46C32"/>
+    <w:rsid w:val="00D54C58"/>
+    <w:rsid w:val="00D5643D"/>
+    <w:rsid w:val="00D60239"/>
+    <w:rsid w:val="00D768D6"/>
+    <w:rsid w:val="00D8045A"/>
+    <w:rsid w:val="00D8440C"/>
+    <w:rsid w:val="00DA4223"/>
+    <w:rsid w:val="00DA4FBD"/>
+    <w:rsid w:val="00DA5EC3"/>
+    <w:rsid w:val="00DB686D"/>
+    <w:rsid w:val="00DC32CB"/>
+    <w:rsid w:val="00DD09CD"/>
+    <w:rsid w:val="00DD3F9D"/>
+    <w:rsid w:val="00DE07EC"/>
+    <w:rsid w:val="00DF1FE7"/>
+    <w:rsid w:val="00DF5C49"/>
+    <w:rsid w:val="00E03731"/>
+    <w:rsid w:val="00E04342"/>
+    <w:rsid w:val="00E276E7"/>
+    <w:rsid w:val="00E34D65"/>
+    <w:rsid w:val="00E3517C"/>
+    <w:rsid w:val="00E67E09"/>
+    <w:rsid w:val="00E71003"/>
+    <w:rsid w:val="00E71960"/>
+    <w:rsid w:val="00E813BD"/>
+    <w:rsid w:val="00E82BC7"/>
+    <w:rsid w:val="00E83712"/>
+    <w:rsid w:val="00E935FF"/>
+    <w:rsid w:val="00EA02AA"/>
+    <w:rsid w:val="00EA26A2"/>
+    <w:rsid w:val="00EA5D9E"/>
+    <w:rsid w:val="00EB6295"/>
+    <w:rsid w:val="00EC7F11"/>
+    <w:rsid w:val="00ED5584"/>
+    <w:rsid w:val="00ED576F"/>
+    <w:rsid w:val="00EE1739"/>
+    <w:rsid w:val="00F11316"/>
+    <w:rsid w:val="00F120BF"/>
+    <w:rsid w:val="00F22D9E"/>
+    <w:rsid w:val="00F23446"/>
+    <w:rsid w:val="00F2467A"/>
+    <w:rsid w:val="00F255AA"/>
+    <w:rsid w:val="00F30099"/>
+    <w:rsid w:val="00F320E0"/>
+    <w:rsid w:val="00F33427"/>
+    <w:rsid w:val="00F400DE"/>
+    <w:rsid w:val="00F47F21"/>
+    <w:rsid w:val="00F53CA5"/>
+    <w:rsid w:val="00F639BE"/>
+    <w:rsid w:val="00F64CA3"/>
+    <w:rsid w:val="00F663A1"/>
+    <w:rsid w:val="00F81BD8"/>
+    <w:rsid w:val="00F860F7"/>
+    <w:rsid w:val="00F91758"/>
+    <w:rsid w:val="00F93014"/>
+    <w:rsid w:val="00F94D56"/>
+    <w:rsid w:val="00FA6FD7"/>
+    <w:rsid w:val="00FC3572"/>
+    <w:rsid w:val="00FD01B5"/>
+    <w:rsid w:val="00FD6415"/>
+    <w:rsid w:val="00FD64B2"/>
+    <w:rsid w:val="00FE14B0"/>
+    <w:rsid w:val="013019FE"/>
+    <w:rsid w:val="016B1BE3"/>
+    <w:rsid w:val="01785675"/>
+    <w:rsid w:val="01BB4E65"/>
+    <w:rsid w:val="01C979FE"/>
+    <w:rsid w:val="01DF6F78"/>
+    <w:rsid w:val="02241011"/>
+    <w:rsid w:val="023006A7"/>
+    <w:rsid w:val="023E1BBB"/>
+    <w:rsid w:val="024A1BCC"/>
+    <w:rsid w:val="026B1786"/>
+    <w:rsid w:val="02842C5B"/>
+    <w:rsid w:val="028E2C3F"/>
+    <w:rsid w:val="02A200CC"/>
+    <w:rsid w:val="02C31E14"/>
+    <w:rsid w:val="03713101"/>
+    <w:rsid w:val="03794C8A"/>
+    <w:rsid w:val="03867B41"/>
+    <w:rsid w:val="03C377B9"/>
+    <w:rsid w:val="03D17DD3"/>
+    <w:rsid w:val="03F04E05"/>
+    <w:rsid w:val="03F35278"/>
+    <w:rsid w:val="041A146A"/>
+    <w:rsid w:val="04343783"/>
+    <w:rsid w:val="04377778"/>
+    <w:rsid w:val="04556D28"/>
+    <w:rsid w:val="046F3155"/>
+    <w:rsid w:val="048B7202"/>
+    <w:rsid w:val="04906F0D"/>
+    <w:rsid w:val="04A515D1"/>
+    <w:rsid w:val="04AB3659"/>
+    <w:rsid w:val="04AC7736"/>
+    <w:rsid w:val="04DE120A"/>
+    <w:rsid w:val="04F77BB6"/>
+    <w:rsid w:val="053319A4"/>
+    <w:rsid w:val="05451CFB"/>
+    <w:rsid w:val="055F2A5D"/>
+    <w:rsid w:val="05E912CD"/>
+    <w:rsid w:val="05ED4B49"/>
+    <w:rsid w:val="05EE1047"/>
+    <w:rsid w:val="05F56058"/>
+    <w:rsid w:val="060A437D"/>
+    <w:rsid w:val="060E737E"/>
+    <w:rsid w:val="06112BE7"/>
+    <w:rsid w:val="061F7618"/>
+    <w:rsid w:val="06431DD6"/>
+    <w:rsid w:val="06813E39"/>
+    <w:rsid w:val="06A35673"/>
+    <w:rsid w:val="06A52D74"/>
+    <w:rsid w:val="06C248A3"/>
+    <w:rsid w:val="06CA5532"/>
+    <w:rsid w:val="06E076D6"/>
+    <w:rsid w:val="07580619"/>
+    <w:rsid w:val="076034A7"/>
+    <w:rsid w:val="076334A9"/>
+    <w:rsid w:val="078139DC"/>
+    <w:rsid w:val="078432FC"/>
+    <w:rsid w:val="078E2CF2"/>
+    <w:rsid w:val="07A26837"/>
+    <w:rsid w:val="07B62D5A"/>
+    <w:rsid w:val="07D53466"/>
+    <w:rsid w:val="080A3F6D"/>
+    <w:rsid w:val="081D70DE"/>
+    <w:rsid w:val="08633FCF"/>
+    <w:rsid w:val="087F75EA"/>
+    <w:rsid w:val="08AF0683"/>
+    <w:rsid w:val="08E20120"/>
+    <w:rsid w:val="091A3212"/>
+    <w:rsid w:val="095007F3"/>
+    <w:rsid w:val="09510D55"/>
+    <w:rsid w:val="09627775"/>
+    <w:rsid w:val="09D873B4"/>
+    <w:rsid w:val="09E129C6"/>
+    <w:rsid w:val="0A345E8D"/>
+    <w:rsid w:val="0A5A6688"/>
+    <w:rsid w:val="0A600591"/>
+    <w:rsid w:val="0A8E0942"/>
+    <w:rsid w:val="0AA85C88"/>
+    <w:rsid w:val="0ABA229F"/>
+    <w:rsid w:val="0AC6703C"/>
+    <w:rsid w:val="0B01011B"/>
+    <w:rsid w:val="0B1600C0"/>
+    <w:rsid w:val="0B7E67EB"/>
+    <w:rsid w:val="0BAC05B3"/>
+    <w:rsid w:val="0BBC40D1"/>
+    <w:rsid w:val="0BC820E2"/>
+    <w:rsid w:val="0BDA3681"/>
+    <w:rsid w:val="0BE92617"/>
+    <w:rsid w:val="0BFC7A81"/>
+    <w:rsid w:val="0C1F2AF1"/>
+    <w:rsid w:val="0C3E33A6"/>
+    <w:rsid w:val="0C5D2505"/>
+    <w:rsid w:val="0C6F3B75"/>
+    <w:rsid w:val="0C6F7B8A"/>
+    <w:rsid w:val="0CC45C57"/>
+    <w:rsid w:val="0D12337E"/>
+    <w:rsid w:val="0D1C170F"/>
+    <w:rsid w:val="0D23109A"/>
+    <w:rsid w:val="0D2658A2"/>
+    <w:rsid w:val="0D4870DB"/>
+    <w:rsid w:val="0D68630B"/>
+    <w:rsid w:val="0D755621"/>
+    <w:rsid w:val="0DE15FD5"/>
+    <w:rsid w:val="0E4946FF"/>
+    <w:rsid w:val="0E5724EC"/>
+    <w:rsid w:val="0E8E1971"/>
+    <w:rsid w:val="0E922575"/>
+    <w:rsid w:val="0EE36E7C"/>
+    <w:rsid w:val="0F2862EC"/>
+    <w:rsid w:val="0F295F6C"/>
+    <w:rsid w:val="0F3E048F"/>
+    <w:rsid w:val="0F562EA9"/>
+    <w:rsid w:val="0F6C7CDA"/>
+    <w:rsid w:val="0F794DF1"/>
+    <w:rsid w:val="0F7D40A6"/>
+    <w:rsid w:val="0FBD0540"/>
+    <w:rsid w:val="0FFA66E1"/>
+    <w:rsid w:val="1015177C"/>
+    <w:rsid w:val="10330CA8"/>
+    <w:rsid w:val="10331EC4"/>
+    <w:rsid w:val="104550C0"/>
+    <w:rsid w:val="10534754"/>
+    <w:rsid w:val="107D6700"/>
+    <w:rsid w:val="10864871"/>
+    <w:rsid w:val="109072EE"/>
+    <w:rsid w:val="10957190"/>
+    <w:rsid w:val="109C7872"/>
+    <w:rsid w:val="10AE73EC"/>
+    <w:rsid w:val="10B028F0"/>
+    <w:rsid w:val="10E44043"/>
+    <w:rsid w:val="10FC16EA"/>
+    <w:rsid w:val="11051FFA"/>
+    <w:rsid w:val="11076F28"/>
+    <w:rsid w:val="112D573C"/>
+    <w:rsid w:val="11581E04"/>
+    <w:rsid w:val="115931FE"/>
+    <w:rsid w:val="118C0D46"/>
+    <w:rsid w:val="1190415C"/>
+    <w:rsid w:val="11A17C7A"/>
+    <w:rsid w:val="11AB600B"/>
+    <w:rsid w:val="11B4471C"/>
+    <w:rsid w:val="11BB0823"/>
+    <w:rsid w:val="11C336B1"/>
+    <w:rsid w:val="11E164E5"/>
+    <w:rsid w:val="11E6296C"/>
+    <w:rsid w:val="120D282C"/>
+    <w:rsid w:val="123B7E78"/>
+    <w:rsid w:val="123F687E"/>
+    <w:rsid w:val="12460407"/>
+    <w:rsid w:val="124D7D92"/>
+    <w:rsid w:val="12562F60"/>
+    <w:rsid w:val="125B4B29"/>
+    <w:rsid w:val="125B6C5A"/>
+    <w:rsid w:val="12857AB0"/>
+    <w:rsid w:val="128E2C19"/>
+    <w:rsid w:val="12C15B53"/>
+    <w:rsid w:val="12EC7C9C"/>
+    <w:rsid w:val="12F20183"/>
+    <w:rsid w:val="12F91530"/>
+    <w:rsid w:val="132248F2"/>
+    <w:rsid w:val="1347382D"/>
+    <w:rsid w:val="136048D3"/>
+    <w:rsid w:val="136D5C6B"/>
+    <w:rsid w:val="136E49CD"/>
+    <w:rsid w:val="13872098"/>
+    <w:rsid w:val="13FA6B54"/>
+    <w:rsid w:val="140838EB"/>
+    <w:rsid w:val="142C4DA5"/>
+    <w:rsid w:val="142D7A74"/>
+    <w:rsid w:val="143B2E41"/>
+    <w:rsid w:val="147F2631"/>
+    <w:rsid w:val="14871A82"/>
+    <w:rsid w:val="14A26068"/>
+    <w:rsid w:val="14AD65F8"/>
+    <w:rsid w:val="14D13334"/>
+    <w:rsid w:val="14DB16C5"/>
+    <w:rsid w:val="14DC7147"/>
+    <w:rsid w:val="14F078F4"/>
+    <w:rsid w:val="1505030B"/>
+    <w:rsid w:val="15051864"/>
+    <w:rsid w:val="1507380E"/>
+    <w:rsid w:val="151B539B"/>
+    <w:rsid w:val="15250840"/>
+    <w:rsid w:val="152D5C4C"/>
+    <w:rsid w:val="15441D99"/>
+    <w:rsid w:val="156F115E"/>
+    <w:rsid w:val="156F36B5"/>
+    <w:rsid w:val="1573093F"/>
+    <w:rsid w:val="15906555"/>
+    <w:rsid w:val="15B06226"/>
+    <w:rsid w:val="15D1675A"/>
+    <w:rsid w:val="15FA1B1D"/>
+    <w:rsid w:val="165D2DF0"/>
+    <w:rsid w:val="166127C6"/>
+    <w:rsid w:val="16757268"/>
+    <w:rsid w:val="16A022AB"/>
+    <w:rsid w:val="16A56732"/>
+    <w:rsid w:val="16CC7805"/>
+    <w:rsid w:val="1722157F"/>
+    <w:rsid w:val="17263809"/>
+    <w:rsid w:val="172E6F69"/>
+    <w:rsid w:val="176A51F7"/>
+    <w:rsid w:val="177F1919"/>
+    <w:rsid w:val="1783031F"/>
+    <w:rsid w:val="17876D25"/>
+    <w:rsid w:val="17A056D1"/>
+    <w:rsid w:val="17A12726"/>
+    <w:rsid w:val="17B0376D"/>
+    <w:rsid w:val="17F96E28"/>
+    <w:rsid w:val="18040F21"/>
+    <w:rsid w:val="181D547A"/>
+    <w:rsid w:val="18235CAA"/>
+    <w:rsid w:val="182C5A12"/>
+    <w:rsid w:val="183171BE"/>
+    <w:rsid w:val="18481362"/>
+    <w:rsid w:val="18833745"/>
+    <w:rsid w:val="18A90101"/>
+    <w:rsid w:val="193F18FA"/>
+    <w:rsid w:val="197D395D"/>
+    <w:rsid w:val="19AB482C"/>
+    <w:rsid w:val="19B915C3"/>
+    <w:rsid w:val="19C419F8"/>
+    <w:rsid w:val="19D44818"/>
+    <w:rsid w:val="19DB757A"/>
+    <w:rsid w:val="19F57468"/>
+    <w:rsid w:val="1A0A07AA"/>
+    <w:rsid w:val="1A111C52"/>
+    <w:rsid w:val="1A12783D"/>
+    <w:rsid w:val="1A273DF6"/>
+    <w:rsid w:val="1A5039CB"/>
+    <w:rsid w:val="1A830C8C"/>
+    <w:rsid w:val="1A9B1BBC"/>
+    <w:rsid w:val="1AA0603E"/>
+    <w:rsid w:val="1AA90ECC"/>
+    <w:rsid w:val="1AD55213"/>
+    <w:rsid w:val="1B165C7C"/>
+    <w:rsid w:val="1B435847"/>
+    <w:rsid w:val="1B5E5BB2"/>
+    <w:rsid w:val="1B5E76F6"/>
+    <w:rsid w:val="1BC03F17"/>
+    <w:rsid w:val="1BC90FA3"/>
+    <w:rsid w:val="1BC975B0"/>
+    <w:rsid w:val="1BDA123E"/>
+    <w:rsid w:val="1BF60B6E"/>
+    <w:rsid w:val="1BFF39FC"/>
+    <w:rsid w:val="1C2361BA"/>
+    <w:rsid w:val="1C363406"/>
+    <w:rsid w:val="1C803DCB"/>
+    <w:rsid w:val="1CC80EC6"/>
+    <w:rsid w:val="1CF56512"/>
+    <w:rsid w:val="1D245D5D"/>
+    <w:rsid w:val="1D297C66"/>
+    <w:rsid w:val="1D306EC4"/>
+    <w:rsid w:val="1D330575"/>
+    <w:rsid w:val="1D6A64D1"/>
+    <w:rsid w:val="1D6D3BD2"/>
+    <w:rsid w:val="1D985D1B"/>
+    <w:rsid w:val="1DAB1184"/>
+    <w:rsid w:val="1DB652CB"/>
+    <w:rsid w:val="1DB96250"/>
+    <w:rsid w:val="1DBF39DD"/>
+    <w:rsid w:val="1E061BD3"/>
+    <w:rsid w:val="1E1B62F5"/>
+    <w:rsid w:val="1E253381"/>
+    <w:rsid w:val="1E942391"/>
+    <w:rsid w:val="1EBA3111"/>
+    <w:rsid w:val="1EC91910"/>
+    <w:rsid w:val="1F073974"/>
+    <w:rsid w:val="1F2B4F5C"/>
+    <w:rsid w:val="1F5A11FF"/>
+    <w:rsid w:val="1FB05A18"/>
+    <w:rsid w:val="1FC73DB2"/>
+    <w:rsid w:val="2025634A"/>
+    <w:rsid w:val="20294D50"/>
+    <w:rsid w:val="208E24F6"/>
+    <w:rsid w:val="20AD7527"/>
+    <w:rsid w:val="20D83089"/>
+    <w:rsid w:val="20ED3B94"/>
+    <w:rsid w:val="20FF3AAE"/>
+    <w:rsid w:val="210A78C1"/>
+    <w:rsid w:val="210C6647"/>
+    <w:rsid w:val="21244601"/>
+    <w:rsid w:val="215F4DCD"/>
+    <w:rsid w:val="216A0F4D"/>
+    <w:rsid w:val="21983295"/>
+    <w:rsid w:val="21A76846"/>
+    <w:rsid w:val="21E32E28"/>
+    <w:rsid w:val="220B2CE7"/>
+    <w:rsid w:val="221A5500"/>
+    <w:rsid w:val="22214E8B"/>
+    <w:rsid w:val="223B5A35"/>
+    <w:rsid w:val="229E7CD7"/>
+    <w:rsid w:val="22A266DE"/>
+    <w:rsid w:val="22B91B86"/>
+    <w:rsid w:val="22D92E1E"/>
+    <w:rsid w:val="2305432C"/>
+    <w:rsid w:val="230B610D"/>
+    <w:rsid w:val="23370256"/>
+    <w:rsid w:val="23536501"/>
+    <w:rsid w:val="2377323E"/>
+    <w:rsid w:val="239462AE"/>
+    <w:rsid w:val="239A46F7"/>
+    <w:rsid w:val="23A75F8B"/>
+    <w:rsid w:val="23BE2559"/>
+    <w:rsid w:val="23C245B7"/>
+    <w:rsid w:val="242023D2"/>
+    <w:rsid w:val="24304BEB"/>
+    <w:rsid w:val="24696049"/>
+    <w:rsid w:val="247C7268"/>
+    <w:rsid w:val="249D521F"/>
+    <w:rsid w:val="24CF1271"/>
+    <w:rsid w:val="24DB1B65"/>
+    <w:rsid w:val="24F2052C"/>
+    <w:rsid w:val="24F301AC"/>
+    <w:rsid w:val="250A7DD1"/>
+    <w:rsid w:val="250D0270"/>
+    <w:rsid w:val="2536579D"/>
+    <w:rsid w:val="255C4FCB"/>
+    <w:rsid w:val="255E785B"/>
+    <w:rsid w:val="2564254A"/>
+    <w:rsid w:val="25AE08DF"/>
+    <w:rsid w:val="25B96C70"/>
+    <w:rsid w:val="25C25381"/>
+    <w:rsid w:val="25C97518"/>
+    <w:rsid w:val="25DF10AE"/>
+    <w:rsid w:val="260E79FF"/>
+    <w:rsid w:val="261A695C"/>
+    <w:rsid w:val="266425F2"/>
+    <w:rsid w:val="2671641F"/>
+    <w:rsid w:val="267C1FE9"/>
+    <w:rsid w:val="268D2FF6"/>
+    <w:rsid w:val="26B07208"/>
+    <w:rsid w:val="26B551EB"/>
+    <w:rsid w:val="26B9770A"/>
+    <w:rsid w:val="26D43AA3"/>
+    <w:rsid w:val="27544493"/>
+    <w:rsid w:val="276163FB"/>
+    <w:rsid w:val="276A4438"/>
+    <w:rsid w:val="27853DB3"/>
+    <w:rsid w:val="279D5B8C"/>
+    <w:rsid w:val="27B222AE"/>
+    <w:rsid w:val="27BA54BC"/>
+    <w:rsid w:val="27D22B63"/>
+    <w:rsid w:val="27DE43F7"/>
+    <w:rsid w:val="27E53D82"/>
+    <w:rsid w:val="27EF4E26"/>
+    <w:rsid w:val="28143812"/>
+    <w:rsid w:val="282D4176"/>
+    <w:rsid w:val="283205FE"/>
+    <w:rsid w:val="28387F89"/>
+    <w:rsid w:val="28474D20"/>
+    <w:rsid w:val="28980D81"/>
+    <w:rsid w:val="28D82090"/>
+    <w:rsid w:val="28E4267B"/>
+    <w:rsid w:val="28F95E48"/>
+    <w:rsid w:val="292331DD"/>
+    <w:rsid w:val="29305804"/>
+    <w:rsid w:val="29334D29"/>
+    <w:rsid w:val="293409E7"/>
+    <w:rsid w:val="293811B0"/>
+    <w:rsid w:val="29423CBE"/>
+    <w:rsid w:val="29763213"/>
+    <w:rsid w:val="2A213CC4"/>
+    <w:rsid w:val="2A257B34"/>
+    <w:rsid w:val="2A2E4BC0"/>
+    <w:rsid w:val="2A3B1CD8"/>
+    <w:rsid w:val="2A6D37AC"/>
+    <w:rsid w:val="2AA42601"/>
+    <w:rsid w:val="2AA45E84"/>
+    <w:rsid w:val="2AB73F28"/>
+    <w:rsid w:val="2ABD0FAC"/>
+    <w:rsid w:val="2C291503"/>
+    <w:rsid w:val="2C493FB6"/>
+    <w:rsid w:val="2C560482"/>
+    <w:rsid w:val="2C5A1CD2"/>
+    <w:rsid w:val="2C6C546F"/>
+    <w:rsid w:val="2C701C77"/>
+    <w:rsid w:val="2C734DFA"/>
+    <w:rsid w:val="2C852B16"/>
+    <w:rsid w:val="2CAE175C"/>
+    <w:rsid w:val="2D1858EE"/>
+    <w:rsid w:val="2D4C4ADE"/>
+    <w:rsid w:val="2D5034E4"/>
+    <w:rsid w:val="2DAF1925"/>
+    <w:rsid w:val="2DC931AE"/>
+    <w:rsid w:val="2DED4667"/>
+    <w:rsid w:val="2E0F5EA0"/>
+    <w:rsid w:val="2E1D73B4"/>
+    <w:rsid w:val="2E262242"/>
+    <w:rsid w:val="2E421B72"/>
+    <w:rsid w:val="2E5C1A7F"/>
+    <w:rsid w:val="2E7D5726"/>
+    <w:rsid w:val="2E8848A3"/>
+    <w:rsid w:val="2E8D4175"/>
+    <w:rsid w:val="2E953B7B"/>
+    <w:rsid w:val="2EEB1750"/>
+    <w:rsid w:val="2EED296D"/>
+    <w:rsid w:val="2EF23404"/>
+    <w:rsid w:val="2EF36113"/>
+    <w:rsid w:val="2F02092C"/>
+    <w:rsid w:val="2F0B703D"/>
+    <w:rsid w:val="2F45269A"/>
+    <w:rsid w:val="2F5F3244"/>
+    <w:rsid w:val="2F796ED7"/>
+    <w:rsid w:val="2FB36551"/>
+    <w:rsid w:val="2FB53A8B"/>
+    <w:rsid w:val="2FBE2364"/>
+    <w:rsid w:val="2FFF0BCF"/>
+    <w:rsid w:val="30067887"/>
+    <w:rsid w:val="301452F1"/>
+    <w:rsid w:val="304170BA"/>
+    <w:rsid w:val="30470FC3"/>
+    <w:rsid w:val="304B79C9"/>
+    <w:rsid w:val="305A21E2"/>
+    <w:rsid w:val="306C7EFE"/>
+    <w:rsid w:val="306D1203"/>
+    <w:rsid w:val="308974AE"/>
+    <w:rsid w:val="309A30A0"/>
+    <w:rsid w:val="30B20672"/>
+    <w:rsid w:val="30B43B75"/>
+    <w:rsid w:val="30B57174"/>
+    <w:rsid w:val="30DD28C8"/>
+    <w:rsid w:val="30E111C1"/>
+    <w:rsid w:val="30E26C43"/>
+    <w:rsid w:val="30E92D4B"/>
+    <w:rsid w:val="30F77AE2"/>
+    <w:rsid w:val="31066E50"/>
+    <w:rsid w:val="31494069"/>
+    <w:rsid w:val="314B289F"/>
+    <w:rsid w:val="315B5608"/>
+    <w:rsid w:val="3168491E"/>
+    <w:rsid w:val="31696A05"/>
+    <w:rsid w:val="319F2879"/>
+    <w:rsid w:val="31AA2E09"/>
+    <w:rsid w:val="31C97E3A"/>
+    <w:rsid w:val="320C34EA"/>
+    <w:rsid w:val="32167F39"/>
+    <w:rsid w:val="321A6940"/>
+    <w:rsid w:val="322C20DD"/>
+    <w:rsid w:val="328672F4"/>
+    <w:rsid w:val="32A746EB"/>
+    <w:rsid w:val="32AF4C35"/>
+    <w:rsid w:val="32B92FC6"/>
+    <w:rsid w:val="332116F0"/>
+    <w:rsid w:val="333A4819"/>
+    <w:rsid w:val="335330C3"/>
+    <w:rsid w:val="33554F18"/>
+    <w:rsid w:val="3389018D"/>
+    <w:rsid w:val="338E7B26"/>
+    <w:rsid w:val="339077A6"/>
+    <w:rsid w:val="33AB1655"/>
+    <w:rsid w:val="33AC70D6"/>
+    <w:rsid w:val="33B444E3"/>
+    <w:rsid w:val="33BA05EA"/>
+    <w:rsid w:val="34034262"/>
+    <w:rsid w:val="3415172A"/>
+    <w:rsid w:val="349302CD"/>
+    <w:rsid w:val="34A22AE6"/>
+    <w:rsid w:val="352F698B"/>
+    <w:rsid w:val="35353D4F"/>
+    <w:rsid w:val="353E2273"/>
+    <w:rsid w:val="355D101B"/>
+    <w:rsid w:val="359A6901"/>
+    <w:rsid w:val="35A23D0E"/>
+    <w:rsid w:val="35A7514A"/>
+    <w:rsid w:val="35B361A6"/>
+    <w:rsid w:val="35DB18E9"/>
+    <w:rsid w:val="35EF058A"/>
+    <w:rsid w:val="36210699"/>
+    <w:rsid w:val="362E0331"/>
+    <w:rsid w:val="365743B8"/>
+    <w:rsid w:val="36851D82"/>
+    <w:rsid w:val="36BF53DF"/>
+    <w:rsid w:val="371268C7"/>
+    <w:rsid w:val="37356A70"/>
+    <w:rsid w:val="373B27AA"/>
+    <w:rsid w:val="37424475"/>
+    <w:rsid w:val="374852C0"/>
+    <w:rsid w:val="37EA1649"/>
+    <w:rsid w:val="37F10D19"/>
+    <w:rsid w:val="38196915"/>
+    <w:rsid w:val="382D0E39"/>
+    <w:rsid w:val="3831783F"/>
+    <w:rsid w:val="3861258D"/>
+    <w:rsid w:val="38660DE1"/>
+    <w:rsid w:val="387821B2"/>
+    <w:rsid w:val="388727CC"/>
+    <w:rsid w:val="388F565A"/>
+    <w:rsid w:val="38D41C6A"/>
+    <w:rsid w:val="38F00B77"/>
+    <w:rsid w:val="38F31AFC"/>
+    <w:rsid w:val="38F76303"/>
+    <w:rsid w:val="38FA7A5E"/>
+    <w:rsid w:val="395D152B"/>
+    <w:rsid w:val="396D6845"/>
+    <w:rsid w:val="39792E06"/>
+    <w:rsid w:val="39B371DA"/>
+    <w:rsid w:val="39BE02CB"/>
+    <w:rsid w:val="39C51CE1"/>
+    <w:rsid w:val="39EE3018"/>
+    <w:rsid w:val="3A052C3D"/>
+    <w:rsid w:val="3A076141"/>
+    <w:rsid w:val="3A7022ED"/>
+    <w:rsid w:val="3A852292"/>
+    <w:rsid w:val="3A871F12"/>
+    <w:rsid w:val="3A9C6634"/>
+    <w:rsid w:val="3A9E1B37"/>
+    <w:rsid w:val="3AB338E7"/>
+    <w:rsid w:val="3AB939E6"/>
+    <w:rsid w:val="3AF55DC9"/>
+    <w:rsid w:val="3AFE2E55"/>
+    <w:rsid w:val="3AFF67B0"/>
+    <w:rsid w:val="3B123CF2"/>
+    <w:rsid w:val="3B27789D"/>
+    <w:rsid w:val="3B4647D0"/>
+    <w:rsid w:val="3B84171F"/>
+    <w:rsid w:val="3B9D52DD"/>
+    <w:rsid w:val="3BC52B58"/>
+    <w:rsid w:val="3BC95DA1"/>
+    <w:rsid w:val="3BDA7340"/>
+    <w:rsid w:val="3BDD02C5"/>
+    <w:rsid w:val="3BF82174"/>
+    <w:rsid w:val="3BF8295E"/>
+    <w:rsid w:val="3C2506B9"/>
+    <w:rsid w:val="3C321F4D"/>
+    <w:rsid w:val="3C4F72FF"/>
+    <w:rsid w:val="3C7B3647"/>
+    <w:rsid w:val="3C8D6DE4"/>
+    <w:rsid w:val="3CE21B3C"/>
+    <w:rsid w:val="3CF2458A"/>
+    <w:rsid w:val="3D176D48"/>
+    <w:rsid w:val="3D3E1186"/>
+    <w:rsid w:val="3D43308F"/>
+    <w:rsid w:val="3D8C2637"/>
+    <w:rsid w:val="3DE450DE"/>
+    <w:rsid w:val="3E006CC6"/>
+    <w:rsid w:val="3E557A55"/>
+    <w:rsid w:val="3E945048"/>
+    <w:rsid w:val="3E9C6B44"/>
+    <w:rsid w:val="3EA54607"/>
+    <w:rsid w:val="3EAC4C1F"/>
+    <w:rsid w:val="3ED734A6"/>
+    <w:rsid w:val="3EDA7CAE"/>
+    <w:rsid w:val="3F28582E"/>
+    <w:rsid w:val="3FA81600"/>
+    <w:rsid w:val="3FBC281F"/>
+    <w:rsid w:val="3FC03951"/>
+    <w:rsid w:val="3FC10EA5"/>
+    <w:rsid w:val="3FC63020"/>
+    <w:rsid w:val="3FC76631"/>
+    <w:rsid w:val="3FDC001C"/>
+    <w:rsid w:val="3FEE42F3"/>
+    <w:rsid w:val="406F6DF9"/>
+    <w:rsid w:val="40C21D4C"/>
+    <w:rsid w:val="40CE5B5F"/>
+    <w:rsid w:val="4109501D"/>
+    <w:rsid w:val="410D0EC7"/>
+    <w:rsid w:val="411A01DD"/>
+    <w:rsid w:val="41485829"/>
+    <w:rsid w:val="41651556"/>
+    <w:rsid w:val="416A59DD"/>
+    <w:rsid w:val="418C7217"/>
+    <w:rsid w:val="41D23361"/>
+    <w:rsid w:val="41E00530"/>
+    <w:rsid w:val="41E6662C"/>
+    <w:rsid w:val="41EB0AE8"/>
+    <w:rsid w:val="422B001A"/>
+    <w:rsid w:val="42780119"/>
+    <w:rsid w:val="428E22BD"/>
+    <w:rsid w:val="42A32262"/>
+    <w:rsid w:val="42B03AEC"/>
+    <w:rsid w:val="42B5064D"/>
+    <w:rsid w:val="42BB2CEF"/>
+    <w:rsid w:val="42C96C1E"/>
+    <w:rsid w:val="42D96EB9"/>
+    <w:rsid w:val="42E22696"/>
+    <w:rsid w:val="42E5074D"/>
+    <w:rsid w:val="430E3885"/>
+    <w:rsid w:val="43353D4F"/>
+    <w:rsid w:val="43454B44"/>
+    <w:rsid w:val="43461A6B"/>
+    <w:rsid w:val="435941E7"/>
+    <w:rsid w:val="436B4229"/>
+    <w:rsid w:val="439E597D"/>
+    <w:rsid w:val="43C1425A"/>
+    <w:rsid w:val="43D019CF"/>
+    <w:rsid w:val="43D17451"/>
+    <w:rsid w:val="43EB387E"/>
+    <w:rsid w:val="44185647"/>
+    <w:rsid w:val="441B2D48"/>
+    <w:rsid w:val="441E7867"/>
+    <w:rsid w:val="443800FA"/>
+    <w:rsid w:val="44464E91"/>
+    <w:rsid w:val="446134BD"/>
+    <w:rsid w:val="44962692"/>
+    <w:rsid w:val="44B40D48"/>
+    <w:rsid w:val="44D202F8"/>
+    <w:rsid w:val="44D84400"/>
+    <w:rsid w:val="44E12B11"/>
+    <w:rsid w:val="44E35F78"/>
+    <w:rsid w:val="44E36014"/>
+    <w:rsid w:val="44F32A2B"/>
+    <w:rsid w:val="450A0452"/>
+    <w:rsid w:val="455079AF"/>
+    <w:rsid w:val="455517CB"/>
+    <w:rsid w:val="45570552"/>
+    <w:rsid w:val="456F5BF8"/>
+    <w:rsid w:val="45773005"/>
+    <w:rsid w:val="4582269B"/>
+    <w:rsid w:val="45950036"/>
+    <w:rsid w:val="459D0CC6"/>
+    <w:rsid w:val="45B71DEB"/>
+    <w:rsid w:val="45D55C13"/>
+    <w:rsid w:val="46325936"/>
+    <w:rsid w:val="46633F07"/>
+    <w:rsid w:val="469965DF"/>
+    <w:rsid w:val="46B226AF"/>
+    <w:rsid w:val="46C42CA7"/>
+    <w:rsid w:val="46DD1652"/>
+    <w:rsid w:val="46FE3D85"/>
+    <w:rsid w:val="47446A78"/>
+    <w:rsid w:val="474D5189"/>
+    <w:rsid w:val="47B303B1"/>
+    <w:rsid w:val="47BE4FB7"/>
+    <w:rsid w:val="47CA7242"/>
+    <w:rsid w:val="47D408E5"/>
+    <w:rsid w:val="47D927EF"/>
+    <w:rsid w:val="47FC1B1A"/>
+    <w:rsid w:val="47FC6227"/>
+    <w:rsid w:val="48026B5B"/>
+    <w:rsid w:val="484311AB"/>
+    <w:rsid w:val="48A12D6B"/>
+    <w:rsid w:val="48B77A98"/>
+    <w:rsid w:val="48BB0BE3"/>
+    <w:rsid w:val="48C61172"/>
+    <w:rsid w:val="49433FBF"/>
+    <w:rsid w:val="497C5C32"/>
+    <w:rsid w:val="49A40B61"/>
+    <w:rsid w:val="49A73542"/>
+    <w:rsid w:val="49DD673C"/>
+    <w:rsid w:val="49ED225A"/>
+    <w:rsid w:val="49FC11EF"/>
+    <w:rsid w:val="4A0671C6"/>
+    <w:rsid w:val="4A236EB1"/>
+    <w:rsid w:val="4A3600D0"/>
+    <w:rsid w:val="4A4000DB"/>
+    <w:rsid w:val="4A633716"/>
+    <w:rsid w:val="4A6A1823"/>
+    <w:rsid w:val="4A7843BC"/>
+    <w:rsid w:val="4A880DD3"/>
+    <w:rsid w:val="4B1E7BC5"/>
+    <w:rsid w:val="4B416003"/>
+    <w:rsid w:val="4B63783D"/>
+    <w:rsid w:val="4B7145D4"/>
+    <w:rsid w:val="4BA447A5"/>
+    <w:rsid w:val="4BAF1EBA"/>
+    <w:rsid w:val="4BD165CA"/>
+    <w:rsid w:val="4BE36E91"/>
+    <w:rsid w:val="4BFB0CB5"/>
+    <w:rsid w:val="4C087FCB"/>
+    <w:rsid w:val="4C226665"/>
+    <w:rsid w:val="4C4B01B5"/>
+    <w:rsid w:val="4C62635C"/>
+    <w:rsid w:val="4C7E5A0B"/>
+    <w:rsid w:val="4D030B15"/>
+    <w:rsid w:val="4D0933F1"/>
+    <w:rsid w:val="4D331B41"/>
+    <w:rsid w:val="4D7A3CFF"/>
+    <w:rsid w:val="4D7F46B4"/>
+    <w:rsid w:val="4D825639"/>
+    <w:rsid w:val="4D861AC1"/>
+    <w:rsid w:val="4D8D144B"/>
+    <w:rsid w:val="4DB14B03"/>
+    <w:rsid w:val="4DCF7936"/>
+    <w:rsid w:val="4DD15F73"/>
+    <w:rsid w:val="4DDF0D3B"/>
+    <w:rsid w:val="4DEE01EB"/>
+    <w:rsid w:val="4E057E10"/>
+    <w:rsid w:val="4E152629"/>
+    <w:rsid w:val="4E1600AB"/>
+    <w:rsid w:val="4E2B0F4A"/>
+    <w:rsid w:val="4E4A5082"/>
+    <w:rsid w:val="4E501189"/>
+    <w:rsid w:val="4E5F470C"/>
+    <w:rsid w:val="4E6301AA"/>
+    <w:rsid w:val="4ECD6554"/>
+    <w:rsid w:val="4F4C0128"/>
+    <w:rsid w:val="4F564B0B"/>
+    <w:rsid w:val="4F7E3DC7"/>
+    <w:rsid w:val="4F8C0F11"/>
+    <w:rsid w:val="4F9E0E2B"/>
+    <w:rsid w:val="4FBE7162"/>
+    <w:rsid w:val="4FCD197A"/>
+    <w:rsid w:val="4FF727BF"/>
+    <w:rsid w:val="50000ED0"/>
+    <w:rsid w:val="50155AC5"/>
+    <w:rsid w:val="50175272"/>
+    <w:rsid w:val="50186577"/>
+    <w:rsid w:val="50242389"/>
+    <w:rsid w:val="50342624"/>
+    <w:rsid w:val="50406436"/>
+    <w:rsid w:val="504273BB"/>
+    <w:rsid w:val="506E1504"/>
+    <w:rsid w:val="508C2CB2"/>
+    <w:rsid w:val="50BC3801"/>
+    <w:rsid w:val="50D21228"/>
+    <w:rsid w:val="50DC4336"/>
+    <w:rsid w:val="50EC654F"/>
+    <w:rsid w:val="510B6E04"/>
+    <w:rsid w:val="510C42D5"/>
+    <w:rsid w:val="512E60BF"/>
+    <w:rsid w:val="514C251F"/>
+    <w:rsid w:val="51933655"/>
+    <w:rsid w:val="51C81DA8"/>
+    <w:rsid w:val="52133DB3"/>
+    <w:rsid w:val="52425C57"/>
+    <w:rsid w:val="52E41F0D"/>
+    <w:rsid w:val="53080E48"/>
+    <w:rsid w:val="531C58EA"/>
+    <w:rsid w:val="533927A1"/>
+    <w:rsid w:val="535D6353"/>
+    <w:rsid w:val="53707AB7"/>
+    <w:rsid w:val="53750CA7"/>
+    <w:rsid w:val="53750D57"/>
+    <w:rsid w:val="53832D10"/>
+    <w:rsid w:val="538D6EA3"/>
+    <w:rsid w:val="53AD0C9B"/>
+    <w:rsid w:val="53BA0C6B"/>
+    <w:rsid w:val="53FA3C53"/>
+    <w:rsid w:val="53FB16D5"/>
+    <w:rsid w:val="54047DE6"/>
+    <w:rsid w:val="54060DFE"/>
+    <w:rsid w:val="54583FED"/>
+    <w:rsid w:val="54660D84"/>
+    <w:rsid w:val="54676806"/>
+    <w:rsid w:val="54BB1B13"/>
+    <w:rsid w:val="54CB652A"/>
+    <w:rsid w:val="54E97288"/>
+    <w:rsid w:val="54ED7D64"/>
+    <w:rsid w:val="55257EBD"/>
+    <w:rsid w:val="55403599"/>
+    <w:rsid w:val="555B0397"/>
+    <w:rsid w:val="55630459"/>
+    <w:rsid w:val="557312C2"/>
+    <w:rsid w:val="55846FDD"/>
+    <w:rsid w:val="55DB4169"/>
+    <w:rsid w:val="55E502FC"/>
+    <w:rsid w:val="56096C07"/>
+    <w:rsid w:val="56156651"/>
+    <w:rsid w:val="561E3959"/>
+    <w:rsid w:val="56362D23"/>
+    <w:rsid w:val="564D31A3"/>
+    <w:rsid w:val="566A2753"/>
+    <w:rsid w:val="566F245E"/>
+    <w:rsid w:val="56792D6E"/>
+    <w:rsid w:val="56874282"/>
+    <w:rsid w:val="56956E1A"/>
+    <w:rsid w:val="56A603BA"/>
+    <w:rsid w:val="56AE1F43"/>
+    <w:rsid w:val="56BF5CE5"/>
+    <w:rsid w:val="56D9408C"/>
+    <w:rsid w:val="57096DD9"/>
+    <w:rsid w:val="57171972"/>
+    <w:rsid w:val="571B617B"/>
+    <w:rsid w:val="57343D84"/>
+    <w:rsid w:val="574955B3"/>
+    <w:rsid w:val="57AC65E2"/>
+    <w:rsid w:val="57BB053A"/>
+    <w:rsid w:val="57BE66C6"/>
+    <w:rsid w:val="57C753C8"/>
+    <w:rsid w:val="57C80B09"/>
+    <w:rsid w:val="57E91CCB"/>
+    <w:rsid w:val="57FA6E5A"/>
+    <w:rsid w:val="580F4463"/>
+    <w:rsid w:val="58144D0D"/>
+    <w:rsid w:val="583D2848"/>
+    <w:rsid w:val="58553C2C"/>
+    <w:rsid w:val="587902B5"/>
+    <w:rsid w:val="58B520A6"/>
+    <w:rsid w:val="58C603B4"/>
+    <w:rsid w:val="58F52955"/>
+    <w:rsid w:val="58F55680"/>
+    <w:rsid w:val="593B1D25"/>
+    <w:rsid w:val="59450902"/>
+    <w:rsid w:val="596B01D1"/>
+    <w:rsid w:val="59A6337C"/>
+    <w:rsid w:val="5A126D51"/>
+    <w:rsid w:val="5AAA3A4D"/>
+    <w:rsid w:val="5ABE4081"/>
+    <w:rsid w:val="5AE738B1"/>
+    <w:rsid w:val="5B057B9F"/>
+    <w:rsid w:val="5B195385"/>
+    <w:rsid w:val="5B1E4F6A"/>
+    <w:rsid w:val="5B37393C"/>
+    <w:rsid w:val="5B5F56B4"/>
+    <w:rsid w:val="5B761E9C"/>
+    <w:rsid w:val="5B80602E"/>
+    <w:rsid w:val="5BA57168"/>
+    <w:rsid w:val="5BA913F1"/>
+    <w:rsid w:val="5BC16A98"/>
+    <w:rsid w:val="5C1F35AE"/>
+    <w:rsid w:val="5C2A4CC2"/>
+    <w:rsid w:val="5C4B69FC"/>
+    <w:rsid w:val="5C63081F"/>
+    <w:rsid w:val="5C7F48CC"/>
+    <w:rsid w:val="5C9B41FC"/>
+    <w:rsid w:val="5CAE321D"/>
+    <w:rsid w:val="5CB55DF0"/>
+    <w:rsid w:val="5CB6590F"/>
+    <w:rsid w:val="5CC52E42"/>
+    <w:rsid w:val="5CD22158"/>
+    <w:rsid w:val="5CF32E87"/>
+    <w:rsid w:val="5D0019A2"/>
+    <w:rsid w:val="5D1B7FCE"/>
+    <w:rsid w:val="5D564930"/>
+    <w:rsid w:val="5DB81151"/>
+    <w:rsid w:val="5DC913EB"/>
+    <w:rsid w:val="5DD50A81"/>
+    <w:rsid w:val="5DEB2EFB"/>
+    <w:rsid w:val="5E6B69F6"/>
+    <w:rsid w:val="5E95783A"/>
+    <w:rsid w:val="5EA26B50"/>
+    <w:rsid w:val="5EC9251D"/>
+    <w:rsid w:val="5ED50624"/>
+    <w:rsid w:val="5F7E303B"/>
+    <w:rsid w:val="5F821A41"/>
+    <w:rsid w:val="5FD614CB"/>
+    <w:rsid w:val="5FD96BCD"/>
+    <w:rsid w:val="5FDE0AD6"/>
+    <w:rsid w:val="5FE307E1"/>
+    <w:rsid w:val="60D96770"/>
+    <w:rsid w:val="60E2707F"/>
+    <w:rsid w:val="61093233"/>
+    <w:rsid w:val="610D3747"/>
+    <w:rsid w:val="611C3522"/>
+    <w:rsid w:val="61333986"/>
+    <w:rsid w:val="613E14B5"/>
+    <w:rsid w:val="61433C21"/>
+    <w:rsid w:val="618A23F1"/>
+    <w:rsid w:val="61996BAE"/>
+    <w:rsid w:val="619D44E4"/>
+    <w:rsid w:val="61A161B8"/>
+    <w:rsid w:val="61A429C0"/>
+    <w:rsid w:val="61CA737D"/>
+    <w:rsid w:val="624060C2"/>
+    <w:rsid w:val="62C216A0"/>
+    <w:rsid w:val="62FC09F3"/>
+    <w:rsid w:val="632366B5"/>
+    <w:rsid w:val="632927BC"/>
+    <w:rsid w:val="632C3741"/>
+    <w:rsid w:val="63723EB5"/>
+    <w:rsid w:val="63806A4E"/>
+    <w:rsid w:val="63980872"/>
+    <w:rsid w:val="639F3A80"/>
+    <w:rsid w:val="63C329BB"/>
+    <w:rsid w:val="63E663F3"/>
+    <w:rsid w:val="641F31CC"/>
+    <w:rsid w:val="64204DCB"/>
+    <w:rsid w:val="645A0930"/>
+    <w:rsid w:val="645C18B4"/>
+    <w:rsid w:val="645F063B"/>
+    <w:rsid w:val="64637041"/>
+    <w:rsid w:val="649C5F21"/>
+    <w:rsid w:val="64D07675"/>
+    <w:rsid w:val="64D6157E"/>
+    <w:rsid w:val="64D811FE"/>
+    <w:rsid w:val="64DA1AB0"/>
+    <w:rsid w:val="64DF440C"/>
+    <w:rsid w:val="64F07680"/>
+    <w:rsid w:val="64F71AB3"/>
+    <w:rsid w:val="65123962"/>
+    <w:rsid w:val="6541736E"/>
+    <w:rsid w:val="65644665"/>
+    <w:rsid w:val="656A3FF0"/>
+    <w:rsid w:val="656C74F3"/>
+    <w:rsid w:val="65790D87"/>
+    <w:rsid w:val="65A705D2"/>
+    <w:rsid w:val="65E43CBA"/>
+    <w:rsid w:val="660718F0"/>
+    <w:rsid w:val="662F5033"/>
+    <w:rsid w:val="666B1614"/>
+    <w:rsid w:val="666E039B"/>
+    <w:rsid w:val="667941AD"/>
+    <w:rsid w:val="66CF7DDA"/>
+    <w:rsid w:val="66E32558"/>
+    <w:rsid w:val="66E66D60"/>
+    <w:rsid w:val="66E74BD2"/>
+    <w:rsid w:val="66EC0C69"/>
+    <w:rsid w:val="67022E0D"/>
+    <w:rsid w:val="670954ED"/>
+    <w:rsid w:val="675A6D1E"/>
+    <w:rsid w:val="676550B0"/>
+    <w:rsid w:val="67694780"/>
+    <w:rsid w:val="677B2AD6"/>
+    <w:rsid w:val="67CA2856"/>
+    <w:rsid w:val="67F72420"/>
+    <w:rsid w:val="68112FCA"/>
+    <w:rsid w:val="682124BD"/>
+    <w:rsid w:val="684F6332"/>
+    <w:rsid w:val="68562439"/>
+    <w:rsid w:val="685C4343"/>
+    <w:rsid w:val="6863174F"/>
+    <w:rsid w:val="68696EDC"/>
+    <w:rsid w:val="687377EB"/>
+    <w:rsid w:val="68916D9B"/>
+    <w:rsid w:val="68B711D9"/>
+    <w:rsid w:val="68BF03A3"/>
+    <w:rsid w:val="68C078EA"/>
+    <w:rsid w:val="68C617F4"/>
+    <w:rsid w:val="698F12ED"/>
+    <w:rsid w:val="699D5FD4"/>
+    <w:rsid w:val="699D695F"/>
+    <w:rsid w:val="69AF3970"/>
+    <w:rsid w:val="69B14C74"/>
+    <w:rsid w:val="69DB5AB9"/>
+    <w:rsid w:val="69E80D36"/>
+    <w:rsid w:val="69EF255B"/>
+    <w:rsid w:val="6A0E500E"/>
+    <w:rsid w:val="6A182979"/>
+    <w:rsid w:val="6A2471B2"/>
+    <w:rsid w:val="6A257F5C"/>
+    <w:rsid w:val="6A71070E"/>
+    <w:rsid w:val="6A8310CA"/>
+    <w:rsid w:val="6AC112D0"/>
+    <w:rsid w:val="6AC45A36"/>
+    <w:rsid w:val="6B3E5700"/>
+    <w:rsid w:val="6B7071D4"/>
+    <w:rsid w:val="6B865AF4"/>
+    <w:rsid w:val="6B8D0D02"/>
+    <w:rsid w:val="6B901C87"/>
+    <w:rsid w:val="6B973810"/>
+    <w:rsid w:val="6B9D5719"/>
+    <w:rsid w:val="6B9F5B36"/>
+    <w:rsid w:val="6BA350A4"/>
+    <w:rsid w:val="6BCA0B67"/>
+    <w:rsid w:val="6BD15F74"/>
+    <w:rsid w:val="6C0576C7"/>
+    <w:rsid w:val="6C1351BE"/>
+    <w:rsid w:val="6C236A70"/>
+    <w:rsid w:val="6C5E4C30"/>
+    <w:rsid w:val="6C9128CB"/>
+    <w:rsid w:val="6C920E9E"/>
+    <w:rsid w:val="6CC27A7A"/>
+    <w:rsid w:val="6D180489"/>
+    <w:rsid w:val="6D1D4911"/>
+    <w:rsid w:val="6D3978A6"/>
+    <w:rsid w:val="6D533436"/>
+    <w:rsid w:val="6D827EB8"/>
+    <w:rsid w:val="6D876D89"/>
+    <w:rsid w:val="6D9510D7"/>
+    <w:rsid w:val="6D997ADE"/>
+    <w:rsid w:val="6D9A555F"/>
+    <w:rsid w:val="6DDD14CC"/>
+    <w:rsid w:val="6DDD4D4F"/>
+    <w:rsid w:val="6DF36CBE"/>
+    <w:rsid w:val="6E010407"/>
+    <w:rsid w:val="6E632A2A"/>
+    <w:rsid w:val="6E866461"/>
+    <w:rsid w:val="6EB92134"/>
+    <w:rsid w:val="6EC5724B"/>
+    <w:rsid w:val="6ED77165"/>
+    <w:rsid w:val="6F166BB9"/>
+    <w:rsid w:val="6F3F170B"/>
+    <w:rsid w:val="6F457799"/>
+    <w:rsid w:val="6F6A5455"/>
+    <w:rsid w:val="6F961B22"/>
+    <w:rsid w:val="6FA37B33"/>
+    <w:rsid w:val="6FC45D03"/>
+    <w:rsid w:val="6FD0517F"/>
+    <w:rsid w:val="6FDF3CE2"/>
+    <w:rsid w:val="6FDF7455"/>
+    <w:rsid w:val="704354BE"/>
+    <w:rsid w:val="70524453"/>
+    <w:rsid w:val="70531ED5"/>
+    <w:rsid w:val="70876EAC"/>
+    <w:rsid w:val="70A371F9"/>
+    <w:rsid w:val="70A63106"/>
+    <w:rsid w:val="70C2380D"/>
+    <w:rsid w:val="70D04D21"/>
+    <w:rsid w:val="710245F7"/>
+    <w:rsid w:val="712170AA"/>
+    <w:rsid w:val="7137124E"/>
+    <w:rsid w:val="716A2D22"/>
+    <w:rsid w:val="716F4C2B"/>
+    <w:rsid w:val="717B0A3E"/>
+    <w:rsid w:val="718844D0"/>
+    <w:rsid w:val="71AB4BC9"/>
+    <w:rsid w:val="72334969"/>
+    <w:rsid w:val="724E6817"/>
+    <w:rsid w:val="725F6B99"/>
+    <w:rsid w:val="727608D5"/>
+    <w:rsid w:val="72866971"/>
+    <w:rsid w:val="72C5775B"/>
+    <w:rsid w:val="72EA047A"/>
+    <w:rsid w:val="72FD3138"/>
+    <w:rsid w:val="731618CD"/>
+    <w:rsid w:val="732E0084"/>
+    <w:rsid w:val="734D0DCF"/>
+    <w:rsid w:val="735F40D6"/>
+    <w:rsid w:val="736C11ED"/>
+    <w:rsid w:val="73730B78"/>
+    <w:rsid w:val="740E632F"/>
+    <w:rsid w:val="74157F65"/>
+    <w:rsid w:val="743069AD"/>
+    <w:rsid w:val="7443595E"/>
+    <w:rsid w:val="7444778E"/>
+    <w:rsid w:val="744978D7"/>
+    <w:rsid w:val="744E5F5D"/>
+    <w:rsid w:val="749F4A62"/>
+    <w:rsid w:val="74A4476D"/>
+    <w:rsid w:val="74B8340E"/>
+    <w:rsid w:val="74B90E8F"/>
+    <w:rsid w:val="74C04F97"/>
+    <w:rsid w:val="74CA60F4"/>
+    <w:rsid w:val="74E42EED"/>
+    <w:rsid w:val="75263A42"/>
+    <w:rsid w:val="75360459"/>
+    <w:rsid w:val="75394C61"/>
+    <w:rsid w:val="75487423"/>
+    <w:rsid w:val="7585185D"/>
+    <w:rsid w:val="759D593D"/>
+    <w:rsid w:val="75A0590A"/>
+    <w:rsid w:val="75BC19B7"/>
+    <w:rsid w:val="75EF5689"/>
+    <w:rsid w:val="760807B1"/>
+    <w:rsid w:val="76172CA8"/>
+    <w:rsid w:val="76316F40"/>
+    <w:rsid w:val="7640780E"/>
+    <w:rsid w:val="765B603D"/>
+    <w:rsid w:val="76DF0815"/>
+    <w:rsid w:val="771C067A"/>
+    <w:rsid w:val="771C37F0"/>
+    <w:rsid w:val="77382B21"/>
+    <w:rsid w:val="773B19CA"/>
+    <w:rsid w:val="775A26DD"/>
+    <w:rsid w:val="77675276"/>
+    <w:rsid w:val="77780474"/>
+    <w:rsid w:val="779B58FB"/>
+    <w:rsid w:val="77C03B55"/>
+    <w:rsid w:val="77C4430A"/>
+    <w:rsid w:val="77E10E1F"/>
+    <w:rsid w:val="77F73860"/>
+    <w:rsid w:val="78306EBD"/>
+    <w:rsid w:val="784D09EB"/>
+    <w:rsid w:val="787A05B6"/>
+    <w:rsid w:val="78BA6E21"/>
+    <w:rsid w:val="78C43EAD"/>
+    <w:rsid w:val="78CD25BE"/>
+    <w:rsid w:val="78E940ED"/>
+    <w:rsid w:val="794558DB"/>
+    <w:rsid w:val="7955121E"/>
+    <w:rsid w:val="797A0159"/>
+    <w:rsid w:val="798A4872"/>
+    <w:rsid w:val="79A556EE"/>
+    <w:rsid w:val="79A757A5"/>
+    <w:rsid w:val="79D917F7"/>
+    <w:rsid w:val="79DB277C"/>
+    <w:rsid w:val="79DD23FB"/>
+    <w:rsid w:val="79E60B0D"/>
+    <w:rsid w:val="79F223A1"/>
+    <w:rsid w:val="7A2250EE"/>
+    <w:rsid w:val="7A591D89"/>
+    <w:rsid w:val="7A5C3FCF"/>
+    <w:rsid w:val="7A66105B"/>
+    <w:rsid w:val="7A7D55B4"/>
+    <w:rsid w:val="7A851910"/>
+    <w:rsid w:val="7A8B709C"/>
+    <w:rsid w:val="7AC46E76"/>
+    <w:rsid w:val="7AEE2282"/>
+    <w:rsid w:val="7AF52EC8"/>
+    <w:rsid w:val="7B703EF9"/>
+    <w:rsid w:val="7B774608"/>
+    <w:rsid w:val="7B7A0F23"/>
+    <w:rsid w:val="7B8749B6"/>
+    <w:rsid w:val="7B8A593A"/>
+    <w:rsid w:val="7BAB16F2"/>
+    <w:rsid w:val="7BC05EBB"/>
+    <w:rsid w:val="7BC80CA2"/>
+    <w:rsid w:val="7BCC76A8"/>
+    <w:rsid w:val="7BD86D3E"/>
+    <w:rsid w:val="7BE63AD5"/>
+    <w:rsid w:val="7C106E98"/>
+    <w:rsid w:val="7C1D61AE"/>
+    <w:rsid w:val="7C200E74"/>
+    <w:rsid w:val="7C291FC0"/>
+    <w:rsid w:val="7C2F774D"/>
+    <w:rsid w:val="7C8E431A"/>
+    <w:rsid w:val="7C9B487E"/>
+    <w:rsid w:val="7CA7288F"/>
+    <w:rsid w:val="7CB763AC"/>
+    <w:rsid w:val="7CBB05DE"/>
+    <w:rsid w:val="7CC20EBA"/>
+    <w:rsid w:val="7CC443BD"/>
+    <w:rsid w:val="7CD44657"/>
+    <w:rsid w:val="7CD51E2E"/>
+    <w:rsid w:val="7D051A4A"/>
+    <w:rsid w:val="7D1818C9"/>
+    <w:rsid w:val="7D394283"/>
+    <w:rsid w:val="7D540AF5"/>
+    <w:rsid w:val="7D64554C"/>
+    <w:rsid w:val="7D74675F"/>
+    <w:rsid w:val="7DB165C4"/>
+    <w:rsid w:val="7DC70768"/>
+    <w:rsid w:val="7DD86484"/>
+    <w:rsid w:val="7DE22616"/>
+    <w:rsid w:val="7DEE0627"/>
+    <w:rsid w:val="7DF11FA8"/>
+    <w:rsid w:val="7E001BC6"/>
+    <w:rsid w:val="7E5512D0"/>
+    <w:rsid w:val="7E595AD8"/>
+    <w:rsid w:val="7EC327D2"/>
+    <w:rsid w:val="7F0B7AFA"/>
+    <w:rsid w:val="7F29292E"/>
+    <w:rsid w:val="7F2F6A35"/>
+    <w:rsid w:val="7F743CA6"/>
+    <w:rsid w:val="7FC93370"/>
+  </w:rsids>
+  <m:mathPr>
+    <m:mathFont m:val="Cambria Math"/>
+    <m:brkBin m:val="before"/>
+    <m:brkBinSub m:val="--"/>
+    <m:smallFrac m:val="0"/>
+    <m:dispDef/>
+    <m:lMargin m:val="0"/>
+    <m:rMargin m:val="0"/>
+    <m:defJc m:val="centerGroup"/>
+    <m:wrapIndent m:val="1440"/>
+    <m:intLim m:val="subSup"/>
+    <m:naryLim m:val="undOvr"/>
+  </m:mathPr>
+  <w:themeFontLang w:val="en-US" w:eastAsia="zh-CN"/>
+  <w:clrSchemeMapping w:bg1="light1" w:t1="dark1" w:bg2="light2" w:t2="dark2" w:accent1="accent1" w:accent2="accent2" w:accent3="accent3" w:accent4="accent4" w:accent5="accent5" w:accent6="accent6" w:hyperlink="hyperlink" w:followedHyperlink="followedHyperlink"/>
+  <w:doNotIncludeSubdocsInStats/>
+  <w:shapeDefaults>
+    <o:shapedefaults fillcolor="#FFFFFF" fill="t" stroke="t">
+      <v:fill on="t" focussize="0,0"/>
+      <v:stroke color="#000000"/>
+    </o:shapedefaults>
+    <o:shapelayout v:ext="edit">
+      <o:idmap v:ext="edit" data="1"/>
+    </o:shapelayout>
+  </w:shapeDefaults>
+  <mc:AlternateContent>
+    <mc:Choice Requires="wpsCustomData">
+      <wpsCustomData:typoFeatureVersion val="1"/>
+    </mc:Choice>
+  </mc:AlternateContent>
+</w:settings>
+</file>
+
+<file path=word\styles.xml><?xml version="1.0" encoding="utf-8"?>
 <w:styles xmlns:mc="http://schemas.openxmlformats.org/markup-compatibility/2006" xmlns:o="urn:schemas-microsoft-com:office:office" xmlns:r="http://schemas.openxmlformats.org/officeDocument/2006/relationships" xmlns:m="http://schemas.openxmlformats.org/officeDocument/2006/math" xmlns:v="urn:schemas-microsoft-com:vml" xmlns:w="http://schemas.openxmlformats.org/wordprocessingml/2006/main" xmlns:w14="http://schemas.microsoft.com/office/word/2010/wordml" xmlns:w10="urn:schemas-microsoft-com:office:word" xmlns:sl="http://schemas.openxmlformats.org/schemaLibrary/2006/main" xmlns:wpsCustomData="http://www.wps.cn/officeDocument/2013/wpsCustomData" mc:Ignorable="w14">
   <w:docDefaults>
     <w:rPrDefault>
@@ -14864,7 +16594,7 @@
 </w:styles>
 </file>
 
-<file path=word/theme/theme1.xml><?xml version="1.0" encoding="utf-8"?>
+<file path=word\theme\theme1.xml><?xml version="1.0" encoding="utf-8"?>
 <a:theme xmlns:a="http://schemas.openxmlformats.org/drawingml/2006/main" name="Office 主题">
   <a:themeElements>
     <a:clrScheme name="Office">
@@ -15117,21 +16847,4 @@
   </a:themeElements>
   <a:objectDefaults/>
 </a:theme>
-</file>
-
-<file path=customXml/item1.xml><?xml version="1.0" encoding="utf-8"?>
-<s:customData xmlns="http://www.wps.cn/officeDocument/2013/wpsCustomData" xmlns:s="http://www.wps.cn/officeDocument/2013/wpsCustomData">
-  <customSectProps/>
-  <customShpExts>
-    <customShpInfo spid="_x0000_s1026" textRotate="1"/>
-  </customShpExts>
-</s:customData>
-</file>
-
-<file path=customXml/itemProps1.xml><?xml version="1.0" encoding="utf-8"?>
-<ds:datastoreItem xmlns:ds="http://schemas.openxmlformats.org/officeDocument/2006/customXml" ds:itemID="{B1977F7D-205B-4081-913C-38D41E755F92}">
-  <ds:schemaRefs>
-    <ds:schemaRef ds:uri="http://www.wps.cn/officeDocument/2013/wpsCustomData"/>
-  </ds:schemaRefs>
-</ds:datastoreItem>
 </file>
--- a/backend-app/samples/FILE MAU HOP DONG CÒN LẠI/3.1 MAU HDONG - 0406 (HỘI NGHỊ + TIỆC-TEABREAK).docx
+++ b/backend-app/samples/FILE MAU HOP DONG CÒN LẠI/3.1 MAU HDONG - 0406 (HỘI NGHỊ + TIỆC-TEABREAK).docx
@@ -749,24 +749,7 @@
           <w:szCs w:val="26"/>
           <w:lang w:val="en-US"/>
         </w:rPr>
-        <w:t>{</w:t>
-      </w:r>
-      <w:r>
-        <w:rPr>
-          <w:rFonts w:hint="default" w:ascii="Times New Roman" w:hAnsi="Times New Roman"/>
-          <w:sz w:val="26"/>
-          <w:szCs w:val="26"/>
-        </w:rPr>
-        <w:t>BenASDT</w:t>
-      </w:r>
-      <w:r>
-        <w:rPr>
-          <w:rFonts w:hint="default" w:ascii="Times New Roman" w:hAnsi="Times New Roman"/>
-          <w:sz w:val="26"/>
-          <w:szCs w:val="26"/>
-          <w:lang w:val="en-US"/>
-        </w:rPr>
-        <w:t>}</w:t>
+        <w:t>{BenASDT}</w:t>
       </w:r>
     </w:p>
     <w:p>
@@ -1322,16 +1305,85 @@
           <w:szCs w:val="26"/>
           <w:lang w:eastAsia="zh-CN" w:bidi="ar"/>
         </w:rPr>
-        <w:t>{T</w:t>
-      </w:r>
-      <w:r>
+        <w:t>{TenSanhTiec}</w:t>
+      </w:r>
+      <w:r>
+        <w:rPr>
+          <w:rFonts w:ascii="Times New Roman" w:hAnsi="Times New Roman" w:eastAsia="SimSun"/>
+          <w:sz w:val="26"/>
+          <w:szCs w:val="26"/>
+          <w:lang w:eastAsia="zh-CN" w:bidi="ar"/>
+        </w:rPr>
+        <w:t xml:space="preserve"> </w:t>
+      </w:r>
+    </w:p>
+    <w:p>
+      <w:pPr>
+        <w:shd w:val="clear" w:color="auto" w:fill="FFFFFF" w:themeFill="background1"/>
+        <w:spacing w:line="360" w:lineRule="auto"/>
+        <w:ind w:left="320" w:leftChars="100"/>
+        <w:rPr>
+          <w:rFonts w:ascii="Times New Roman" w:hAnsi="Times New Roman" w:eastAsia="SimSun"/>
+          <w:sz w:val="26"/>
+          <w:szCs w:val="26"/>
+          <w:lang w:eastAsia="zh-CN" w:bidi="ar"/>
+        </w:rPr>
+      </w:pPr>
+      <w:r>
+        <w:rPr>
+          <w:rFonts w:ascii="Times New Roman" w:hAnsi="Times New Roman" w:eastAsia="SimSun"/>
+          <w:sz w:val="26"/>
+          <w:szCs w:val="26"/>
+          <w:lang w:eastAsia="zh-CN" w:bidi="ar"/>
+        </w:rPr>
+        <w:t xml:space="preserve">+ Số lượng khách tham dự hội nghị: </w:t>
+      </w:r>
+      <w:r>
+        <w:rPr>
+          <w:rFonts w:hint="default" w:ascii="Times New Roman" w:hAnsi="Times New Roman"/>
+          <w:sz w:val="26"/>
+          <w:szCs w:val="26"/>
+        </w:rPr>
+        <w:t>{SoKhachDiemDanh}</w:t>
+      </w:r>
+      <w:r>
+        <w:rPr>
+          <w:rFonts w:hint="default" w:ascii="Times New Roman" w:hAnsi="Times New Roman"/>
+          <w:sz w:val="26"/>
+          <w:szCs w:val="26"/>
+          <w:lang w:val="en-US"/>
+        </w:rPr>
+        <w:t xml:space="preserve"> </w:t>
+      </w:r>
+      <w:r>
+        <w:rPr>
+          <w:rFonts w:ascii="Times New Roman" w:hAnsi="Times New Roman"/>
+          <w:sz w:val="26"/>
+          <w:szCs w:val="26"/>
+        </w:rPr>
+        <w:t>khách</w:t>
+      </w:r>
+    </w:p>
+    <w:p>
+      <w:pPr>
+        <w:shd w:val="clear" w:color="auto" w:fill="FFFFFF" w:themeFill="background1"/>
+        <w:spacing w:line="360" w:lineRule="auto"/>
+        <w:ind w:left="320" w:leftChars="100"/>
         <w:rPr>
           <w:rFonts w:hint="default" w:ascii="Times New Roman" w:hAnsi="Times New Roman" w:eastAsia="SimSun"/>
           <w:sz w:val="26"/>
           <w:szCs w:val="26"/>
           <w:lang w:val="en-US" w:eastAsia="zh-CN" w:bidi="ar"/>
         </w:rPr>
-        <w:t>en</w:t>
+      </w:pPr>
+      <w:r>
+        <w:rPr>
+          <w:rFonts w:ascii="Times New Roman" w:hAnsi="Times New Roman" w:eastAsia="SimSun"/>
+          <w:sz w:val="26"/>
+          <w:szCs w:val="26"/>
+          <w:lang w:eastAsia="zh-CN" w:bidi="ar"/>
+        </w:rPr>
+        <w:t xml:space="preserve">+ Thời gian setup sảnh hội nghị: Từ </w:t>
       </w:r>
       <w:r>
         <w:rPr>
@@ -1340,7 +1392,16 @@
           <w:szCs w:val="26"/>
           <w:lang w:eastAsia="zh-CN" w:bidi="ar"/>
         </w:rPr>
-        <w:t>SanhTiec}</w:t>
+        <w:t>{SetupBatDau}</w:t>
+      </w:r>
+      <w:r>
+        <w:rPr>
+          <w:rFonts w:hint="default" w:ascii="Times New Roman" w:hAnsi="Times New Roman" w:eastAsia="SimSun"/>
+          <w:sz w:val="26"/>
+          <w:szCs w:val="26"/>
+          <w:lang w:val="en-US" w:eastAsia="zh-CN" w:bidi="ar"/>
+        </w:rPr>
+        <w:t xml:space="preserve"> - {SetupKetThuc}</w:t>
       </w:r>
       <w:r>
         <w:rPr>
@@ -1349,8 +1410,89 @@
           <w:szCs w:val="26"/>
           <w:lang w:eastAsia="zh-CN" w:bidi="ar"/>
         </w:rPr>
+        <w:t xml:space="preserve"> vào Ngày</w:t>
+      </w:r>
+      <w:r>
+        <w:rPr>
+          <w:rFonts w:hint="default" w:ascii="Times New Roman" w:hAnsi="Times New Roman" w:eastAsia="SimSun"/>
+          <w:sz w:val="26"/>
+          <w:szCs w:val="26"/>
+          <w:lang w:val="en-US" w:eastAsia="zh-CN" w:bidi="ar"/>
+        </w:rPr>
         <w:t xml:space="preserve"> </w:t>
       </w:r>
+      <w:r>
+        <w:rPr>
+          <w:rFonts w:hint="default" w:ascii="Times New Roman" w:hAnsi="Times New Roman" w:eastAsia="SimSun"/>
+          <w:sz w:val="26"/>
+          <w:szCs w:val="26"/>
+          <w:lang w:eastAsia="zh-CN" w:bidi="ar"/>
+        </w:rPr>
+        <w:t>{NgayLapHD}</w:t>
+      </w:r>
+      <w:r>
+        <w:rPr>
+          <w:rFonts w:hint="default" w:ascii="Times New Roman" w:hAnsi="Times New Roman" w:eastAsia="SimSun"/>
+          <w:sz w:val="26"/>
+          <w:szCs w:val="26"/>
+          <w:lang w:val="en-US" w:eastAsia="zh-CN" w:bidi="ar"/>
+        </w:rPr>
+        <w:t xml:space="preserve"> </w:t>
+      </w:r>
+      <w:r>
+        <w:rPr>
+          <w:rFonts w:ascii="Times New Roman" w:hAnsi="Times New Roman" w:eastAsia="SimSun"/>
+          <w:sz w:val="26"/>
+          <w:szCs w:val="26"/>
+          <w:lang w:eastAsia="zh-CN" w:bidi="ar"/>
+        </w:rPr>
+        <w:t>tháng</w:t>
+      </w:r>
+      <w:r>
+        <w:rPr>
+          <w:rFonts w:hint="default" w:ascii="Times New Roman" w:hAnsi="Times New Roman" w:eastAsia="SimSun"/>
+          <w:sz w:val="26"/>
+          <w:szCs w:val="26"/>
+          <w:lang w:val="en-US" w:eastAsia="zh-CN" w:bidi="ar"/>
+        </w:rPr>
+        <w:t xml:space="preserve"> </w:t>
+      </w:r>
+      <w:r>
+        <w:rPr>
+          <w:rFonts w:hint="default" w:ascii="Times New Roman" w:hAnsi="Times New Roman" w:eastAsia="SimSun"/>
+          <w:sz w:val="26"/>
+          <w:szCs w:val="26"/>
+          <w:lang w:eastAsia="zh-CN" w:bidi="ar"/>
+        </w:rPr>
+        <w:t>{ThangLapHD}</w:t>
+      </w:r>
+      <w:r>
+        <w:rPr>
+          <w:rFonts w:hint="default" w:ascii="Times New Roman" w:hAnsi="Times New Roman" w:eastAsia="SimSun"/>
+          <w:sz w:val="26"/>
+          <w:szCs w:val="26"/>
+          <w:lang w:val="en-US" w:eastAsia="zh-CN" w:bidi="ar"/>
+        </w:rPr>
+        <w:t xml:space="preserve"> </w:t>
+      </w:r>
+      <w:r>
+        <w:rPr>
+          <w:rFonts w:ascii="Times New Roman" w:hAnsi="Times New Roman" w:eastAsia="SimSun"/>
+          <w:sz w:val="26"/>
+          <w:szCs w:val="26"/>
+          <w:lang w:eastAsia="zh-CN" w:bidi="ar"/>
+        </w:rPr>
+        <w:t>năm</w:t>
+      </w:r>
+      <w:r>
+        <w:rPr>
+          <w:rFonts w:hint="default" w:ascii="Times New Roman" w:hAnsi="Times New Roman" w:eastAsia="SimSun"/>
+          <w:sz w:val="26"/>
+          <w:szCs w:val="26"/>
+          <w:lang w:val="en-US" w:eastAsia="zh-CN" w:bidi="ar"/>
+        </w:rPr>
+        <w:t xml:space="preserve"> {NamLapHD}</w:t>
+      </w:r>
     </w:p>
     <w:p>
       <w:pPr>
@@ -1371,33 +1513,86 @@
           <w:szCs w:val="26"/>
           <w:lang w:eastAsia="zh-CN" w:bidi="ar"/>
         </w:rPr>
-        <w:t xml:space="preserve">+ Số lượng khách tham dự hội nghị: </w:t>
-      </w:r>
-      <w:r>
-        <w:rPr>
-          <w:rFonts w:hint="default" w:ascii="Times New Roman" w:hAnsi="Times New Roman"/>
-          <w:sz w:val="26"/>
-          <w:szCs w:val="26"/>
-        </w:rPr>
-        <w:t>{SoKhachDiemDanh}</w:t>
-      </w:r>
-      <w:r>
-        <w:rPr>
-          <w:rFonts w:hint="default" w:ascii="Times New Roman" w:hAnsi="Times New Roman"/>
-          <w:sz w:val="26"/>
-          <w:szCs w:val="26"/>
-          <w:lang w:val="en-US"/>
+        <w:t xml:space="preserve">+ Thời gian diễn ra hội nghị: Từ </w:t>
+      </w:r>
+      <w:r>
+        <w:rPr>
+          <w:rFonts w:hint="default" w:ascii="Times New Roman" w:hAnsi="Times New Roman" w:eastAsia="SimSun"/>
+          <w:sz w:val="26"/>
+          <w:szCs w:val="26"/>
+          <w:lang w:eastAsia="zh-CN" w:bidi="ar"/>
+        </w:rPr>
+        <w:t>{TiecGioBatDau} - {TiecGioKetThuc}</w:t>
+      </w:r>
+      <w:r>
+        <w:rPr>
+          <w:rFonts w:ascii="Times New Roman" w:hAnsi="Times New Roman" w:eastAsia="SimSun"/>
+          <w:sz w:val="26"/>
+          <w:szCs w:val="26"/>
+          <w:lang w:eastAsia="zh-CN" w:bidi="ar"/>
+        </w:rPr>
+        <w:t xml:space="preserve"> vào </w:t>
+      </w:r>
+      <w:r>
+        <w:rPr>
+          <w:rFonts w:hint="default" w:ascii="Times New Roman" w:hAnsi="Times New Roman" w:eastAsia="SimSun"/>
+          <w:sz w:val="26"/>
+          <w:szCs w:val="26"/>
+          <w:lang w:eastAsia="zh-CN" w:bidi="ar"/>
+        </w:rPr>
+        <w:t>Ngày {NgayLapHD} tháng {ThangLapHD} năm {NamLapHD}</w:t>
+      </w:r>
+    </w:p>
+    <w:p>
+      <w:pPr>
+        <w:shd w:val="clear" w:color="auto" w:fill="FFFFFF" w:themeFill="background1"/>
+        <w:spacing w:line="360" w:lineRule="auto"/>
+        <w:ind w:left="320" w:leftChars="100"/>
+        <w:rPr>
+          <w:rFonts w:ascii="Times New Roman" w:hAnsi="Times New Roman" w:eastAsia="SimSun"/>
+          <w:sz w:val="26"/>
+          <w:szCs w:val="26"/>
+          <w:lang w:eastAsia="zh-CN" w:bidi="ar"/>
+        </w:rPr>
+      </w:pPr>
+      <w:r>
+        <w:rPr>
+          <w:rFonts w:ascii="Times New Roman" w:hAnsi="Times New Roman" w:eastAsia="SimSun"/>
+          <w:b/>
+          <w:bCs/>
+          <w:sz w:val="26"/>
+          <w:szCs w:val="26"/>
+          <w:lang w:eastAsia="zh-CN" w:bidi="ar"/>
+        </w:rPr>
+        <w:t>- Địa điểm tiệc tối</w:t>
+      </w:r>
+      <w:r>
+        <w:rPr>
+          <w:rFonts w:ascii="Times New Roman" w:hAnsi="Times New Roman" w:eastAsia="SimSun"/>
+          <w:sz w:val="26"/>
+          <w:szCs w:val="26"/>
+          <w:lang w:eastAsia="zh-CN" w:bidi="ar"/>
+        </w:rPr>
+        <w:t xml:space="preserve">: </w:t>
+      </w:r>
+      <w:r>
+        <w:rPr>
+          <w:rFonts w:hint="default" w:ascii="Times New Roman" w:hAnsi="Times New Roman" w:eastAsia="SimSun"/>
+          <w:sz w:val="26"/>
+          <w:szCs w:val="26"/>
+          <w:lang w:eastAsia="zh-CN" w:bidi="ar"/>
+        </w:rPr>
+        <w:t>{TenSanhTiecPhu}</w:t>
+      </w:r>
+      <w:r>
+        <w:rPr>
+          <w:rFonts w:ascii="Times New Roman" w:hAnsi="Times New Roman" w:eastAsia="SimSun"/>
+          <w:sz w:val="26"/>
+          <w:szCs w:val="26"/>
+          <w:lang w:eastAsia="zh-CN" w:bidi="ar"/>
         </w:rPr>
         <w:t xml:space="preserve"> </w:t>
       </w:r>
-      <w:r>
-        <w:rPr>
-          <w:rFonts w:ascii="Times New Roman" w:hAnsi="Times New Roman"/>
-          <w:sz w:val="26"/>
-          <w:szCs w:val="26"/>
-        </w:rPr>
-        <w:t>khách</w:t>
-      </w:r>
     </w:p>
     <w:p>
       <w:pPr>
@@ -1405,12 +1600,39 @@
         <w:spacing w:line="360" w:lineRule="auto"/>
         <w:ind w:left="320" w:leftChars="100"/>
         <w:rPr>
+          <w:rFonts w:ascii="Times New Roman" w:hAnsi="Times New Roman" w:eastAsia="SimSun"/>
+          <w:sz w:val="26"/>
+          <w:szCs w:val="26"/>
+          <w:lang w:eastAsia="zh-CN" w:bidi="ar"/>
+        </w:rPr>
+      </w:pPr>
+      <w:r>
+        <w:rPr>
+          <w:rFonts w:ascii="Times New Roman" w:hAnsi="Times New Roman" w:eastAsia="SimSun"/>
+          <w:sz w:val="26"/>
+          <w:szCs w:val="26"/>
+          <w:lang w:eastAsia="zh-CN" w:bidi="ar"/>
+        </w:rPr>
+        <w:t xml:space="preserve">+ Số lượng bàn chính thức: </w:t>
+      </w:r>
+      <w:r>
+        <w:rPr>
           <w:rFonts w:hint="default" w:ascii="Times New Roman" w:hAnsi="Times New Roman" w:eastAsia="SimSun"/>
           <w:sz w:val="26"/>
           <w:szCs w:val="26"/>
+          <w:lang w:eastAsia="zh-CN" w:bidi="ar"/>
+        </w:rPr>
+        <w:t>{SoBanManChinhThuc}</w:t>
+      </w:r>
+      <w:r>
+        <w:rPr>
+          <w:rFonts w:hint="default" w:ascii="Times New Roman" w:hAnsi="Times New Roman" w:eastAsia="SimSun"/>
+          <w:sz w:val="26"/>
+          <w:szCs w:val="26"/>
           <w:lang w:val="en-US" w:eastAsia="zh-CN" w:bidi="ar"/>
         </w:rPr>
-      </w:pPr>
+        <w:t xml:space="preserve"> </w:t>
+      </w:r>
       <w:r>
         <w:rPr>
           <w:rFonts w:ascii="Times New Roman" w:hAnsi="Times New Roman" w:eastAsia="SimSun"/>
@@ -1418,7 +1640,29 @@
           <w:szCs w:val="26"/>
           <w:lang w:eastAsia="zh-CN" w:bidi="ar"/>
         </w:rPr>
-        <w:t xml:space="preserve">+ Thời gian setup sảnh hội nghị: Từ </w:t>
+        <w:t xml:space="preserve">bàn </w:t>
+      </w:r>
+    </w:p>
+    <w:p>
+      <w:pPr>
+        <w:shd w:val="clear" w:color="auto" w:fill="FFFFFF" w:themeFill="background1"/>
+        <w:spacing w:line="360" w:lineRule="auto"/>
+        <w:ind w:left="320" w:leftChars="100"/>
+        <w:rPr>
+          <w:rFonts w:ascii="Times New Roman" w:hAnsi="Times New Roman" w:eastAsia="SimSun"/>
+          <w:sz w:val="26"/>
+          <w:szCs w:val="26"/>
+          <w:lang w:eastAsia="zh-CN" w:bidi="ar"/>
+        </w:rPr>
+      </w:pPr>
+      <w:r>
+        <w:rPr>
+          <w:rFonts w:ascii="Times New Roman" w:hAnsi="Times New Roman" w:eastAsia="SimSun"/>
+          <w:sz w:val="26"/>
+          <w:szCs w:val="26"/>
+          <w:lang w:eastAsia="zh-CN" w:bidi="ar"/>
+        </w:rPr>
+        <w:t xml:space="preserve">+ Số lượng bàn dự phòng: </w:t>
       </w:r>
       <w:r>
         <w:rPr>
@@ -1427,432 +1671,7 @@
           <w:szCs w:val="26"/>
           <w:lang w:eastAsia="zh-CN" w:bidi="ar"/>
         </w:rPr>
-        <w:t>{SetupBatDau}</w:t>
-      </w:r>
-      <w:r>
-        <w:rPr>
-          <w:rFonts w:hint="default" w:ascii="Times New Roman" w:hAnsi="Times New Roman" w:eastAsia="SimSun"/>
-          <w:sz w:val="26"/>
-          <w:szCs w:val="26"/>
-          <w:lang w:val="en-US" w:eastAsia="zh-CN" w:bidi="ar"/>
-        </w:rPr>
-        <w:t xml:space="preserve"> - {SetupKetThuc}</w:t>
-      </w:r>
-      <w:r>
-        <w:rPr>
-          <w:rFonts w:ascii="Times New Roman" w:hAnsi="Times New Roman" w:eastAsia="SimSun"/>
-          <w:sz w:val="26"/>
-          <w:szCs w:val="26"/>
-          <w:lang w:eastAsia="zh-CN" w:bidi="ar"/>
-        </w:rPr>
-        <w:t xml:space="preserve"> vào Ngày</w:t>
-      </w:r>
-      <w:r>
-        <w:rPr>
-          <w:rFonts w:hint="default" w:ascii="Times New Roman" w:hAnsi="Times New Roman" w:eastAsia="SimSun"/>
-          <w:sz w:val="26"/>
-          <w:szCs w:val="26"/>
-          <w:lang w:val="en-US" w:eastAsia="zh-CN" w:bidi="ar"/>
-        </w:rPr>
-        <w:t xml:space="preserve"> </w:t>
-      </w:r>
-      <w:r>
-        <w:rPr>
-          <w:rFonts w:hint="default" w:ascii="Times New Roman" w:hAnsi="Times New Roman" w:eastAsia="SimSun"/>
-          <w:sz w:val="26"/>
-          <w:szCs w:val="26"/>
-          <w:lang w:eastAsia="zh-CN" w:bidi="ar"/>
-        </w:rPr>
-        <w:t>{NgayLapHD}</w:t>
-      </w:r>
-      <w:r>
-        <w:rPr>
-          <w:rFonts w:hint="default" w:ascii="Times New Roman" w:hAnsi="Times New Roman" w:eastAsia="SimSun"/>
-          <w:sz w:val="26"/>
-          <w:szCs w:val="26"/>
-          <w:lang w:val="en-US" w:eastAsia="zh-CN" w:bidi="ar"/>
-        </w:rPr>
-        <w:t xml:space="preserve"> </w:t>
-      </w:r>
-      <w:r>
-        <w:rPr>
-          <w:rFonts w:ascii="Times New Roman" w:hAnsi="Times New Roman" w:eastAsia="SimSun"/>
-          <w:sz w:val="26"/>
-          <w:szCs w:val="26"/>
-          <w:lang w:eastAsia="zh-CN" w:bidi="ar"/>
-        </w:rPr>
-        <w:t>tháng</w:t>
-      </w:r>
-      <w:r>
-        <w:rPr>
-          <w:rFonts w:hint="default" w:ascii="Times New Roman" w:hAnsi="Times New Roman" w:eastAsia="SimSun"/>
-          <w:sz w:val="26"/>
-          <w:szCs w:val="26"/>
-          <w:lang w:val="en-US" w:eastAsia="zh-CN" w:bidi="ar"/>
-        </w:rPr>
-        <w:t xml:space="preserve"> </w:t>
-      </w:r>
-      <w:r>
-        <w:rPr>
-          <w:rFonts w:hint="default" w:ascii="Times New Roman" w:hAnsi="Times New Roman" w:eastAsia="SimSun"/>
-          <w:sz w:val="26"/>
-          <w:szCs w:val="26"/>
-          <w:lang w:eastAsia="zh-CN" w:bidi="ar"/>
-        </w:rPr>
-        <w:t>{ThangLapHD}</w:t>
-      </w:r>
-      <w:r>
-        <w:rPr>
-          <w:rFonts w:hint="default" w:ascii="Times New Roman" w:hAnsi="Times New Roman" w:eastAsia="SimSun"/>
-          <w:sz w:val="26"/>
-          <w:szCs w:val="26"/>
-          <w:lang w:val="en-US" w:eastAsia="zh-CN" w:bidi="ar"/>
-        </w:rPr>
-        <w:t xml:space="preserve"> </w:t>
-      </w:r>
-      <w:r>
-        <w:rPr>
-          <w:rFonts w:ascii="Times New Roman" w:hAnsi="Times New Roman" w:eastAsia="SimSun"/>
-          <w:sz w:val="26"/>
-          <w:szCs w:val="26"/>
-          <w:lang w:eastAsia="zh-CN" w:bidi="ar"/>
-        </w:rPr>
-        <w:t>năm</w:t>
-      </w:r>
-      <w:r>
-        <w:rPr>
-          <w:rFonts w:hint="default" w:ascii="Times New Roman" w:hAnsi="Times New Roman" w:eastAsia="SimSun"/>
-          <w:sz w:val="26"/>
-          <w:szCs w:val="26"/>
-          <w:lang w:val="en-US" w:eastAsia="zh-CN" w:bidi="ar"/>
-        </w:rPr>
-        <w:t xml:space="preserve"> {NamLapHD}</w:t>
-      </w:r>
-    </w:p>
-    <w:p>
-      <w:pPr>
-        <w:shd w:val="clear" w:color="auto" w:fill="FFFFFF" w:themeFill="background1"/>
-        <w:spacing w:line="360" w:lineRule="auto"/>
-        <w:ind w:left="320" w:leftChars="100"/>
-        <w:rPr>
-          <w:rFonts w:ascii="Times New Roman" w:hAnsi="Times New Roman" w:eastAsia="SimSun"/>
-          <w:sz w:val="26"/>
-          <w:szCs w:val="26"/>
-          <w:lang w:eastAsia="zh-CN" w:bidi="ar"/>
-        </w:rPr>
-      </w:pPr>
-      <w:r>
-        <w:rPr>
-          <w:rFonts w:ascii="Times New Roman" w:hAnsi="Times New Roman" w:eastAsia="SimSun"/>
-          <w:sz w:val="26"/>
-          <w:szCs w:val="26"/>
-          <w:lang w:eastAsia="zh-CN" w:bidi="ar"/>
-        </w:rPr>
-        <w:t xml:space="preserve">+ Thời gian diễn ra hội nghị: Từ </w:t>
-      </w:r>
-      <w:r>
-        <w:rPr>
-          <w:rFonts w:hint="default" w:ascii="Times New Roman" w:hAnsi="Times New Roman" w:eastAsia="SimSun"/>
-          <w:sz w:val="26"/>
-          <w:szCs w:val="26"/>
-          <w:lang w:eastAsia="zh-CN" w:bidi="ar"/>
-        </w:rPr>
-        <w:t>{TiecGioBatDau} - {TiecGioKetThuc}</w:t>
-      </w:r>
-      <w:r>
-        <w:rPr>
-          <w:rFonts w:ascii="Times New Roman" w:hAnsi="Times New Roman" w:eastAsia="SimSun"/>
-          <w:sz w:val="26"/>
-          <w:szCs w:val="26"/>
-          <w:lang w:eastAsia="zh-CN" w:bidi="ar"/>
-        </w:rPr>
-        <w:t xml:space="preserve"> vào </w:t>
-      </w:r>
-      <w:r>
-        <w:rPr>
-          <w:rFonts w:hint="default" w:ascii="Times New Roman" w:hAnsi="Times New Roman" w:eastAsia="SimSun"/>
-          <w:sz w:val="26"/>
-          <w:szCs w:val="26"/>
-          <w:lang w:eastAsia="zh-CN" w:bidi="ar"/>
-        </w:rPr>
-        <w:t>Ngày {NgayLapHD} tháng {ThangLapHD} năm {NamLapHD}</w:t>
-      </w:r>
-    </w:p>
-    <w:p>
-      <w:pPr>
-        <w:shd w:val="clear" w:color="auto" w:fill="FFFFFF" w:themeFill="background1"/>
-        <w:spacing w:line="360" w:lineRule="auto"/>
-        <w:ind w:left="320" w:leftChars="100"/>
-        <w:rPr>
-          <w:rFonts w:ascii="Times New Roman" w:hAnsi="Times New Roman" w:eastAsia="SimSun"/>
-          <w:sz w:val="26"/>
-          <w:szCs w:val="26"/>
-          <w:lang w:eastAsia="zh-CN" w:bidi="ar"/>
-        </w:rPr>
-      </w:pPr>
-      <w:r>
-        <w:rPr>
-          <w:rFonts w:ascii="Times New Roman" w:hAnsi="Times New Roman" w:eastAsia="SimSun"/>
-          <w:b/>
-          <w:bCs/>
-          <w:sz w:val="26"/>
-          <w:szCs w:val="26"/>
-          <w:lang w:eastAsia="zh-CN" w:bidi="ar"/>
-        </w:rPr>
-        <w:t>- Địa điểm tiệc tối</w:t>
-      </w:r>
-      <w:r>
-        <w:rPr>
-          <w:rFonts w:ascii="Times New Roman" w:hAnsi="Times New Roman" w:eastAsia="SimSun"/>
-          <w:sz w:val="26"/>
-          <w:szCs w:val="26"/>
-          <w:lang w:eastAsia="zh-CN" w:bidi="ar"/>
-        </w:rPr>
-        <w:t xml:space="preserve">: </w:t>
-      </w:r>
-      <w:r>
-        <w:rPr>
-          <w:rFonts w:hint="default" w:ascii="Times New Roman" w:hAnsi="Times New Roman" w:eastAsia="SimSun"/>
-          <w:sz w:val="26"/>
-          <w:szCs w:val="26"/>
-          <w:lang w:eastAsia="zh-CN" w:bidi="ar"/>
-        </w:rPr>
-        <w:t>{</w:t>
-      </w:r>
-      <w:r>
-        <w:rPr>
-          <w:rFonts w:hint="default" w:ascii="Times New Roman" w:hAnsi="Times New Roman" w:eastAsia="SimSun"/>
-          <w:sz w:val="26"/>
-          <w:szCs w:val="26"/>
-          <w:lang w:val="en-US" w:eastAsia="zh-CN" w:bidi="ar"/>
-        </w:rPr>
-        <w:t>Ten</w:t>
-      </w:r>
-      <w:bookmarkStart w:id="2" w:name="_GoBack"/>
-      <w:bookmarkEnd w:id="2"/>
-      <w:r>
-        <w:rPr>
-          <w:rFonts w:hint="default" w:ascii="Times New Roman" w:hAnsi="Times New Roman" w:eastAsia="SimSun"/>
-          <w:sz w:val="26"/>
-          <w:szCs w:val="26"/>
-          <w:lang w:eastAsia="zh-CN" w:bidi="ar"/>
-        </w:rPr>
-        <w:t>SanhTiec</w:t>
-      </w:r>
-      <w:r>
-        <w:rPr>
-          <w:rFonts w:hint="default" w:ascii="Times New Roman" w:hAnsi="Times New Roman" w:eastAsia="SimSun"/>
-          <w:sz w:val="26"/>
-          <w:szCs w:val="26"/>
-          <w:lang w:val="en-US" w:eastAsia="zh-CN" w:bidi="ar"/>
-        </w:rPr>
-        <w:t>Phu</w:t>
-      </w:r>
-      <w:r>
-        <w:rPr>
-          <w:rFonts w:hint="default" w:ascii="Times New Roman" w:hAnsi="Times New Roman" w:eastAsia="SimSun"/>
-          <w:sz w:val="26"/>
-          <w:szCs w:val="26"/>
-          <w:lang w:eastAsia="zh-CN" w:bidi="ar"/>
-        </w:rPr>
-        <w:t>}</w:t>
-      </w:r>
-      <w:r>
-        <w:rPr>
-          <w:rFonts w:ascii="Times New Roman" w:hAnsi="Times New Roman" w:eastAsia="SimSun"/>
-          <w:sz w:val="26"/>
-          <w:szCs w:val="26"/>
-          <w:lang w:eastAsia="zh-CN" w:bidi="ar"/>
-        </w:rPr>
-        <w:t xml:space="preserve"> </w:t>
-      </w:r>
-    </w:p>
-    <w:p>
-      <w:pPr>
-        <w:shd w:val="clear" w:color="auto" w:fill="FFFFFF" w:themeFill="background1"/>
-        <w:spacing w:line="360" w:lineRule="auto"/>
-        <w:ind w:left="320" w:leftChars="100"/>
-        <w:rPr>
-          <w:rFonts w:ascii="Times New Roman" w:hAnsi="Times New Roman" w:eastAsia="SimSun"/>
-          <w:sz w:val="26"/>
-          <w:szCs w:val="26"/>
-          <w:lang w:eastAsia="zh-CN" w:bidi="ar"/>
-        </w:rPr>
-      </w:pPr>
-      <w:r>
-        <w:rPr>
-          <w:rFonts w:ascii="Times New Roman" w:hAnsi="Times New Roman" w:eastAsia="SimSun"/>
-          <w:sz w:val="26"/>
-          <w:szCs w:val="26"/>
-          <w:lang w:eastAsia="zh-CN" w:bidi="ar"/>
-        </w:rPr>
-        <w:t xml:space="preserve">+ Số lượng bàn chính thức: </w:t>
-      </w:r>
-      <w:r>
-        <w:rPr>
-          <w:rFonts w:hint="default" w:ascii="Times New Roman" w:hAnsi="Times New Roman" w:eastAsia="SimSun"/>
-          <w:sz w:val="26"/>
-          <w:szCs w:val="26"/>
-          <w:lang w:eastAsia="zh-CN" w:bidi="ar"/>
-        </w:rPr>
-        <w:t>{So</w:t>
-      </w:r>
-      <w:r>
-        <w:rPr>
-          <w:rFonts w:hint="default" w:ascii="Times New Roman" w:hAnsi="Times New Roman" w:eastAsia="SimSun"/>
-          <w:sz w:val="26"/>
-          <w:szCs w:val="26"/>
-          <w:lang w:val="en-US" w:eastAsia="zh-CN" w:bidi="ar"/>
-        </w:rPr>
-        <w:t>B</w:t>
-      </w:r>
-      <w:r>
-        <w:rPr>
-          <w:rFonts w:hint="default" w:ascii="Times New Roman" w:hAnsi="Times New Roman" w:eastAsia="SimSun"/>
-          <w:sz w:val="26"/>
-          <w:szCs w:val="26"/>
-          <w:lang w:eastAsia="zh-CN" w:bidi="ar"/>
-        </w:rPr>
-        <w:t>anMan</w:t>
-      </w:r>
-      <w:r>
-        <w:rPr>
-          <w:rFonts w:hint="default" w:ascii="Times New Roman" w:hAnsi="Times New Roman" w:eastAsia="SimSun"/>
-          <w:sz w:val="26"/>
-          <w:szCs w:val="26"/>
-          <w:lang w:val="en-US" w:eastAsia="zh-CN" w:bidi="ar"/>
-        </w:rPr>
-        <w:t>C</w:t>
-      </w:r>
-      <w:r>
-        <w:rPr>
-          <w:rFonts w:hint="default" w:ascii="Times New Roman" w:hAnsi="Times New Roman" w:eastAsia="SimSun"/>
-          <w:sz w:val="26"/>
-          <w:szCs w:val="26"/>
-          <w:lang w:eastAsia="zh-CN" w:bidi="ar"/>
-        </w:rPr>
-        <w:t>hinh</w:t>
-      </w:r>
-      <w:r>
-        <w:rPr>
-          <w:rFonts w:hint="default" w:ascii="Times New Roman" w:hAnsi="Times New Roman" w:eastAsia="SimSun"/>
-          <w:sz w:val="26"/>
-          <w:szCs w:val="26"/>
-          <w:lang w:val="en-US" w:eastAsia="zh-CN" w:bidi="ar"/>
-        </w:rPr>
-        <w:t>T</w:t>
-      </w:r>
-      <w:r>
-        <w:rPr>
-          <w:rFonts w:hint="default" w:ascii="Times New Roman" w:hAnsi="Times New Roman" w:eastAsia="SimSun"/>
-          <w:sz w:val="26"/>
-          <w:szCs w:val="26"/>
-          <w:lang w:eastAsia="zh-CN" w:bidi="ar"/>
-        </w:rPr>
-        <w:t>huc}</w:t>
-      </w:r>
-      <w:r>
-        <w:rPr>
-          <w:rFonts w:hint="default" w:ascii="Times New Roman" w:hAnsi="Times New Roman" w:eastAsia="SimSun"/>
-          <w:sz w:val="26"/>
-          <w:szCs w:val="26"/>
-          <w:lang w:val="en-US" w:eastAsia="zh-CN" w:bidi="ar"/>
-        </w:rPr>
-        <w:t xml:space="preserve"> </w:t>
-      </w:r>
-      <w:r>
-        <w:rPr>
-          <w:rFonts w:ascii="Times New Roman" w:hAnsi="Times New Roman" w:eastAsia="SimSun"/>
-          <w:sz w:val="26"/>
-          <w:szCs w:val="26"/>
-          <w:lang w:eastAsia="zh-CN" w:bidi="ar"/>
-        </w:rPr>
-        <w:t xml:space="preserve">bàn </w:t>
-      </w:r>
-    </w:p>
-    <w:p>
-      <w:pPr>
-        <w:shd w:val="clear" w:color="auto" w:fill="FFFFFF" w:themeFill="background1"/>
-        <w:spacing w:line="360" w:lineRule="auto"/>
-        <w:ind w:left="320" w:leftChars="100"/>
-        <w:rPr>
-          <w:rFonts w:ascii="Times New Roman" w:hAnsi="Times New Roman" w:eastAsia="SimSun"/>
-          <w:sz w:val="26"/>
-          <w:szCs w:val="26"/>
-          <w:lang w:eastAsia="zh-CN" w:bidi="ar"/>
-        </w:rPr>
-      </w:pPr>
-      <w:r>
-        <w:rPr>
-          <w:rFonts w:ascii="Times New Roman" w:hAnsi="Times New Roman" w:eastAsia="SimSun"/>
-          <w:sz w:val="26"/>
-          <w:szCs w:val="26"/>
-          <w:lang w:eastAsia="zh-CN" w:bidi="ar"/>
-        </w:rPr>
-        <w:t xml:space="preserve">+ Số lượng bàn dự phòng: </w:t>
-      </w:r>
-      <w:r>
-        <w:rPr>
-          <w:rFonts w:hint="default" w:ascii="Times New Roman" w:hAnsi="Times New Roman" w:eastAsia="SimSun"/>
-          <w:sz w:val="26"/>
-          <w:szCs w:val="26"/>
-          <w:lang w:eastAsia="zh-CN" w:bidi="ar"/>
-        </w:rPr>
-        <w:t>{So</w:t>
-      </w:r>
-      <w:r>
-        <w:rPr>
-          <w:rFonts w:hint="default" w:ascii="Times New Roman" w:hAnsi="Times New Roman" w:eastAsia="SimSun"/>
-          <w:sz w:val="26"/>
-          <w:szCs w:val="26"/>
-          <w:lang w:val="en-US" w:eastAsia="zh-CN" w:bidi="ar"/>
-        </w:rPr>
-        <w:t>B</w:t>
-      </w:r>
-      <w:r>
-        <w:rPr>
-          <w:rFonts w:hint="default" w:ascii="Times New Roman" w:hAnsi="Times New Roman" w:eastAsia="SimSun"/>
-          <w:sz w:val="26"/>
-          <w:szCs w:val="26"/>
-          <w:lang w:eastAsia="zh-CN" w:bidi="ar"/>
-        </w:rPr>
-        <w:t>anMan</w:t>
-      </w:r>
-      <w:r>
-        <w:rPr>
-          <w:rFonts w:hint="default" w:ascii="Times New Roman" w:hAnsi="Times New Roman" w:eastAsia="SimSun"/>
-          <w:sz w:val="26"/>
-          <w:szCs w:val="26"/>
-          <w:lang w:val="en-US" w:eastAsia="zh-CN" w:bidi="ar"/>
-        </w:rPr>
-        <w:t>D</w:t>
-      </w:r>
-      <w:r>
-        <w:rPr>
-          <w:rFonts w:hint="default" w:ascii="Times New Roman" w:hAnsi="Times New Roman" w:eastAsia="SimSun"/>
-          <w:sz w:val="26"/>
-          <w:szCs w:val="26"/>
-          <w:lang w:eastAsia="zh-CN" w:bidi="ar"/>
-        </w:rPr>
-        <w:t>u</w:t>
-      </w:r>
-      <w:r>
-        <w:rPr>
-          <w:rFonts w:hint="default" w:ascii="Times New Roman" w:hAnsi="Times New Roman" w:eastAsia="SimSun"/>
-          <w:sz w:val="26"/>
-          <w:szCs w:val="26"/>
-          <w:lang w:val="en-US" w:eastAsia="zh-CN" w:bidi="ar"/>
-        </w:rPr>
-        <w:t>P</w:t>
-      </w:r>
-      <w:r>
-        <w:rPr>
-          <w:rFonts w:hint="default" w:ascii="Times New Roman" w:hAnsi="Times New Roman" w:eastAsia="SimSun"/>
-          <w:sz w:val="26"/>
-          <w:szCs w:val="26"/>
-          <w:lang w:eastAsia="zh-CN" w:bidi="ar"/>
-        </w:rPr>
-        <w:t>hong}</w:t>
+        <w:t>{SoBanManDuPhong}</w:t>
       </w:r>
       <w:r>
         <w:rPr>

--- a/backend-app/samples/FILE MAU HOP DONG CÒN LẠI/3.1 MAU HDONG - 0406 (HỘI NGHỊ + TIỆC-TEABREAK).docx
+++ b/backend-app/samples/FILE MAU HOP DONG CÒN LẠI/3.1 MAU HDONG - 0406 (HỘI NGHỊ + TIỆC-TEABREAK).docx
@@ -1,6 +1,6 @@
 
 <file path=word/document.xml><?xml version="1.0" encoding="utf-8"?>
-<w:document xmlns:wpc="http://schemas.microsoft.com/office/word/2010/wordprocessingCanvas" xmlns:mc="http://schemas.openxmlformats.org/markup-compatibility/2006" xmlns:o="urn:schemas-microsoft-com:office:office" xmlns:r="http://schemas.openxmlformats.org/officeDocument/2006/relationships" xmlns:m="http://schemas.openxmlformats.org/officeDocument/2006/math" xmlns:v="urn:schemas-microsoft-com:vml" xmlns:wp14="http://schemas.microsoft.com/office/word/2010/wordprocessingDrawing" xmlns:wp="http://schemas.openxmlformats.org/drawingml/2006/wordprocessingDrawing" xmlns:w="http://schemas.openxmlformats.org/wordprocessingml/2006/main" xmlns:w14="http://schemas.microsoft.com/office/word/2010/wordml" xmlns:w10="urn:schemas-microsoft-com:office:word" xmlns:w15="http://schemas.microsoft.com/office/word/2012/wordml" xmlns:wpg="http://schemas.microsoft.com/office/word/2010/wordprocessingGroup" xmlns:wpi="http://schemas.microsoft.com/office/word/2010/wordprocessingInk" xmlns:wne="http://schemas.microsoft.com/office/word/2006/wordml" xmlns:wps="http://schemas.microsoft.com/office/word/2010/wordprocessingShape" xmlns:wpsCustomData="http://www.wps.cn/officeDocument/2013/wpsCustomData" mc:Ignorable="w14 w15 wp14">
+<w:document xmlns:wpc="http://schemas.microsoft.com/office/word/2010/wordprocessingCanvas" xmlns:mc="http://schemas.openxmlformats.org/markup-compatibility/2006" xmlns:o="urn:schemas-microsoft-com:office:office" xmlns:r="http://schemas.openxmlformats.org/officeDocument/2006/relationships" xmlns:m="http://schemas.openxmlformats.org/officeDocument/2006/math" xmlns:v="urn:schemas-microsoft-com:vml" xmlns:wp14="http://schemas.microsoft.com/office/word/2010/wordprocessingDrawing" xmlns:wp="http://schemas.openxmlformats.org/drawingml/2006/wordprocessingDrawing" xmlns:w="http://schemas.openxmlformats.org/wordprocessingml/2006/main" xmlns:w14="http://schemas.microsoft.com/office/word/2010/wordml" xmlns:w10="urn:schemas-microsoft-com:office:word" xmlns:w15="http://schemas.microsoft.com/office/word/2012/wordml" xmlns:wpg="http://schemas.microsoft.com/office/word/2010/wordprocessingGroup" xmlns:wpi="http://schemas.microsoft.com/office/word/2010/wordprocessingInk" xmlns:wne="http://schemas.microsoft.com/office/word/2006/wordml" xmlns:wps="http://schemas.microsoft.com/office/word/2010/wordprocessingShape" xmlns:wpsCustomData="http://www.wps.cn/officeDocument/2013/wpsCustomData" xmlns:a="http://schemas.openxmlformats.org/drawingml/2006/main" mc:Ignorable="w14 w15 wp14">
   <w:body>
     <w:p>
       <w:pPr>
@@ -85,7 +85,7 @@
                 <wp:wrapNone/>
                 <wp:docPr id="1" name="Straight Arrow Connector 1"/>
                 <wp:cNvGraphicFramePr/>
-                <a:graphic xmlns:a="http://schemas.openxmlformats.org/drawingml/2006/main">
+                <a:graphic>
                   <a:graphicData uri="http://schemas.microsoft.com/office/word/2010/wordprocessingShape">
                     <wps:wsp>
                       <wps:cNvCnPr/>
@@ -202,7 +202,7 @@
           <w:sz w:val="24"/>
           <w:szCs w:val="24"/>
         </w:rPr>
-        <w:t>Số: …</w:t>
+        <w:t>Số: {Sohopdong}</w:t>
       </w:r>
       <w:r>
         <w:rPr>
@@ -210,7 +210,7 @@
           <w:sz w:val="24"/>
           <w:szCs w:val="24"/>
         </w:rPr>
-        <w:t xml:space="preserve"> /CTY-HHKH/2025</w:t>
+        <w:t xml:space="preserve"/>
       </w:r>
     </w:p>
     <w:p>
@@ -978,7 +978,7 @@
           <w:sz w:val="26"/>
           <w:szCs w:val="26"/>
         </w:rPr>
-        <w:t>Sau khi bàn bạc, hai bên cùng thống nhất ký Hợp đồng triển lãm và tiệc với các điều khoản sau đây:</w:t>
+        <w:t>Sau khi bàn bạc, hai bên cùng thống nhất ký Hợp đồng hội nghị và tiệc với các điều khoản sau đây:</w:t>
       </w:r>
     </w:p>
     <w:p>
@@ -1041,7 +1041,7 @@
           <w:szCs w:val="26"/>
           <w:lang w:eastAsia="zh-CN" w:bidi="ar"/>
         </w:rPr>
-        <w:t xml:space="preserve">Bên B có nhu cầu và Bên A đồng ý cung cấp dịch vụ tổ chức triển lãm và tiệc theo yêu cầu của Bên B với nội dung chi tiết như sau: </w:t>
+        <w:t xml:space="preserve">Bên B có nhu cầu và Bên A đồng ý cung cấp dịch vụ tổ chức hội nghị và tiệc theo yêu cầu của Bên B với nội dung chi tiết như sau: </w:t>
       </w:r>
     </w:p>
     <w:p>
@@ -1119,7 +1119,7 @@
           <w:szCs w:val="26"/>
           <w:lang w:eastAsia="zh-CN" w:bidi="ar"/>
         </w:rPr>
-        <w:t xml:space="preserve">- </w:t>
+        <w:t xml:space="preserve">- Địa điểm hội nghị: {DiaDiemHoiNghi}</w:t>
       </w:r>
       <w:r>
         <w:rPr>
@@ -1130,16 +1130,16 @@
           <w:szCs w:val="26"/>
           <w:lang w:eastAsia="zh-CN" w:bidi="ar"/>
         </w:rPr>
-        <w:t>Địa điểm hội nghị</w:t>
-      </w:r>
-      <w:r>
-        <w:rPr>
-          <w:rFonts w:ascii="Times New Roman" w:hAnsi="Times New Roman" w:eastAsia="SimSun"/>
-          <w:sz w:val="26"/>
-          <w:szCs w:val="26"/>
-          <w:lang w:eastAsia="zh-CN" w:bidi="ar"/>
-        </w:rPr>
-        <w:t xml:space="preserve">: </w:t>
+        <w:t/>
+      </w:r>
+      <w:r>
+        <w:rPr>
+          <w:rFonts w:ascii="Times New Roman" w:hAnsi="Times New Roman" w:eastAsia="SimSun"/>
+          <w:sz w:val="26"/>
+          <w:szCs w:val="26"/>
+          <w:lang w:eastAsia="zh-CN" w:bidi="ar"/>
+        </w:rPr>
+        <w:t xml:space="preserve"/>
       </w:r>
       <w:r>
         <w:rPr>
@@ -1148,17 +1148,343 @@
           <w:szCs w:val="26"/>
           <w:lang w:eastAsia="zh-CN" w:bidi="ar"/>
         </w:rPr>
-        <w:t>{TenSanhTiec}</w:t>
-      </w:r>
-      <w:r>
-        <w:rPr>
-          <w:rFonts w:ascii="Times New Roman" w:hAnsi="Times New Roman" w:eastAsia="SimSun"/>
-          <w:sz w:val="26"/>
-          <w:szCs w:val="26"/>
-          <w:lang w:eastAsia="zh-CN" w:bidi="ar"/>
+        <w:t/>
+      </w:r>
+      <w:r>
+        <w:rPr>
+          <w:rFonts w:ascii="Times New Roman" w:hAnsi="Times New Roman" w:eastAsia="SimSun"/>
+          <w:sz w:val="26"/>
+          <w:szCs w:val="26"/>
+          <w:lang w:eastAsia="zh-CN" w:bidi="ar"/>
+        </w:rPr>
+        <w:t xml:space="preserve"/>
+      </w:r>
+    </w:p>
+    <w:p>
+      <w:pPr>
+        <w:shd w:val="clear" w:color="auto" w:fill="FFFFFF" w:themeFill="background1"/>
+        <w:spacing w:line="360" w:lineRule="auto"/>
+        <w:ind w:left="320" w:leftChars="100"/>
+        <w:rPr>
+          <w:rFonts w:ascii="Times New Roman" w:hAnsi="Times New Roman" w:eastAsia="SimSun"/>
+          <w:sz w:val="26"/>
+          <w:szCs w:val="26"/>
+          <w:lang w:eastAsia="zh-CN" w:bidi="ar"/>
+        </w:rPr>
+      </w:pPr>
+      <w:r>
+        <w:rPr>
+          <w:rFonts w:ascii="Times New Roman" w:hAnsi="Times New Roman" w:eastAsia="SimSun"/>
+          <w:sz w:val="26"/>
+          <w:szCs w:val="26"/>
+          <w:lang w:eastAsia="zh-CN" w:bidi="ar"/>
+        </w:rPr>
+        <w:t xml:space="preserve">+ Số lượng khách tham dự hội nghị: {SoKhachHoiNghi} khách</w:t>
+      </w:r>
+      <w:r>
+        <w:rPr>
+          <w:rFonts w:hint="default" w:ascii="Times New Roman" w:hAnsi="Times New Roman"/>
+          <w:sz w:val="26"/>
+          <w:szCs w:val="26"/>
+        </w:rPr>
+        <w:t/>
+      </w:r>
+      <w:r>
+        <w:rPr>
+          <w:rFonts w:hint="default" w:ascii="Times New Roman" w:hAnsi="Times New Roman"/>
+          <w:sz w:val="26"/>
+          <w:szCs w:val="26"/>
+          <w:lang w:val="en-US"/>
+        </w:rPr>
+        <w:t xml:space="preserve"/>
+      </w:r>
+      <w:r>
+        <w:rPr>
+          <w:rFonts w:ascii="Times New Roman" w:hAnsi="Times New Roman"/>
+          <w:sz w:val="26"/>
+          <w:szCs w:val="26"/>
+        </w:rPr>
+        <w:t/>
+      </w:r>
+    </w:p>
+    <w:p>
+      <w:pPr>
+        <w:shd w:val="clear" w:color="auto" w:fill="FFFFFF" w:themeFill="background1"/>
+        <w:spacing w:line="360" w:lineRule="auto"/>
+        <w:ind w:left="320" w:leftChars="100"/>
+        <w:rPr>
+          <w:rFonts w:hint="default" w:ascii="Times New Roman" w:hAnsi="Times New Roman" w:eastAsia="SimSun"/>
+          <w:sz w:val="26"/>
+          <w:szCs w:val="26"/>
+          <w:lang w:val="en-US" w:eastAsia="zh-CN" w:bidi="ar"/>
+        </w:rPr>
+      </w:pPr>
+      <w:r>
+        <w:rPr>
+          <w:rFonts w:ascii="Times New Roman" w:hAnsi="Times New Roman" w:eastAsia="SimSun"/>
+          <w:sz w:val="26"/>
+          <w:szCs w:val="26"/>
+          <w:lang w:eastAsia="zh-CN" w:bidi="ar"/>
+        </w:rPr>
+        <w:t xml:space="preserve">+ Thời gian setup sảnh hội nghị: Từ {SetupBatDau} - {SetupKetThuc} vào ngày {NgaySetupSuKien}</w:t>
+      </w:r>
+      <w:r>
+        <w:rPr>
+          <w:rFonts w:hint="default" w:ascii="Times New Roman" w:hAnsi="Times New Roman" w:eastAsia="SimSun"/>
+          <w:sz w:val="26"/>
+          <w:szCs w:val="26"/>
+          <w:lang w:eastAsia="zh-CN" w:bidi="ar"/>
+        </w:rPr>
+        <w:t/>
+      </w:r>
+      <w:r>
+        <w:rPr>
+          <w:rFonts w:hint="default" w:ascii="Times New Roman" w:hAnsi="Times New Roman" w:eastAsia="SimSun"/>
+          <w:sz w:val="26"/>
+          <w:szCs w:val="26"/>
+          <w:lang w:val="en-US" w:eastAsia="zh-CN" w:bidi="ar"/>
+        </w:rPr>
+        <w:t xml:space="preserve"/>
+      </w:r>
+      <w:r>
+        <w:rPr>
+          <w:rFonts w:ascii="Times New Roman" w:hAnsi="Times New Roman" w:eastAsia="SimSun"/>
+          <w:sz w:val="26"/>
+          <w:szCs w:val="26"/>
+          <w:lang w:eastAsia="zh-CN" w:bidi="ar"/>
+        </w:rPr>
+        <w:t xml:space="preserve"/>
+      </w:r>
+      <w:r>
+        <w:rPr>
+          <w:rFonts w:hint="default" w:ascii="Times New Roman" w:hAnsi="Times New Roman" w:eastAsia="SimSun"/>
+          <w:sz w:val="26"/>
+          <w:szCs w:val="26"/>
+          <w:lang w:val="en-US" w:eastAsia="zh-CN" w:bidi="ar"/>
+        </w:rPr>
+        <w:t xml:space="preserve"/>
+      </w:r>
+      <w:r>
+        <w:rPr>
+          <w:rFonts w:hint="default" w:ascii="Times New Roman" w:hAnsi="Times New Roman" w:eastAsia="SimSun"/>
+          <w:sz w:val="26"/>
+          <w:szCs w:val="26"/>
+          <w:lang w:eastAsia="zh-CN" w:bidi="ar"/>
+        </w:rPr>
+        <w:t/>
+      </w:r>
+      <w:r>
+        <w:rPr>
+          <w:rFonts w:hint="default" w:ascii="Times New Roman" w:hAnsi="Times New Roman" w:eastAsia="SimSun"/>
+          <w:sz w:val="26"/>
+          <w:szCs w:val="26"/>
+          <w:lang w:val="en-US" w:eastAsia="zh-CN" w:bidi="ar"/>
+        </w:rPr>
+        <w:t xml:space="preserve"/>
+      </w:r>
+      <w:r>
+        <w:rPr>
+          <w:rFonts w:ascii="Times New Roman" w:hAnsi="Times New Roman" w:eastAsia="SimSun"/>
+          <w:sz w:val="26"/>
+          <w:szCs w:val="26"/>
+          <w:lang w:eastAsia="zh-CN" w:bidi="ar"/>
+        </w:rPr>
+        <w:t/>
+      </w:r>
+      <w:r>
+        <w:rPr>
+          <w:rFonts w:hint="default" w:ascii="Times New Roman" w:hAnsi="Times New Roman" w:eastAsia="SimSun"/>
+          <w:sz w:val="26"/>
+          <w:szCs w:val="26"/>
+          <w:lang w:val="en-US" w:eastAsia="zh-CN" w:bidi="ar"/>
+        </w:rPr>
+        <w:t xml:space="preserve"/>
+      </w:r>
+      <w:r>
+        <w:rPr>
+          <w:rFonts w:hint="default" w:ascii="Times New Roman" w:hAnsi="Times New Roman" w:eastAsia="SimSun"/>
+          <w:sz w:val="26"/>
+          <w:szCs w:val="26"/>
+          <w:lang w:eastAsia="zh-CN" w:bidi="ar"/>
+        </w:rPr>
+        <w:t/>
+      </w:r>
+      <w:r>
+        <w:rPr>
+          <w:rFonts w:hint="default" w:ascii="Times New Roman" w:hAnsi="Times New Roman" w:eastAsia="SimSun"/>
+          <w:sz w:val="26"/>
+          <w:szCs w:val="26"/>
+          <w:lang w:val="en-US" w:eastAsia="zh-CN" w:bidi="ar"/>
+        </w:rPr>
+        <w:t xml:space="preserve"/>
+      </w:r>
+      <w:r>
+        <w:rPr>
+          <w:rFonts w:ascii="Times New Roman" w:hAnsi="Times New Roman" w:eastAsia="SimSun"/>
+          <w:sz w:val="26"/>
+          <w:szCs w:val="26"/>
+          <w:lang w:eastAsia="zh-CN" w:bidi="ar"/>
+        </w:rPr>
+        <w:t/>
+      </w:r>
+      <w:r>
+        <w:rPr>
+          <w:rFonts w:hint="default" w:ascii="Times New Roman" w:hAnsi="Times New Roman" w:eastAsia="SimSun"/>
+          <w:sz w:val="26"/>
+          <w:szCs w:val="26"/>
+          <w:lang w:val="en-US" w:eastAsia="zh-CN" w:bidi="ar"/>
+        </w:rPr>
+        <w:t xml:space="preserve"/>
+      </w:r>
+    </w:p>
+    <w:p>
+      <w:pPr>
+        <w:shd w:val="clear" w:color="auto" w:fill="FFFFFF" w:themeFill="background1"/>
+        <w:spacing w:line="360" w:lineRule="auto"/>
+        <w:ind w:left="320" w:leftChars="100"/>
+        <w:rPr>
+          <w:rFonts w:ascii="Times New Roman" w:hAnsi="Times New Roman" w:eastAsia="SimSun"/>
+          <w:sz w:val="26"/>
+          <w:szCs w:val="26"/>
+          <w:lang w:eastAsia="zh-CN" w:bidi="ar"/>
+        </w:rPr>
+      </w:pPr>
+      <w:r>
+        <w:rPr>
+          <w:rFonts w:ascii="Times New Roman" w:hAnsi="Times New Roman" w:eastAsia="SimSun"/>
+          <w:sz w:val="26"/>
+          <w:szCs w:val="26"/>
+          <w:lang w:eastAsia="zh-CN" w:bidi="ar"/>
+        </w:rPr>
+        <w:t xml:space="preserve">+ Thời gian diễn ra hội nghị: {CaHoiNghi}, ngày {NgaySuKien}</w:t>
+      </w:r>
+      <w:r>
+        <w:rPr>
+          <w:rFonts w:hint="default" w:ascii="Times New Roman" w:hAnsi="Times New Roman" w:eastAsia="SimSun"/>
+          <w:sz w:val="26"/>
+          <w:szCs w:val="26"/>
+          <w:lang w:eastAsia="zh-CN" w:bidi="ar"/>
+        </w:rPr>
+        <w:t/>
+      </w:r>
+      <w:r>
+        <w:rPr>
+          <w:rFonts w:ascii="Times New Roman" w:hAnsi="Times New Roman" w:eastAsia="SimSun"/>
+          <w:sz w:val="26"/>
+          <w:szCs w:val="26"/>
+          <w:lang w:eastAsia="zh-CN" w:bidi="ar"/>
+        </w:rPr>
+        <w:t xml:space="preserve"/>
+      </w:r>
+      <w:r>
+        <w:rPr>
+          <w:rFonts w:hint="default" w:ascii="Times New Roman" w:hAnsi="Times New Roman" w:eastAsia="SimSun"/>
+          <w:sz w:val="26"/>
+          <w:szCs w:val="26"/>
+          <w:lang w:eastAsia="zh-CN" w:bidi="ar"/>
+        </w:rPr>
+        <w:t/>
+      </w:r>
+    </w:p>
+    <w:p>
+      <w:pPr>
+        <w:shd w:val="clear" w:color="auto" w:fill="FFFFFF" w:themeFill="background1"/>
+        <w:spacing w:line="360" w:lineRule="auto"/>
+        <w:ind w:left="320" w:leftChars="100"/>
+        <w:rPr>
+          <w:rFonts w:ascii="Times New Roman" w:hAnsi="Times New Roman" w:eastAsia="SimSun"/>
+          <w:sz w:val="26"/>
+          <w:szCs w:val="26"/>
+          <w:lang w:eastAsia="zh-CN" w:bidi="ar"/>
+        </w:rPr>
+      </w:pPr>
+      <w:r>
+        <w:rPr>
+          <w:rFonts w:ascii="Times New Roman" w:hAnsi="Times New Roman" w:eastAsia="SimSun"/>
+          <w:b/>
+          <w:bCs/>
+          <w:sz w:val="26"/>
+          <w:szCs w:val="26"/>
+          <w:lang w:eastAsia="zh-CN" w:bidi="ar"/>
+        </w:rPr>
+        <w:t>- Địa điểm tiệc {BuoiTiec}: {DiaDiemTiec}</w:t>
+      </w:r>
+      <w:r>
+        <w:rPr>
+          <w:rFonts w:ascii="Times New Roman" w:hAnsi="Times New Roman" w:eastAsia="SimSun"/>
+          <w:sz w:val="26"/>
+          <w:szCs w:val="26"/>
+          <w:lang w:eastAsia="zh-CN" w:bidi="ar"/>
+        </w:rPr>
+        <w:t xml:space="preserve"/>
+      </w:r>
+      <w:r>
+        <w:rPr>
+          <w:rFonts w:hint="default" w:ascii="Times New Roman" w:hAnsi="Times New Roman" w:eastAsia="SimSun"/>
+          <w:sz w:val="26"/>
+          <w:szCs w:val="26"/>
+          <w:lang w:eastAsia="zh-CN" w:bidi="ar"/>
+        </w:rPr>
+        <w:t/>
+      </w:r>
+      <w:r>
+        <w:rPr>
+          <w:rFonts w:ascii="Times New Roman" w:hAnsi="Times New Roman" w:eastAsia="SimSun"/>
+          <w:sz w:val="26"/>
+          <w:szCs w:val="26"/>
+          <w:lang w:eastAsia="zh-CN" w:bidi="ar"/>
+        </w:rPr>
+        <w:t xml:space="preserve"/>
+      </w:r>
+    </w:p>
+    <w:p>
+      <w:pPr>
+        <w:shd w:val="clear" w:color="auto" w:fill="FFFFFF" w:themeFill="background1"/>
+        <w:spacing w:line="360" w:lineRule="auto"/>
+        <w:ind w:left="320" w:leftChars="100"/>
+        <w:rPr>
+          <w:rFonts w:ascii="Times New Roman" w:hAnsi="Times New Roman" w:eastAsia="SimSun"/>
+          <w:sz w:val="26"/>
+          <w:szCs w:val="26"/>
+          <w:lang w:eastAsia="zh-CN" w:bidi="ar"/>
+        </w:rPr>
+      </w:pPr>
+      <w:r>
+        <w:rPr>
+          <w:rFonts w:ascii="Times New Roman" w:hAnsi="Times New Roman" w:eastAsia="SimSun"/>
+          <w:sz w:val="26"/>
+          <w:szCs w:val="26"/>
+          <w:lang w:eastAsia="zh-CN" w:bidi="ar"/>
+        </w:rPr>
+        <w:t xml:space="preserve">+ Số lượng bàn chính thức: </w:t>
+      </w:r>
+      <w:r>
+        <w:rPr>
+          <w:rFonts w:hint="default" w:ascii="Times New Roman" w:hAnsi="Times New Roman" w:eastAsia="SimSun"/>
+          <w:sz w:val="26"/>
+          <w:szCs w:val="26"/>
+          <w:lang w:eastAsia="zh-CN" w:bidi="ar"/>
+        </w:rPr>
+        <w:t>{SoBanManChinhThuc}</w:t>
+      </w:r>
+      <w:r>
+        <w:rPr>
+          <w:rFonts w:hint="default" w:ascii="Times New Roman" w:hAnsi="Times New Roman" w:eastAsia="SimSun"/>
+          <w:sz w:val="26"/>
+          <w:szCs w:val="26"/>
+          <w:lang w:val="en-US" w:eastAsia="zh-CN" w:bidi="ar"/>
         </w:rPr>
         <w:t xml:space="preserve"> </w:t>
       </w:r>
+      <w:r>
+        <w:rPr>
+          <w:rFonts w:ascii="Times New Roman" w:hAnsi="Times New Roman" w:eastAsia="SimSun"/>
+          <w:sz w:val="26"/>
+          <w:szCs w:val="26"/>
+          <w:lang w:eastAsia="zh-CN" w:bidi="ar"/>
+        </w:rPr>
+        <w:t xml:space="preserve">bàn </w:t>
+      </w:r>
     </w:p>
     <w:p>
       <w:pPr>
@@ -1179,32 +1505,34 @@
           <w:szCs w:val="26"/>
           <w:lang w:eastAsia="zh-CN" w:bidi="ar"/>
         </w:rPr>
-        <w:t xml:space="preserve">+ Số lượng khách tham dự hội nghị: </w:t>
-      </w:r>
-      <w:r>
-        <w:rPr>
-          <w:rFonts w:hint="default" w:ascii="Times New Roman" w:hAnsi="Times New Roman"/>
-          <w:sz w:val="26"/>
-          <w:szCs w:val="26"/>
-        </w:rPr>
-        <w:t>{SoKhachDiemDanh}</w:t>
-      </w:r>
-      <w:r>
-        <w:rPr>
-          <w:rFonts w:hint="default" w:ascii="Times New Roman" w:hAnsi="Times New Roman"/>
-          <w:sz w:val="26"/>
-          <w:szCs w:val="26"/>
-          <w:lang w:val="en-US"/>
+        <w:t xml:space="preserve">+ Số lượng bàn dự phòng: </w:t>
+      </w:r>
+      <w:r>
+        <w:rPr>
+          <w:rFonts w:hint="default" w:ascii="Times New Roman" w:hAnsi="Times New Roman" w:eastAsia="SimSun"/>
+          <w:sz w:val="26"/>
+          <w:szCs w:val="26"/>
+          <w:lang w:eastAsia="zh-CN" w:bidi="ar"/>
+        </w:rPr>
+        <w:t>{SoBanManDuPhong}</w:t>
+      </w:r>
+      <w:r>
+        <w:rPr>
+          <w:rFonts w:hint="default" w:ascii="Times New Roman" w:hAnsi="Times New Roman" w:eastAsia="SimSun"/>
+          <w:sz w:val="26"/>
+          <w:szCs w:val="26"/>
+          <w:lang w:val="en-US" w:eastAsia="zh-CN" w:bidi="ar"/>
         </w:rPr>
         <w:t xml:space="preserve"> </w:t>
       </w:r>
       <w:r>
         <w:rPr>
-          <w:rFonts w:ascii="Times New Roman" w:hAnsi="Times New Roman"/>
-          <w:sz w:val="26"/>
-          <w:szCs w:val="26"/>
-        </w:rPr>
-        <w:t>khách</w:t>
+          <w:rFonts w:ascii="Times New Roman" w:hAnsi="Times New Roman" w:eastAsia="SimSun"/>
+          <w:sz w:val="26"/>
+          <w:szCs w:val="26"/>
+          <w:lang w:eastAsia="zh-CN" w:bidi="ar"/>
+        </w:rPr>
+        <w:t xml:space="preserve">bàn </w:t>
       </w:r>
     </w:p>
     <w:p>
@@ -1213,357 +1541,29 @@
         <w:spacing w:line="360" w:lineRule="auto"/>
         <w:ind w:left="320" w:leftChars="100"/>
         <w:rPr>
+          <w:rFonts w:ascii="Times New Roman" w:hAnsi="Times New Roman" w:eastAsia="SimSun"/>
+          <w:sz w:val="26"/>
+          <w:szCs w:val="26"/>
+          <w:lang w:eastAsia="zh-CN" w:bidi="ar"/>
+        </w:rPr>
+      </w:pPr>
+      <w:r>
+        <w:rPr>
+          <w:rFonts w:ascii="Times New Roman" w:hAnsi="Times New Roman" w:eastAsia="SimSun"/>
+          <w:sz w:val="26"/>
+          <w:szCs w:val="26"/>
+          <w:lang w:eastAsia="zh-CN" w:bidi="ar"/>
+        </w:rPr>
+        <w:t xml:space="preserve">+ Thời gian tiệc: {CaTiec}, ngày {NgaySuKien}</w:t>
+      </w:r>
+      <w:r>
+        <w:rPr>
           <w:rFonts w:hint="default" w:ascii="Times New Roman" w:hAnsi="Times New Roman" w:eastAsia="SimSun"/>
           <w:sz w:val="26"/>
           <w:szCs w:val="26"/>
-          <w:lang w:val="en-US" w:eastAsia="zh-CN" w:bidi="ar"/>
-        </w:rPr>
-      </w:pPr>
-      <w:r>
-        <w:rPr>
-          <w:rFonts w:ascii="Times New Roman" w:hAnsi="Times New Roman" w:eastAsia="SimSun"/>
-          <w:sz w:val="26"/>
-          <w:szCs w:val="26"/>
-          <w:lang w:eastAsia="zh-CN" w:bidi="ar"/>
-        </w:rPr>
-        <w:t xml:space="preserve">+ Thời gian setup sảnh hội nghị: Từ </w:t>
-      </w:r>
-      <w:r>
-        <w:rPr>
-          <w:rFonts w:hint="default" w:ascii="Times New Roman" w:hAnsi="Times New Roman" w:eastAsia="SimSun"/>
-          <w:sz w:val="26"/>
-          <w:szCs w:val="26"/>
-          <w:lang w:eastAsia="zh-CN" w:bidi="ar"/>
-        </w:rPr>
-        <w:t>{SetupBatDau}</w:t>
-      </w:r>
-      <w:r>
-        <w:rPr>
-          <w:rFonts w:hint="default" w:ascii="Times New Roman" w:hAnsi="Times New Roman" w:eastAsia="SimSun"/>
-          <w:sz w:val="26"/>
-          <w:szCs w:val="26"/>
-          <w:lang w:val="en-US" w:eastAsia="zh-CN" w:bidi="ar"/>
-        </w:rPr>
-        <w:t xml:space="preserve"> - {SetupKetThuc}</w:t>
-      </w:r>
-      <w:r>
-        <w:rPr>
-          <w:rFonts w:ascii="Times New Roman" w:hAnsi="Times New Roman" w:eastAsia="SimSun"/>
-          <w:sz w:val="26"/>
-          <w:szCs w:val="26"/>
-          <w:lang w:eastAsia="zh-CN" w:bidi="ar"/>
-        </w:rPr>
-        <w:t xml:space="preserve"> vào Ngày</w:t>
-      </w:r>
-      <w:r>
-        <w:rPr>
-          <w:rFonts w:hint="default" w:ascii="Times New Roman" w:hAnsi="Times New Roman" w:eastAsia="SimSun"/>
-          <w:sz w:val="26"/>
-          <w:szCs w:val="26"/>
-          <w:lang w:val="en-US" w:eastAsia="zh-CN" w:bidi="ar"/>
-        </w:rPr>
-        <w:t xml:space="preserve"> </w:t>
-      </w:r>
-      <w:r>
-        <w:rPr>
-          <w:rFonts w:hint="default" w:ascii="Times New Roman" w:hAnsi="Times New Roman" w:eastAsia="SimSun"/>
-          <w:sz w:val="26"/>
-          <w:szCs w:val="26"/>
-          <w:lang w:eastAsia="zh-CN" w:bidi="ar"/>
-        </w:rPr>
-        <w:t>{NgayLapHD}</w:t>
-      </w:r>
-      <w:r>
-        <w:rPr>
-          <w:rFonts w:hint="default" w:ascii="Times New Roman" w:hAnsi="Times New Roman" w:eastAsia="SimSun"/>
-          <w:sz w:val="26"/>
-          <w:szCs w:val="26"/>
-          <w:lang w:val="en-US" w:eastAsia="zh-CN" w:bidi="ar"/>
-        </w:rPr>
-        <w:t xml:space="preserve"> </w:t>
-      </w:r>
-      <w:r>
-        <w:rPr>
-          <w:rFonts w:ascii="Times New Roman" w:hAnsi="Times New Roman" w:eastAsia="SimSun"/>
-          <w:sz w:val="26"/>
-          <w:szCs w:val="26"/>
-          <w:lang w:eastAsia="zh-CN" w:bidi="ar"/>
-        </w:rPr>
-        <w:t>tháng</w:t>
-      </w:r>
-      <w:r>
-        <w:rPr>
-          <w:rFonts w:hint="default" w:ascii="Times New Roman" w:hAnsi="Times New Roman" w:eastAsia="SimSun"/>
-          <w:sz w:val="26"/>
-          <w:szCs w:val="26"/>
-          <w:lang w:val="en-US" w:eastAsia="zh-CN" w:bidi="ar"/>
-        </w:rPr>
-        <w:t xml:space="preserve"> </w:t>
-      </w:r>
-      <w:r>
-        <w:rPr>
-          <w:rFonts w:hint="default" w:ascii="Times New Roman" w:hAnsi="Times New Roman" w:eastAsia="SimSun"/>
-          <w:sz w:val="26"/>
-          <w:szCs w:val="26"/>
-          <w:lang w:eastAsia="zh-CN" w:bidi="ar"/>
-        </w:rPr>
-        <w:t>{ThangLapHD}</w:t>
-      </w:r>
-      <w:r>
-        <w:rPr>
-          <w:rFonts w:hint="default" w:ascii="Times New Roman" w:hAnsi="Times New Roman" w:eastAsia="SimSun"/>
-          <w:sz w:val="26"/>
-          <w:szCs w:val="26"/>
-          <w:lang w:val="en-US" w:eastAsia="zh-CN" w:bidi="ar"/>
-        </w:rPr>
-        <w:t xml:space="preserve"> </w:t>
-      </w:r>
-      <w:r>
-        <w:rPr>
-          <w:rFonts w:ascii="Times New Roman" w:hAnsi="Times New Roman" w:eastAsia="SimSun"/>
-          <w:sz w:val="26"/>
-          <w:szCs w:val="26"/>
-          <w:lang w:eastAsia="zh-CN" w:bidi="ar"/>
-        </w:rPr>
-        <w:t>năm</w:t>
-      </w:r>
-      <w:r>
-        <w:rPr>
-          <w:rFonts w:hint="default" w:ascii="Times New Roman" w:hAnsi="Times New Roman" w:eastAsia="SimSun"/>
-          <w:sz w:val="26"/>
-          <w:szCs w:val="26"/>
-          <w:lang w:val="en-US" w:eastAsia="zh-CN" w:bidi="ar"/>
-        </w:rPr>
-        <w:t xml:space="preserve"> {NamLapHD}</w:t>
-      </w:r>
-    </w:p>
-    <w:p>
-      <w:pPr>
-        <w:shd w:val="clear" w:color="auto" w:fill="FFFFFF" w:themeFill="background1"/>
-        <w:spacing w:line="360" w:lineRule="auto"/>
-        <w:ind w:left="320" w:leftChars="100"/>
-        <w:rPr>
-          <w:rFonts w:ascii="Times New Roman" w:hAnsi="Times New Roman" w:eastAsia="SimSun"/>
-          <w:sz w:val="26"/>
-          <w:szCs w:val="26"/>
-          <w:lang w:eastAsia="zh-CN" w:bidi="ar"/>
-        </w:rPr>
-      </w:pPr>
-      <w:r>
-        <w:rPr>
-          <w:rFonts w:ascii="Times New Roman" w:hAnsi="Times New Roman" w:eastAsia="SimSun"/>
-          <w:sz w:val="26"/>
-          <w:szCs w:val="26"/>
-          <w:lang w:eastAsia="zh-CN" w:bidi="ar"/>
-        </w:rPr>
-        <w:t xml:space="preserve">+ Thời gian diễn ra hội nghị: Từ </w:t>
-      </w:r>
-      <w:r>
-        <w:rPr>
-          <w:rFonts w:hint="default" w:ascii="Times New Roman" w:hAnsi="Times New Roman" w:eastAsia="SimSun"/>
-          <w:sz w:val="26"/>
-          <w:szCs w:val="26"/>
-          <w:lang w:eastAsia="zh-CN" w:bidi="ar"/>
-        </w:rPr>
-        <w:t>{TiecGioBatDau} - {TiecGioKetThuc}</w:t>
-      </w:r>
-      <w:r>
-        <w:rPr>
-          <w:rFonts w:ascii="Times New Roman" w:hAnsi="Times New Roman" w:eastAsia="SimSun"/>
-          <w:sz w:val="26"/>
-          <w:szCs w:val="26"/>
-          <w:lang w:eastAsia="zh-CN" w:bidi="ar"/>
-        </w:rPr>
-        <w:t xml:space="preserve"> vào </w:t>
-      </w:r>
-      <w:r>
-        <w:rPr>
-          <w:rFonts w:hint="default" w:ascii="Times New Roman" w:hAnsi="Times New Roman" w:eastAsia="SimSun"/>
-          <w:sz w:val="26"/>
-          <w:szCs w:val="26"/>
-          <w:lang w:eastAsia="zh-CN" w:bidi="ar"/>
-        </w:rPr>
-        <w:t>Ngày {NgayLapHD} tháng {ThangLapHD} năm {NamLapHD}</w:t>
-      </w:r>
-    </w:p>
-    <w:p>
-      <w:pPr>
-        <w:shd w:val="clear" w:color="auto" w:fill="FFFFFF" w:themeFill="background1"/>
-        <w:spacing w:line="360" w:lineRule="auto"/>
-        <w:ind w:left="320" w:leftChars="100"/>
-        <w:rPr>
-          <w:rFonts w:ascii="Times New Roman" w:hAnsi="Times New Roman" w:eastAsia="SimSun"/>
-          <w:sz w:val="26"/>
-          <w:szCs w:val="26"/>
-          <w:lang w:eastAsia="zh-CN" w:bidi="ar"/>
-        </w:rPr>
-      </w:pPr>
-      <w:r>
-        <w:rPr>
-          <w:rFonts w:ascii="Times New Roman" w:hAnsi="Times New Roman" w:eastAsia="SimSun"/>
-          <w:b/>
-          <w:bCs/>
-          <w:sz w:val="26"/>
-          <w:szCs w:val="26"/>
-          <w:lang w:eastAsia="zh-CN" w:bidi="ar"/>
-        </w:rPr>
-        <w:t>- Địa điểm tiệc tối</w:t>
-      </w:r>
-      <w:r>
-        <w:rPr>
-          <w:rFonts w:ascii="Times New Roman" w:hAnsi="Times New Roman" w:eastAsia="SimSun"/>
-          <w:sz w:val="26"/>
-          <w:szCs w:val="26"/>
-          <w:lang w:eastAsia="zh-CN" w:bidi="ar"/>
-        </w:rPr>
-        <w:t xml:space="preserve">: </w:t>
-      </w:r>
-      <w:r>
-        <w:rPr>
-          <w:rFonts w:hint="default" w:ascii="Times New Roman" w:hAnsi="Times New Roman" w:eastAsia="SimSun"/>
-          <w:sz w:val="26"/>
-          <w:szCs w:val="26"/>
-          <w:lang w:eastAsia="zh-CN" w:bidi="ar"/>
-        </w:rPr>
-        <w:t>{TenSanhTiecPhu}</w:t>
-      </w:r>
-      <w:r>
-        <w:rPr>
-          <w:rFonts w:ascii="Times New Roman" w:hAnsi="Times New Roman" w:eastAsia="SimSun"/>
-          <w:sz w:val="26"/>
-          <w:szCs w:val="26"/>
-          <w:lang w:eastAsia="zh-CN" w:bidi="ar"/>
-        </w:rPr>
-        <w:t xml:space="preserve"> </w:t>
-      </w:r>
-    </w:p>
-    <w:p>
-      <w:pPr>
-        <w:shd w:val="clear" w:color="auto" w:fill="FFFFFF" w:themeFill="background1"/>
-        <w:spacing w:line="360" w:lineRule="auto"/>
-        <w:ind w:left="320" w:leftChars="100"/>
-        <w:rPr>
-          <w:rFonts w:ascii="Times New Roman" w:hAnsi="Times New Roman" w:eastAsia="SimSun"/>
-          <w:sz w:val="26"/>
-          <w:szCs w:val="26"/>
-          <w:lang w:eastAsia="zh-CN" w:bidi="ar"/>
-        </w:rPr>
-      </w:pPr>
-      <w:r>
-        <w:rPr>
-          <w:rFonts w:ascii="Times New Roman" w:hAnsi="Times New Roman" w:eastAsia="SimSun"/>
-          <w:sz w:val="26"/>
-          <w:szCs w:val="26"/>
-          <w:lang w:eastAsia="zh-CN" w:bidi="ar"/>
-        </w:rPr>
-        <w:t xml:space="preserve">+ Số lượng bàn chính thức: </w:t>
-      </w:r>
-      <w:r>
-        <w:rPr>
-          <w:rFonts w:hint="default" w:ascii="Times New Roman" w:hAnsi="Times New Roman" w:eastAsia="SimSun"/>
-          <w:sz w:val="26"/>
-          <w:szCs w:val="26"/>
-          <w:lang w:eastAsia="zh-CN" w:bidi="ar"/>
-        </w:rPr>
-        <w:t>{SoBanManChinhThuc}</w:t>
-      </w:r>
-      <w:r>
-        <w:rPr>
-          <w:rFonts w:hint="default" w:ascii="Times New Roman" w:hAnsi="Times New Roman" w:eastAsia="SimSun"/>
-          <w:sz w:val="26"/>
-          <w:szCs w:val="26"/>
-          <w:lang w:val="en-US" w:eastAsia="zh-CN" w:bidi="ar"/>
-        </w:rPr>
-        <w:t xml:space="preserve"> </w:t>
-      </w:r>
-      <w:r>
-        <w:rPr>
-          <w:rFonts w:ascii="Times New Roman" w:hAnsi="Times New Roman" w:eastAsia="SimSun"/>
-          <w:sz w:val="26"/>
-          <w:szCs w:val="26"/>
-          <w:lang w:eastAsia="zh-CN" w:bidi="ar"/>
-        </w:rPr>
-        <w:t xml:space="preserve">bàn </w:t>
-      </w:r>
-    </w:p>
-    <w:p>
-      <w:pPr>
-        <w:shd w:val="clear" w:color="auto" w:fill="FFFFFF" w:themeFill="background1"/>
-        <w:spacing w:line="360" w:lineRule="auto"/>
-        <w:ind w:left="320" w:leftChars="100"/>
-        <w:rPr>
-          <w:rFonts w:ascii="Times New Roman" w:hAnsi="Times New Roman" w:eastAsia="SimSun"/>
-          <w:sz w:val="26"/>
-          <w:szCs w:val="26"/>
-          <w:lang w:eastAsia="zh-CN" w:bidi="ar"/>
-        </w:rPr>
-      </w:pPr>
-      <w:r>
-        <w:rPr>
-          <w:rFonts w:ascii="Times New Roman" w:hAnsi="Times New Roman" w:eastAsia="SimSun"/>
-          <w:sz w:val="26"/>
-          <w:szCs w:val="26"/>
-          <w:lang w:eastAsia="zh-CN" w:bidi="ar"/>
-        </w:rPr>
-        <w:t xml:space="preserve">+ Số lượng bàn dự phòng: </w:t>
-      </w:r>
-      <w:r>
-        <w:rPr>
-          <w:rFonts w:hint="default" w:ascii="Times New Roman" w:hAnsi="Times New Roman" w:eastAsia="SimSun"/>
-          <w:sz w:val="26"/>
-          <w:szCs w:val="26"/>
-          <w:lang w:eastAsia="zh-CN" w:bidi="ar"/>
-        </w:rPr>
-        <w:t>{SoBanManDuPhong}</w:t>
-      </w:r>
-      <w:r>
-        <w:rPr>
-          <w:rFonts w:hint="default" w:ascii="Times New Roman" w:hAnsi="Times New Roman" w:eastAsia="SimSun"/>
-          <w:sz w:val="26"/>
-          <w:szCs w:val="26"/>
-          <w:lang w:val="en-US" w:eastAsia="zh-CN" w:bidi="ar"/>
-        </w:rPr>
-        <w:t xml:space="preserve"> </w:t>
-      </w:r>
-      <w:r>
-        <w:rPr>
-          <w:rFonts w:ascii="Times New Roman" w:hAnsi="Times New Roman" w:eastAsia="SimSun"/>
-          <w:sz w:val="26"/>
-          <w:szCs w:val="26"/>
-          <w:lang w:eastAsia="zh-CN" w:bidi="ar"/>
-        </w:rPr>
-        <w:t xml:space="preserve">bàn </w:t>
-      </w:r>
-    </w:p>
-    <w:p>
-      <w:pPr>
-        <w:shd w:val="clear" w:color="auto" w:fill="FFFFFF" w:themeFill="background1"/>
-        <w:spacing w:line="360" w:lineRule="auto"/>
-        <w:ind w:left="320" w:leftChars="100"/>
-        <w:rPr>
-          <w:rFonts w:ascii="Times New Roman" w:hAnsi="Times New Roman" w:eastAsia="SimSun"/>
-          <w:sz w:val="26"/>
-          <w:szCs w:val="26"/>
-          <w:lang w:eastAsia="zh-CN" w:bidi="ar"/>
-        </w:rPr>
-      </w:pPr>
-      <w:r>
-        <w:rPr>
-          <w:rFonts w:ascii="Times New Roman" w:hAnsi="Times New Roman" w:eastAsia="SimSun"/>
-          <w:sz w:val="26"/>
-          <w:szCs w:val="26"/>
-          <w:lang w:eastAsia="zh-CN" w:bidi="ar"/>
-        </w:rPr>
-        <w:t xml:space="preserve">+ </w:t>
-      </w:r>
-      <w:r>
-        <w:rPr>
-          <w:rFonts w:hint="default" w:ascii="Times New Roman" w:hAnsi="Times New Roman" w:eastAsia="SimSun"/>
-          <w:sz w:val="26"/>
-          <w:szCs w:val="26"/>
-          <w:lang w:eastAsia="zh-CN" w:bidi="ar"/>
-        </w:rPr>
-        <w:t>Thời gian tiệc: {TiecGioBatDau} – {TiecGioKetThuc}, Ngày {NgayLapHD}</w:t>
+          <w:lang w:eastAsia="zh-CN" w:bidi="ar"/>
+        </w:rPr>
+        <w:t/>
       </w:r>
     </w:p>
     <w:p>
@@ -1714,7 +1714,7 @@
           <w:sz w:val="26"/>
           <w:szCs w:val="26"/>
         </w:rPr>
-        <w:t xml:space="preserve">+ Kích thước sân khấu </w:t>
+        <w:t xml:space="preserve">+ Kích thước sân khấu: {KichThuocSanKhau}</w:t>
       </w:r>
       <w:r>
         <w:rPr>
@@ -1724,7 +1724,7 @@
           <w:szCs w:val="26"/>
           <w:lang w:val="en-US"/>
         </w:rPr>
-        <w:t>{TenSanKhau}</w:t>
+        <w:t/>
       </w:r>
       <w:r>
         <w:rPr>
@@ -1735,7 +1735,7 @@
           <w:sz w:val="26"/>
           <w:szCs w:val="26"/>
         </w:rPr>
-        <w:t xml:space="preserve">: </w:t>
+        <w:t xml:space="preserve"/>
       </w:r>
       <w:r>
         <w:rPr>
@@ -1745,7 +1745,7 @@
           <w:szCs w:val="26"/>
           <w:lang w:val="en-US"/>
         </w:rPr>
-        <w:t>{KichThuocSanKhau}</w:t>
+        <w:t/>
       </w:r>
     </w:p>
     <w:p>
@@ -1839,7 +1839,7 @@
           <w:sz w:val="26"/>
           <w:szCs w:val="26"/>
         </w:rPr>
-        <w:t>+ Set up bàn ghế: theo dạng lớp học, ghế và khăn trải bàn màu nâu</w:t>
+        <w:t>+ Set up bàn ghế: {SetupHoiNghi}</w:t>
       </w:r>
     </w:p>
     <w:p>
@@ -1858,7 +1858,7 @@
           <w:szCs w:val="26"/>
           <w:lang w:eastAsia="zh-CN"/>
         </w:rPr>
-        <w:t xml:space="preserve">- </w:t>
+        <w:t xml:space="preserve">- Sử dụng phòng ăn tiệc:</w:t>
       </w:r>
       <w:r>
         <w:rPr>
@@ -1867,7 +1867,7 @@
           <w:szCs w:val="25"/>
           <w:lang w:eastAsia="zh-CN" w:bidi="ar"/>
         </w:rPr>
-        <w:t xml:space="preserve">Sử dụng phòng </w:t>
+        <w:t xml:space="preserve"/>
       </w:r>
       <w:r>
         <w:rPr>
@@ -1876,7 +1876,7 @@
           <w:szCs w:val="25"/>
           <w:lang w:eastAsia="zh-CN" w:bidi="ar"/>
         </w:rPr>
-        <w:t>Ăn tiệc bàn tròn</w:t>
+        <w:t/>
       </w:r>
       <w:r>
         <w:rPr>
@@ -1885,7 +1885,7 @@
           <w:szCs w:val="25"/>
           <w:lang w:eastAsia="zh-CN" w:bidi="ar"/>
         </w:rPr>
-        <w:t xml:space="preserve">: </w:t>
+        <w:t xml:space="preserve"/>
       </w:r>
     </w:p>
     <w:p>
@@ -1963,7 +1963,7 @@
           <w:szCs w:val="26"/>
           <w:lang w:eastAsia="zh-CN"/>
         </w:rPr>
-        <w:t xml:space="preserve">+ Kích thươc sân khấu </w:t>
+        <w:t xml:space="preserve">+ Kích thươc sân khấu: {KichThuocSanKhauPhu}</w:t>
       </w:r>
       <w:r>
         <w:rPr>
@@ -1973,7 +1973,7 @@
           <w:szCs w:val="26"/>
           <w:lang w:val="en-US"/>
         </w:rPr>
-        <w:t>{TenSanKhauPhu}</w:t>
+        <w:t/>
       </w:r>
       <w:r>
         <w:rPr>
@@ -1985,7 +1985,7 @@
           <w:szCs w:val="26"/>
           <w:lang w:eastAsia="zh-CN"/>
         </w:rPr>
-        <w:t xml:space="preserve">: </w:t>
+        <w:t xml:space="preserve"/>
       </w:r>
       <w:r>
         <w:rPr>
@@ -1995,7 +1995,7 @@
           <w:szCs w:val="26"/>
           <w:lang w:val="en-US"/>
         </w:rPr>
-        <w:t>{KichThuocSanKhauPhu}</w:t>
+        <w:t/>
       </w:r>
     </w:p>
     <w:p>
@@ -2081,7 +2081,7 @@
           <w:szCs w:val="26"/>
           <w:lang w:eastAsia="zh-CN"/>
         </w:rPr>
-        <w:t>+ Set up bàn tiêc: bàn tròn + khăn trải bàn màu kem + nơ vàng đồng</w:t>
+        <w:t>+ Set up bàn tiệc: {SetupTiec}</w:t>
       </w:r>
     </w:p>
     <w:p>
@@ -3160,7 +3160,7 @@
                 <w:szCs w:val="26"/>
                 <w:lang w:eastAsia="zh-CN" w:bidi="ar"/>
               </w:rPr>
-              <w:t xml:space="preserve">17.500.000VNĐ++/giờ/sảnh </w:t>
+              <w:t xml:space="preserve">{PhiThueSanhNgoaiGio}</w:t>
             </w:r>
           </w:p>
         </w:tc>
@@ -5430,7 +5430,7 @@
           <w:sz w:val="26"/>
           <w:szCs w:val="26"/>
         </w:rPr>
-        <w:t xml:space="preserve">Trong thời hạn 03 (ba) ngày làm việc kể từ ngày ký Hợp đồng, Bên B đặt cọc cho Bên A số tiền tương đương 70% giá trị Hợp đồng tạm tính, tương ứng số tiền: </w:t>
+        <w:t xml:space="preserve">Trong thời hạn 03 (ba) ngày làm việc kể từ ngày ký Hợp đồng, Bên B đặt cọc cho Bên A số tiền: {Dot1SoTien} (Bằng chữ: {Dot1BangChu}).</w:t>
       </w:r>
       <w:r>
         <w:rPr>
@@ -5438,15 +5438,15 @@
           <w:sz w:val="26"/>
           <w:szCs w:val="26"/>
         </w:rPr>
-        <w:t>{Dot1SoTien}</w:t>
-      </w:r>
-      <w:r>
-        <w:rPr>
-          <w:rFonts w:ascii="Times New Roman" w:hAnsi="Times New Roman"/>
-          <w:sz w:val="26"/>
-          <w:szCs w:val="26"/>
-        </w:rPr>
-        <w:t xml:space="preserve"> VNĐ (Bằng chữ: </w:t>
+        <w:t/>
+      </w:r>
+      <w:r>
+        <w:rPr>
+          <w:rFonts w:ascii="Times New Roman" w:hAnsi="Times New Roman"/>
+          <w:sz w:val="26"/>
+          <w:szCs w:val="26"/>
+        </w:rPr>
+        <w:t xml:space="preserve"/>
       </w:r>
       <w:r>
         <w:rPr>
@@ -5454,15 +5454,15 @@
           <w:sz w:val="26"/>
           <w:szCs w:val="26"/>
         </w:rPr>
-        <w:t>{Dot1BangChu}</w:t>
-      </w:r>
-      <w:r>
-        <w:rPr>
-          <w:rFonts w:ascii="Times New Roman" w:hAnsi="Times New Roman"/>
-          <w:sz w:val="26"/>
-          <w:szCs w:val="26"/>
-        </w:rPr>
-        <w:t>).</w:t>
+        <w:t/>
+      </w:r>
+      <w:r>
+        <w:rPr>
+          <w:rFonts w:ascii="Times New Roman" w:hAnsi="Times New Roman"/>
+          <w:sz w:val="26"/>
+          <w:szCs w:val="26"/>
+        </w:rPr>
+        <w:t/>
       </w:r>
     </w:p>
     <w:p>
@@ -5923,7 +5923,7 @@
           <w:szCs w:val="26"/>
           <w:lang w:eastAsia="zh-CN" w:bidi="ar"/>
         </w:rPr>
-        <w:t>+ Biên bản nghiệm thu và quyết toán tiệc</w:t>
+        <w:t>+ Biên bản nghiệm thu và quyết toán dịch vụ</w:t>
       </w:r>
     </w:p>
     <w:p>
@@ -6359,7 +6359,7 @@
           <w:szCs w:val="26"/>
           <w:lang w:eastAsia="zh-CN" w:bidi="ar"/>
         </w:rPr>
-        <w:t>Nội dung xuất: Dịch vụ cho thuê địa điểm tổ chức sự kiện và các dịch vụ đi kèm theo HĐ số …</w:t>
+        <w:t>Nội dung xuất: {#NoiDungXuatHoaDon}{NoiDungXuatHoaDon}{/NoiDungXuatHoaDon}{^NoiDungXuatHoaDon}Dịch vụ cho thuê địa điểm tổ chức sự kiện và các dịch vụ đi kèm theo HĐ số {Sohopdong} ký ngày {NgayLapHD}/{ThangLapHD}/{NamLapHD} và Biên bản nghiệm thu và Quyết toán dịch vụ số … ký ngày …{/NoiDungXuatHoaDon}</w:t>
       </w:r>
       <w:r>
         <w:rPr>
@@ -6370,7 +6370,7 @@
           <w:szCs w:val="26"/>
           <w:lang w:eastAsia="zh-CN" w:bidi="ar"/>
         </w:rPr>
-        <w:t xml:space="preserve">/CTY-HHKH/2025 ký ngày…và Biên bản nghiệm thu và Quyết toán dịch vụ số … ……………ký ngày……… </w:t>
+        <w:t xml:space="preserve"/>
       </w:r>
     </w:p>
     <w:p>
@@ -9317,7 +9317,7 @@
           <w:szCs w:val="26"/>
           <w:lang w:eastAsia="zh-CN"/>
         </w:rPr>
-        <w:t>Quy định về  an toàn lao đồng, an toàn kỹ thuật và PCCC</w:t>
+        <w:t>Quy định về  an toàn lao động, an toàn kỹ thuật và PCCC</w:t>
       </w:r>
     </w:p>
     <w:p>
@@ -10985,7 +10985,7 @@
           <w:szCs w:val="26"/>
           <w:lang w:eastAsia="zh-CN"/>
         </w:rPr>
-        <w:t>Người phụ trách giao dịch:</w:t>
+        <w:t>Người phụ trách giao dịch: {BenANguoiGiaoDich}</w:t>
       </w:r>
       <w:r>
         <w:rPr>
@@ -10994,7 +10994,7 @@
           <w:szCs w:val="26"/>
           <w:lang w:val="en-US" w:eastAsia="zh-CN"/>
         </w:rPr>
-        <w:t xml:space="preserve"> </w:t>
+        <w:t xml:space="preserve"/>
       </w:r>
       <w:r>
         <w:rPr>
@@ -11003,7 +11003,7 @@
           <w:szCs w:val="26"/>
           <w:lang w:eastAsia="zh-CN"/>
         </w:rPr>
-        <w:t>{BenANhanVienPhuTrach}</w:t>
+        <w:t/>
       </w:r>
     </w:p>
     <w:p>
@@ -11031,7 +11031,7 @@
           <w:szCs w:val="26"/>
           <w:lang w:eastAsia="zh-CN"/>
         </w:rPr>
-        <w:t>Chức vụ:</w:t>
+        <w:t>Chức vụ: {BenAChucVuGiaoDich}</w:t>
       </w:r>
       <w:r>
         <w:rPr>
@@ -11040,7 +11040,7 @@
           <w:szCs w:val="26"/>
           <w:lang w:val="en-US" w:eastAsia="zh-CN"/>
         </w:rPr>
-        <w:t xml:space="preserve"> </w:t>
+        <w:t xml:space="preserve"/>
       </w:r>
       <w:r>
         <w:rPr>
@@ -11049,7 +11049,7 @@
           <w:szCs w:val="26"/>
           <w:lang w:eastAsia="zh-CN"/>
         </w:rPr>
-        <w:t>{BenAChucVu}</w:t>
+        <w:t/>
       </w:r>
     </w:p>
     <w:p>
